--- a/Worked Examples - FINAL.docx
+++ b/Worked Examples - FINAL.docx
@@ -309,7 +309,7 @@
           <w:szCs w:val="22"/>
         </w:rPr>
       </w:pPr>
-      <w:bookmarkStart w:id="0" w:name="_Toc227069000"/>
+      <w:bookmarkStart w:id="0" w:name="_Toc227167332"/>
       <w:r>
         <w:rPr>
           <w:rFonts w:asciiTheme="minorHAnsi" w:hAnsiTheme="minorHAnsi" w:cstheme="minorHAnsi"/>
@@ -392,15 +392,56 @@
           <w:sz w:val="22"/>
           <w:szCs w:val="22"/>
         </w:rPr>
-        <w:t xml:space="preserve"> hosted on the University website (</w:t>
-      </w:r>
-      <w:hyperlink r:id="rId9" w:history="1">
+        <w:t xml:space="preserve"> hosted on the University </w:t>
+      </w:r>
+      <w:commentRangeStart w:id="1"/>
+      <w:r>
+        <w:rPr>
+          <w:rFonts w:cstheme="minorHAnsi"/>
+          <w:color w:val="002060"/>
+          <w:sz w:val="22"/>
+          <w:szCs w:val="22"/>
+        </w:rPr>
+        <w:t>website</w:t>
+      </w:r>
+      <w:commentRangeEnd w:id="1"/>
+      <w:r>
+        <w:rPr>
+          <w:rStyle w:val="CommentReference"/>
+          <w:rFonts w:cstheme="minorHAnsi"/>
+          <w:color w:val="002060"/>
+          <w:sz w:val="22"/>
+          <w:szCs w:val="22"/>
+        </w:rPr>
+        <w:commentReference w:id="1"/>
+      </w:r>
+      <w:r>
+        <w:rPr>
+          <w:rFonts w:cstheme="minorHAnsi"/>
+          <w:color w:val="002060"/>
+          <w:sz w:val="22"/>
+          <w:szCs w:val="22"/>
+        </w:rPr>
+        <w:t xml:space="preserve"> </w:t>
+      </w:r>
+      <w:r>
+        <w:rPr>
+          <w:rFonts w:cstheme="minorHAnsi"/>
+          <w:color w:val="002060"/>
+          <w:sz w:val="22"/>
+          <w:szCs w:val="22"/>
+          <w:highlight w:val="yellow"/>
+        </w:rPr>
+        <w:t>(</w:t>
+      </w:r>
+      <w:hyperlink r:id="rId13" w:history="1">
         <w:r>
           <w:rPr>
             <w:rStyle w:val="Hyperlink"/>
             <w:rFonts w:cstheme="minorHAnsi"/>
             <w:sz w:val="22"/>
             <w:szCs w:val="22"/>
+            <w:highlight w:val="yellow"/>
           </w:rPr>
           <w:t>https://www.nottingham.ac.uk/safety/policies-and-guidance/gases/gases.aspx</w:t>
         </w:r>
@@ -411,8 +452,18 @@
           <w:color w:val="002060"/>
           <w:sz w:val="22"/>
           <w:szCs w:val="22"/>
-        </w:rPr>
-        <w:t xml:space="preserve">). </w:t>
+          <w:highlight w:val="yellow"/>
+        </w:rPr>
+        <w:t>).</w:t>
+      </w:r>
+      <w:r>
+        <w:rPr>
+          <w:rFonts w:cstheme="minorHAnsi"/>
+          <w:color w:val="002060"/>
+          <w:sz w:val="22"/>
+          <w:szCs w:val="22"/>
+        </w:rPr>
+        <w:t xml:space="preserve"> </w:t>
       </w:r>
     </w:p>
     <w:p>
@@ -576,19 +627,18 @@
           <w:sz w:val="22"/>
           <w:szCs w:val="22"/>
         </w:rPr>
-        <w:t xml:space="preserve">opinion but cannot </w:t>
-      </w:r>
-      <w:proofErr w:type="gramStart"/>
-      <w:r>
+        <w:t>opinion but cannot take into account all the possible variables required to accurately provide a recommendation.</w:t>
+      </w:r>
+    </w:p>
+    <w:p>
+      <w:pPr>
         <w:rPr>
           <w:rFonts w:cstheme="minorHAnsi"/>
           <w:color w:val="EE0000"/>
           <w:sz w:val="22"/>
           <w:szCs w:val="22"/>
         </w:rPr>
-        <w:t>take into account</w:t>
-      </w:r>
-      <w:proofErr w:type="gramEnd"/>
+      </w:pPr>
       <w:r>
         <w:rPr>
           <w:rFonts w:cstheme="minorHAnsi"/>
@@ -596,26 +646,7 @@
           <w:sz w:val="22"/>
           <w:szCs w:val="22"/>
         </w:rPr>
-        <w:t xml:space="preserve"> all the possible variables required to accurately provide a recommendation.</w:t>
-      </w:r>
-    </w:p>
-    <w:p>
-      <w:pPr>
-        <w:rPr>
-          <w:rFonts w:cstheme="minorHAnsi"/>
-          <w:color w:val="EE0000"/>
-          <w:sz w:val="22"/>
-          <w:szCs w:val="22"/>
-        </w:rPr>
-      </w:pPr>
-      <w:r>
-        <w:rPr>
-          <w:rFonts w:cstheme="minorHAnsi"/>
-          <w:color w:val="EE0000"/>
-          <w:sz w:val="22"/>
-          <w:szCs w:val="22"/>
-        </w:rPr>
-        <w:t xml:space="preserve"> If there is any doubt about the risk to people, </w:t>
+        <w:t xml:space="preserve">If there is any doubt about the risk to people, </w:t>
       </w:r>
       <w:r>
         <w:rPr>
@@ -635,7 +666,16 @@
           <w:sz w:val="22"/>
           <w:szCs w:val="22"/>
         </w:rPr>
-        <w:t xml:space="preserve"> from a competent person, or your institution's health and safety department.</w:t>
+        <w:t xml:space="preserve"> from a competent person, or your </w:t>
+      </w:r>
+      <w:r>
+        <w:rPr>
+          <w:rFonts w:cstheme="minorHAnsi"/>
+          <w:color w:val="EE0000"/>
+          <w:sz w:val="22"/>
+          <w:szCs w:val="22"/>
+        </w:rPr>
+        <w:t>health and safety coordinator.</w:t>
       </w:r>
     </w:p>
     <w:p>
@@ -674,7 +714,7 @@
           <w:rFonts w:asciiTheme="minorHAnsi" w:eastAsiaTheme="minorHAnsi" w:hAnsiTheme="minorHAnsi" w:cstheme="minorBidi"/>
           <w:b w:val="0"/>
           <w:bCs w:val="0"/>
-          <w:color w:val="auto"/>
+          <w:color w:val="002060"/>
           <w:kern w:val="2"/>
           <w:sz w:val="20"/>
           <w:szCs w:val="20"/>
@@ -690,6 +730,7 @@
       <w:sdtEndPr>
         <w:rPr>
           <w:noProof/>
+          <w:color w:val="auto"/>
         </w:rPr>
       </w:sdtEndPr>
       <w:sdtContent>
@@ -698,11 +739,17 @@
             <w:pStyle w:val="TOCHeading"/>
             <w:rPr>
               <w:rStyle w:val="Heading1Char"/>
+              <w:color w:val="002060"/>
+              <w:sz w:val="20"/>
+              <w:szCs w:val="20"/>
             </w:rPr>
           </w:pPr>
           <w:r>
             <w:rPr>
               <w:rStyle w:val="Heading1Char"/>
+              <w:color w:val="002060"/>
+              <w:sz w:val="20"/>
+              <w:szCs w:val="20"/>
             </w:rPr>
             <w:t>Table of Contents</w:t>
           </w:r>
@@ -756,7 +803,7 @@
             </w:rPr>
             <w:fldChar w:fldCharType="separate"/>
           </w:r>
-          <w:hyperlink w:anchor="_Toc227069000" w:history="1">
+          <w:hyperlink w:anchor="_Toc227167332" w:history="1">
             <w:r>
               <w:rPr>
                 <w:rStyle w:val="Hyperlink"/>
@@ -796,7 +843,7 @@
                 <w:sz w:val="20"/>
                 <w:szCs w:val="20"/>
               </w:rPr>
-              <w:instrText xml:space="preserve"> PAGEREF _Toc227069000 \h </w:instrText>
+              <w:instrText xml:space="preserve"> PAGEREF _Toc227167332 \h </w:instrText>
             </w:r>
             <w:r>
               <w:rPr>
@@ -858,7 +905,7 @@
               <w:lang w:eastAsia="en-GB"/>
             </w:rPr>
           </w:pPr>
-          <w:hyperlink w:anchor="_Toc227069001" w:history="1">
+          <w:hyperlink w:anchor="_Toc227167333" w:history="1">
             <w:r>
               <w:rPr>
                 <w:rStyle w:val="Hyperlink"/>
@@ -867,7 +914,7 @@
                 <w:sz w:val="20"/>
                 <w:szCs w:val="20"/>
               </w:rPr>
-              <w:t>Outline of Calculator Functionality:</w:t>
+              <w:t>Outline of Calculator Functionality</w:t>
             </w:r>
             <w:r>
               <w:rPr>
@@ -897,7 +944,7 @@
                 <w:sz w:val="20"/>
                 <w:szCs w:val="20"/>
               </w:rPr>
-              <w:instrText xml:space="preserve"> PAGEREF _Toc227069001 \h </w:instrText>
+              <w:instrText xml:space="preserve"> PAGEREF _Toc227167333 \h </w:instrText>
             </w:r>
             <w:r>
               <w:rPr>
@@ -959,7 +1006,7 @@
               <w:lang w:eastAsia="en-GB"/>
             </w:rPr>
           </w:pPr>
-          <w:hyperlink w:anchor="_Toc227069002" w:history="1">
+          <w:hyperlink w:anchor="_Toc227167334" w:history="1">
             <w:r>
               <w:rPr>
                 <w:rStyle w:val="Hyperlink"/>
@@ -999,7 +1046,7 @@
                 <w:sz w:val="20"/>
                 <w:szCs w:val="20"/>
               </w:rPr>
-              <w:instrText xml:space="preserve"> PAGEREF _Toc227069002 \h </w:instrText>
+              <w:instrText xml:space="preserve"> PAGEREF _Toc227167334 \h </w:instrText>
             </w:r>
             <w:r>
               <w:rPr>
@@ -1059,7 +1106,7 @@
               <w:lang w:eastAsia="en-GB"/>
             </w:rPr>
           </w:pPr>
-          <w:hyperlink w:anchor="_Toc227069003" w:history="1">
+          <w:hyperlink w:anchor="_Toc227167335" w:history="1">
             <w:r>
               <w:rPr>
                 <w:rStyle w:val="Hyperlink"/>
@@ -1100,7 +1147,7 @@
                 <w:sz w:val="20"/>
                 <w:szCs w:val="20"/>
               </w:rPr>
-              <w:instrText xml:space="preserve"> PAGEREF _Toc227069003 \h </w:instrText>
+              <w:instrText xml:space="preserve"> PAGEREF _Toc227167335 \h </w:instrText>
             </w:r>
             <w:r>
               <w:rPr>
@@ -1160,7 +1207,7 @@
               <w:lang w:eastAsia="en-GB"/>
             </w:rPr>
           </w:pPr>
-          <w:hyperlink w:anchor="_Toc227069004" w:history="1">
+          <w:hyperlink w:anchor="_Toc227167336" w:history="1">
             <w:r>
               <w:rPr>
                 <w:rStyle w:val="Hyperlink"/>
@@ -1201,7 +1248,7 @@
                 <w:sz w:val="20"/>
                 <w:szCs w:val="20"/>
               </w:rPr>
-              <w:instrText xml:space="preserve"> PAGEREF _Toc227069004 \h </w:instrText>
+              <w:instrText xml:space="preserve"> PAGEREF _Toc227167336 \h </w:instrText>
             </w:r>
             <w:r>
               <w:rPr>
@@ -1261,7 +1308,7 @@
               <w:lang w:eastAsia="en-GB"/>
             </w:rPr>
           </w:pPr>
-          <w:hyperlink w:anchor="_Toc227069005" w:history="1">
+          <w:hyperlink w:anchor="_Toc227167337" w:history="1">
             <w:r>
               <w:rPr>
                 <w:rStyle w:val="Hyperlink"/>
@@ -1302,108 +1349,7 @@
                 <w:sz w:val="20"/>
                 <w:szCs w:val="20"/>
               </w:rPr>
-              <w:instrText xml:space="preserve"> PAGEREF _Toc227069005 \h </w:instrText>
-            </w:r>
-            <w:r>
-              <w:rPr>
-                <w:noProof/>
-                <w:webHidden/>
-                <w:color w:val="002060"/>
-                <w:sz w:val="20"/>
-                <w:szCs w:val="20"/>
-              </w:rPr>
-            </w:r>
-            <w:r>
-              <w:rPr>
-                <w:noProof/>
-                <w:webHidden/>
-                <w:color w:val="002060"/>
-                <w:sz w:val="20"/>
-                <w:szCs w:val="20"/>
-              </w:rPr>
-              <w:fldChar w:fldCharType="separate"/>
-            </w:r>
-            <w:r>
-              <w:rPr>
-                <w:noProof/>
-                <w:webHidden/>
-                <w:color w:val="002060"/>
-                <w:sz w:val="20"/>
-                <w:szCs w:val="20"/>
-              </w:rPr>
-              <w:t>5</w:t>
-            </w:r>
-            <w:r>
-              <w:rPr>
-                <w:noProof/>
-                <w:webHidden/>
-                <w:color w:val="002060"/>
-                <w:sz w:val="20"/>
-                <w:szCs w:val="20"/>
-              </w:rPr>
-              <w:fldChar w:fldCharType="end"/>
-            </w:r>
-          </w:hyperlink>
-        </w:p>
-        <w:p>
-          <w:pPr>
-            <w:pStyle w:val="TOC2"/>
-            <w:tabs>
-              <w:tab w:val="right" w:leader="underscore" w:pos="9016"/>
-            </w:tabs>
-            <w:rPr>
-              <w:rFonts w:eastAsiaTheme="minorEastAsia"/>
-              <w:b w:val="0"/>
-              <w:bCs w:val="0"/>
-              <w:noProof/>
-              <w:color w:val="002060"/>
-              <w:sz w:val="20"/>
-              <w:szCs w:val="20"/>
-              <w:lang w:eastAsia="en-GB"/>
-            </w:rPr>
-          </w:pPr>
-          <w:hyperlink w:anchor="_Toc227069006" w:history="1">
-            <w:r>
-              <w:rPr>
-                <w:rStyle w:val="Hyperlink"/>
-                <w:rFonts w:eastAsia="Times New Roman"/>
-                <w:noProof/>
-                <w:color w:val="002060"/>
-                <w:sz w:val="20"/>
-                <w:szCs w:val="20"/>
-                <w:lang w:eastAsia="en-GB"/>
-              </w:rPr>
-              <w:t>Scenario 4: Known Volume (CO₂ Enrichment)</w:t>
-            </w:r>
-            <w:r>
-              <w:rPr>
-                <w:noProof/>
-                <w:webHidden/>
-                <w:color w:val="002060"/>
-                <w:sz w:val="20"/>
-                <w:szCs w:val="20"/>
-              </w:rPr>
-              <w:tab/>
-            </w:r>
-            <w:r>
-              <w:rPr>
-                <w:noProof/>
-                <w:webHidden/>
-                <w:color w:val="002060"/>
-                <w:sz w:val="20"/>
-                <w:szCs w:val="20"/>
-              </w:rPr>
-              <w:fldChar w:fldCharType="begin"/>
-            </w:r>
-            <w:r>
-              <w:rPr>
-                <w:noProof/>
-                <w:webHidden/>
-                <w:color w:val="002060"/>
-                <w:sz w:val="20"/>
-                <w:szCs w:val="20"/>
-              </w:rPr>
-              <w:instrText xml:space="preserve"> PAGEREF _Toc227069006 \h </w:instrText>
+              <w:instrText xml:space="preserve"> PAGEREF _Toc227167337 \h </w:instrText>
             </w:r>
             <w:r>
               <w:rPr>
@@ -1463,7 +1409,7 @@
               <w:lang w:eastAsia="en-GB"/>
             </w:rPr>
           </w:pPr>
-          <w:hyperlink w:anchor="_Toc227069007" w:history="1">
+          <w:hyperlink w:anchor="_Toc227167338" w:history="1">
             <w:r>
               <w:rPr>
                 <w:rStyle w:val="Hyperlink"/>
@@ -1474,7 +1420,7 @@
                 <w:szCs w:val="20"/>
                 <w:lang w:eastAsia="en-GB"/>
               </w:rPr>
-              <w:t>Scenario 5: Slow Leak (Flammable)</w:t>
+              <w:t>Scenario 4: Known Volume (CO₂ Enrichment)</w:t>
             </w:r>
             <w:r>
               <w:rPr>
@@ -1504,7 +1450,7 @@
                 <w:sz w:val="20"/>
                 <w:szCs w:val="20"/>
               </w:rPr>
-              <w:instrText xml:space="preserve"> PAGEREF _Toc227069007 \h </w:instrText>
+              <w:instrText xml:space="preserve"> PAGEREF _Toc227167338 \h </w:instrText>
             </w:r>
             <w:r>
               <w:rPr>
@@ -1564,16 +1510,18 @@
               <w:lang w:eastAsia="en-GB"/>
             </w:rPr>
           </w:pPr>
-          <w:hyperlink w:anchor="_Toc227069008" w:history="1">
+          <w:hyperlink w:anchor="_Toc227167339" w:history="1">
             <w:r>
               <w:rPr>
                 <w:rStyle w:val="Hyperlink"/>
+                <w:rFonts w:eastAsia="Times New Roman"/>
                 <w:noProof/>
                 <w:color w:val="002060"/>
                 <w:sz w:val="20"/>
                 <w:szCs w:val="20"/>
+                <w:lang w:eastAsia="en-GB"/>
               </w:rPr>
-              <w:t>Scenario 6: Toxic Gas, External Lookups &amp; Detection Placement</w:t>
+              <w:t>Scenario 5: Slow Leak (Flammable)</w:t>
             </w:r>
             <w:r>
               <w:rPr>
@@ -1603,7 +1551,7 @@
                 <w:sz w:val="20"/>
                 <w:szCs w:val="20"/>
               </w:rPr>
-              <w:instrText xml:space="preserve"> PAGEREF _Toc227069008 \h </w:instrText>
+              <w:instrText xml:space="preserve"> PAGEREF _Toc227167339 \h </w:instrText>
             </w:r>
             <w:r>
               <w:rPr>
@@ -1663,18 +1611,16 @@
               <w:lang w:eastAsia="en-GB"/>
             </w:rPr>
           </w:pPr>
-          <w:hyperlink w:anchor="_Toc227069009" w:history="1">
+          <w:hyperlink w:anchor="_Toc227167340" w:history="1">
             <w:r>
               <w:rPr>
                 <w:rStyle w:val="Hyperlink"/>
-                <w:rFonts w:eastAsia="Times New Roman"/>
                 <w:noProof/>
                 <w:color w:val="002060"/>
                 <w:sz w:val="20"/>
                 <w:szCs w:val="20"/>
-                <w:lang w:eastAsia="en-GB"/>
               </w:rPr>
-              <w:t>Scenario 7: Slow Leak, Time to Hazard &amp; Heavy Gas Detection</w:t>
+              <w:t>Scenario 6: Toxic Gas, External Lookups &amp; Detection Placement</w:t>
             </w:r>
             <w:r>
               <w:rPr>
@@ -1704,7 +1650,7 @@
                 <w:sz w:val="20"/>
                 <w:szCs w:val="20"/>
               </w:rPr>
-              <w:instrText xml:space="preserve"> PAGEREF _Toc227069009 \h </w:instrText>
+              <w:instrText xml:space="preserve"> PAGEREF _Toc227167340 \h </w:instrText>
             </w:r>
             <w:r>
               <w:rPr>
@@ -1764,7 +1710,108 @@
               <w:lang w:eastAsia="en-GB"/>
             </w:rPr>
           </w:pPr>
-          <w:hyperlink w:anchor="_Toc227069010" w:history="1">
+          <w:hyperlink w:anchor="_Toc227167341" w:history="1">
+            <w:r>
+              <w:rPr>
+                <w:rStyle w:val="Hyperlink"/>
+                <w:rFonts w:eastAsia="Times New Roman"/>
+                <w:noProof/>
+                <w:color w:val="002060"/>
+                <w:sz w:val="20"/>
+                <w:szCs w:val="20"/>
+                <w:lang w:eastAsia="en-GB"/>
+              </w:rPr>
+              <w:t>Scenario 7: Slow Leak, Time to Hazard &amp; Heavy Gas Detection</w:t>
+            </w:r>
+            <w:r>
+              <w:rPr>
+                <w:noProof/>
+                <w:webHidden/>
+                <w:color w:val="002060"/>
+                <w:sz w:val="20"/>
+                <w:szCs w:val="20"/>
+              </w:rPr>
+              <w:tab/>
+            </w:r>
+            <w:r>
+              <w:rPr>
+                <w:noProof/>
+                <w:webHidden/>
+                <w:color w:val="002060"/>
+                <w:sz w:val="20"/>
+                <w:szCs w:val="20"/>
+              </w:rPr>
+              <w:fldChar w:fldCharType="begin"/>
+            </w:r>
+            <w:r>
+              <w:rPr>
+                <w:noProof/>
+                <w:webHidden/>
+                <w:color w:val="002060"/>
+                <w:sz w:val="20"/>
+                <w:szCs w:val="20"/>
+              </w:rPr>
+              <w:instrText xml:space="preserve"> PAGEREF _Toc227167341 \h </w:instrText>
+            </w:r>
+            <w:r>
+              <w:rPr>
+                <w:noProof/>
+                <w:webHidden/>
+                <w:color w:val="002060"/>
+                <w:sz w:val="20"/>
+                <w:szCs w:val="20"/>
+              </w:rPr>
+            </w:r>
+            <w:r>
+              <w:rPr>
+                <w:noProof/>
+                <w:webHidden/>
+                <w:color w:val="002060"/>
+                <w:sz w:val="20"/>
+                <w:szCs w:val="20"/>
+              </w:rPr>
+              <w:fldChar w:fldCharType="separate"/>
+            </w:r>
+            <w:r>
+              <w:rPr>
+                <w:noProof/>
+                <w:webHidden/>
+                <w:color w:val="002060"/>
+                <w:sz w:val="20"/>
+                <w:szCs w:val="20"/>
+              </w:rPr>
+              <w:t>6</w:t>
+            </w:r>
+            <w:r>
+              <w:rPr>
+                <w:noProof/>
+                <w:webHidden/>
+                <w:color w:val="002060"/>
+                <w:sz w:val="20"/>
+                <w:szCs w:val="20"/>
+              </w:rPr>
+              <w:fldChar w:fldCharType="end"/>
+            </w:r>
+          </w:hyperlink>
+        </w:p>
+        <w:p>
+          <w:pPr>
+            <w:pStyle w:val="TOC2"/>
+            <w:tabs>
+              <w:tab w:val="right" w:leader="underscore" w:pos="9016"/>
+            </w:tabs>
+            <w:rPr>
+              <w:rFonts w:eastAsiaTheme="minorEastAsia"/>
+              <w:b w:val="0"/>
+              <w:bCs w:val="0"/>
+              <w:noProof/>
+              <w:color w:val="002060"/>
+              <w:sz w:val="20"/>
+              <w:szCs w:val="20"/>
+              <w:lang w:eastAsia="en-GB"/>
+            </w:rPr>
+          </w:pPr>
+          <w:hyperlink w:anchor="_Toc227167342" w:history="1">
             <w:r>
               <w:rPr>
                 <w:rStyle w:val="Hyperlink"/>
@@ -1805,7 +1852,7 @@
                 <w:sz w:val="20"/>
                 <w:szCs w:val="20"/>
               </w:rPr>
-              <w:instrText xml:space="preserve"> PAGEREF _Toc227069010 \h </w:instrText>
+              <w:instrText xml:space="preserve"> PAGEREF _Toc227167342 \h </w:instrText>
             </w:r>
             <w:r>
               <w:rPr>
@@ -1865,7 +1912,7 @@
               <w:lang w:eastAsia="en-GB"/>
             </w:rPr>
           </w:pPr>
-          <w:hyperlink w:anchor="_Toc227069011" w:history="1">
+          <w:hyperlink w:anchor="_Toc227167343" w:history="1">
             <w:r>
               <w:rPr>
                 <w:rStyle w:val="Hyperlink"/>
@@ -1904,7 +1951,7 @@
                 <w:sz w:val="20"/>
                 <w:szCs w:val="20"/>
               </w:rPr>
-              <w:instrText xml:space="preserve"> PAGEREF _Toc227069011 \h </w:instrText>
+              <w:instrText xml:space="preserve"> PAGEREF _Toc227167343 \h </w:instrText>
             </w:r>
             <w:r>
               <w:rPr>
@@ -1966,7 +2013,7 @@
               <w:lang w:eastAsia="en-GB"/>
             </w:rPr>
           </w:pPr>
-          <w:hyperlink w:anchor="_Toc227069012" w:history="1">
+          <w:hyperlink w:anchor="_Toc227167344" w:history="1">
             <w:r>
               <w:rPr>
                 <w:rStyle w:val="Hyperlink"/>
@@ -2007,7 +2054,7 @@
                 <w:sz w:val="20"/>
                 <w:szCs w:val="20"/>
               </w:rPr>
-              <w:instrText xml:space="preserve"> PAGEREF _Toc227069012 \h </w:instrText>
+              <w:instrText xml:space="preserve"> PAGEREF _Toc227167344 \h </w:instrText>
             </w:r>
             <w:r>
               <w:rPr>
@@ -2067,7 +2114,7 @@
               <w:lang w:eastAsia="en-GB"/>
             </w:rPr>
           </w:pPr>
-          <w:hyperlink w:anchor="_Toc227069013" w:history="1">
+          <w:hyperlink w:anchor="_Toc227167345" w:history="1">
             <w:r>
               <w:rPr>
                 <w:rStyle w:val="Hyperlink"/>
@@ -2108,7 +2155,7 @@
                 <w:sz w:val="20"/>
                 <w:szCs w:val="20"/>
               </w:rPr>
-              <w:instrText xml:space="preserve"> PAGEREF _Toc227069013 \h </w:instrText>
+              <w:instrText xml:space="preserve"> PAGEREF _Toc227167345 \h </w:instrText>
             </w:r>
             <w:r>
               <w:rPr>
@@ -2168,7 +2215,7 @@
               <w:lang w:eastAsia="en-GB"/>
             </w:rPr>
           </w:pPr>
-          <w:hyperlink w:anchor="_Toc227069014" w:history="1">
+          <w:hyperlink w:anchor="_Toc227167346" w:history="1">
             <w:r>
               <w:rPr>
                 <w:rStyle w:val="Hyperlink"/>
@@ -2209,7 +2256,7 @@
                 <w:sz w:val="20"/>
                 <w:szCs w:val="20"/>
               </w:rPr>
-              <w:instrText xml:space="preserve"> PAGEREF _Toc227069014 \h </w:instrText>
+              <w:instrText xml:space="preserve"> PAGEREF _Toc227167346 \h </w:instrText>
             </w:r>
             <w:r>
               <w:rPr>
@@ -2269,7 +2316,7 @@
               <w:lang w:eastAsia="en-GB"/>
             </w:rPr>
           </w:pPr>
-          <w:hyperlink w:anchor="_Toc227069015" w:history="1">
+          <w:hyperlink w:anchor="_Toc227167347" w:history="1">
             <w:r>
               <w:rPr>
                 <w:rStyle w:val="Hyperlink"/>
@@ -2310,7 +2357,7 @@
                 <w:sz w:val="20"/>
                 <w:szCs w:val="20"/>
               </w:rPr>
-              <w:instrText xml:space="preserve"> PAGEREF _Toc227069015 \h </w:instrText>
+              <w:instrText xml:space="preserve"> PAGEREF _Toc227167347 \h </w:instrText>
             </w:r>
             <w:r>
               <w:rPr>
@@ -2370,7 +2417,7 @@
               <w:lang w:eastAsia="en-GB"/>
             </w:rPr>
           </w:pPr>
-          <w:hyperlink w:anchor="_Toc227069016" w:history="1">
+          <w:hyperlink w:anchor="_Toc227167348" w:history="1">
             <w:r>
               <w:rPr>
                 <w:rStyle w:val="Hyperlink"/>
@@ -2411,7 +2458,7 @@
                 <w:sz w:val="20"/>
                 <w:szCs w:val="20"/>
               </w:rPr>
-              <w:instrText xml:space="preserve"> PAGEREF _Toc227069016 \h </w:instrText>
+              <w:instrText xml:space="preserve"> PAGEREF _Toc227167348 \h </w:instrText>
             </w:r>
             <w:r>
               <w:rPr>
@@ -2471,7 +2518,7 @@
               <w:lang w:eastAsia="en-GB"/>
             </w:rPr>
           </w:pPr>
-          <w:hyperlink w:anchor="_Toc227069017" w:history="1">
+          <w:hyperlink w:anchor="_Toc227167349" w:history="1">
             <w:r>
               <w:rPr>
                 <w:rStyle w:val="Hyperlink"/>
@@ -2512,7 +2559,7 @@
                 <w:sz w:val="20"/>
                 <w:szCs w:val="20"/>
               </w:rPr>
-              <w:instrText xml:space="preserve"> PAGEREF _Toc227069017 \h </w:instrText>
+              <w:instrText xml:space="preserve"> PAGEREF _Toc227167349 \h </w:instrText>
             </w:r>
             <w:r>
               <w:rPr>
@@ -2572,7 +2619,7 @@
               <w:lang w:eastAsia="en-GB"/>
             </w:rPr>
           </w:pPr>
-          <w:hyperlink w:anchor="_Toc227069018" w:history="1">
+          <w:hyperlink w:anchor="_Toc227167350" w:history="1">
             <w:r>
               <w:rPr>
                 <w:rStyle w:val="Hyperlink"/>
@@ -2613,7 +2660,7 @@
                 <w:sz w:val="20"/>
                 <w:szCs w:val="20"/>
               </w:rPr>
-              <w:instrText xml:space="preserve"> PAGEREF _Toc227069018 \h </w:instrText>
+              <w:instrText xml:space="preserve"> PAGEREF _Toc227167350 \h </w:instrText>
             </w:r>
             <w:r>
               <w:rPr>
@@ -2673,7 +2720,7 @@
               <w:lang w:eastAsia="en-GB"/>
             </w:rPr>
           </w:pPr>
-          <w:hyperlink w:anchor="_Toc227069019" w:history="1">
+          <w:hyperlink w:anchor="_Toc227167351" w:history="1">
             <w:r>
               <w:rPr>
                 <w:rStyle w:val="Hyperlink"/>
@@ -2714,7 +2761,7 @@
                 <w:sz w:val="20"/>
                 <w:szCs w:val="20"/>
               </w:rPr>
-              <w:instrText xml:space="preserve"> PAGEREF _Toc227069019 \h </w:instrText>
+              <w:instrText xml:space="preserve"> PAGEREF _Toc227167351 \h </w:instrText>
             </w:r>
             <w:r>
               <w:rPr>
@@ -2774,7 +2821,7 @@
               <w:lang w:eastAsia="en-GB"/>
             </w:rPr>
           </w:pPr>
-          <w:hyperlink w:anchor="_Toc227069020" w:history="1">
+          <w:hyperlink w:anchor="_Toc227167352" w:history="1">
             <w:r>
               <w:rPr>
                 <w:rStyle w:val="Hyperlink"/>
@@ -2815,7 +2862,7 @@
                 <w:sz w:val="20"/>
                 <w:szCs w:val="20"/>
               </w:rPr>
-              <w:instrText xml:space="preserve"> PAGEREF _Toc227069020 \h </w:instrText>
+              <w:instrText xml:space="preserve"> PAGEREF _Toc227167352 \h </w:instrText>
             </w:r>
             <w:r>
               <w:rPr>
@@ -2875,7 +2922,7 @@
               <w:lang w:eastAsia="en-GB"/>
             </w:rPr>
           </w:pPr>
-          <w:hyperlink w:anchor="_Toc227069021" w:history="1">
+          <w:hyperlink w:anchor="_Toc227167353" w:history="1">
             <w:r>
               <w:rPr>
                 <w:rStyle w:val="Hyperlink"/>
@@ -2914,7 +2961,7 @@
                 <w:sz w:val="20"/>
                 <w:szCs w:val="20"/>
               </w:rPr>
-              <w:instrText xml:space="preserve"> PAGEREF _Toc227069021 \h </w:instrText>
+              <w:instrText xml:space="preserve"> PAGEREF _Toc227167353 \h </w:instrText>
             </w:r>
             <w:r>
               <w:rPr>
@@ -2976,7 +3023,7 @@
               <w:lang w:eastAsia="en-GB"/>
             </w:rPr>
           </w:pPr>
-          <w:hyperlink w:anchor="_Toc227069022" w:history="1">
+          <w:hyperlink w:anchor="_Toc227167354" w:history="1">
             <w:r>
               <w:rPr>
                 <w:rStyle w:val="Hyperlink"/>
@@ -3015,7 +3062,7 @@
                 <w:sz w:val="20"/>
                 <w:szCs w:val="20"/>
               </w:rPr>
-              <w:instrText xml:space="preserve"> PAGEREF _Toc227069022 \h </w:instrText>
+              <w:instrText xml:space="preserve"> PAGEREF _Toc227167354 \h </w:instrText>
             </w:r>
             <w:r>
               <w:rPr>
@@ -3075,7 +3122,7 @@
               <w:lang w:eastAsia="en-GB"/>
             </w:rPr>
           </w:pPr>
-          <w:hyperlink w:anchor="_Toc227069023" w:history="1">
+          <w:hyperlink w:anchor="_Toc227167355" w:history="1">
             <w:r>
               <w:rPr>
                 <w:rStyle w:val="Hyperlink"/>
@@ -3114,7 +3161,7 @@
                 <w:sz w:val="20"/>
                 <w:szCs w:val="20"/>
               </w:rPr>
-              <w:instrText xml:space="preserve"> PAGEREF _Toc227069023 \h </w:instrText>
+              <w:instrText xml:space="preserve"> PAGEREF _Toc227167355 \h </w:instrText>
             </w:r>
             <w:r>
               <w:rPr>
@@ -3174,7 +3221,7 @@
               <w:lang w:eastAsia="en-GB"/>
             </w:rPr>
           </w:pPr>
-          <w:hyperlink w:anchor="_Toc227069024" w:history="1">
+          <w:hyperlink w:anchor="_Toc227167356" w:history="1">
             <w:r>
               <w:rPr>
                 <w:rStyle w:val="Hyperlink"/>
@@ -3213,7 +3260,7 @@
                 <w:sz w:val="20"/>
                 <w:szCs w:val="20"/>
               </w:rPr>
-              <w:instrText xml:space="preserve"> PAGEREF _Toc227069024 \h </w:instrText>
+              <w:instrText xml:space="preserve"> PAGEREF _Toc227167356 \h </w:instrText>
             </w:r>
             <w:r>
               <w:rPr>
@@ -3273,7 +3320,7 @@
               <w:lang w:eastAsia="en-GB"/>
             </w:rPr>
           </w:pPr>
-          <w:hyperlink w:anchor="_Toc227069025" w:history="1">
+          <w:hyperlink w:anchor="_Toc227167357" w:history="1">
             <w:r>
               <w:rPr>
                 <w:rStyle w:val="Hyperlink"/>
@@ -3312,7 +3359,7 @@
                 <w:sz w:val="20"/>
                 <w:szCs w:val="20"/>
               </w:rPr>
-              <w:instrText xml:space="preserve"> PAGEREF _Toc227069025 \h </w:instrText>
+              <w:instrText xml:space="preserve"> PAGEREF _Toc227167357 \h </w:instrText>
             </w:r>
             <w:r>
               <w:rPr>
@@ -3372,7 +3419,7 @@
               <w:lang w:eastAsia="en-GB"/>
             </w:rPr>
           </w:pPr>
-          <w:hyperlink w:anchor="_Toc227069026" w:history="1">
+          <w:hyperlink w:anchor="_Toc227167358" w:history="1">
             <w:r>
               <w:rPr>
                 <w:rStyle w:val="Hyperlink"/>
@@ -3411,7 +3458,7 @@
                 <w:sz w:val="20"/>
                 <w:szCs w:val="20"/>
               </w:rPr>
-              <w:instrText xml:space="preserve"> PAGEREF _Toc227069026 \h </w:instrText>
+              <w:instrText xml:space="preserve"> PAGEREF _Toc227167358 \h </w:instrText>
             </w:r>
             <w:r>
               <w:rPr>
@@ -3471,7 +3518,7 @@
               <w:lang w:eastAsia="en-GB"/>
             </w:rPr>
           </w:pPr>
-          <w:hyperlink w:anchor="_Toc227069027" w:history="1">
+          <w:hyperlink w:anchor="_Toc227167359" w:history="1">
             <w:r>
               <w:rPr>
                 <w:rStyle w:val="Hyperlink"/>
@@ -3480,7 +3527,7 @@
                 <w:sz w:val="20"/>
                 <w:szCs w:val="20"/>
               </w:rPr>
-              <w:t>5.  Dry Ice Conversion</w:t>
+              <w:t>5. Dry Ice Conversion</w:t>
             </w:r>
             <w:r>
               <w:rPr>
@@ -3510,7 +3557,7 @@
                 <w:sz w:val="20"/>
                 <w:szCs w:val="20"/>
               </w:rPr>
-              <w:instrText xml:space="preserve"> PAGEREF _Toc227069027 \h </w:instrText>
+              <w:instrText xml:space="preserve"> PAGEREF _Toc227167359 \h </w:instrText>
             </w:r>
             <w:r>
               <w:rPr>
@@ -3570,7 +3617,7 @@
               <w:lang w:eastAsia="en-GB"/>
             </w:rPr>
           </w:pPr>
-          <w:hyperlink w:anchor="_Toc227069028" w:history="1">
+          <w:hyperlink w:anchor="_Toc227167360" w:history="1">
             <w:r>
               <w:rPr>
                 <w:rStyle w:val="Hyperlink"/>
@@ -3609,7 +3656,7 @@
                 <w:sz w:val="20"/>
                 <w:szCs w:val="20"/>
               </w:rPr>
-              <w:instrText xml:space="preserve"> PAGEREF _Toc227069028 \h </w:instrText>
+              <w:instrText xml:space="preserve"> PAGEREF _Toc227167360 \h </w:instrText>
             </w:r>
             <w:r>
               <w:rPr>
@@ -3669,7 +3716,7 @@
               <w:lang w:eastAsia="en-GB"/>
             </w:rPr>
           </w:pPr>
-          <w:hyperlink w:anchor="_Toc227069029" w:history="1">
+          <w:hyperlink w:anchor="_Toc227167361" w:history="1">
             <w:r>
               <w:rPr>
                 <w:rStyle w:val="Hyperlink"/>
@@ -3708,7 +3755,7 @@
                 <w:sz w:val="20"/>
                 <w:szCs w:val="20"/>
               </w:rPr>
-              <w:instrText xml:space="preserve"> PAGEREF _Toc227069029 \h </w:instrText>
+              <w:instrText xml:space="preserve"> PAGEREF _Toc227167361 \h </w:instrText>
             </w:r>
             <w:r>
               <w:rPr>
@@ -3768,7 +3815,7 @@
               <w:lang w:eastAsia="en-GB"/>
             </w:rPr>
           </w:pPr>
-          <w:hyperlink w:anchor="_Toc227069030" w:history="1">
+          <w:hyperlink w:anchor="_Toc227167362" w:history="1">
             <w:r>
               <w:rPr>
                 <w:rStyle w:val="Hyperlink"/>
@@ -3807,7 +3854,7 @@
                 <w:sz w:val="20"/>
                 <w:szCs w:val="20"/>
               </w:rPr>
-              <w:instrText xml:space="preserve"> PAGEREF _Toc227069030 \h </w:instrText>
+              <w:instrText xml:space="preserve"> PAGEREF _Toc227167362 \h </w:instrText>
             </w:r>
             <w:r>
               <w:rPr>
@@ -3887,12 +3934,12 @@
       <w:pPr>
         <w:pStyle w:val="Heading1"/>
       </w:pPr>
-      <w:bookmarkStart w:id="1" w:name="_Toc227069001"/>
+      <w:bookmarkStart w:id="2" w:name="_Toc227167333"/>
       <w:r>
         <w:lastRenderedPageBreak/>
         <w:t>Outline of Calculator Functionality</w:t>
       </w:r>
-      <w:bookmarkEnd w:id="1"/>
+      <w:bookmarkEnd w:id="2"/>
     </w:p>
     <w:p>
       <w:pPr>
@@ -3910,7 +3957,52 @@
           <w:sz w:val="22"/>
           <w:szCs w:val="22"/>
         </w:rPr>
-        <w:t xml:space="preserve">This calculator estimates the concentration of a gas released into a room or the remaining air composition after a hazardous release from compressed gas cylinders, liquefied gas containers, cryogenic vessels, or dry ice. </w:t>
+        <w:t>This calculator estimates the concentration of a gas released into a room or the</w:t>
+      </w:r>
+      <w:r>
+        <w:rPr>
+          <w:rFonts w:cstheme="minorHAnsi"/>
+          <w:color w:val="002060"/>
+          <w:sz w:val="22"/>
+          <w:szCs w:val="22"/>
+        </w:rPr>
+        <w:t xml:space="preserve"> </w:t>
+      </w:r>
+      <w:r>
+        <w:rPr>
+          <w:rFonts w:cstheme="minorHAnsi"/>
+          <w:color w:val="002060"/>
+          <w:sz w:val="22"/>
+          <w:szCs w:val="22"/>
+        </w:rPr>
+        <w:t>fraction</w:t>
+      </w:r>
+      <w:r>
+        <w:rPr>
+          <w:rFonts w:cstheme="minorHAnsi"/>
+          <w:color w:val="002060"/>
+          <w:sz w:val="22"/>
+          <w:szCs w:val="22"/>
+        </w:rPr>
+        <w:t xml:space="preserve"> of a </w:t>
+      </w:r>
+      <w:r>
+        <w:rPr>
+          <w:rFonts w:cstheme="minorHAnsi"/>
+          <w:color w:val="002060"/>
+          <w:sz w:val="22"/>
+          <w:szCs w:val="22"/>
+        </w:rPr>
+        <w:t xml:space="preserve">gas of interest that remains in the </w:t>
+      </w:r>
+      <w:r>
+        <w:rPr>
+          <w:rFonts w:cstheme="minorHAnsi"/>
+          <w:color w:val="002060"/>
+          <w:sz w:val="22"/>
+          <w:szCs w:val="22"/>
+        </w:rPr>
+        <w:t xml:space="preserve">air after a hazardous release from compressed gas cylinders, liquefied gas containers, cryogenic vessels, or dry ice. </w:t>
       </w:r>
       <w:r>
         <w:rPr>
@@ -3974,7 +4066,16 @@
           <w:sz w:val="22"/>
           <w:szCs w:val="22"/>
         </w:rPr>
-        <w:t xml:space="preserve"> You already know the volume of gas (m³) in the cylinder and want to calculate the resulting concentration so you can determine the room concentrations in a catastrophic loss of.</w:t>
+        <w:t xml:space="preserve"> You already know the volume of gas (m³) in the cylinder and want to calculate the resulting concentration so you can determine the room concentrations in a catastrophic loss of</w:t>
+      </w:r>
+      <w:r>
+        <w:rPr>
+          <w:rFonts w:cstheme="minorHAnsi"/>
+          <w:color w:val="002060"/>
+          <w:sz w:val="22"/>
+          <w:szCs w:val="22"/>
+        </w:rPr>
+        <w:t xml:space="preserve"> the cylinder’s contents.</w:t>
       </w:r>
     </w:p>
     <w:p>
@@ -4009,7 +4110,25 @@
           <w:sz w:val="22"/>
           <w:szCs w:val="22"/>
         </w:rPr>
-        <w:t xml:space="preserve"> Calculates the gas volume from cylinder pressure and water capacity. The output of this can then be used to determine the room concentration of the gas in the event of a catastrophic release.</w:t>
+        <w:t xml:space="preserve"> Calculates the gas volume from cylinder pressure and water capacity</w:t>
+      </w:r>
+      <w:r>
+        <w:rPr>
+          <w:rFonts w:cstheme="minorHAnsi"/>
+          <w:color w:val="002060"/>
+          <w:sz w:val="22"/>
+          <w:szCs w:val="22"/>
+        </w:rPr>
+        <w:t xml:space="preserve"> of the cylinder</w:t>
+      </w:r>
+      <w:r>
+        <w:rPr>
+          <w:rFonts w:cstheme="minorHAnsi"/>
+          <w:color w:val="002060"/>
+          <w:sz w:val="22"/>
+          <w:szCs w:val="22"/>
+        </w:rPr>
+        <w:t>. The output of this can then be used to determine the room concentration of the gas in the event of a catastrophic release.</w:t>
       </w:r>
     </w:p>
     <w:p>
@@ -4044,9 +4163,8 @@
           <w:sz w:val="22"/>
           <w:szCs w:val="22"/>
         </w:rPr>
-        <w:t xml:space="preserve"> Calculates the gas volume from the weight of the contents and the specific volume, then can be used to determine the room concentration of the gas in the </w:t>
-      </w:r>
-      <w:proofErr w:type="spellStart"/>
+        <w:t xml:space="preserve"> Calculates the gas volume from the weight of the contents and the specific volume</w:t>
+      </w:r>
       <w:r>
         <w:rPr>
           <w:rFonts w:cstheme="minorHAnsi"/>
@@ -4054,9 +4172,8 @@
           <w:sz w:val="22"/>
           <w:szCs w:val="22"/>
         </w:rPr>
-        <w:t>vent</w:t>
-      </w:r>
-      <w:proofErr w:type="spellEnd"/>
+        <w:t xml:space="preserve"> of a known gas in the cylinder. The gas volume can then</w:t>
+      </w:r>
       <w:r>
         <w:rPr>
           <w:rFonts w:cstheme="minorHAnsi"/>
@@ -4064,7 +4181,25 @@
           <w:sz w:val="22"/>
           <w:szCs w:val="22"/>
         </w:rPr>
-        <w:t xml:space="preserve"> of a catastrophic release.</w:t>
+        <w:t xml:space="preserve"> be used to determine the room concentration of the gas in the </w:t>
+      </w:r>
+      <w:r>
+        <w:rPr>
+          <w:rFonts w:cstheme="minorHAnsi"/>
+          <w:color w:val="002060"/>
+          <w:sz w:val="22"/>
+          <w:szCs w:val="22"/>
+        </w:rPr>
+        <w:t>e</w:t>
+      </w:r>
+      <w:r>
+        <w:rPr>
+          <w:rFonts w:cstheme="minorHAnsi"/>
+          <w:color w:val="002060"/>
+          <w:sz w:val="22"/>
+          <w:szCs w:val="22"/>
+        </w:rPr>
+        <w:t>vent of a catastrophic release.</w:t>
       </w:r>
     </w:p>
     <w:p>
@@ -4099,7 +4234,43 @@
           <w:sz w:val="22"/>
           <w:szCs w:val="22"/>
         </w:rPr>
-        <w:t xml:space="preserve"> Calculates gas volume from the liquid volume using expansion ratios for Liquid Nitrogen or Liquid Helium. This can then be used to determine the room concentration of the gas in the event of a catastrophic release.</w:t>
+        <w:t xml:space="preserve"> Calculates gas volume from the liquid volume using expansion ratios for Liquid Nitrogen</w:t>
+      </w:r>
+      <w:r>
+        <w:rPr>
+          <w:rFonts w:cstheme="minorHAnsi"/>
+          <w:color w:val="002060"/>
+          <w:sz w:val="22"/>
+          <w:szCs w:val="22"/>
+        </w:rPr>
+        <w:t xml:space="preserve">, </w:t>
+      </w:r>
+      <w:r>
+        <w:rPr>
+          <w:rFonts w:cstheme="minorHAnsi"/>
+          <w:color w:val="002060"/>
+          <w:sz w:val="22"/>
+          <w:szCs w:val="22"/>
+        </w:rPr>
+        <w:t>Liquid Helium</w:t>
+      </w:r>
+      <w:r>
+        <w:rPr>
+          <w:rFonts w:cstheme="minorHAnsi"/>
+          <w:color w:val="002060"/>
+          <w:sz w:val="22"/>
+          <w:szCs w:val="22"/>
+        </w:rPr>
+        <w:t xml:space="preserve"> or Liquid Carbon Dioxide</w:t>
+      </w:r>
+      <w:r>
+        <w:rPr>
+          <w:rFonts w:cstheme="minorHAnsi"/>
+          <w:color w:val="002060"/>
+          <w:sz w:val="22"/>
+          <w:szCs w:val="22"/>
+        </w:rPr>
+        <w:t>. This can then be used to determine the room concentration of the gas in the event of a catastrophic release.</w:t>
       </w:r>
     </w:p>
     <w:p>
@@ -4125,7 +4296,51 @@
           <w:sz w:val="22"/>
           <w:szCs w:val="22"/>
         </w:rPr>
-        <w:t>Dry Ice (CO₂):</w:t>
+        <w:t>Dry Ice (</w:t>
+      </w:r>
+      <w:r>
+        <w:rPr>
+          <w:rFonts w:cstheme="minorHAnsi"/>
+          <w:b/>
+          <w:bCs/>
+          <w:color w:val="002060"/>
+          <w:sz w:val="22"/>
+          <w:szCs w:val="22"/>
+        </w:rPr>
+        <w:t>Carbon Dioxide (</w:t>
+      </w:r>
+      <w:r>
+        <w:rPr>
+          <w:rFonts w:cstheme="minorHAnsi"/>
+          <w:b/>
+          <w:bCs/>
+          <w:color w:val="002060"/>
+          <w:sz w:val="22"/>
+          <w:szCs w:val="22"/>
+        </w:rPr>
+        <w:t>CO₂</w:t>
+      </w:r>
+      <w:r>
+        <w:rPr>
+          <w:rFonts w:cstheme="minorHAnsi"/>
+          <w:b/>
+          <w:bCs/>
+          <w:color w:val="002060"/>
+          <w:sz w:val="22"/>
+          <w:szCs w:val="22"/>
+        </w:rPr>
+        <w:t>)</w:t>
+      </w:r>
+      <w:r>
+        <w:rPr>
+          <w:rFonts w:cstheme="minorHAnsi"/>
+          <w:b/>
+          <w:bCs/>
+          <w:color w:val="002060"/>
+          <w:sz w:val="22"/>
+          <w:szCs w:val="22"/>
+        </w:rPr>
+        <w:t>):</w:t>
       </w:r>
       <w:r>
         <w:rPr>
@@ -4169,9 +4384,8 @@
           <w:sz w:val="22"/>
           <w:szCs w:val="22"/>
         </w:rPr>
-        <w:t xml:space="preserve"> Estimates the steady-state concentration from a continuous gas leak in a ventilated room, alongside a Time to Hazard calculation that shows how long it </w:t>
-      </w:r>
-      <w:proofErr w:type="gramStart"/>
+        <w:t xml:space="preserve"> Estimates the steady-state concentration from a continuous gas leak in a ventilated room, alongside a </w:t>
+      </w:r>
       <w:r>
         <w:rPr>
           <w:rFonts w:cstheme="minorHAnsi"/>
@@ -4179,9 +4393,44 @@
           <w:sz w:val="22"/>
           <w:szCs w:val="22"/>
         </w:rPr>
-        <w:t>would</w:t>
-      </w:r>
-      <w:proofErr w:type="gramEnd"/>
+        <w:t>“</w:t>
+      </w:r>
+      <w:r>
+        <w:rPr>
+          <w:rFonts w:cstheme="minorHAnsi"/>
+          <w:color w:val="002060"/>
+          <w:sz w:val="22"/>
+          <w:szCs w:val="22"/>
+        </w:rPr>
+        <w:t>Time to Hazard</w:t>
+      </w:r>
+      <w:r>
+        <w:rPr>
+          <w:rFonts w:cstheme="minorHAnsi"/>
+          <w:color w:val="002060"/>
+          <w:sz w:val="22"/>
+          <w:szCs w:val="22"/>
+        </w:rPr>
+        <w:t>”</w:t>
+      </w:r>
+      <w:r>
+        <w:rPr>
+          <w:rFonts w:cstheme="minorHAnsi"/>
+          <w:color w:val="002060"/>
+          <w:sz w:val="22"/>
+          <w:szCs w:val="22"/>
+        </w:rPr>
+        <w:t xml:space="preserve"> calculation that shows how long it </w:t>
+      </w:r>
+      <w:r>
+        <w:rPr>
+          <w:rFonts w:cstheme="minorHAnsi"/>
+          <w:color w:val="002060"/>
+          <w:sz w:val="22"/>
+          <w:szCs w:val="22"/>
+        </w:rPr>
+        <w:t>will</w:t>
+      </w:r>
       <w:r>
         <w:rPr>
           <w:rFonts w:cstheme="minorHAnsi"/>
@@ -4352,25 +4601,7 @@
           <w:sz w:val="22"/>
           <w:szCs w:val="22"/>
         </w:rPr>
-        <w:t xml:space="preserve"> The calculations assume the gas release does not drastically drop the room temperature. </w:t>
-      </w:r>
-      <w:proofErr w:type="gramStart"/>
-      <w:r>
-        <w:rPr>
-          <w:color w:val="002060"/>
-          <w:sz w:val="22"/>
-          <w:szCs w:val="22"/>
-        </w:rPr>
-        <w:t>In reality, large</w:t>
-      </w:r>
-      <w:proofErr w:type="gramEnd"/>
-      <w:r>
-        <w:rPr>
-          <w:color w:val="002060"/>
-          <w:sz w:val="22"/>
-          <w:szCs w:val="22"/>
-        </w:rPr>
-        <w:t xml:space="preserve"> releases (especially of cryogens or rapidly expanding </w:t>
+        <w:t xml:space="preserve"> The calculations assume the gas release does not drastically drop the room temperature. In reality, large releases (especially of cryogens or rapidly expanding </w:t>
       </w:r>
       <w:r>
         <w:rPr>
@@ -4379,7 +4610,7 @@
           <w:szCs w:val="22"/>
         </w:rPr>
         <w:lastRenderedPageBreak/>
-        <w:t>compressed gases) will significantly lower the room temperature due to the Joule-Thomson effect and latent heat of vaporisation.</w:t>
+        <w:t>compressed gases) will significantly lower the room temperature due to the Joule-Thomson effect.</w:t>
       </w:r>
     </w:p>
     <w:p>
@@ -4406,7 +4637,7 @@
           <w:sz w:val="22"/>
           <w:szCs w:val="22"/>
         </w:rPr>
-        <w:t xml:space="preserve"> The calculator offers a simple 40% reduction toggle for cluttered rooms. This is an arbitrary blanket estimate of the physical space occupied by benches, analytical equipment, and cabinets, used when precise free-volume measurements are unavailable.</w:t>
+        <w:t xml:space="preserve"> The calculator offers a 40% reduction toggle for cluttered rooms. This is an arbitrary blanket estimate of the physical space occupied by benches, analytical equipment, and cabinets, used when precise free-volume measurements are unavailable.</w:t>
       </w:r>
     </w:p>
     <w:p>
@@ -4500,7 +4731,43 @@
           <w:sz w:val="22"/>
           <w:szCs w:val="22"/>
         </w:rPr>
-        <w:t xml:space="preserve"> can create an oxygen deficient environment, but it is also toxic. Both hazards need to be evaluated separately, and the controls identified need to address both hazards if necessary. Similarly, for CO, this presents a risk of asphyxiation, enrichment as well as a flammability hazard – the enrichment is, once again, the highest risk to users.</w:t>
+        <w:t xml:space="preserve"> can create an oxygen deficient environment, but it is also toxic. Both hazards need to be evaluated separately, and the controls identified need to address both hazards if necessary. Similarly, for CO, this presents a risk of asphyxiation, </w:t>
+      </w:r>
+      <w:r>
+        <w:rPr>
+          <w:rFonts w:cstheme="minorHAnsi"/>
+          <w:color w:val="002060"/>
+          <w:sz w:val="22"/>
+          <w:szCs w:val="22"/>
+        </w:rPr>
+        <w:t>toxicity,</w:t>
+      </w:r>
+      <w:r>
+        <w:rPr>
+          <w:rFonts w:cstheme="minorHAnsi"/>
+          <w:color w:val="002060"/>
+          <w:sz w:val="22"/>
+          <w:szCs w:val="22"/>
+        </w:rPr>
+        <w:t xml:space="preserve"> as well as a flammability hazard – the </w:t>
+      </w:r>
+      <w:r>
+        <w:rPr>
+          <w:rFonts w:cstheme="minorHAnsi"/>
+          <w:color w:val="002060"/>
+          <w:sz w:val="22"/>
+          <w:szCs w:val="22"/>
+        </w:rPr>
+        <w:t>toxicity</w:t>
+      </w:r>
+      <w:r>
+        <w:rPr>
+          <w:rFonts w:cstheme="minorHAnsi"/>
+          <w:color w:val="002060"/>
+          <w:sz w:val="22"/>
+          <w:szCs w:val="22"/>
+        </w:rPr>
+        <w:t xml:space="preserve"> is, once again, the highest risk to users.</w:t>
       </w:r>
     </w:p>
     <w:p>
@@ -4537,16 +4804,17 @@
           <w:sz w:val="22"/>
           <w:szCs w:val="22"/>
         </w:rPr>
-        <w:t>Nature of the Gas in the cylinder</w:t>
+        <w:t xml:space="preserve">Nature of the gas in the cylinder: </w:t>
       </w:r>
       <w:r>
         <w:rPr>
           <w:rFonts w:cstheme="minorHAnsi"/>
-          <w:color w:val="002060"/>
-          <w:sz w:val="22"/>
-          <w:szCs w:val="22"/>
-        </w:rPr>
-        <w:t>: Assuming the volume of the gas in the cylinder is not known, the process to evaluate liquefied gases is different to that of compressed gases, and the variables needed to perform the calculation are different. The values you may need to know depending on the nature of the gas are given below:</w:t>
+          <w:bCs/>
+          <w:color w:val="002060"/>
+          <w:sz w:val="22"/>
+          <w:szCs w:val="22"/>
+        </w:rPr>
+        <w:t>Where the volume of gas in the cylinder is unknown, the calculation approach differs for liquefied and compressed gases due to their different physical behaviours. As a result, different input parameters are required. The values that may be needed for each gas type are listed below.</w:t>
       </w:r>
       <w:r>
         <w:rPr>
@@ -4690,23 +4958,7 @@
                 <w:rFonts w:cstheme="minorHAnsi"/>
                 <w:color w:val="002060"/>
               </w:rPr>
-              <w:t xml:space="preserve">Water capacity of cylinder (the volume of water the cylinder </w:t>
-            </w:r>
-            <w:proofErr w:type="gramStart"/>
-            <w:r>
-              <w:rPr>
-                <w:rFonts w:cstheme="minorHAnsi"/>
-                <w:color w:val="002060"/>
-              </w:rPr>
-              <w:t>is capable of holding</w:t>
-            </w:r>
-            <w:proofErr w:type="gramEnd"/>
-            <w:r>
-              <w:rPr>
-                <w:rFonts w:cstheme="minorHAnsi"/>
-                <w:color w:val="002060"/>
-              </w:rPr>
-              <w:t xml:space="preserve"> in Litres)</w:t>
+              <w:t>Water capacity of cylinder (the volume of water the cylinder is capable of holding in Litres)</w:t>
             </w:r>
           </w:p>
         </w:tc>
@@ -4859,9 +5111,15 @@
                 <w:rFonts w:cstheme="minorHAnsi"/>
                 <w:color w:val="002060"/>
               </w:rPr>
-              <w:t xml:space="preserve">Gas type (LN₂ or </w:t>
+              <w:t>Gas type (LN₂</w:t>
             </w:r>
-            <w:proofErr w:type="spellStart"/>
+            <w:r>
+              <w:rPr>
+                <w:rFonts w:cstheme="minorHAnsi"/>
+                <w:color w:val="002060"/>
+              </w:rPr>
+              <w:t xml:space="preserve">, </w:t>
+            </w:r>
             <w:r>
               <w:rPr>
                 <w:rFonts w:cstheme="minorHAnsi"/>
@@ -4869,7 +5127,21 @@
               </w:rPr>
               <w:t>LHe</w:t>
             </w:r>
-            <w:proofErr w:type="spellEnd"/>
+            <w:r>
+              <w:rPr>
+                <w:rFonts w:cstheme="minorHAnsi"/>
+                <w:color w:val="002060"/>
+              </w:rPr>
+              <w:t>, LCO</w:t>
+            </w:r>
+            <w:r>
+              <w:rPr>
+                <w:rFonts w:cstheme="minorHAnsi"/>
+                <w:color w:val="002060"/>
+                <w:vertAlign w:val="subscript"/>
+              </w:rPr>
+              <w:t>2</w:t>
+            </w:r>
             <w:r>
               <w:rPr>
                 <w:rFonts w:cstheme="minorHAnsi"/>
@@ -5044,7 +5316,27 @@
           <w:sz w:val="22"/>
           <w:szCs w:val="22"/>
         </w:rPr>
-        <w:t>For all calculation, the free air volume of the room</w:t>
+        <w:t>For all calculation</w:t>
+      </w:r>
+      <w:r>
+        <w:rPr>
+          <w:rFonts w:cstheme="minorHAnsi"/>
+          <w:b/>
+          <w:color w:val="002060"/>
+          <w:sz w:val="22"/>
+          <w:szCs w:val="22"/>
+        </w:rPr>
+        <w:t>s</w:t>
+      </w:r>
+      <w:r>
+        <w:rPr>
+          <w:rFonts w:cstheme="minorHAnsi"/>
+          <w:b/>
+          <w:color w:val="002060"/>
+          <w:sz w:val="22"/>
+          <w:szCs w:val="22"/>
+        </w:rPr>
+        <w:t>, the free air volume of the room</w:t>
       </w:r>
       <w:r>
         <w:rPr>
@@ -5069,6 +5361,17 @@
       <w:r>
         <w:rPr>
           <w:rFonts w:cstheme="minorHAnsi"/>
+          <w:b/>
+          <w:bCs/>
+          <w:color w:val="002060"/>
+          <w:sz w:val="22"/>
+          <w:szCs w:val="22"/>
+        </w:rPr>
+        <w:t xml:space="preserve"> </w:t>
+      </w:r>
+      <w:r>
+        <w:rPr>
+          <w:rFonts w:cstheme="minorHAnsi"/>
           <w:color w:val="002060"/>
           <w:sz w:val="22"/>
           <w:szCs w:val="22"/>
@@ -5134,7 +5437,7 @@
     <w:p>
       <w:pPr>
         <w:rPr>
-          <w:rFonts w:asciiTheme="majorHAnsi" w:hAnsiTheme="majorHAnsi" w:cstheme="minorHAnsi"/>
+          <w:rFonts w:cstheme="minorHAnsi"/>
           <w:b/>
           <w:color w:val="007DA8"/>
           <w:sz w:val="22"/>
@@ -5143,7 +5446,7 @@
       </w:pPr>
       <w:r>
         <w:rPr>
-          <w:rFonts w:asciiTheme="majorHAnsi" w:hAnsiTheme="majorHAnsi" w:cstheme="minorHAnsi"/>
+          <w:rFonts w:cstheme="minorHAnsi"/>
           <w:b/>
           <w:color w:val="007DA8"/>
           <w:sz w:val="22"/>
@@ -5157,15 +5460,15 @@
       <w:pPr>
         <w:pStyle w:val="NormalWeb"/>
         <w:rPr>
-          <w:rFonts w:asciiTheme="majorHAnsi" w:hAnsiTheme="majorHAnsi" w:cstheme="minorHAnsi"/>
-          <w:color w:val="002060"/>
-          <w:sz w:val="22"/>
-          <w:szCs w:val="22"/>
-        </w:rPr>
-      </w:pPr>
-      <w:r>
-        <w:rPr>
-          <w:rFonts w:asciiTheme="majorHAnsi" w:hAnsiTheme="majorHAnsi" w:cstheme="minorHAnsi"/>
+          <w:rFonts w:asciiTheme="minorHAnsi" w:hAnsiTheme="minorHAnsi" w:cstheme="minorHAnsi"/>
+          <w:color w:val="002060"/>
+          <w:sz w:val="22"/>
+          <w:szCs w:val="22"/>
+        </w:rPr>
+      </w:pPr>
+      <w:r>
+        <w:rPr>
+          <w:rFonts w:asciiTheme="minorHAnsi" w:hAnsiTheme="minorHAnsi" w:cstheme="minorHAnsi"/>
           <w:color w:val="002060"/>
           <w:sz w:val="22"/>
           <w:szCs w:val="22"/>
@@ -5182,20 +5485,47 @@
         </w:numPr>
         <w:spacing w:after="240" w:afterAutospacing="0"/>
         <w:rPr>
-          <w:rFonts w:asciiTheme="majorHAnsi" w:hAnsiTheme="majorHAnsi" w:cstheme="minorHAnsi"/>
-          <w:color w:val="002060"/>
-          <w:sz w:val="22"/>
-          <w:szCs w:val="22"/>
-        </w:rPr>
-      </w:pPr>
-      <w:r>
-        <w:rPr>
-          <w:rFonts w:asciiTheme="majorHAnsi" w:hAnsiTheme="majorHAnsi" w:cstheme="minorHAnsi"/>
-          <w:color w:val="002060"/>
-          <w:sz w:val="22"/>
-          <w:szCs w:val="22"/>
-        </w:rPr>
-        <w:t>Determination of the volume of gas that could be released into a room upon release of contents.</w:t>
+          <w:rFonts w:asciiTheme="minorHAnsi" w:hAnsiTheme="minorHAnsi" w:cstheme="minorHAnsi"/>
+          <w:color w:val="002060"/>
+          <w:sz w:val="22"/>
+          <w:szCs w:val="22"/>
+        </w:rPr>
+      </w:pPr>
+      <w:r>
+        <w:rPr>
+          <w:rFonts w:asciiTheme="minorHAnsi" w:hAnsiTheme="minorHAnsi" w:cstheme="minorHAnsi"/>
+          <w:color w:val="002060"/>
+          <w:sz w:val="22"/>
+          <w:szCs w:val="22"/>
+        </w:rPr>
+        <w:t xml:space="preserve">Determination of the volume of gas that could be released into a room upon </w:t>
+      </w:r>
+      <w:r>
+        <w:rPr>
+          <w:rFonts w:asciiTheme="minorHAnsi" w:hAnsiTheme="minorHAnsi" w:cstheme="minorHAnsi"/>
+          <w:color w:val="002060"/>
+          <w:sz w:val="22"/>
+          <w:szCs w:val="22"/>
+        </w:rPr>
+        <w:t xml:space="preserve">full </w:t>
+      </w:r>
+      <w:r>
+        <w:rPr>
+          <w:rFonts w:asciiTheme="minorHAnsi" w:hAnsiTheme="minorHAnsi" w:cstheme="minorHAnsi"/>
+          <w:color w:val="002060"/>
+          <w:sz w:val="22"/>
+          <w:szCs w:val="22"/>
+        </w:rPr>
+        <w:t>release of contents</w:t>
+      </w:r>
+      <w:r>
+        <w:rPr>
+          <w:rFonts w:asciiTheme="minorHAnsi" w:hAnsiTheme="minorHAnsi" w:cstheme="minorHAnsi"/>
+          <w:color w:val="002060"/>
+          <w:sz w:val="22"/>
+          <w:szCs w:val="22"/>
+        </w:rPr>
+        <w:t xml:space="preserve"> of the cylinder.</w:t>
       </w:r>
     </w:p>
     <w:p>
@@ -5207,20 +5537,38 @@
         </w:numPr>
         <w:spacing w:after="240" w:afterAutospacing="0"/>
         <w:rPr>
-          <w:rFonts w:asciiTheme="majorHAnsi" w:hAnsiTheme="majorHAnsi" w:cstheme="minorHAnsi"/>
-          <w:color w:val="002060"/>
-          <w:sz w:val="22"/>
-          <w:szCs w:val="22"/>
-        </w:rPr>
-      </w:pPr>
-      <w:r>
-        <w:rPr>
-          <w:rFonts w:asciiTheme="majorHAnsi" w:hAnsiTheme="majorHAnsi" w:cstheme="minorHAnsi"/>
-          <w:color w:val="002060"/>
-          <w:sz w:val="22"/>
-          <w:szCs w:val="22"/>
-        </w:rPr>
-        <w:t>Comparison of gas volume to free air volume.</w:t>
+          <w:rFonts w:asciiTheme="minorHAnsi" w:hAnsiTheme="minorHAnsi" w:cstheme="minorHAnsi"/>
+          <w:color w:val="002060"/>
+          <w:sz w:val="22"/>
+          <w:szCs w:val="22"/>
+        </w:rPr>
+      </w:pPr>
+      <w:r>
+        <w:rPr>
+          <w:rFonts w:asciiTheme="minorHAnsi" w:hAnsiTheme="minorHAnsi" w:cstheme="minorHAnsi"/>
+          <w:color w:val="002060"/>
+          <w:sz w:val="22"/>
+          <w:szCs w:val="22"/>
+        </w:rPr>
+        <w:t xml:space="preserve">Comparison of </w:t>
+      </w:r>
+      <w:r>
+        <w:rPr>
+          <w:rFonts w:asciiTheme="minorHAnsi" w:hAnsiTheme="minorHAnsi" w:cstheme="minorHAnsi"/>
+          <w:color w:val="002060"/>
+          <w:sz w:val="22"/>
+          <w:szCs w:val="22"/>
+        </w:rPr>
+        <w:t>releases gas volume with the free air volume of the room</w:t>
+      </w:r>
+      <w:r>
+        <w:rPr>
+          <w:rFonts w:asciiTheme="minorHAnsi" w:hAnsiTheme="minorHAnsi" w:cstheme="minorHAnsi"/>
+          <w:color w:val="002060"/>
+          <w:sz w:val="22"/>
+          <w:szCs w:val="22"/>
+        </w:rPr>
+        <w:t>.</w:t>
       </w:r>
     </w:p>
     <w:p>
@@ -5229,44 +5577,42 @@
         <w:spacing w:after="240" w:afterAutospacing="0"/>
         <w:ind w:left="720"/>
         <w:rPr>
-          <w:rFonts w:asciiTheme="majorHAnsi" w:hAnsiTheme="majorHAnsi" w:cstheme="minorHAnsi"/>
-          <w:color w:val="002060"/>
-          <w:sz w:val="22"/>
-          <w:szCs w:val="22"/>
-        </w:rPr>
-      </w:pPr>
-      <w:r>
-        <w:rPr>
-          <w:rFonts w:asciiTheme="majorHAnsi" w:hAnsiTheme="majorHAnsi" w:cstheme="minorHAnsi"/>
-          <w:color w:val="002060"/>
-          <w:sz w:val="22"/>
-          <w:szCs w:val="22"/>
-        </w:rPr>
-        <w:t xml:space="preserve">This returns either </w:t>
-      </w:r>
-      <w:proofErr w:type="spellStart"/>
-      <w:r>
-        <w:rPr>
-          <w:rFonts w:asciiTheme="majorHAnsi" w:hAnsiTheme="majorHAnsi" w:cstheme="minorHAnsi"/>
-          <w:color w:val="002060"/>
-          <w:sz w:val="22"/>
-          <w:szCs w:val="22"/>
-        </w:rPr>
-        <w:t>i</w:t>
-      </w:r>
-      <w:proofErr w:type="spellEnd"/>
-      <w:r>
-        <w:rPr>
-          <w:rFonts w:asciiTheme="majorHAnsi" w:hAnsiTheme="majorHAnsi" w:cstheme="minorHAnsi"/>
-          <w:color w:val="002060"/>
-          <w:sz w:val="22"/>
-          <w:szCs w:val="22"/>
-        </w:rPr>
-        <w:t xml:space="preserve">) The </w:t>
-      </w:r>
-      <w:r>
-        <w:rPr>
-          <w:rFonts w:asciiTheme="majorHAnsi" w:hAnsiTheme="majorHAnsi" w:cstheme="minorHAnsi"/>
+          <w:rFonts w:asciiTheme="minorHAnsi" w:hAnsiTheme="minorHAnsi" w:cstheme="minorHAnsi"/>
+          <w:color w:val="002060"/>
+          <w:sz w:val="22"/>
+          <w:szCs w:val="22"/>
+        </w:rPr>
+      </w:pPr>
+      <w:r>
+        <w:rPr>
+          <w:rFonts w:asciiTheme="minorHAnsi" w:hAnsiTheme="minorHAnsi" w:cstheme="minorHAnsi"/>
+          <w:color w:val="002060"/>
+          <w:sz w:val="22"/>
+          <w:szCs w:val="22"/>
+        </w:rPr>
+        <w:t xml:space="preserve">This returns either i) </w:t>
+      </w:r>
+      <w:r>
+        <w:rPr>
+          <w:rFonts w:asciiTheme="minorHAnsi" w:hAnsiTheme="minorHAnsi" w:cstheme="minorHAnsi"/>
+          <w:color w:val="002060"/>
+          <w:sz w:val="22"/>
+          <w:szCs w:val="22"/>
+        </w:rPr>
+        <w:t>t</w:t>
+      </w:r>
+      <w:r>
+        <w:rPr>
+          <w:rFonts w:asciiTheme="minorHAnsi" w:hAnsiTheme="minorHAnsi" w:cstheme="minorHAnsi"/>
+          <w:color w:val="002060"/>
+          <w:sz w:val="22"/>
+          <w:szCs w:val="22"/>
+        </w:rPr>
+        <w:t xml:space="preserve">he </w:t>
+      </w:r>
+      <w:r>
+        <w:rPr>
+          <w:rFonts w:asciiTheme="minorHAnsi" w:hAnsiTheme="minorHAnsi" w:cstheme="minorHAnsi"/>
           <w:color w:val="002060"/>
           <w:sz w:val="22"/>
           <w:szCs w:val="22"/>
@@ -5275,7 +5621,7 @@
       </w:r>
       <w:r>
         <w:rPr>
-          <w:rFonts w:asciiTheme="majorHAnsi" w:hAnsiTheme="majorHAnsi" w:cstheme="minorHAnsi"/>
+          <w:rFonts w:asciiTheme="minorHAnsi" w:hAnsiTheme="minorHAnsi" w:cstheme="minorHAnsi"/>
           <w:color w:val="002060"/>
           <w:sz w:val="22"/>
           <w:szCs w:val="22"/>
@@ -5292,20 +5638,47 @@
         </w:numPr>
         <w:spacing w:after="240" w:afterAutospacing="0"/>
         <w:rPr>
-          <w:rFonts w:asciiTheme="majorHAnsi" w:hAnsiTheme="majorHAnsi" w:cstheme="minorHAnsi"/>
-          <w:color w:val="002060"/>
-          <w:sz w:val="22"/>
-          <w:szCs w:val="22"/>
-        </w:rPr>
-      </w:pPr>
-      <w:r>
-        <w:rPr>
-          <w:rFonts w:asciiTheme="majorHAnsi" w:hAnsiTheme="majorHAnsi" w:cstheme="minorHAnsi"/>
-          <w:color w:val="002060"/>
-          <w:sz w:val="22"/>
-          <w:szCs w:val="22"/>
-        </w:rPr>
-        <w:t>Comparison of relevant percentage to workplace exposure limits, lower explosive limits, or other relevant limits.</w:t>
+          <w:rFonts w:asciiTheme="minorHAnsi" w:hAnsiTheme="minorHAnsi" w:cstheme="minorHAnsi"/>
+          <w:color w:val="002060"/>
+          <w:sz w:val="22"/>
+          <w:szCs w:val="22"/>
+        </w:rPr>
+      </w:pPr>
+      <w:r>
+        <w:rPr>
+          <w:rFonts w:asciiTheme="minorHAnsi" w:hAnsiTheme="minorHAnsi" w:cstheme="minorHAnsi"/>
+          <w:color w:val="002060"/>
+          <w:sz w:val="22"/>
+          <w:szCs w:val="22"/>
+        </w:rPr>
+        <w:t xml:space="preserve">Determination of the percentage of gas in the room and comparison </w:t>
+      </w:r>
+      <w:r>
+        <w:rPr>
+          <w:rFonts w:asciiTheme="minorHAnsi" w:hAnsiTheme="minorHAnsi" w:cstheme="minorHAnsi"/>
+          <w:color w:val="002060"/>
+          <w:sz w:val="22"/>
+          <w:szCs w:val="22"/>
+        </w:rPr>
+        <w:t>against</w:t>
+      </w:r>
+      <w:r>
+        <w:rPr>
+          <w:rFonts w:asciiTheme="minorHAnsi" w:hAnsiTheme="minorHAnsi" w:cstheme="minorHAnsi"/>
+          <w:color w:val="002060"/>
+          <w:sz w:val="22"/>
+          <w:szCs w:val="22"/>
+        </w:rPr>
+        <w:t xml:space="preserve"> workplace exposure limits, lower explosive limits, or other relevant limits</w:t>
+      </w:r>
+      <w:r>
+        <w:rPr>
+          <w:rFonts w:asciiTheme="minorHAnsi" w:hAnsiTheme="minorHAnsi" w:cstheme="minorHAnsi"/>
+          <w:color w:val="002060"/>
+          <w:sz w:val="22"/>
+          <w:szCs w:val="22"/>
+        </w:rPr>
+        <w:t xml:space="preserve"> to determine risk to persons in the area.</w:t>
       </w:r>
     </w:p>
     <w:p>
@@ -5317,20 +5690,38 @@
         </w:numPr>
         <w:spacing w:after="240" w:afterAutospacing="0"/>
         <w:rPr>
-          <w:rFonts w:asciiTheme="majorHAnsi" w:hAnsiTheme="majorHAnsi" w:cstheme="minorHAnsi"/>
-          <w:color w:val="002060"/>
-          <w:sz w:val="22"/>
-          <w:szCs w:val="22"/>
-        </w:rPr>
-      </w:pPr>
-      <w:r>
-        <w:rPr>
-          <w:rFonts w:asciiTheme="majorHAnsi" w:hAnsiTheme="majorHAnsi" w:cstheme="minorHAnsi"/>
-          <w:color w:val="002060"/>
-          <w:sz w:val="22"/>
-          <w:szCs w:val="22"/>
-        </w:rPr>
-        <w:t>Recommendation provided based upon whether limits are exceeded.</w:t>
+          <w:rFonts w:asciiTheme="minorHAnsi" w:hAnsiTheme="minorHAnsi" w:cstheme="minorHAnsi"/>
+          <w:color w:val="002060"/>
+          <w:sz w:val="22"/>
+          <w:szCs w:val="22"/>
+        </w:rPr>
+      </w:pPr>
+      <w:r>
+        <w:rPr>
+          <w:rFonts w:asciiTheme="minorHAnsi" w:hAnsiTheme="minorHAnsi" w:cstheme="minorHAnsi"/>
+          <w:color w:val="002060"/>
+          <w:sz w:val="22"/>
+          <w:szCs w:val="22"/>
+        </w:rPr>
+        <w:t xml:space="preserve">Recommendation </w:t>
+      </w:r>
+      <w:r>
+        <w:rPr>
+          <w:rFonts w:asciiTheme="minorHAnsi" w:hAnsiTheme="minorHAnsi" w:cstheme="minorHAnsi"/>
+          <w:color w:val="002060"/>
+          <w:sz w:val="22"/>
+          <w:szCs w:val="22"/>
+        </w:rPr>
+        <w:t xml:space="preserve">for detection </w:t>
+      </w:r>
+      <w:r>
+        <w:rPr>
+          <w:rFonts w:asciiTheme="minorHAnsi" w:hAnsiTheme="minorHAnsi" w:cstheme="minorHAnsi"/>
+          <w:color w:val="002060"/>
+          <w:sz w:val="22"/>
+          <w:szCs w:val="22"/>
+        </w:rPr>
+        <w:t>provided based upon whether limits are exceeded.</w:t>
       </w:r>
     </w:p>
     <w:p>
@@ -5338,15 +5729,15 @@
         <w:pStyle w:val="NormalWeb"/>
         <w:spacing w:after="240" w:afterAutospacing="0"/>
         <w:rPr>
-          <w:rFonts w:asciiTheme="majorHAnsi" w:hAnsiTheme="majorHAnsi" w:cstheme="minorHAnsi"/>
-          <w:color w:val="002060"/>
-          <w:sz w:val="22"/>
-          <w:szCs w:val="22"/>
-        </w:rPr>
-      </w:pPr>
-      <w:r>
-        <w:rPr>
-          <w:rFonts w:asciiTheme="majorHAnsi" w:hAnsiTheme="majorHAnsi" w:cstheme="minorHAnsi"/>
+          <w:rFonts w:asciiTheme="minorHAnsi" w:hAnsiTheme="minorHAnsi" w:cstheme="minorHAnsi"/>
+          <w:color w:val="002060"/>
+          <w:sz w:val="22"/>
+          <w:szCs w:val="22"/>
+        </w:rPr>
+      </w:pPr>
+      <w:r>
+        <w:rPr>
+          <w:rFonts w:asciiTheme="minorHAnsi" w:hAnsiTheme="minorHAnsi" w:cstheme="minorHAnsi"/>
           <w:color w:val="002060"/>
           <w:sz w:val="22"/>
           <w:szCs w:val="22"/>
@@ -5361,7 +5752,7 @@
           <w:rFonts w:asciiTheme="minorHAnsi" w:hAnsiTheme="minorHAnsi"/>
         </w:rPr>
       </w:pPr>
-      <w:bookmarkStart w:id="2" w:name="_Toc227069002"/>
+      <w:bookmarkStart w:id="3" w:name="_Toc227167334"/>
       <w:r>
         <w:rPr>
           <w:rFonts w:asciiTheme="minorHAnsi" w:hAnsiTheme="minorHAnsi"/>
@@ -5369,7 +5760,7 @@
         </w:rPr>
         <w:t>Part 1: Test Scenarios</w:t>
       </w:r>
-      <w:bookmarkEnd w:id="2"/>
+      <w:bookmarkEnd w:id="3"/>
     </w:p>
     <w:p>
       <w:pPr>
@@ -5379,7 +5770,7 @@
           <w:lang w:eastAsia="en-GB"/>
         </w:rPr>
       </w:pPr>
-      <w:bookmarkStart w:id="3" w:name="_Toc227069003"/>
+      <w:bookmarkStart w:id="4" w:name="_Toc227167335"/>
       <w:r>
         <w:rPr>
           <w:rFonts w:asciiTheme="minorHAnsi" w:eastAsia="Times New Roman" w:hAnsiTheme="minorHAnsi"/>
@@ -5387,7 +5778,7 @@
         </w:rPr>
         <w:t>Scenario 1: Compressed Gas (Asphyxiant)</w:t>
       </w:r>
-      <w:bookmarkEnd w:id="3"/>
+      <w:bookmarkEnd w:id="4"/>
       <w:r>
         <w:rPr>
           <w:rFonts w:asciiTheme="minorHAnsi" w:eastAsia="Times New Roman" w:hAnsiTheme="minorHAnsi"/>
@@ -5419,7 +5810,31 @@
           <w:lang w:eastAsia="en-GB"/>
           <w14:ligatures w14:val="none"/>
         </w:rPr>
-        <w:t xml:space="preserve">You have a compressed nitrogen cylinder (an asphyxiant) with an initial pressure of 230 bar and a cylinder water capacity of 50 Litres. </w:t>
+        <w:t>You have a compressed nitrogen cylinder (asphyxiant) with an initial pressure of 230 bar and a cylinder water capacity of 50</w:t>
+      </w:r>
+      <w:r>
+        <w:rPr>
+          <w:rFonts w:eastAsia="Times New Roman" w:cs="Calibri"/>
+          <w:color w:val="002060"/>
+          <w:kern w:val="0"/>
+          <w:sz w:val="22"/>
+          <w:szCs w:val="22"/>
+          <w:lang w:eastAsia="en-GB"/>
+          <w14:ligatures w14:val="none"/>
+        </w:rPr>
+        <w:t>L</w:t>
+      </w:r>
+      <w:r>
+        <w:rPr>
+          <w:rFonts w:eastAsia="Times New Roman" w:cs="Calibri"/>
+          <w:color w:val="002060"/>
+          <w:kern w:val="0"/>
+          <w:sz w:val="22"/>
+          <w:szCs w:val="22"/>
+          <w:lang w:eastAsia="en-GB"/>
+          <w14:ligatures w14:val="none"/>
+        </w:rPr>
+        <w:t xml:space="preserve">. </w:t>
       </w:r>
       <w:r>
         <w:rPr>
@@ -5473,7 +5888,31 @@
           <w:lang w:eastAsia="en-GB"/>
           <w14:ligatures w14:val="none"/>
         </w:rPr>
-        <w:t>What is the total volume of gas in the cylinder?</w:t>
+        <w:t xml:space="preserve">What is the total volume of gas </w:t>
+      </w:r>
+      <w:r>
+        <w:rPr>
+          <w:rFonts w:eastAsia="Times New Roman" w:cs="Calibri"/>
+          <w:color w:val="002060"/>
+          <w:kern w:val="0"/>
+          <w:sz w:val="22"/>
+          <w:szCs w:val="22"/>
+          <w:lang w:eastAsia="en-GB"/>
+          <w14:ligatures w14:val="none"/>
+        </w:rPr>
+        <w:t>contained in</w:t>
+      </w:r>
+      <w:r>
+        <w:rPr>
+          <w:rFonts w:eastAsia="Times New Roman" w:cs="Calibri"/>
+          <w:color w:val="002060"/>
+          <w:kern w:val="0"/>
+          <w:sz w:val="22"/>
+          <w:szCs w:val="22"/>
+          <w:lang w:eastAsia="en-GB"/>
+          <w14:ligatures w14:val="none"/>
+        </w:rPr>
+        <w:t xml:space="preserve"> the cylinder?</w:t>
       </w:r>
     </w:p>
     <w:p>
@@ -5544,7 +5983,7 @@
           <w:lang w:eastAsia="en-GB"/>
         </w:rPr>
       </w:pPr>
-      <w:bookmarkStart w:id="4" w:name="_Toc227069004"/>
+      <w:bookmarkStart w:id="5" w:name="_Toc227167336"/>
       <w:r>
         <w:rPr>
           <w:rFonts w:asciiTheme="minorHAnsi" w:eastAsia="Times New Roman" w:hAnsiTheme="minorHAnsi"/>
@@ -5552,7 +5991,7 @@
         </w:rPr>
         <w:t>Scenario 2: Liquefied Gas (Toxic)</w:t>
       </w:r>
-      <w:bookmarkEnd w:id="4"/>
+      <w:bookmarkEnd w:id="5"/>
       <w:r>
         <w:rPr>
           <w:rFonts w:asciiTheme="minorHAnsi" w:eastAsia="Times New Roman" w:hAnsiTheme="minorHAnsi"/>
@@ -5584,7 +6023,55 @@
           <w:lang w:eastAsia="en-GB"/>
           <w14:ligatures w14:val="none"/>
         </w:rPr>
-        <w:t>You are working with a 10 kg cylinder of liquefied toxic gas (weight of contents only). The specific volume of the gas is 1.4m³/kg. The room volume is 50m³, but you have a lot of equipment and benches</w:t>
+        <w:t xml:space="preserve">You are working with a 10 kg cylinder of liquefied </w:t>
+      </w:r>
+      <w:r>
+        <w:rPr>
+          <w:rFonts w:eastAsia="Times New Roman" w:cs="Calibri"/>
+          <w:color w:val="002060"/>
+          <w:kern w:val="0"/>
+          <w:sz w:val="22"/>
+          <w:szCs w:val="22"/>
+          <w:lang w:eastAsia="en-GB"/>
+          <w14:ligatures w14:val="none"/>
+        </w:rPr>
+        <w:t>Ammonia</w:t>
+      </w:r>
+      <w:r>
+        <w:rPr>
+          <w:rFonts w:eastAsia="Times New Roman" w:cs="Calibri"/>
+          <w:color w:val="002060"/>
+          <w:kern w:val="0"/>
+          <w:sz w:val="22"/>
+          <w:szCs w:val="22"/>
+          <w:lang w:eastAsia="en-GB"/>
+          <w14:ligatures w14:val="none"/>
+        </w:rPr>
+        <w:t xml:space="preserve"> gas (weight of contents only). The specific volume of </w:t>
+      </w:r>
+      <w:r>
+        <w:rPr>
+          <w:rFonts w:eastAsia="Times New Roman" w:cs="Calibri"/>
+          <w:color w:val="002060"/>
+          <w:kern w:val="0"/>
+          <w:sz w:val="22"/>
+          <w:szCs w:val="22"/>
+          <w:lang w:eastAsia="en-GB"/>
+          <w14:ligatures w14:val="none"/>
+        </w:rPr>
+        <w:t>Ammonia</w:t>
+      </w:r>
+      <w:r>
+        <w:rPr>
+          <w:rFonts w:eastAsia="Times New Roman" w:cs="Calibri"/>
+          <w:color w:val="002060"/>
+          <w:kern w:val="0"/>
+          <w:sz w:val="22"/>
+          <w:szCs w:val="22"/>
+          <w:lang w:eastAsia="en-GB"/>
+          <w14:ligatures w14:val="none"/>
+        </w:rPr>
+        <w:t xml:space="preserve"> is 1.4m³/kg. The room volume is 50m³, but you have a lot of equipment and benches</w:t>
       </w:r>
       <w:r>
         <w:rPr>
@@ -5674,7 +6161,31 @@
           <w:lang w:eastAsia="en-GB"/>
           <w14:ligatures w14:val="none"/>
         </w:rPr>
-        <w:t>What is the calculated gas volume?</w:t>
+        <w:t xml:space="preserve">What is the calculated </w:t>
+      </w:r>
+      <w:r>
+        <w:rPr>
+          <w:rFonts w:eastAsia="Times New Roman" w:cs="Calibri"/>
+          <w:color w:val="002060"/>
+          <w:kern w:val="0"/>
+          <w:sz w:val="22"/>
+          <w:szCs w:val="22"/>
+          <w:lang w:eastAsia="en-GB"/>
+          <w14:ligatures w14:val="none"/>
+        </w:rPr>
+        <w:t>volume of Ammonia gas in the cylinder</w:t>
+      </w:r>
+      <w:r>
+        <w:rPr>
+          <w:rFonts w:eastAsia="Times New Roman" w:cs="Calibri"/>
+          <w:color w:val="002060"/>
+          <w:kern w:val="0"/>
+          <w:sz w:val="22"/>
+          <w:szCs w:val="22"/>
+          <w:lang w:eastAsia="en-GB"/>
+          <w14:ligatures w14:val="none"/>
+        </w:rPr>
+        <w:t>?</w:t>
       </w:r>
     </w:p>
     <w:p>
@@ -5704,7 +6215,31 @@
           <w:lang w:eastAsia="en-GB"/>
           <w14:ligatures w14:val="none"/>
         </w:rPr>
-        <w:t>What is the final room concentration in parts per million (ppm)?</w:t>
+        <w:t xml:space="preserve">What is the final room concentration </w:t>
+      </w:r>
+      <w:r>
+        <w:rPr>
+          <w:rFonts w:eastAsia="Times New Roman" w:cs="Calibri"/>
+          <w:color w:val="002060"/>
+          <w:kern w:val="0"/>
+          <w:sz w:val="22"/>
+          <w:szCs w:val="22"/>
+          <w:lang w:eastAsia="en-GB"/>
+          <w14:ligatures w14:val="none"/>
+        </w:rPr>
+        <w:t xml:space="preserve">of Ammonia following release </w:t>
+      </w:r>
+      <w:r>
+        <w:rPr>
+          <w:rFonts w:eastAsia="Times New Roman" w:cs="Calibri"/>
+          <w:color w:val="002060"/>
+          <w:kern w:val="0"/>
+          <w:sz w:val="22"/>
+          <w:szCs w:val="22"/>
+          <w:lang w:eastAsia="en-GB"/>
+          <w14:ligatures w14:val="none"/>
+        </w:rPr>
+        <w:t>in parts per million (ppm)?</w:t>
       </w:r>
     </w:p>
     <w:p>
@@ -5715,7 +6250,7 @@
           <w:lang w:eastAsia="en-GB"/>
         </w:rPr>
       </w:pPr>
-      <w:bookmarkStart w:id="5" w:name="_Toc227069005"/>
+      <w:bookmarkStart w:id="6" w:name="_Toc227167337"/>
       <w:r>
         <w:rPr>
           <w:rFonts w:asciiTheme="minorHAnsi" w:eastAsia="Times New Roman" w:hAnsiTheme="minorHAnsi"/>
@@ -5723,7 +6258,7 @@
         </w:rPr>
         <w:t>Scenario 3: Cryogenic Vessel (Asphyxiant)</w:t>
       </w:r>
-      <w:bookmarkEnd w:id="5"/>
+      <w:bookmarkEnd w:id="6"/>
       <w:r>
         <w:rPr>
           <w:rFonts w:asciiTheme="minorHAnsi" w:eastAsia="Times New Roman" w:hAnsiTheme="minorHAnsi"/>
@@ -5767,19 +6302,31 @@
           <w:lang w:eastAsia="en-GB"/>
           <w14:ligatures w14:val="none"/>
         </w:rPr>
-        <w:br/>
-      </w:r>
-      <w:r>
-        <w:rPr>
-          <w:rFonts w:eastAsia="Times New Roman" w:cs="Calibri"/>
-          <w:color w:val="002060"/>
-          <w:kern w:val="0"/>
-          <w:sz w:val="22"/>
-          <w:szCs w:val="22"/>
-          <w:lang w:eastAsia="en-GB"/>
-          <w14:ligatures w14:val="none"/>
-        </w:rPr>
-        <w:t>The room has a free air volume of 150m³.</w:t>
+        <w:t>If fully released</w:t>
+      </w:r>
+      <w:r>
+        <w:rPr>
+          <w:rFonts w:eastAsia="Times New Roman" w:cs="Calibri"/>
+          <w:color w:val="002060"/>
+          <w:kern w:val="0"/>
+          <w:sz w:val="22"/>
+          <w:szCs w:val="22"/>
+          <w:lang w:eastAsia="en-GB"/>
+          <w14:ligatures w14:val="none"/>
+        </w:rPr>
+        <w:t xml:space="preserve"> and vaporised, the nitrogen will expand into the surrounding space. T</w:t>
+      </w:r>
+      <w:r>
+        <w:rPr>
+          <w:rFonts w:eastAsia="Times New Roman" w:cs="Calibri"/>
+          <w:color w:val="002060"/>
+          <w:kern w:val="0"/>
+          <w:sz w:val="22"/>
+          <w:szCs w:val="22"/>
+          <w:lang w:eastAsia="en-GB"/>
+          <w14:ligatures w14:val="none"/>
+        </w:rPr>
+        <w:t>he room has a free air volume of 150m³.</w:t>
       </w:r>
     </w:p>
     <w:p>
@@ -5809,7 +6356,44 @@
           <w:lang w:eastAsia="en-GB"/>
           <w14:ligatures w14:val="none"/>
         </w:rPr>
-        <w:t>How many cubic metres of gas will this generate if fully released?</w:t>
+        <w:lastRenderedPageBreak/>
+        <w:t>How many cubic metres of gas w</w:t>
+      </w:r>
+      <w:r>
+        <w:rPr>
+          <w:rFonts w:eastAsia="Times New Roman" w:cs="Calibri"/>
+          <w:color w:val="002060"/>
+          <w:kern w:val="0"/>
+          <w:sz w:val="22"/>
+          <w:szCs w:val="22"/>
+          <w:lang w:eastAsia="en-GB"/>
+          <w14:ligatures w14:val="none"/>
+        </w:rPr>
+        <w:t xml:space="preserve">ould be </w:t>
+      </w:r>
+      <w:r>
+        <w:rPr>
+          <w:rFonts w:eastAsia="Times New Roman" w:cs="Calibri"/>
+          <w:color w:val="002060"/>
+          <w:kern w:val="0"/>
+          <w:sz w:val="22"/>
+          <w:szCs w:val="22"/>
+          <w:lang w:eastAsia="en-GB"/>
+          <w14:ligatures w14:val="none"/>
+        </w:rPr>
+        <w:t>generated following a full release of the contents of the dewar</w:t>
+      </w:r>
+      <w:r>
+        <w:rPr>
+          <w:rFonts w:eastAsia="Times New Roman" w:cs="Calibri"/>
+          <w:color w:val="002060"/>
+          <w:kern w:val="0"/>
+          <w:sz w:val="22"/>
+          <w:szCs w:val="22"/>
+          <w:lang w:eastAsia="en-GB"/>
+          <w14:ligatures w14:val="none"/>
+        </w:rPr>
+        <w:t>?</w:t>
       </w:r>
       <w:r>
         <w:rPr>
@@ -5851,8 +6435,31 @@
           <w:lang w:eastAsia="en-GB"/>
           <w14:ligatures w14:val="none"/>
         </w:rPr>
-        <w:lastRenderedPageBreak/>
-        <w:t>According to the calculator's thresholds, what is the resulting room O₂ concentration, and what specific recommendation/warning does the calculator provide for this level?</w:t>
+        <w:t>According to the calculator's thresholds, what is the resulting room O₂ concentration, and what specific recommendation</w:t>
+      </w:r>
+      <w:r>
+        <w:rPr>
+          <w:rFonts w:eastAsia="Times New Roman" w:cs="Calibri"/>
+          <w:color w:val="002060"/>
+          <w:kern w:val="0"/>
+          <w:sz w:val="22"/>
+          <w:szCs w:val="22"/>
+          <w:lang w:eastAsia="en-GB"/>
+          <w14:ligatures w14:val="none"/>
+        </w:rPr>
+        <w:t xml:space="preserve"> or </w:t>
+      </w:r>
+      <w:r>
+        <w:rPr>
+          <w:rFonts w:eastAsia="Times New Roman" w:cs="Calibri"/>
+          <w:color w:val="002060"/>
+          <w:kern w:val="0"/>
+          <w:sz w:val="22"/>
+          <w:szCs w:val="22"/>
+          <w:lang w:eastAsia="en-GB"/>
+          <w14:ligatures w14:val="none"/>
+        </w:rPr>
+        <w:t>warning does the calculator provide for this level?</w:t>
       </w:r>
     </w:p>
     <w:p>
@@ -5863,20 +6470,49 @@
           <w:lang w:eastAsia="en-GB"/>
         </w:rPr>
       </w:pPr>
-      <w:bookmarkStart w:id="6" w:name="_Toc227069006"/>
+      <w:bookmarkStart w:id="7" w:name="_Toc227167338"/>
       <w:r>
         <w:rPr>
           <w:rFonts w:asciiTheme="minorHAnsi" w:eastAsia="Times New Roman" w:hAnsiTheme="minorHAnsi"/>
           <w:lang w:eastAsia="en-GB"/>
         </w:rPr>
-        <w:t>Scenario 4: Known Volume (CO₂ Enrichment)</w:t>
-      </w:r>
-      <w:bookmarkEnd w:id="6"/>
+        <w:t>Scenario 4: Known Volume (C</w:t>
+      </w:r>
       <w:r>
         <w:rPr>
           <w:rFonts w:asciiTheme="minorHAnsi" w:eastAsia="Times New Roman" w:hAnsiTheme="minorHAnsi"/>
           <w:lang w:eastAsia="en-GB"/>
         </w:rPr>
+        <w:t>arbon Dioxide (CO</w:t>
+      </w:r>
+      <w:r>
+        <w:rPr>
+          <w:rFonts w:asciiTheme="minorHAnsi" w:eastAsia="Times New Roman" w:hAnsiTheme="minorHAnsi"/>
+          <w:vertAlign w:val="subscript"/>
+          <w:lang w:eastAsia="en-GB"/>
+        </w:rPr>
+        <w:t>2</w:t>
+      </w:r>
+      <w:r>
+        <w:rPr>
+          <w:rFonts w:asciiTheme="minorHAnsi" w:eastAsia="Times New Roman" w:hAnsiTheme="minorHAnsi"/>
+          <w:lang w:eastAsia="en-GB"/>
+        </w:rPr>
+        <w:t>)</w:t>
+      </w:r>
+      <w:r>
+        <w:rPr>
+          <w:rFonts w:asciiTheme="minorHAnsi" w:eastAsia="Times New Roman" w:hAnsiTheme="minorHAnsi"/>
+          <w:lang w:eastAsia="en-GB"/>
+        </w:rPr>
+        <w:t xml:space="preserve"> Enrichment)</w:t>
+      </w:r>
+      <w:bookmarkEnd w:id="7"/>
+      <w:r>
+        <w:rPr>
+          <w:rFonts w:asciiTheme="minorHAnsi" w:eastAsia="Times New Roman" w:hAnsiTheme="minorHAnsi"/>
+          <w:lang w:eastAsia="en-GB"/>
+        </w:rPr>
         <w:t> </w:t>
       </w:r>
     </w:p>
@@ -5903,7 +6539,56 @@
           <w:lang w:eastAsia="en-GB"/>
           <w14:ligatures w14:val="none"/>
         </w:rPr>
-        <w:t>You are venting a known volume of 1.5m³ of Carbon Dioxide into a room with a free air volume of 40m³.</w:t>
+        <w:t>You are venting a known volume of 1.5m³ of Carbon Dioxide</w:t>
+      </w:r>
+      <w:r>
+        <w:rPr>
+          <w:rFonts w:eastAsia="Times New Roman" w:cs="Calibri"/>
+          <w:color w:val="002060"/>
+          <w:kern w:val="0"/>
+          <w:sz w:val="22"/>
+          <w:szCs w:val="22"/>
+          <w:lang w:eastAsia="en-GB"/>
+          <w14:ligatures w14:val="none"/>
+        </w:rPr>
+        <w:t xml:space="preserve"> (CO</w:t>
+      </w:r>
+      <w:r>
+        <w:rPr>
+          <w:rFonts w:eastAsia="Times New Roman" w:cs="Calibri"/>
+          <w:color w:val="002060"/>
+          <w:kern w:val="0"/>
+          <w:sz w:val="22"/>
+          <w:szCs w:val="22"/>
+          <w:vertAlign w:val="subscript"/>
+          <w:lang w:eastAsia="en-GB"/>
+          <w14:ligatures w14:val="none"/>
+        </w:rPr>
+        <w:t>2</w:t>
+      </w:r>
+      <w:r>
+        <w:rPr>
+          <w:rFonts w:eastAsia="Times New Roman" w:cs="Calibri"/>
+          <w:color w:val="002060"/>
+          <w:kern w:val="0"/>
+          <w:sz w:val="22"/>
+          <w:szCs w:val="22"/>
+          <w:lang w:eastAsia="en-GB"/>
+          <w14:ligatures w14:val="none"/>
+        </w:rPr>
+        <w:t>)</w:t>
+      </w:r>
+      <w:r>
+        <w:rPr>
+          <w:rFonts w:eastAsia="Times New Roman" w:cs="Calibri"/>
+          <w:color w:val="002060"/>
+          <w:kern w:val="0"/>
+          <w:sz w:val="22"/>
+          <w:szCs w:val="22"/>
+          <w:lang w:eastAsia="en-GB"/>
+          <w14:ligatures w14:val="none"/>
+        </w:rPr>
+        <w:t xml:space="preserve"> into a room with a free air volume of 40m³.</w:t>
       </w:r>
     </w:p>
     <w:p>
@@ -5986,7 +6671,7 @@
           <w:lang w:eastAsia="en-GB"/>
         </w:rPr>
       </w:pPr>
-      <w:bookmarkStart w:id="7" w:name="_Toc227069007"/>
+      <w:bookmarkStart w:id="8" w:name="_Toc227167339"/>
       <w:r>
         <w:rPr>
           <w:rFonts w:asciiTheme="minorHAnsi" w:eastAsia="Times New Roman" w:hAnsiTheme="minorHAnsi"/>
@@ -5994,7 +6679,7 @@
         </w:rPr>
         <w:t>Scenario 5: Slow Leak (Flammable)</w:t>
       </w:r>
-      <w:bookmarkEnd w:id="7"/>
+      <w:bookmarkEnd w:id="8"/>
       <w:r>
         <w:rPr>
           <w:rFonts w:asciiTheme="minorHAnsi" w:eastAsia="Times New Roman" w:hAnsiTheme="minorHAnsi"/>
@@ -6087,7 +6772,7 @@
           <w:lang w:eastAsia="en-GB"/>
           <w14:ligatures w14:val="none"/>
         </w:rPr>
-        <w:t xml:space="preserve"> of a flammable gas. The</w:t>
+        <w:t xml:space="preserve"> of flammable gas. The</w:t>
       </w:r>
       <w:r>
         <w:rPr>
@@ -6151,14 +6836,14 @@
           <w:rFonts w:asciiTheme="minorHAnsi" w:hAnsiTheme="minorHAnsi"/>
         </w:rPr>
       </w:pPr>
-      <w:bookmarkStart w:id="8" w:name="_Toc227069008"/>
+      <w:bookmarkStart w:id="9" w:name="_Toc227167340"/>
       <w:r>
         <w:rPr>
           <w:rFonts w:asciiTheme="minorHAnsi" w:hAnsiTheme="minorHAnsi"/>
         </w:rPr>
         <w:t>Scenario 6: Toxic Gas, External Lookups &amp; Detection Placement</w:t>
       </w:r>
-      <w:bookmarkEnd w:id="8"/>
+      <w:bookmarkEnd w:id="9"/>
     </w:p>
     <w:p>
       <w:pPr>
@@ -6179,7 +6864,79 @@
           <w:sz w:val="22"/>
           <w:szCs w:val="22"/>
         </w:rPr>
-        <w:t>You are planning to store a BOC size 'AV' cylinder of compressed Carbon Monoxide (CO) at an initial pressure of 51 bar. The room has a free air volume of 80m³.</w:t>
+        <w:t xml:space="preserve">You are planning to store a </w:t>
+      </w:r>
+      <w:r>
+        <w:rPr>
+          <w:rFonts w:cs="Calibri"/>
+          <w:color w:val="002060"/>
+          <w:sz w:val="22"/>
+          <w:szCs w:val="22"/>
+        </w:rPr>
+        <w:t xml:space="preserve">standard BOC </w:t>
+      </w:r>
+      <w:r>
+        <w:rPr>
+          <w:rFonts w:cs="Calibri"/>
+          <w:color w:val="002060"/>
+          <w:sz w:val="22"/>
+          <w:szCs w:val="22"/>
+        </w:rPr>
+        <w:t>s</w:t>
+      </w:r>
+      <w:r>
+        <w:rPr>
+          <w:rFonts w:cs="Calibri"/>
+          <w:color w:val="002060"/>
+          <w:sz w:val="22"/>
+          <w:szCs w:val="22"/>
+        </w:rPr>
+        <w:t xml:space="preserve">ize </w:t>
+      </w:r>
+      <w:r>
+        <w:rPr>
+          <w:rFonts w:cs="Calibri"/>
+          <w:color w:val="002060"/>
+          <w:sz w:val="22"/>
+          <w:szCs w:val="22"/>
+        </w:rPr>
+        <w:t>‘AV’ cylinder of compressed</w:t>
+      </w:r>
+      <w:r>
+        <w:rPr>
+          <w:rFonts w:cs="Calibri"/>
+          <w:color w:val="002060"/>
+          <w:sz w:val="22"/>
+          <w:szCs w:val="22"/>
+        </w:rPr>
+        <w:t xml:space="preserve"> Carbon Monoxide (CO) at an initial pressure of 51 bar. </w:t>
+      </w:r>
+      <w:r>
+        <w:rPr>
+          <w:rFonts w:cs="Calibri"/>
+          <w:color w:val="002060"/>
+          <w:sz w:val="22"/>
+          <w:szCs w:val="22"/>
+        </w:rPr>
+        <w:t xml:space="preserve">Carbon monoxide is a toxic gas and chemical asphyxiant with a secondary flammability hazard. The cylinder is located in a room with </w:t>
+      </w:r>
+      <w:r>
+        <w:rPr>
+          <w:rFonts w:cs="Calibri"/>
+          <w:color w:val="002060"/>
+          <w:sz w:val="22"/>
+          <w:szCs w:val="22"/>
+        </w:rPr>
+        <w:t>a free air volume of 80m³.</w:t>
+      </w:r>
+      <w:r>
+        <w:rPr>
+          <w:rFonts w:cs="Calibri"/>
+          <w:color w:val="002060"/>
+          <w:sz w:val="22"/>
+          <w:szCs w:val="22"/>
+        </w:rPr>
+        <w:t xml:space="preserve"> </w:t>
       </w:r>
     </w:p>
     <w:p>
@@ -6215,7 +6972,7 @@
           <w:sz w:val="22"/>
           <w:szCs w:val="22"/>
         </w:rPr>
-        <w:t xml:space="preserve">ook up the water capacity of a standard BOC size 'AV' cylinder to calculate the total gas volume. </w:t>
+        <w:t>ook up the standard BOC size 'AV' cylinder</w:t>
       </w:r>
       <w:r>
         <w:rPr>
@@ -6224,7 +6981,25 @@
           <w:sz w:val="22"/>
           <w:szCs w:val="22"/>
         </w:rPr>
-        <w:t>Calculate the volume of gas that the cylinder containers based on the information you find.</w:t>
+        <w:t xml:space="preserve">, and indicate the volume of the </w:t>
+      </w:r>
+      <w:r>
+        <w:rPr>
+          <w:rFonts w:cs="Calibri"/>
+          <w:color w:val="002060"/>
+          <w:sz w:val="22"/>
+          <w:szCs w:val="22"/>
+        </w:rPr>
+        <w:t>contents in the cylinder.</w:t>
+      </w:r>
+      <w:r>
+        <w:rPr>
+          <w:rFonts w:cs="Calibri"/>
+          <w:color w:val="002060"/>
+          <w:sz w:val="22"/>
+          <w:szCs w:val="22"/>
+        </w:rPr>
+        <w:t xml:space="preserve"> </w:t>
       </w:r>
     </w:p>
     <w:p>
@@ -6254,7 +7029,55 @@
           <w:lang w:eastAsia="en-GB"/>
           <w14:ligatures w14:val="none"/>
         </w:rPr>
-        <w:t>What is the resulting room concentration in parts per million (ppm) if the entire cylinder vents?</w:t>
+        <w:t>Assuming a full release of the contents of the cylinder, w</w:t>
+      </w:r>
+      <w:r>
+        <w:rPr>
+          <w:rFonts w:eastAsia="Times New Roman" w:cs="Calibri"/>
+          <w:color w:val="002060"/>
+          <w:kern w:val="0"/>
+          <w:sz w:val="22"/>
+          <w:szCs w:val="22"/>
+          <w:lang w:eastAsia="en-GB"/>
+          <w14:ligatures w14:val="none"/>
+        </w:rPr>
+        <w:t>hat is the resulting room concentration</w:t>
+      </w:r>
+      <w:r>
+        <w:rPr>
+          <w:rFonts w:eastAsia="Times New Roman" w:cs="Calibri"/>
+          <w:color w:val="002060"/>
+          <w:kern w:val="0"/>
+          <w:sz w:val="22"/>
+          <w:szCs w:val="22"/>
+          <w:lang w:eastAsia="en-GB"/>
+          <w14:ligatures w14:val="none"/>
+        </w:rPr>
+        <w:t>, expressed</w:t>
+      </w:r>
+      <w:r>
+        <w:rPr>
+          <w:rFonts w:eastAsia="Times New Roman" w:cs="Calibri"/>
+          <w:color w:val="002060"/>
+          <w:kern w:val="0"/>
+          <w:sz w:val="22"/>
+          <w:szCs w:val="22"/>
+          <w:lang w:eastAsia="en-GB"/>
+          <w14:ligatures w14:val="none"/>
+        </w:rPr>
+        <w:t xml:space="preserve"> in parts per million (ppm)</w:t>
+      </w:r>
+      <w:r>
+        <w:rPr>
+          <w:rFonts w:eastAsia="Times New Roman" w:cs="Calibri"/>
+          <w:color w:val="002060"/>
+          <w:kern w:val="0"/>
+          <w:sz w:val="22"/>
+          <w:szCs w:val="22"/>
+          <w:lang w:eastAsia="en-GB"/>
+          <w14:ligatures w14:val="none"/>
+        </w:rPr>
+        <w:t>?</w:t>
       </w:r>
     </w:p>
     <w:p>
@@ -6284,31 +7107,44 @@
           <w:lang w:eastAsia="en-GB"/>
           <w14:ligatures w14:val="none"/>
         </w:rPr>
-        <w:t>Look up the standard Workplace Exposure Limit (WEL) for Carbon Monoxide in the HSE's EH40 document (or reference the calculator's internal guidance). Based on that</w:t>
-      </w:r>
-      <w:r>
-        <w:rPr>
-          <w:rFonts w:eastAsia="Times New Roman" w:cs="Calibri"/>
-          <w:color w:val="002060"/>
-          <w:kern w:val="0"/>
-          <w:sz w:val="22"/>
-          <w:szCs w:val="22"/>
-          <w:lang w:eastAsia="en-GB"/>
-          <w14:ligatures w14:val="none"/>
-        </w:rPr>
-        <w:t xml:space="preserve"> and your calculation</w:t>
-      </w:r>
-      <w:r>
-        <w:rPr>
-          <w:rFonts w:eastAsia="Times New Roman" w:cs="Calibri"/>
-          <w:color w:val="002060"/>
-          <w:kern w:val="0"/>
-          <w:sz w:val="22"/>
-          <w:szCs w:val="22"/>
-          <w:lang w:eastAsia="en-GB"/>
-          <w14:ligatures w14:val="none"/>
-        </w:rPr>
-        <w:t>, is detection required?</w:t>
+        <w:t xml:space="preserve">Look up the standard Workplace Exposure Limit (WEL) for Carbon Monoxide in the HSE's EH40 document (or reference the calculator's internal guidance). </w:t>
+      </w:r>
+      <w:r>
+        <w:rPr>
+          <w:rFonts w:eastAsia="Times New Roman" w:cs="Calibri"/>
+          <w:color w:val="002060"/>
+          <w:kern w:val="0"/>
+          <w:sz w:val="22"/>
+          <w:szCs w:val="22"/>
+          <w:lang w:eastAsia="en-GB"/>
+          <w14:ligatures w14:val="none"/>
+        </w:rPr>
+        <w:br/>
+        <w:t xml:space="preserve">Compare your calculated CO concentration against the WEL. </w:t>
+      </w:r>
+      <w:r>
+        <w:rPr>
+          <w:rFonts w:eastAsia="Times New Roman" w:cs="Calibri"/>
+          <w:color w:val="002060"/>
+          <w:kern w:val="0"/>
+          <w:sz w:val="22"/>
+          <w:szCs w:val="22"/>
+          <w:lang w:eastAsia="en-GB"/>
+          <w14:ligatures w14:val="none"/>
+        </w:rPr>
+        <w:t xml:space="preserve">Does this comparison indicate that detection </w:t>
+      </w:r>
+      <w:r>
+        <w:rPr>
+          <w:rFonts w:eastAsia="Times New Roman" w:cs="Calibri"/>
+          <w:color w:val="002060"/>
+          <w:kern w:val="0"/>
+          <w:sz w:val="22"/>
+          <w:szCs w:val="22"/>
+          <w:lang w:eastAsia="en-GB"/>
+          <w14:ligatures w14:val="none"/>
+        </w:rPr>
+        <w:t>is required?</w:t>
       </w:r>
     </w:p>
     <w:p>
@@ -6349,7 +7185,7 @@
           <w:lang w:eastAsia="en-GB"/>
         </w:rPr>
       </w:pPr>
-      <w:bookmarkStart w:id="9" w:name="_Toc227069009"/>
+      <w:bookmarkStart w:id="10" w:name="_Toc227167341"/>
       <w:r>
         <w:rPr>
           <w:rFonts w:asciiTheme="minorHAnsi" w:eastAsia="Times New Roman" w:hAnsiTheme="minorHAnsi"/>
@@ -6357,7 +7193,7 @@
         </w:rPr>
         <w:t>Scenario 7: Slow Leak, Time to Hazard &amp; Heavy Gas Detection</w:t>
       </w:r>
-      <w:bookmarkEnd w:id="9"/>
+      <w:bookmarkEnd w:id="10"/>
       <w:r>
         <w:rPr>
           <w:rFonts w:asciiTheme="minorHAnsi" w:eastAsia="Times New Roman" w:hAnsiTheme="minorHAnsi"/>
@@ -6413,43 +7249,43 @@
           <w:lang w:eastAsia="en-GB"/>
           <w14:ligatures w14:val="none"/>
         </w:rPr>
-        <w:t xml:space="preserve">The </w:t>
-      </w:r>
-      <w:r>
-        <w:rPr>
-          <w:rFonts w:eastAsia="Times New Roman" w:cs="Calibri"/>
-          <w:color w:val="002060"/>
-          <w:kern w:val="0"/>
-          <w:sz w:val="22"/>
-          <w:szCs w:val="22"/>
-          <w:lang w:eastAsia="en-GB"/>
-          <w14:ligatures w14:val="none"/>
-        </w:rPr>
-        <w:t xml:space="preserve">outlet point regulator </w:t>
-      </w:r>
-      <w:r>
-        <w:rPr>
-          <w:rFonts w:eastAsia="Times New Roman" w:cs="Calibri"/>
-          <w:color w:val="002060"/>
-          <w:kern w:val="0"/>
-          <w:sz w:val="22"/>
-          <w:szCs w:val="22"/>
-          <w:lang w:eastAsia="en-GB"/>
-          <w14:ligatures w14:val="none"/>
-        </w:rPr>
-        <w:t xml:space="preserve">allows 2.5 bar of pressure, and the </w:t>
-      </w:r>
-      <w:r>
-        <w:rPr>
-          <w:rFonts w:eastAsia="Times New Roman" w:cs="Calibri"/>
-          <w:color w:val="002060"/>
-          <w:kern w:val="0"/>
-          <w:sz w:val="22"/>
-          <w:szCs w:val="22"/>
-          <w:lang w:eastAsia="en-GB"/>
-          <w14:ligatures w14:val="none"/>
-        </w:rPr>
-        <w:t xml:space="preserve">leak has an equivalent hole diameter of 0.2mm. </w:t>
+        <w:t>The regulator has a</w:t>
+      </w:r>
+      <w:r>
+        <w:rPr>
+          <w:rFonts w:eastAsia="Times New Roman" w:cs="Calibri"/>
+          <w:color w:val="002060"/>
+          <w:kern w:val="0"/>
+          <w:sz w:val="22"/>
+          <w:szCs w:val="22"/>
+          <w:lang w:eastAsia="en-GB"/>
+          <w14:ligatures w14:val="none"/>
+        </w:rPr>
+        <w:t xml:space="preserve">n </w:t>
+      </w:r>
+      <w:r>
+        <w:rPr>
+          <w:rFonts w:eastAsia="Times New Roman" w:cs="Calibri"/>
+          <w:color w:val="002060"/>
+          <w:kern w:val="0"/>
+          <w:sz w:val="22"/>
+          <w:szCs w:val="22"/>
+          <w:lang w:eastAsia="en-GB"/>
+          <w14:ligatures w14:val="none"/>
+        </w:rPr>
+        <w:t>outlet pressure of 2.5 bar, and the leak is equivalent to gas escaping through a pin-hole sized opening about 0.2mm across (equivalent hole diameter)</w:t>
+      </w:r>
+      <w:r>
+        <w:rPr>
+          <w:rFonts w:eastAsia="Times New Roman" w:cs="Calibri"/>
+          <w:color w:val="002060"/>
+          <w:kern w:val="0"/>
+          <w:sz w:val="22"/>
+          <w:szCs w:val="22"/>
+          <w:lang w:eastAsia="en-GB"/>
+          <w14:ligatures w14:val="none"/>
+        </w:rPr>
+        <w:t>.</w:t>
       </w:r>
     </w:p>
     <w:p>
@@ -6536,7 +7372,19 @@
           <w:lang w:eastAsia="en-GB"/>
           <w14:ligatures w14:val="none"/>
         </w:rPr>
-        <w:t>. The room currently has active ventilation providing 2 Air Changes per Hour (ACH).</w:t>
+        <w:t>, and t</w:t>
+      </w:r>
+      <w:r>
+        <w:rPr>
+          <w:rFonts w:eastAsia="Times New Roman" w:cs="Calibri"/>
+          <w:color w:val="002060"/>
+          <w:kern w:val="0"/>
+          <w:sz w:val="22"/>
+          <w:szCs w:val="22"/>
+          <w:lang w:eastAsia="en-GB"/>
+          <w14:ligatures w14:val="none"/>
+        </w:rPr>
+        <w:t>he room currently has active ventilation providing 2 Air Changes per Hour (ACH).</w:t>
       </w:r>
     </w:p>
     <w:p>
@@ -6566,6 +7414,7 @@
           <w:lang w:eastAsia="en-GB"/>
           <w14:ligatures w14:val="none"/>
         </w:rPr>
+        <w:lastRenderedPageBreak/>
         <w:t>Using the calculator's leak rate</w:t>
       </w:r>
       <w:r>
@@ -6662,7 +7511,6 @@
           <w:lang w:eastAsia="en-GB"/>
           <w14:ligatures w14:val="none"/>
         </w:rPr>
-        <w:lastRenderedPageBreak/>
         <w:t>According to the calculator's guidance, what specific type of sensor must be used for CO₂, and how high off the floor should it be mounted?</w:t>
       </w:r>
     </w:p>
@@ -6675,7 +7523,7 @@
           <w14:ligatures w14:val="none"/>
         </w:rPr>
       </w:pPr>
-      <w:bookmarkStart w:id="10" w:name="_Toc227069010"/>
+      <w:bookmarkStart w:id="11" w:name="_Toc227167342"/>
       <w:r>
         <w:rPr>
           <w:rFonts w:asciiTheme="minorHAnsi" w:eastAsia="Times New Roman" w:hAnsiTheme="minorHAnsi"/>
@@ -6690,9 +7538,9 @@
           <w:noProof/>
           <w:lang w:eastAsia="en-GB"/>
         </w:rPr>
-        <w:t>Calculation Risk of Exposure when handling Dry Ice</w:t>
-      </w:r>
-      <w:bookmarkEnd w:id="10"/>
+        <w:t>Risk of Exposure when handling Dry Ice</w:t>
+      </w:r>
+      <w:bookmarkEnd w:id="11"/>
     </w:p>
     <w:p>
       <w:pPr>
@@ -6719,7 +7567,7 @@
           <w:sz w:val="22"/>
           <w:szCs w:val="22"/>
         </w:rPr>
-        <w:t xml:space="preserve"> worker is handling a container of dry ice on the benchtop</w:t>
+        <w:t xml:space="preserve"> worker is handling a container of dry ice</w:t>
       </w:r>
       <w:r>
         <w:rPr>
@@ -6728,19 +7576,18 @@
           <w:sz w:val="22"/>
           <w:szCs w:val="22"/>
         </w:rPr>
-        <w:t xml:space="preserve"> </w:t>
-      </w:r>
-      <w:proofErr w:type="gramStart"/>
+        <w:t xml:space="preserve"> (solid carbon dioxide (CO</w:t>
+      </w:r>
       <w:r>
         <w:rPr>
           <w:rFonts w:cs="Calibri"/>
           <w:color w:val="002060"/>
           <w:sz w:val="22"/>
           <w:szCs w:val="22"/>
-        </w:rPr>
-        <w:t>in order to</w:t>
-      </w:r>
-      <w:proofErr w:type="gramEnd"/>
+          <w:vertAlign w:val="subscript"/>
+        </w:rPr>
+        <w:t>2</w:t>
+      </w:r>
       <w:r>
         <w:rPr>
           <w:rFonts w:cs="Calibri"/>
@@ -6748,7 +7595,25 @@
           <w:sz w:val="22"/>
           <w:szCs w:val="22"/>
         </w:rPr>
-        <w:t xml:space="preserve"> create a cooling bath.</w:t>
+        <w:t>))</w:t>
+      </w:r>
+      <w:r>
+        <w:rPr>
+          <w:rFonts w:cs="Calibri"/>
+          <w:color w:val="002060"/>
+          <w:sz w:val="22"/>
+          <w:szCs w:val="22"/>
+        </w:rPr>
+        <w:t xml:space="preserve"> on the benchtop</w:t>
+      </w:r>
+      <w:r>
+        <w:rPr>
+          <w:rFonts w:cs="Calibri"/>
+          <w:color w:val="002060"/>
+          <w:sz w:val="22"/>
+          <w:szCs w:val="22"/>
+        </w:rPr>
+        <w:t xml:space="preserve"> in order to create a cooling bath.</w:t>
       </w:r>
       <w:r>
         <w:rPr>
@@ -6873,7 +7738,7 @@
           <w:sz w:val="22"/>
           <w:szCs w:val="22"/>
         </w:rPr>
-        <w:t>by the sublimation of the CO</w:t>
+        <w:t xml:space="preserve">by the </w:t>
       </w:r>
       <w:r>
         <w:rPr>
@@ -6881,9 +7746,44 @@
           <w:color w:val="002060"/>
           <w:sz w:val="22"/>
           <w:szCs w:val="22"/>
-          <w:vertAlign w:val="subscript"/>
-        </w:rPr>
-        <w:t>2</w:t>
+        </w:rPr>
+        <w:t xml:space="preserve">complete </w:t>
+      </w:r>
+      <w:r>
+        <w:rPr>
+          <w:rFonts w:cs="Calibri"/>
+          <w:color w:val="002060"/>
+          <w:sz w:val="22"/>
+          <w:szCs w:val="22"/>
+        </w:rPr>
+        <w:t xml:space="preserve">sublimation of </w:t>
+      </w:r>
+      <w:r>
+        <w:rPr>
+          <w:rFonts w:cs="Calibri"/>
+          <w:color w:val="002060"/>
+          <w:sz w:val="22"/>
+          <w:szCs w:val="22"/>
+        </w:rPr>
+        <w:t xml:space="preserve">all </w:t>
+      </w:r>
+      <w:r>
+        <w:rPr>
+          <w:rFonts w:cs="Calibri"/>
+          <w:color w:val="002060"/>
+          <w:sz w:val="22"/>
+          <w:szCs w:val="22"/>
+        </w:rPr>
+        <w:t xml:space="preserve">the </w:t>
+      </w:r>
+      <w:r>
+        <w:rPr>
+          <w:rFonts w:cs="Calibri"/>
+          <w:color w:val="002060"/>
+          <w:sz w:val="22"/>
+          <w:szCs w:val="22"/>
+        </w:rPr>
+        <w:t>dry ice</w:t>
       </w:r>
       <w:r>
         <w:rPr>
@@ -6916,7 +7816,25 @@
           <w:sz w:val="22"/>
           <w:szCs w:val="22"/>
         </w:rPr>
-        <w:t>Determine if a local risk is present to the user when handling the dry ice, and whether further control is needed.</w:t>
+        <w:t xml:space="preserve">Determine if a local </w:t>
+      </w:r>
+      <w:r>
+        <w:rPr>
+          <w:rFonts w:cs="Calibri"/>
+          <w:color w:val="002060"/>
+          <w:sz w:val="22"/>
+          <w:szCs w:val="22"/>
+        </w:rPr>
+        <w:t xml:space="preserve">exposure </w:t>
+      </w:r>
+      <w:r>
+        <w:rPr>
+          <w:rFonts w:cs="Calibri"/>
+          <w:color w:val="002060"/>
+          <w:sz w:val="22"/>
+          <w:szCs w:val="22"/>
+        </w:rPr>
+        <w:t>risk is present to the user when handling the dry ice, and whether further control is needed.</w:t>
       </w:r>
     </w:p>
     <w:p>
@@ -6926,7 +7844,7 @@
           <w:rFonts w:asciiTheme="minorHAnsi" w:hAnsiTheme="minorHAnsi"/>
         </w:rPr>
       </w:pPr>
-      <w:bookmarkStart w:id="11" w:name="_Toc227069011"/>
+      <w:bookmarkStart w:id="12" w:name="_Toc227167343"/>
       <w:r>
         <w:rPr>
           <w:rFonts w:asciiTheme="minorHAnsi" w:hAnsiTheme="minorHAnsi"/>
@@ -6945,7 +7863,7 @@
         </w:rPr>
         <w:t>: Mixed Gas Cylinders &amp; Multiple Independent Risks</w:t>
       </w:r>
-      <w:bookmarkEnd w:id="11"/>
+      <w:bookmarkEnd w:id="12"/>
     </w:p>
     <w:p>
       <w:pPr>
@@ -6990,9 +7908,8 @@
           <w:sz w:val="22"/>
           <w:szCs w:val="22"/>
         </w:rPr>
-        <w:t xml:space="preserve"> of a mixed gas comprising 10% Carbon Dioxide, 10% Hydrogen, and 80% Nitrogen (Balance). The initial pressure is 200 bar. The cylinder </w:t>
-      </w:r>
-      <w:proofErr w:type="gramStart"/>
+        <w:t xml:space="preserve"> </w:t>
+      </w:r>
       <w:r>
         <w:rPr>
           <w:rFonts w:cs="Calibri"/>
@@ -7000,9 +7917,8 @@
           <w:sz w:val="22"/>
           <w:szCs w:val="22"/>
         </w:rPr>
-        <w:t>is located in</w:t>
-      </w:r>
-      <w:proofErr w:type="gramEnd"/>
+        <w:t xml:space="preserve">containing </w:t>
+      </w:r>
       <w:r>
         <w:rPr>
           <w:rFonts w:cs="Calibri"/>
@@ -7010,7 +7926,43 @@
           <w:sz w:val="22"/>
           <w:szCs w:val="22"/>
         </w:rPr>
-        <w:t xml:space="preserve"> a small instrument room</w:t>
+        <w:t>a mixed gas comprising 10% Carbon Dioxide, 10% Hydrogen, and 80% Nitrogen</w:t>
+      </w:r>
+      <w:r>
+        <w:rPr>
+          <w:rFonts w:cs="Calibri"/>
+          <w:color w:val="002060"/>
+          <w:sz w:val="22"/>
+          <w:szCs w:val="22"/>
+        </w:rPr>
+        <w:t xml:space="preserve"> at an </w:t>
+      </w:r>
+      <w:r>
+        <w:rPr>
+          <w:rFonts w:cs="Calibri"/>
+          <w:color w:val="002060"/>
+          <w:sz w:val="22"/>
+          <w:szCs w:val="22"/>
+        </w:rPr>
+        <w:t xml:space="preserve">initial pressure </w:t>
+      </w:r>
+      <w:r>
+        <w:rPr>
+          <w:rFonts w:cs="Calibri"/>
+          <w:color w:val="002060"/>
+          <w:sz w:val="22"/>
+          <w:szCs w:val="22"/>
+        </w:rPr>
+        <w:t>of</w:t>
+      </w:r>
+      <w:r>
+        <w:rPr>
+          <w:rFonts w:cs="Calibri"/>
+          <w:color w:val="002060"/>
+          <w:sz w:val="22"/>
+          <w:szCs w:val="22"/>
+        </w:rPr>
+        <w:t xml:space="preserve"> 200 bar. The cylinder is located in a small instrument room</w:t>
       </w:r>
       <w:r>
         <w:rPr>
@@ -7062,7 +8014,26 @@
           <w:sz w:val="22"/>
           <w:szCs w:val="22"/>
         </w:rPr>
-        <w:t>Visit the BOC website to locate the details of the cylinder. Look for the water capacity of the cylinder in L.</w:t>
+        <w:t xml:space="preserve">Visit the BOC website to locate the details of the cylinder. </w:t>
+      </w:r>
+      <w:r>
+        <w:rPr>
+          <w:rFonts w:cs="Calibri"/>
+          <w:color w:val="002060"/>
+          <w:sz w:val="22"/>
+          <w:szCs w:val="22"/>
+        </w:rPr>
+        <w:br/>
+        <w:t>From the data on the website, determine the volume of gas in the cylinder</w:t>
+      </w:r>
+      <w:r>
+        <w:rPr>
+          <w:rFonts w:cs="Calibri"/>
+          <w:color w:val="002060"/>
+          <w:sz w:val="22"/>
+          <w:szCs w:val="22"/>
+        </w:rPr>
+        <w:t>.</w:t>
       </w:r>
     </w:p>
     <w:p>
@@ -7086,7 +8057,7 @@
           <w:sz w:val="22"/>
           <w:szCs w:val="22"/>
         </w:rPr>
-        <w:t>When assessing mixed gases in the calculator, you must assess each component gas independently. First, what is the total volume of gas in the cylinder</w:t>
+        <w:t xml:space="preserve">When assessing mixed gases in the calculator, you must assess each component gas independently. First, </w:t>
       </w:r>
       <w:r>
         <w:rPr>
@@ -7095,7 +8066,25 @@
           <w:sz w:val="22"/>
           <w:szCs w:val="22"/>
         </w:rPr>
-        <w:t>?</w:t>
+        <w:t xml:space="preserve">calculate </w:t>
+      </w:r>
+      <w:r>
+        <w:rPr>
+          <w:rFonts w:cs="Calibri"/>
+          <w:color w:val="002060"/>
+          <w:sz w:val="22"/>
+          <w:szCs w:val="22"/>
+        </w:rPr>
+        <w:t>the total volume of gas in the cylinder</w:t>
+      </w:r>
+      <w:r>
+        <w:rPr>
+          <w:rFonts w:cs="Calibri"/>
+          <w:color w:val="002060"/>
+          <w:sz w:val="22"/>
+          <w:szCs w:val="22"/>
+        </w:rPr>
+        <w:t>.</w:t>
       </w:r>
     </w:p>
     <w:p>
@@ -7119,7 +8108,43 @@
           <w:sz w:val="22"/>
           <w:szCs w:val="22"/>
         </w:rPr>
-        <w:t>Next, calculate the individual gas volumes for the CO₂ (10% of total) and Hydrogen (10% of total), and determine their specific room concentrations.</w:t>
+        <w:t>Next, calculate the individual gas volumes for the CO₂ (10% of total)</w:t>
+      </w:r>
+      <w:r>
+        <w:rPr>
+          <w:rFonts w:cs="Calibri"/>
+          <w:color w:val="002060"/>
+          <w:sz w:val="22"/>
+          <w:szCs w:val="22"/>
+        </w:rPr>
+        <w:t>,</w:t>
+      </w:r>
+      <w:r>
+        <w:rPr>
+          <w:rFonts w:cs="Calibri"/>
+          <w:color w:val="002060"/>
+          <w:sz w:val="22"/>
+          <w:szCs w:val="22"/>
+        </w:rPr>
+        <w:t xml:space="preserve"> Hydrogen (10% of total),</w:t>
+      </w:r>
+      <w:r>
+        <w:rPr>
+          <w:rFonts w:cs="Calibri"/>
+          <w:color w:val="002060"/>
+          <w:sz w:val="22"/>
+          <w:szCs w:val="22"/>
+        </w:rPr>
+        <w:t xml:space="preserve"> and Nitrogen (80%)</w:t>
+      </w:r>
+      <w:r>
+        <w:rPr>
+          <w:rFonts w:cs="Calibri"/>
+          <w:color w:val="002060"/>
+          <w:sz w:val="22"/>
+          <w:szCs w:val="22"/>
+        </w:rPr>
+        <w:t xml:space="preserve"> and determine their specific room concentrations.</w:t>
       </w:r>
     </w:p>
     <w:p>
@@ -7167,7 +8192,43 @@
           <w:sz w:val="22"/>
           <w:szCs w:val="22"/>
         </w:rPr>
-        <w:t>Based on these concentrations, which warning threshold is breached first in the event of a leak? Therefore, what specific detector type is the most critical to install, and are the others redundant?</w:t>
+        <w:t xml:space="preserve">Based on </w:t>
+      </w:r>
+      <w:r>
+        <w:rPr>
+          <w:rFonts w:cs="Calibri"/>
+          <w:color w:val="002060"/>
+          <w:sz w:val="22"/>
+          <w:szCs w:val="22"/>
+        </w:rPr>
+        <w:t>the concentrations calculated in 3 and 4</w:t>
+      </w:r>
+      <w:r>
+        <w:rPr>
+          <w:rFonts w:cs="Calibri"/>
+          <w:color w:val="002060"/>
+          <w:sz w:val="22"/>
+          <w:szCs w:val="22"/>
+        </w:rPr>
+        <w:t xml:space="preserve">, which warning threshold is </w:t>
+      </w:r>
+      <w:r>
+        <w:rPr>
+          <w:rFonts w:cs="Calibri"/>
+          <w:color w:val="002060"/>
+          <w:sz w:val="22"/>
+          <w:szCs w:val="22"/>
+        </w:rPr>
+        <w:t xml:space="preserve">likely to be </w:t>
+      </w:r>
+      <w:r>
+        <w:rPr>
+          <w:rFonts w:cs="Calibri"/>
+          <w:color w:val="002060"/>
+          <w:sz w:val="22"/>
+          <w:szCs w:val="22"/>
+        </w:rPr>
+        <w:t>breached first in the event of a leak? Therefore, what specific detector type is the most critical to install, and are the others redundant?</w:t>
       </w:r>
     </w:p>
     <w:p>
@@ -7178,7 +8239,7 @@
           <w:lang w:eastAsia="en-GB"/>
         </w:rPr>
       </w:pPr>
-      <w:bookmarkStart w:id="12" w:name="_Toc227069012"/>
+      <w:bookmarkStart w:id="13" w:name="_Toc227167344"/>
       <w:r>
         <w:rPr>
           <w:rFonts w:asciiTheme="minorHAnsi" w:eastAsia="Times New Roman" w:hAnsiTheme="minorHAnsi"/>
@@ -7186,7 +8247,7 @@
         </w:rPr>
         <w:t>Part 2: Answers &amp; Methodology</w:t>
       </w:r>
-      <w:bookmarkEnd w:id="12"/>
+      <w:bookmarkEnd w:id="13"/>
     </w:p>
     <w:p>
       <w:pPr>
@@ -7196,7 +8257,7 @@
           <w:lang w:eastAsia="en-GB"/>
         </w:rPr>
       </w:pPr>
-      <w:bookmarkStart w:id="13" w:name="_Toc227069013"/>
+      <w:bookmarkStart w:id="14" w:name="_Toc227167345"/>
       <w:r>
         <w:rPr>
           <w:rFonts w:asciiTheme="minorHAnsi" w:eastAsia="Times New Roman" w:hAnsiTheme="minorHAnsi"/>
@@ -7204,7 +8265,7 @@
         </w:rPr>
         <w:t>Scenario 1: Compressed Gas (Asphyxiant)</w:t>
       </w:r>
-      <w:bookmarkEnd w:id="13"/>
+      <w:bookmarkEnd w:id="14"/>
     </w:p>
     <w:p>
       <w:pPr>
@@ -7409,7 +8470,69 @@
           <w:lang w:eastAsia="en-GB"/>
           <w14:ligatures w14:val="none"/>
         </w:rPr>
-        <w:t> The personal bubble assesses a fixed 12m³ volume immediately surrounding the release point. Because 11.35m³ replaces most of that 12m³ air volume, the local oxygen level drops severely.</w:t>
+        <w:t> </w:t>
+      </w:r>
+      <w:r>
+        <w:rPr>
+          <w:rFonts w:eastAsia="Times New Roman" w:cs="Calibri"/>
+          <w:color w:val="002060"/>
+          <w:kern w:val="0"/>
+          <w:sz w:val="22"/>
+          <w:szCs w:val="22"/>
+          <w:lang w:eastAsia="en-GB"/>
+          <w14:ligatures w14:val="none"/>
+        </w:rPr>
+        <w:t>The personal bubble represents a fixed 12m</w:t>
+      </w:r>
+      <w:r>
+        <w:rPr>
+          <w:rFonts w:eastAsia="Times New Roman" w:cs="Calibri"/>
+          <w:color w:val="002060"/>
+          <w:kern w:val="0"/>
+          <w:sz w:val="22"/>
+          <w:szCs w:val="22"/>
+          <w:vertAlign w:val="superscript"/>
+          <w:lang w:eastAsia="en-GB"/>
+          <w14:ligatures w14:val="none"/>
+        </w:rPr>
+        <w:t>3</w:t>
+      </w:r>
+      <w:r>
+        <w:rPr>
+          <w:rFonts w:eastAsia="Times New Roman" w:cs="Calibri"/>
+          <w:color w:val="002060"/>
+          <w:kern w:val="0"/>
+          <w:sz w:val="22"/>
+          <w:szCs w:val="22"/>
+          <w:lang w:eastAsia="en-GB"/>
+          <w14:ligatures w14:val="none"/>
+        </w:rPr>
+        <w:t xml:space="preserve"> volume immediately surrounding the release point. As 11.35m</w:t>
+      </w:r>
+      <w:r>
+        <w:rPr>
+          <w:rFonts w:eastAsia="Times New Roman" w:cs="Calibri"/>
+          <w:color w:val="002060"/>
+          <w:kern w:val="0"/>
+          <w:sz w:val="22"/>
+          <w:szCs w:val="22"/>
+          <w:vertAlign w:val="superscript"/>
+          <w:lang w:eastAsia="en-GB"/>
+          <w14:ligatures w14:val="none"/>
+        </w:rPr>
+        <w:t>3</w:t>
+      </w:r>
+      <w:r>
+        <w:rPr>
+          <w:rFonts w:eastAsia="Times New Roman" w:cs="Calibri"/>
+          <w:color w:val="002060"/>
+          <w:kern w:val="0"/>
+          <w:sz w:val="22"/>
+          <w:szCs w:val="22"/>
+          <w:lang w:eastAsia="en-GB"/>
+          <w14:ligatures w14:val="none"/>
+        </w:rPr>
+        <w:t xml:space="preserve"> of gas replaces most of the air in this space, the local oxygen level is significantly reduced.</w:t>
       </w:r>
     </w:p>
     <w:p>
@@ -7465,19 +8588,8 @@
           <w:lang w:eastAsia="en-GB"/>
           <w14:ligatures w14:val="none"/>
         </w:rPr>
-        <w:t>In this instance, we already know both the pressure the cylinder is charged to, as well as the water capacity of the cylinder. These are generally provided by the supplier of the cylinder for all</w:t>
-      </w:r>
-      <w:r>
-        <w:rPr>
-          <w:rFonts w:eastAsia="Times New Roman" w:cs="Calibri"/>
-          <w:color w:val="002060"/>
-          <w:kern w:val="0"/>
-          <w:sz w:val="22"/>
-          <w:szCs w:val="22"/>
-          <w:lang w:eastAsia="en-GB"/>
-          <w14:ligatures w14:val="none"/>
-        </w:rPr>
-        <w:t xml:space="preserve"> compressed gas cylinders. Some will provide the volume of contents, so this step can sometimes be skipped.</w:t>
+        <w:lastRenderedPageBreak/>
+        <w:t>In this scenario the cylinder pressure and water capacity are already know. This information is usually provided by the gas supplier. In some cases, the gas volume is stated directly, meaning that this calculation step can be skipped.</w:t>
       </w:r>
     </w:p>
     <w:p>
@@ -7503,7 +8615,6 @@
           <w:lang w:eastAsia="en-GB"/>
           <w14:ligatures w14:val="none"/>
         </w:rPr>
-        <w:lastRenderedPageBreak/>
         <w:t xml:space="preserve">In this instance, we can </w:t>
       </w:r>
       <w:r>
@@ -7583,7 +8694,7 @@
                     <pic:cNvPicPr/>
                   </pic:nvPicPr>
                   <pic:blipFill>
-                    <a:blip r:embed="rId10"/>
+                    <a:blip r:embed="rId14"/>
                     <a:stretch>
                       <a:fillRect/>
                     </a:stretch>
@@ -7637,7 +8748,7 @@
                     <pic:cNvPicPr/>
                   </pic:nvPicPr>
                   <pic:blipFill>
-                    <a:blip r:embed="rId11"/>
+                    <a:blip r:embed="rId15"/>
                     <a:stretch>
                       <a:fillRect/>
                     </a:stretch>
@@ -7672,7 +8783,23 @@
           <w:sz w:val="22"/>
           <w:szCs w:val="22"/>
         </w:rPr>
-        <w:t>After clicking Calculate Volume, we are yielded a value of 11.35m</w:t>
+        <w:t xml:space="preserve">After clicking Calculate Volume, we </w:t>
+      </w:r>
+      <w:r>
+        <w:rPr>
+          <w:color w:val="002060"/>
+          <w:sz w:val="22"/>
+          <w:szCs w:val="22"/>
+        </w:rPr>
+        <w:t>obtain</w:t>
+      </w:r>
+      <w:r>
+        <w:rPr>
+          <w:color w:val="002060"/>
+          <w:sz w:val="22"/>
+          <w:szCs w:val="22"/>
+        </w:rPr>
+        <w:t xml:space="preserve"> a value of 11.35m</w:t>
       </w:r>
       <w:r>
         <w:rPr>
@@ -7706,15 +8833,7 @@
           <w:sz w:val="22"/>
           <w:szCs w:val="22"/>
         </w:rPr>
-        <w:t xml:space="preserve">After this, we continue down the calculator, where we are asked for the Free Air Volume of the room. The </w:t>
-      </w:r>
-      <w:r>
-        <w:rPr>
-          <w:color w:val="002060"/>
-          <w:sz w:val="22"/>
-          <w:szCs w:val="22"/>
-        </w:rPr>
-        <w:t>volume of gas it automatically populated into the relevant field for us.</w:t>
+        <w:t>After this, we continue through the calculator and are prompted to enter the room's free air volume. The gas volume calculated in the previous step is automatically populated in the relevant field, so no manual entry is required.</w:t>
       </w:r>
     </w:p>
     <w:p>
@@ -7784,7 +8903,7 @@
                     <pic:cNvPicPr/>
                   </pic:nvPicPr>
                   <pic:blipFill>
-                    <a:blip r:embed="rId12"/>
+                    <a:blip r:embed="rId16"/>
                     <a:stretch>
                       <a:fillRect/>
                     </a:stretch>
@@ -7871,7 +8990,7 @@
                     <pic:cNvPicPr/>
                   </pic:nvPicPr>
                   <pic:blipFill>
-                    <a:blip r:embed="rId13"/>
+                    <a:blip r:embed="rId17"/>
                     <a:stretch>
                       <a:fillRect/>
                     </a:stretch>
@@ -7931,7 +9050,23 @@
           <w:sz w:val="22"/>
           <w:szCs w:val="22"/>
         </w:rPr>
-        <w:t xml:space="preserve"> which contains the cylinder.</w:t>
+        <w:t xml:space="preserve"> </w:t>
+      </w:r>
+      <w:r>
+        <w:rPr>
+          <w:color w:val="002060"/>
+          <w:sz w:val="22"/>
+          <w:szCs w:val="22"/>
+        </w:rPr>
+        <w:t xml:space="preserve">immediately around the </w:t>
+      </w:r>
+      <w:r>
+        <w:rPr>
+          <w:color w:val="002060"/>
+          <w:sz w:val="22"/>
+          <w:szCs w:val="22"/>
+        </w:rPr>
+        <w:t>cylinder.</w:t>
       </w:r>
     </w:p>
     <w:p>
@@ -7966,7 +9101,7 @@
                     <pic:cNvPicPr/>
                   </pic:nvPicPr>
                   <pic:blipFill>
-                    <a:blip r:embed="rId14"/>
+                    <a:blip r:embed="rId18"/>
                     <a:stretch>
                       <a:fillRect/>
                     </a:stretch>
@@ -7989,13 +9124,23 @@
     </w:p>
     <w:p>
       <w:pPr>
+        <w:jc w:val="center"/>
+        <w:rPr>
+          <w:color w:val="002060"/>
+          <w:sz w:val="22"/>
+          <w:szCs w:val="22"/>
+        </w:rPr>
+      </w:pPr>
+    </w:p>
+    <w:p>
+      <w:pPr>
         <w:pStyle w:val="Heading2"/>
         <w:rPr>
           <w:rFonts w:asciiTheme="minorHAnsi" w:eastAsia="Times New Roman" w:hAnsiTheme="minorHAnsi"/>
           <w:lang w:eastAsia="en-GB"/>
         </w:rPr>
       </w:pPr>
-      <w:bookmarkStart w:id="14" w:name="_Toc227069014"/>
+      <w:bookmarkStart w:id="15" w:name="_Toc227167346"/>
       <w:r>
         <w:rPr>
           <w:rFonts w:asciiTheme="minorHAnsi" w:eastAsia="Times New Roman" w:hAnsiTheme="minorHAnsi"/>
@@ -8003,7 +9148,7 @@
         </w:rPr>
         <w:t>Scenario 2: Liquefied Gas (Toxic)</w:t>
       </w:r>
-      <w:bookmarkEnd w:id="14"/>
+      <w:bookmarkEnd w:id="15"/>
     </w:p>
     <w:p>
       <w:pPr>
@@ -8150,6 +9295,7 @@
           <w:lang w:eastAsia="en-GB"/>
           <w14:ligatures w14:val="none"/>
         </w:rPr>
+        <w:lastRenderedPageBreak/>
         <w:t>Methodology:</w:t>
       </w:r>
       <w:r>
@@ -8192,7 +9338,6 @@
           <w:lang w:eastAsia="en-GB"/>
           <w14:ligatures w14:val="none"/>
         </w:rPr>
-        <w:lastRenderedPageBreak/>
         <w:t>Explanation:</w:t>
       </w:r>
     </w:p>
@@ -8219,19 +9364,91 @@
           <w:lang w:eastAsia="en-GB"/>
           <w14:ligatures w14:val="none"/>
         </w:rPr>
-        <w:t xml:space="preserve">This scenario is asking us to determine the volume of gas that can be contained within a cylinder of liquefied gas. </w:t>
-      </w:r>
-      <w:r>
-        <w:rPr>
-          <w:rFonts w:eastAsia="Times New Roman" w:cs="Calibri"/>
-          <w:color w:val="002060"/>
-          <w:kern w:val="0"/>
-          <w:sz w:val="22"/>
-          <w:szCs w:val="22"/>
-          <w:lang w:eastAsia="en-GB"/>
-          <w14:ligatures w14:val="none"/>
-        </w:rPr>
-        <w:t>The phase of the medium is different, but we can still calculate the volume of gaseous contents that the cylinder contains.</w:t>
+        <w:t xml:space="preserve">This scenario is asking us to determine the volume of </w:t>
+      </w:r>
+      <w:r>
+        <w:rPr>
+          <w:rFonts w:eastAsia="Times New Roman" w:cs="Calibri"/>
+          <w:color w:val="002060"/>
+          <w:kern w:val="0"/>
+          <w:sz w:val="22"/>
+          <w:szCs w:val="22"/>
+          <w:lang w:eastAsia="en-GB"/>
+          <w14:ligatures w14:val="none"/>
+        </w:rPr>
+        <w:t xml:space="preserve">Ammonia </w:t>
+      </w:r>
+      <w:r>
+        <w:rPr>
+          <w:rFonts w:eastAsia="Times New Roman" w:cs="Calibri"/>
+          <w:color w:val="002060"/>
+          <w:kern w:val="0"/>
+          <w:sz w:val="22"/>
+          <w:szCs w:val="22"/>
+          <w:lang w:eastAsia="en-GB"/>
+          <w14:ligatures w14:val="none"/>
+        </w:rPr>
+        <w:t xml:space="preserve">gas that can be contained within a cylinder of liquefied </w:t>
+      </w:r>
+      <w:r>
+        <w:rPr>
+          <w:rFonts w:eastAsia="Times New Roman" w:cs="Calibri"/>
+          <w:color w:val="002060"/>
+          <w:kern w:val="0"/>
+          <w:sz w:val="22"/>
+          <w:szCs w:val="22"/>
+          <w:lang w:eastAsia="en-GB"/>
+          <w14:ligatures w14:val="none"/>
+        </w:rPr>
+        <w:t>contents</w:t>
+      </w:r>
+      <w:r>
+        <w:rPr>
+          <w:rFonts w:eastAsia="Times New Roman" w:cs="Calibri"/>
+          <w:color w:val="002060"/>
+          <w:kern w:val="0"/>
+          <w:sz w:val="22"/>
+          <w:szCs w:val="22"/>
+          <w:lang w:eastAsia="en-GB"/>
+          <w14:ligatures w14:val="none"/>
+        </w:rPr>
+        <w:t xml:space="preserve">. </w:t>
+      </w:r>
+      <w:r>
+        <w:rPr>
+          <w:rFonts w:eastAsia="Times New Roman" w:cs="Calibri"/>
+          <w:color w:val="002060"/>
+          <w:kern w:val="0"/>
+          <w:sz w:val="22"/>
+          <w:szCs w:val="22"/>
+          <w:lang w:eastAsia="en-GB"/>
+          <w14:ligatures w14:val="none"/>
+        </w:rPr>
+        <w:t>The phase of the medium is different</w:t>
+      </w:r>
+      <w:r>
+        <w:rPr>
+          <w:rFonts w:eastAsia="Times New Roman" w:cs="Calibri"/>
+          <w:color w:val="002060"/>
+          <w:kern w:val="0"/>
+          <w:sz w:val="22"/>
+          <w:szCs w:val="22"/>
+          <w:lang w:eastAsia="en-GB"/>
+          <w14:ligatures w14:val="none"/>
+        </w:rPr>
+        <w:t xml:space="preserve"> compared to a compressed gas cylinder</w:t>
+      </w:r>
+      <w:r>
+        <w:rPr>
+          <w:rFonts w:eastAsia="Times New Roman" w:cs="Calibri"/>
+          <w:color w:val="002060"/>
+          <w:kern w:val="0"/>
+          <w:sz w:val="22"/>
+          <w:szCs w:val="22"/>
+          <w:lang w:eastAsia="en-GB"/>
+          <w14:ligatures w14:val="none"/>
+        </w:rPr>
+        <w:t>, but we can still calculate the volume of gaseous contents that the cylinder contains.</w:t>
       </w:r>
     </w:p>
     <w:p>
@@ -8331,103 +9548,7 @@
           <w:lang w:eastAsia="en-GB"/>
           <w14:ligatures w14:val="none"/>
         </w:rPr>
-        <w:t xml:space="preserve">The scenario provides us with the weight of the cylinder contents (Exercise caution, as some supplier will include the weight of the cylinder </w:t>
-      </w:r>
-      <w:r>
-        <w:rPr>
-          <w:rFonts w:eastAsia="Times New Roman" w:cs="Calibri"/>
-          <w:color w:val="002060"/>
-          <w:kern w:val="0"/>
-          <w:sz w:val="22"/>
-          <w:szCs w:val="22"/>
-          <w:lang w:eastAsia="en-GB"/>
-          <w14:ligatures w14:val="none"/>
-        </w:rPr>
-        <w:t>PLUS the gaseous contents</w:t>
-      </w:r>
-      <w:r>
-        <w:rPr>
-          <w:rFonts w:eastAsia="Times New Roman" w:cs="Calibri"/>
-          <w:color w:val="002060"/>
-          <w:kern w:val="0"/>
-          <w:sz w:val="22"/>
-          <w:szCs w:val="22"/>
-          <w:lang w:eastAsia="en-GB"/>
-          <w14:ligatures w14:val="none"/>
-        </w:rPr>
-        <w:t xml:space="preserve"> – we just want the weight of the contents)</w:t>
-      </w:r>
-      <w:r>
-        <w:rPr>
-          <w:rFonts w:eastAsia="Times New Roman" w:cs="Calibri"/>
-          <w:color w:val="002060"/>
-          <w:kern w:val="0"/>
-          <w:sz w:val="22"/>
-          <w:szCs w:val="22"/>
-          <w:lang w:eastAsia="en-GB"/>
-          <w14:ligatures w14:val="none"/>
-        </w:rPr>
-        <w:t xml:space="preserve"> as well as the specific volume of the gas. Specific volume will be specific to the </w:t>
-      </w:r>
-      <w:r>
-        <w:rPr>
-          <w:rFonts w:eastAsia="Times New Roman" w:cs="Calibri"/>
-          <w:color w:val="002060"/>
-          <w:kern w:val="0"/>
-          <w:sz w:val="22"/>
-          <w:szCs w:val="22"/>
-          <w:lang w:eastAsia="en-GB"/>
-          <w14:ligatures w14:val="none"/>
-        </w:rPr>
-        <w:t>gas</w:t>
-      </w:r>
-      <w:r>
-        <w:rPr>
-          <w:rFonts w:eastAsia="Times New Roman" w:cs="Calibri"/>
-          <w:color w:val="002060"/>
-          <w:kern w:val="0"/>
-          <w:sz w:val="22"/>
-          <w:szCs w:val="22"/>
-          <w:lang w:eastAsia="en-GB"/>
-          <w14:ligatures w14:val="none"/>
-        </w:rPr>
-        <w:t xml:space="preserve"> itself</w:t>
-      </w:r>
-      <w:r>
-        <w:rPr>
-          <w:rFonts w:eastAsia="Times New Roman" w:cs="Calibri"/>
-          <w:color w:val="002060"/>
-          <w:kern w:val="0"/>
-          <w:sz w:val="22"/>
-          <w:szCs w:val="22"/>
-          <w:lang w:eastAsia="en-GB"/>
-          <w14:ligatures w14:val="none"/>
-        </w:rPr>
-        <w:t xml:space="preserve"> and</w:t>
-      </w:r>
-      <w:r>
-        <w:rPr>
-          <w:rFonts w:eastAsia="Times New Roman" w:cs="Calibri"/>
-          <w:color w:val="002060"/>
-          <w:kern w:val="0"/>
-          <w:sz w:val="22"/>
-          <w:szCs w:val="22"/>
-          <w:lang w:eastAsia="en-GB"/>
-          <w14:ligatures w14:val="none"/>
-        </w:rPr>
-        <w:t xml:space="preserve"> can be located by searching online. Engineering Toolbox is a good site to visit to find these, but not all can be found </w:t>
-      </w:r>
-      <w:r>
-        <w:rPr>
-          <w:rFonts w:eastAsia="Times New Roman" w:cs="Calibri"/>
-          <w:color w:val="002060"/>
-          <w:kern w:val="0"/>
-          <w:sz w:val="22"/>
-          <w:szCs w:val="22"/>
-          <w:lang w:eastAsia="en-GB"/>
-          <w14:ligatures w14:val="none"/>
-        </w:rPr>
-        <w:t>there.</w:t>
+        <w:t>This scenario provides the mass of the gas contents only. Care should be taken, as some suppliers quote the combined weight of the cylinder and its contents; for this calculation, only the mass of the gas is required. The specific volume of gas is also provided. This value is gas-specific and can usually be found from reliable online sources. Engineering Toolbox is a useful reference, although not all gases are listed there.</w:t>
       </w:r>
     </w:p>
     <w:p>
@@ -8494,7 +9615,7 @@
                     <pic:cNvPicPr/>
                   </pic:nvPicPr>
                   <pic:blipFill>
-                    <a:blip r:embed="rId15"/>
+                    <a:blip r:embed="rId19"/>
                     <a:stretch>
                       <a:fillRect/>
                     </a:stretch>
@@ -8538,7 +9659,31 @@
           <w:lang w:eastAsia="en-GB"/>
           <w14:ligatures w14:val="none"/>
         </w:rPr>
-        <w:t xml:space="preserve">This calculation yields a </w:t>
+        <w:t xml:space="preserve">This calculation </w:t>
+      </w:r>
+      <w:r>
+        <w:rPr>
+          <w:rFonts w:eastAsia="Times New Roman" w:cs="Calibri"/>
+          <w:color w:val="002060"/>
+          <w:kern w:val="0"/>
+          <w:sz w:val="22"/>
+          <w:szCs w:val="22"/>
+          <w:lang w:eastAsia="en-GB"/>
+          <w14:ligatures w14:val="none"/>
+        </w:rPr>
+        <w:t xml:space="preserve">gives </w:t>
+      </w:r>
+      <w:r>
+        <w:rPr>
+          <w:rFonts w:eastAsia="Times New Roman" w:cs="Calibri"/>
+          <w:color w:val="002060"/>
+          <w:kern w:val="0"/>
+          <w:sz w:val="22"/>
+          <w:szCs w:val="22"/>
+          <w:lang w:eastAsia="en-GB"/>
+          <w14:ligatures w14:val="none"/>
+        </w:rPr>
+        <w:t xml:space="preserve">a </w:t>
       </w:r>
       <w:r>
         <w:rPr>
@@ -8613,19 +9758,7 @@
           <w:lang w:eastAsia="en-GB"/>
           <w14:ligatures w14:val="none"/>
         </w:rPr>
-        <w:t>As before, we scroll further down to calculate the final room concentration of the gas</w:t>
-      </w:r>
-      <w:r>
-        <w:rPr>
-          <w:rFonts w:eastAsia="Times New Roman" w:cs="Calibri"/>
-          <w:color w:val="002060"/>
-          <w:kern w:val="0"/>
-          <w:sz w:val="22"/>
-          <w:szCs w:val="22"/>
-          <w:lang w:eastAsia="en-GB"/>
-          <w14:ligatures w14:val="none"/>
-        </w:rPr>
-        <w:t xml:space="preserve"> during a catastrophic release.</w:t>
+        <w:t>As before, we move further down the calculator to determine the final room gas concentration following a catastrophic release.</w:t>
       </w:r>
     </w:p>
     <w:p>
@@ -8651,19 +9784,7 @@
           <w:lang w:eastAsia="en-GB"/>
           <w14:ligatures w14:val="none"/>
         </w:rPr>
-        <w:t xml:space="preserve">The room volume is </w:t>
-      </w:r>
-      <w:r>
-        <w:rPr>
-          <w:rFonts w:eastAsia="Times New Roman" w:cs="Calibri"/>
-          <w:color w:val="002060"/>
-          <w:kern w:val="0"/>
-          <w:sz w:val="22"/>
-          <w:szCs w:val="22"/>
-          <w:lang w:eastAsia="en-GB"/>
-          <w14:ligatures w14:val="none"/>
-        </w:rPr>
-        <w:t>50m</w:t>
+        <w:t>The room volume is 50m</w:t>
       </w:r>
       <w:r>
         <w:rPr>
@@ -8688,19 +9809,7 @@
           <w:lang w:eastAsia="en-GB"/>
           <w14:ligatures w14:val="none"/>
         </w:rPr>
-        <w:t>, but we don’t know how full of furniture it is, so we will apply the 40% volume reduction to estimate the free air volume. Note: This is a conservative estimate</w:t>
-      </w:r>
-      <w:r>
-        <w:rPr>
-          <w:rFonts w:eastAsia="Times New Roman" w:cs="Calibri"/>
-          <w:color w:val="002060"/>
-          <w:kern w:val="0"/>
-          <w:sz w:val="22"/>
-          <w:szCs w:val="22"/>
-          <w:lang w:eastAsia="en-GB"/>
-          <w14:ligatures w14:val="none"/>
-        </w:rPr>
-        <w:t>, but if your room/lab is significantly cluttered then it would be valuable to look to measure the free air volume by subtracting the volume of all equipment from the volume of the room.</w:t>
+        <w:t>, but as the amount of furniture and equipment is unknown, a 40% reduction is applied to estimate the free air volume. This is a conservative approach; where rooms are known to be heavily cluttered, a more accurate free air volume can be obtained by subtracting the volume of equipment from the total room volume.</w:t>
       </w:r>
     </w:p>
     <w:p>
@@ -8726,31 +9835,8 @@
           <w:lang w:eastAsia="en-GB"/>
           <w14:ligatures w14:val="none"/>
         </w:rPr>
-        <w:t xml:space="preserve">In this instance, we select “Toxic” as the gas hazard </w:t>
-      </w:r>
-      <w:r>
-        <w:rPr>
-          <w:rFonts w:eastAsia="Times New Roman" w:cs="Calibri"/>
-          <w:color w:val="002060"/>
-          <w:kern w:val="0"/>
-          <w:sz w:val="22"/>
-          <w:szCs w:val="22"/>
-          <w:lang w:eastAsia="en-GB"/>
-          <w14:ligatures w14:val="none"/>
-        </w:rPr>
-        <w:t>type and</w:t>
-      </w:r>
-      <w:r>
-        <w:rPr>
-          <w:rFonts w:eastAsia="Times New Roman" w:cs="Calibri"/>
-          <w:color w:val="002060"/>
-          <w:kern w:val="0"/>
-          <w:sz w:val="22"/>
-          <w:szCs w:val="22"/>
-          <w:lang w:eastAsia="en-GB"/>
-          <w14:ligatures w14:val="none"/>
-        </w:rPr>
-        <w:t xml:space="preserve"> click calculate.</w:t>
+        <w:lastRenderedPageBreak/>
+        <w:t>For this scenario, "Toxic" is selected as the gas hazard type before running the calculation.</w:t>
       </w:r>
     </w:p>
     <w:p>
@@ -8778,7 +9864,6 @@
           <w:lang w:eastAsia="en-GB"/>
           <w14:ligatures w14:val="none"/>
         </w:rPr>
-        <w:lastRenderedPageBreak/>
         <w:drawing>
           <wp:inline distT="0" distB="0" distL="0" distR="0" wp14:anchorId="16F36608" wp14:editId="575E2B39">
             <wp:extent cx="4899074" cy="3847722"/>
@@ -8795,7 +9880,7 @@
                     <pic:cNvPicPr/>
                   </pic:nvPicPr>
                   <pic:blipFill>
-                    <a:blip r:embed="rId16"/>
+                    <a:blip r:embed="rId20"/>
                     <a:stretch>
                       <a:fillRect/>
                     </a:stretch>
@@ -8839,55 +9924,31 @@
           <w:lang w:eastAsia="en-GB"/>
           <w14:ligatures w14:val="none"/>
         </w:rPr>
-        <w:t xml:space="preserve">For toxic gases, a recommendation cannot be made from the </w:t>
-      </w:r>
-      <w:r>
-        <w:rPr>
-          <w:rFonts w:eastAsia="Times New Roman" w:cs="Calibri"/>
-          <w:color w:val="002060"/>
-          <w:kern w:val="0"/>
-          <w:sz w:val="22"/>
-          <w:szCs w:val="22"/>
-          <w:lang w:eastAsia="en-GB"/>
-          <w14:ligatures w14:val="none"/>
-        </w:rPr>
-        <w:t>number calculated itself</w:t>
-      </w:r>
-      <w:r>
-        <w:rPr>
-          <w:rFonts w:eastAsia="Times New Roman" w:cs="Calibri"/>
-          <w:color w:val="002060"/>
-          <w:kern w:val="0"/>
-          <w:sz w:val="22"/>
-          <w:szCs w:val="22"/>
-          <w:lang w:eastAsia="en-GB"/>
-          <w14:ligatures w14:val="none"/>
-        </w:rPr>
-        <w:t>. The workplace exposure limits (WELs) for these gases var</w:t>
-      </w:r>
-      <w:r>
-        <w:rPr>
-          <w:rFonts w:eastAsia="Times New Roman" w:cs="Calibri"/>
-          <w:color w:val="002060"/>
-          <w:kern w:val="0"/>
-          <w:sz w:val="22"/>
-          <w:szCs w:val="22"/>
-          <w:lang w:eastAsia="en-GB"/>
-          <w14:ligatures w14:val="none"/>
-        </w:rPr>
-        <w:t>y</w:t>
-      </w:r>
-      <w:r>
-        <w:rPr>
-          <w:rFonts w:eastAsia="Times New Roman" w:cs="Calibri"/>
-          <w:color w:val="002060"/>
-          <w:kern w:val="0"/>
-          <w:sz w:val="22"/>
-          <w:szCs w:val="22"/>
-          <w:lang w:eastAsia="en-GB"/>
-          <w14:ligatures w14:val="none"/>
-        </w:rPr>
-        <w:t xml:space="preserve"> widely, and you will need to ensure you find the WEL for the gas you are using and compare it to the concentration calculated.</w:t>
+        <w:t xml:space="preserve">For toxic gases, the calculated concentration on its own is not enough to make a recommendation, as exposure limits vary between </w:t>
+      </w:r>
+      <w:r>
+        <w:rPr>
+          <w:rFonts w:eastAsia="Times New Roman" w:cs="Calibri"/>
+          <w:color w:val="002060"/>
+          <w:kern w:val="0"/>
+          <w:sz w:val="22"/>
+          <w:szCs w:val="22"/>
+          <w:lang w:eastAsia="en-GB"/>
+          <w14:ligatures w14:val="none"/>
+        </w:rPr>
+        <w:t>chemicals</w:t>
+      </w:r>
+      <w:r>
+        <w:rPr>
+          <w:rFonts w:eastAsia="Times New Roman" w:cs="Calibri"/>
+          <w:color w:val="002060"/>
+          <w:kern w:val="0"/>
+          <w:sz w:val="22"/>
+          <w:szCs w:val="22"/>
+          <w:lang w:eastAsia="en-GB"/>
+          <w14:ligatures w14:val="none"/>
+        </w:rPr>
+        <w:t>. The result must be compared with the appropriate workplace exposure limit (WEL).</w:t>
       </w:r>
     </w:p>
     <w:p>
@@ -8913,19 +9974,141 @@
           <w:lang w:eastAsia="en-GB"/>
           <w14:ligatures w14:val="none"/>
         </w:rPr>
-        <w:t>In this instance, a room concentration of 466</w:t>
-      </w:r>
-      <w:r>
-        <w:rPr>
-          <w:rFonts w:eastAsia="Times New Roman" w:cs="Calibri"/>
-          <w:color w:val="002060"/>
-          <w:kern w:val="0"/>
-          <w:sz w:val="22"/>
-          <w:szCs w:val="22"/>
-          <w:lang w:eastAsia="en-GB"/>
-          <w14:ligatures w14:val="none"/>
-        </w:rPr>
-        <w:t>,667 ppm is calculated which is likely to heavily exceed the most common WELs, and therefore controls would be needed to mitigate the risks to users in the area where the cylinder is contained.</w:t>
+        <w:t xml:space="preserve">In this example, the calculated room concentration of 466,667 ppm would far exceed typical WELs, meaning additional controls </w:t>
+      </w:r>
+      <w:r>
+        <w:rPr>
+          <w:rFonts w:eastAsia="Times New Roman" w:cs="Calibri"/>
+          <w:color w:val="002060"/>
+          <w:kern w:val="0"/>
+          <w:sz w:val="22"/>
+          <w:szCs w:val="22"/>
+          <w:lang w:eastAsia="en-GB"/>
+          <w14:ligatures w14:val="none"/>
+        </w:rPr>
+        <w:t xml:space="preserve">would likely be </w:t>
+      </w:r>
+      <w:r>
+        <w:rPr>
+          <w:rFonts w:eastAsia="Times New Roman" w:cs="Calibri"/>
+          <w:color w:val="002060"/>
+          <w:kern w:val="0"/>
+          <w:sz w:val="22"/>
+          <w:szCs w:val="22"/>
+          <w:lang w:eastAsia="en-GB"/>
+          <w14:ligatures w14:val="none"/>
+        </w:rPr>
+        <w:t xml:space="preserve">needed </w:t>
+      </w:r>
+      <w:r>
+        <w:rPr>
+          <w:rFonts w:eastAsia="Times New Roman" w:cs="Calibri"/>
+          <w:color w:val="002060"/>
+          <w:kern w:val="0"/>
+          <w:sz w:val="22"/>
+          <w:szCs w:val="22"/>
+          <w:lang w:eastAsia="en-GB"/>
+          <w14:ligatures w14:val="none"/>
+        </w:rPr>
+        <w:t xml:space="preserve">for </w:t>
+      </w:r>
+      <w:r>
+        <w:rPr>
+          <w:rFonts w:eastAsia="Times New Roman" w:cs="Calibri"/>
+          <w:color w:val="002060"/>
+          <w:kern w:val="0"/>
+          <w:sz w:val="22"/>
+          <w:szCs w:val="22"/>
+          <w:lang w:eastAsia="en-GB"/>
+          <w14:ligatures w14:val="none"/>
+        </w:rPr>
+        <w:t>most</w:t>
+      </w:r>
+      <w:r>
+        <w:rPr>
+          <w:rFonts w:eastAsia="Times New Roman" w:cs="Calibri"/>
+          <w:color w:val="002060"/>
+          <w:kern w:val="0"/>
+          <w:sz w:val="22"/>
+          <w:szCs w:val="22"/>
+          <w:lang w:eastAsia="en-GB"/>
+          <w14:ligatures w14:val="none"/>
+        </w:rPr>
+        <w:t xml:space="preserve"> </w:t>
+      </w:r>
+      <w:r>
+        <w:rPr>
+          <w:rFonts w:eastAsia="Times New Roman" w:cs="Calibri"/>
+          <w:color w:val="002060"/>
+          <w:kern w:val="0"/>
+          <w:sz w:val="22"/>
+          <w:szCs w:val="22"/>
+          <w:lang w:eastAsia="en-GB"/>
+          <w14:ligatures w14:val="none"/>
+        </w:rPr>
+        <w:t xml:space="preserve">toxic gases </w:t>
+      </w:r>
+      <w:r>
+        <w:rPr>
+          <w:rFonts w:eastAsia="Times New Roman" w:cs="Calibri"/>
+          <w:color w:val="002060"/>
+          <w:kern w:val="0"/>
+          <w:sz w:val="22"/>
+          <w:szCs w:val="22"/>
+          <w:lang w:eastAsia="en-GB"/>
+          <w14:ligatures w14:val="none"/>
+        </w:rPr>
+        <w:t>to protect users.</w:t>
+      </w:r>
+    </w:p>
+    <w:p>
+      <w:pPr>
+        <w:spacing w:before="100" w:beforeAutospacing="1" w:after="100" w:afterAutospacing="1" w:line="240" w:lineRule="auto"/>
+        <w:rPr>
+          <w:rFonts w:eastAsia="Times New Roman" w:cs="Calibri"/>
+          <w:color w:val="002060"/>
+          <w:kern w:val="0"/>
+          <w:sz w:val="22"/>
+          <w:szCs w:val="22"/>
+          <w:lang w:eastAsia="en-GB"/>
+          <w14:ligatures w14:val="none"/>
+        </w:rPr>
+      </w:pPr>
+      <w:r>
+        <w:rPr>
+          <w:rFonts w:eastAsia="Times New Roman" w:cs="Calibri"/>
+          <w:color w:val="002060"/>
+          <w:kern w:val="0"/>
+          <w:sz w:val="22"/>
+          <w:szCs w:val="22"/>
+          <w:lang w:eastAsia="en-GB"/>
+          <w14:ligatures w14:val="none"/>
+        </w:rPr>
+        <w:t xml:space="preserve">For completion, the WEL for ammonia is </w:t>
+      </w:r>
+      <w:r>
+        <w:rPr>
+          <w:rFonts w:eastAsia="Times New Roman" w:cs="Calibri"/>
+          <w:color w:val="002060"/>
+          <w:kern w:val="0"/>
+          <w:sz w:val="22"/>
+          <w:szCs w:val="22"/>
+          <w:lang w:eastAsia="en-GB"/>
+          <w14:ligatures w14:val="none"/>
+        </w:rPr>
+        <w:t>25ppm, so a catastrophic loss would greatly exceed the exposure limit</w:t>
+      </w:r>
+      <w:r>
+        <w:rPr>
+          <w:rFonts w:eastAsia="Times New Roman" w:cs="Calibri"/>
+          <w:color w:val="002060"/>
+          <w:kern w:val="0"/>
+          <w:sz w:val="22"/>
+          <w:szCs w:val="22"/>
+          <w:lang w:eastAsia="en-GB"/>
+          <w14:ligatures w14:val="none"/>
+        </w:rPr>
+        <w:t>, and controls would be a necessity.</w:t>
       </w:r>
     </w:p>
     <w:p>
@@ -8969,7 +10152,7 @@
                     <pic:cNvPicPr/>
                   </pic:nvPicPr>
                   <pic:blipFill>
-                    <a:blip r:embed="rId17"/>
+                    <a:blip r:embed="rId21"/>
                     <a:stretch>
                       <a:fillRect/>
                     </a:stretch>
@@ -8998,15 +10181,16 @@
           <w:lang w:eastAsia="en-GB"/>
         </w:rPr>
       </w:pPr>
-      <w:bookmarkStart w:id="15" w:name="_Toc227069015"/>
+      <w:bookmarkStart w:id="16" w:name="_Toc227167347"/>
       <w:r>
         <w:rPr>
           <w:rFonts w:asciiTheme="minorHAnsi" w:eastAsia="Times New Roman" w:hAnsiTheme="minorHAnsi"/>
           <w:lang w:eastAsia="en-GB"/>
         </w:rPr>
+        <w:lastRenderedPageBreak/>
         <w:t>Scenario 3: Cryogenic Vessel (Asphyxiant)</w:t>
       </w:r>
-      <w:bookmarkEnd w:id="15"/>
+      <w:bookmarkEnd w:id="16"/>
     </w:p>
     <w:p>
       <w:pPr>
@@ -9109,7 +10293,6 @@
           <w:lang w:eastAsia="en-GB"/>
           <w14:ligatures w14:val="none"/>
         </w:rPr>
-        <w:lastRenderedPageBreak/>
         <w:t>Methodology:</w:t>
       </w:r>
       <w:r>
@@ -9302,7 +10485,31 @@
           <w:lang w:eastAsia="en-GB"/>
           <w14:ligatures w14:val="none"/>
         </w:rPr>
-        <w:t xml:space="preserve"> heat up, they rapidly expand as they boil, creating hundreds of times the </w:t>
+        <w:t xml:space="preserve"> </w:t>
+      </w:r>
+      <w:r>
+        <w:rPr>
+          <w:rFonts w:eastAsia="Times New Roman" w:cs="Calibri"/>
+          <w:color w:val="002060"/>
+          <w:kern w:val="0"/>
+          <w:sz w:val="22"/>
+          <w:szCs w:val="22"/>
+          <w:lang w:eastAsia="en-GB"/>
+          <w14:ligatures w14:val="none"/>
+        </w:rPr>
+        <w:t>boil</w:t>
+      </w:r>
+      <w:r>
+        <w:rPr>
+          <w:rFonts w:eastAsia="Times New Roman" w:cs="Calibri"/>
+          <w:color w:val="002060"/>
+          <w:kern w:val="0"/>
+          <w:sz w:val="22"/>
+          <w:szCs w:val="22"/>
+          <w:lang w:eastAsia="en-GB"/>
+          <w14:ligatures w14:val="none"/>
+        </w:rPr>
+        <w:t xml:space="preserve">, they rapidly expand creating hundreds of times the </w:t>
       </w:r>
       <w:r>
         <w:rPr>
@@ -9326,19 +10533,19 @@
           <w:lang w:eastAsia="en-GB"/>
           <w14:ligatures w14:val="none"/>
         </w:rPr>
-        <w:t xml:space="preserve"> of the initial liquid. This can lead to rapid </w:t>
-      </w:r>
-      <w:r>
-        <w:rPr>
-          <w:rFonts w:eastAsia="Times New Roman" w:cs="Calibri"/>
-          <w:color w:val="002060"/>
-          <w:kern w:val="0"/>
-          <w:sz w:val="22"/>
-          <w:szCs w:val="22"/>
-          <w:lang w:eastAsia="en-GB"/>
-          <w14:ligatures w14:val="none"/>
-        </w:rPr>
-        <w:t>creation of asphyxiation risks.</w:t>
+        <w:t xml:space="preserve"> of the initial liquid. This can </w:t>
+      </w:r>
+      <w:r>
+        <w:rPr>
+          <w:rFonts w:eastAsia="Times New Roman" w:cs="Calibri"/>
+          <w:color w:val="002060"/>
+          <w:kern w:val="0"/>
+          <w:sz w:val="22"/>
+          <w:szCs w:val="22"/>
+          <w:lang w:eastAsia="en-GB"/>
+          <w14:ligatures w14:val="none"/>
+        </w:rPr>
+        <w:t>very quickly create an asphyxiation risk.</w:t>
       </w:r>
     </w:p>
     <w:p>
@@ -9482,7 +10689,7 @@
                     <pic:cNvPicPr/>
                   </pic:nvPicPr>
                   <pic:blipFill>
-                    <a:blip r:embed="rId18"/>
+                    <a:blip r:embed="rId22"/>
                     <a:stretch>
                       <a:fillRect/>
                     </a:stretch>
@@ -9526,19 +10733,7 @@
           <w:lang w:eastAsia="en-GB"/>
           <w14:ligatures w14:val="none"/>
         </w:rPr>
-        <w:t xml:space="preserve">Following this, we need to select the cryogen we are using, as well as the known contents of the </w:t>
-      </w:r>
-      <w:r>
-        <w:rPr>
-          <w:rFonts w:eastAsia="Times New Roman" w:cs="Calibri"/>
-          <w:color w:val="002060"/>
-          <w:kern w:val="0"/>
-          <w:sz w:val="22"/>
-          <w:szCs w:val="22"/>
-          <w:lang w:eastAsia="en-GB"/>
-          <w14:ligatures w14:val="none"/>
-        </w:rPr>
-        <w:t>vessel. If in doubt, use the highest supported capacity of the vessel.</w:t>
+        <w:t>Next, select the cryogen being used and enter the known contents of the vessel. If the contents are uncertain, use the maximum supported capacity (the largest volume the vessel is designed to safely contain).</w:t>
       </w:r>
     </w:p>
     <w:p>
@@ -9646,7 +10841,7 @@
                     <pic:cNvPicPr/>
                   </pic:nvPicPr>
                   <pic:blipFill>
-                    <a:blip r:embed="rId19"/>
+                    <a:blip r:embed="rId23"/>
                     <a:stretch>
                       <a:fillRect/>
                     </a:stretch>
@@ -9690,7 +10885,19 @@
           <w:lang w:eastAsia="en-GB"/>
           <w14:ligatures w14:val="none"/>
         </w:rPr>
-        <w:t>We can therefore determine that this dewar could release up to 17.35 m</w:t>
+        <w:t xml:space="preserve">This shows us that </w:t>
+      </w:r>
+      <w:r>
+        <w:rPr>
+          <w:rFonts w:eastAsia="Times New Roman" w:cs="Calibri"/>
+          <w:color w:val="002060"/>
+          <w:kern w:val="0"/>
+          <w:sz w:val="22"/>
+          <w:szCs w:val="22"/>
+          <w:lang w:eastAsia="en-GB"/>
+          <w14:ligatures w14:val="none"/>
+        </w:rPr>
+        <w:t>this dewar could release up to 17.35 m</w:t>
       </w:r>
       <w:r>
         <w:rPr>
@@ -9753,59 +10960,8 @@
           <w:lang w:eastAsia="en-GB"/>
           <w14:ligatures w14:val="none"/>
         </w:rPr>
-        <w:t>Scrolling down, we can then calculate the room concentration as we know the free air vol</w:t>
-      </w:r>
-      <w:r>
-        <w:rPr>
-          <w:rFonts w:eastAsia="Times New Roman" w:cs="Calibri"/>
-          <w:color w:val="002060"/>
-          <w:kern w:val="0"/>
-          <w:sz w:val="22"/>
-          <w:szCs w:val="22"/>
-          <w:lang w:eastAsia="en-GB"/>
-          <w14:ligatures w14:val="none"/>
-        </w:rPr>
-        <w:t>ume</w:t>
-      </w:r>
-      <w:r>
-        <w:rPr>
-          <w:rFonts w:eastAsia="Times New Roman" w:cs="Calibri"/>
-          <w:color w:val="002060"/>
-          <w:kern w:val="0"/>
-          <w:sz w:val="22"/>
-          <w:szCs w:val="22"/>
-          <w:lang w:eastAsia="en-GB"/>
-          <w14:ligatures w14:val="none"/>
-        </w:rPr>
-        <w:t>. We input that into the calculator</w:t>
-      </w:r>
-      <w:r>
-        <w:rPr>
-          <w:rFonts w:eastAsia="Times New Roman" w:cs="Calibri"/>
-          <w:color w:val="002060"/>
-          <w:kern w:val="0"/>
-          <w:sz w:val="22"/>
-          <w:szCs w:val="22"/>
-          <w:lang w:eastAsia="en-GB"/>
-          <w14:ligatures w14:val="none"/>
-        </w:rPr>
-        <w:t>, (the volume will be automatically input) and click “Calculate Concentration”.</w:t>
-      </w:r>
-    </w:p>
-    <w:p>
-      <w:pPr>
-        <w:spacing w:before="100" w:beforeAutospacing="1" w:after="100" w:afterAutospacing="1" w:line="240" w:lineRule="auto"/>
-        <w:jc w:val="center"/>
-        <w:rPr>
-          <w:rFonts w:eastAsia="Times New Roman" w:cs="Calibri"/>
-          <w:color w:val="002060"/>
-          <w:kern w:val="0"/>
-          <w:sz w:val="22"/>
-          <w:szCs w:val="22"/>
-          <w:lang w:eastAsia="en-GB"/>
-          <w14:ligatures w14:val="none"/>
-        </w:rPr>
-      </w:pPr>
+        <w:t>Scrolling down, we can then calculate the room concentration. The free air volume is already known and is automatically populated in the calculator so not manual entry is required. We then click "Calculate Concentration"</w:t>
+      </w:r>
       <w:r>
         <w:rPr>
           <w:rFonts w:eastAsia="Times New Roman" w:cs="Calibri"/>
@@ -9833,7 +10989,7 @@
                     <pic:cNvPicPr/>
                   </pic:nvPicPr>
                   <pic:blipFill>
-                    <a:blip r:embed="rId20"/>
+                    <a:blip r:embed="rId24"/>
                     <a:stretch>
                       <a:fillRect/>
                     </a:stretch>
@@ -9856,372 +11012,101 @@
     </w:p>
     <w:p>
       <w:pPr>
-        <w:spacing w:before="100" w:beforeAutospacing="1" w:after="100" w:afterAutospacing="1" w:line="240" w:lineRule="auto"/>
-        <w:rPr>
-          <w:rFonts w:eastAsia="Times New Roman" w:cs="Calibri"/>
-          <w:color w:val="002060"/>
-          <w:kern w:val="0"/>
-          <w:sz w:val="22"/>
-          <w:szCs w:val="22"/>
-          <w:lang w:eastAsia="en-GB"/>
-          <w14:ligatures w14:val="none"/>
-        </w:rPr>
-      </w:pPr>
-      <w:r>
-        <w:rPr>
-          <w:rFonts w:eastAsia="Times New Roman" w:cs="Calibri"/>
-          <w:color w:val="002060"/>
-          <w:kern w:val="0"/>
-          <w:sz w:val="22"/>
-          <w:szCs w:val="22"/>
-          <w:lang w:eastAsia="en-GB"/>
-          <w14:ligatures w14:val="none"/>
-        </w:rPr>
-        <w:t xml:space="preserve">The calculator indicates further assessment of risk is necessary. </w:t>
-      </w:r>
-    </w:p>
-    <w:p>
-      <w:pPr>
-        <w:spacing w:before="100" w:beforeAutospacing="1" w:after="100" w:afterAutospacing="1" w:line="240" w:lineRule="auto"/>
-        <w:rPr>
-          <w:rFonts w:eastAsia="Times New Roman" w:cs="Calibri"/>
-          <w:color w:val="002060"/>
-          <w:kern w:val="0"/>
-          <w:sz w:val="22"/>
-          <w:szCs w:val="22"/>
-          <w:lang w:eastAsia="en-GB"/>
-          <w14:ligatures w14:val="none"/>
-        </w:rPr>
-      </w:pPr>
-      <w:r>
-        <w:rPr>
-          <w:rFonts w:eastAsia="Times New Roman" w:cs="Calibri"/>
-          <w:color w:val="002060"/>
-          <w:kern w:val="0"/>
-          <w:sz w:val="22"/>
-          <w:szCs w:val="22"/>
-          <w:lang w:eastAsia="en-GB"/>
-          <w14:ligatures w14:val="none"/>
-        </w:rPr>
-        <w:t xml:space="preserve">The likelihood is that with ventilation in the room, </w:t>
-      </w:r>
-      <w:r>
-        <w:rPr>
-          <w:rFonts w:eastAsia="Times New Roman" w:cs="Calibri"/>
-          <w:color w:val="002060"/>
-          <w:kern w:val="0"/>
-          <w:sz w:val="22"/>
-          <w:szCs w:val="22"/>
-          <w:lang w:eastAsia="en-GB"/>
-          <w14:ligatures w14:val="none"/>
-        </w:rPr>
-        <w:t>the O</w:t>
-      </w:r>
-      <w:r>
-        <w:rPr>
-          <w:rFonts w:eastAsia="Times New Roman" w:cs="Calibri"/>
-          <w:color w:val="002060"/>
-          <w:kern w:val="0"/>
-          <w:sz w:val="22"/>
-          <w:szCs w:val="22"/>
-          <w:vertAlign w:val="subscript"/>
-          <w:lang w:eastAsia="en-GB"/>
-          <w14:ligatures w14:val="none"/>
-        </w:rPr>
-        <w:t>2</w:t>
-      </w:r>
-      <w:r>
-        <w:rPr>
-          <w:rFonts w:eastAsia="Times New Roman" w:cs="Calibri"/>
-          <w:color w:val="002060"/>
-          <w:kern w:val="0"/>
-          <w:sz w:val="22"/>
-          <w:szCs w:val="22"/>
-          <w:lang w:eastAsia="en-GB"/>
-          <w14:ligatures w14:val="none"/>
-        </w:rPr>
-        <w:t xml:space="preserve"> concentration is not likely to dip into a hazardous region</w:t>
-      </w:r>
-      <w:r>
-        <w:rPr>
-          <w:rFonts w:eastAsia="Times New Roman" w:cs="Calibri"/>
-          <w:color w:val="002060"/>
-          <w:kern w:val="0"/>
-          <w:sz w:val="22"/>
-          <w:szCs w:val="22"/>
-          <w:lang w:eastAsia="en-GB"/>
-          <w14:ligatures w14:val="none"/>
-        </w:rPr>
-        <w:t>, but there could still be potential for localised effects to asphyxiate users should they work close to the source</w:t>
-      </w:r>
-      <w:r>
-        <w:rPr>
-          <w:rFonts w:eastAsia="Times New Roman" w:cs="Calibri"/>
-          <w:color w:val="002060"/>
-          <w:kern w:val="0"/>
-          <w:sz w:val="22"/>
-          <w:szCs w:val="22"/>
-          <w:lang w:eastAsia="en-GB"/>
-          <w14:ligatures w14:val="none"/>
-        </w:rPr>
-        <w:t xml:space="preserve"> of the leak.</w:t>
-      </w:r>
-      <w:r>
-        <w:rPr>
-          <w:rFonts w:eastAsia="Times New Roman" w:cs="Calibri"/>
-          <w:color w:val="002060"/>
-          <w:kern w:val="0"/>
-          <w:sz w:val="22"/>
-          <w:szCs w:val="22"/>
-          <w:lang w:eastAsia="en-GB"/>
-          <w14:ligatures w14:val="none"/>
-        </w:rPr>
-        <w:t xml:space="preserve"> </w:t>
-      </w:r>
-    </w:p>
-    <w:p>
-      <w:pPr>
-        <w:spacing w:before="100" w:beforeAutospacing="1" w:after="100" w:afterAutospacing="1" w:line="240" w:lineRule="auto"/>
-        <w:rPr>
-          <w:rFonts w:eastAsia="Times New Roman" w:cs="Calibri"/>
-          <w:color w:val="002060"/>
-          <w:kern w:val="0"/>
-          <w:sz w:val="22"/>
-          <w:szCs w:val="22"/>
-          <w:lang w:eastAsia="en-GB"/>
-          <w14:ligatures w14:val="none"/>
-        </w:rPr>
-      </w:pPr>
-      <w:r>
-        <w:rPr>
-          <w:rFonts w:eastAsia="Times New Roman" w:cs="Calibri"/>
-          <w:color w:val="002060"/>
-          <w:kern w:val="0"/>
-          <w:sz w:val="22"/>
-          <w:szCs w:val="22"/>
-          <w:lang w:eastAsia="en-GB"/>
-          <w14:ligatures w14:val="none"/>
-        </w:rPr>
-        <w:t>I</w:t>
-      </w:r>
-      <w:r>
-        <w:rPr>
-          <w:rFonts w:eastAsia="Times New Roman" w:cs="Calibri"/>
-          <w:color w:val="002060"/>
-          <w:kern w:val="0"/>
-          <w:sz w:val="22"/>
-          <w:szCs w:val="22"/>
-          <w:lang w:eastAsia="en-GB"/>
-          <w14:ligatures w14:val="none"/>
-        </w:rPr>
-        <w:t xml:space="preserve">n </w:t>
-      </w:r>
-      <w:r>
-        <w:rPr>
-          <w:rFonts w:eastAsia="Times New Roman" w:cs="Calibri"/>
-          <w:color w:val="002060"/>
-          <w:kern w:val="0"/>
-          <w:sz w:val="22"/>
-          <w:szCs w:val="22"/>
-          <w:lang w:eastAsia="en-GB"/>
-          <w14:ligatures w14:val="none"/>
-        </w:rPr>
-        <w:t xml:space="preserve">instances like </w:t>
-      </w:r>
-      <w:r>
-        <w:rPr>
-          <w:rFonts w:eastAsia="Times New Roman" w:cs="Calibri"/>
-          <w:color w:val="002060"/>
-          <w:kern w:val="0"/>
-          <w:sz w:val="22"/>
-          <w:szCs w:val="22"/>
-          <w:lang w:eastAsia="en-GB"/>
-          <w14:ligatures w14:val="none"/>
-        </w:rPr>
-        <w:t>these, you</w:t>
-      </w:r>
-      <w:r>
-        <w:rPr>
-          <w:rFonts w:eastAsia="Times New Roman" w:cs="Calibri"/>
-          <w:color w:val="002060"/>
-          <w:kern w:val="0"/>
-          <w:sz w:val="22"/>
-          <w:szCs w:val="22"/>
-          <w:lang w:eastAsia="en-GB"/>
-          <w14:ligatures w14:val="none"/>
-        </w:rPr>
-        <w:t xml:space="preserve"> should consider the hierarchy of control to ensure that the risk </w:t>
-      </w:r>
-      <w:r>
-        <w:rPr>
-          <w:rFonts w:eastAsia="Times New Roman" w:cs="Calibri"/>
-          <w:color w:val="002060"/>
-          <w:kern w:val="0"/>
-          <w:sz w:val="22"/>
-          <w:szCs w:val="22"/>
-          <w:lang w:eastAsia="en-GB"/>
-          <w14:ligatures w14:val="none"/>
-        </w:rPr>
-        <w:t>is eliminated/substituted as far as possible, either through use of smaller dewars (assuming the LN</w:t>
-      </w:r>
-      <w:r>
-        <w:rPr>
-          <w:rFonts w:eastAsia="Times New Roman" w:cs="Calibri"/>
-          <w:color w:val="002060"/>
-          <w:kern w:val="0"/>
-          <w:sz w:val="22"/>
-          <w:szCs w:val="22"/>
-          <w:vertAlign w:val="subscript"/>
-          <w:lang w:eastAsia="en-GB"/>
-          <w14:ligatures w14:val="none"/>
-        </w:rPr>
-        <w:t>2</w:t>
-      </w:r>
-      <w:r>
-        <w:rPr>
-          <w:rFonts w:eastAsia="Times New Roman" w:cs="Calibri"/>
-          <w:color w:val="002060"/>
-          <w:kern w:val="0"/>
-          <w:sz w:val="22"/>
-          <w:szCs w:val="22"/>
-          <w:lang w:eastAsia="en-GB"/>
-          <w14:ligatures w14:val="none"/>
-        </w:rPr>
-        <w:t xml:space="preserve"> is vital</w:t>
-      </w:r>
-      <w:r>
-        <w:rPr>
-          <w:rFonts w:eastAsia="Times New Roman" w:cs="Calibri"/>
-          <w:color w:val="002060"/>
-          <w:kern w:val="0"/>
-          <w:sz w:val="22"/>
-          <w:szCs w:val="22"/>
-          <w:lang w:eastAsia="en-GB"/>
-          <w14:ligatures w14:val="none"/>
-        </w:rPr>
-        <w:t xml:space="preserve"> for the task</w:t>
-      </w:r>
-      <w:r>
-        <w:rPr>
-          <w:rFonts w:eastAsia="Times New Roman" w:cs="Calibri"/>
-          <w:color w:val="002060"/>
-          <w:kern w:val="0"/>
-          <w:sz w:val="22"/>
-          <w:szCs w:val="22"/>
-          <w:lang w:eastAsia="en-GB"/>
-          <w14:ligatures w14:val="none"/>
-        </w:rPr>
-        <w:t>)</w:t>
-      </w:r>
-      <w:r>
-        <w:rPr>
-          <w:rFonts w:eastAsia="Times New Roman" w:cs="Calibri"/>
-          <w:color w:val="002060"/>
-          <w:kern w:val="0"/>
-          <w:sz w:val="22"/>
-          <w:szCs w:val="22"/>
-          <w:lang w:eastAsia="en-GB"/>
-          <w14:ligatures w14:val="none"/>
-        </w:rPr>
-        <w:t xml:space="preserve">, and checking that ventilation is sufficient to </w:t>
-      </w:r>
-      <w:r>
-        <w:rPr>
-          <w:rFonts w:eastAsia="Times New Roman" w:cs="Calibri"/>
-          <w:color w:val="002060"/>
-          <w:kern w:val="0"/>
-          <w:sz w:val="22"/>
-          <w:szCs w:val="22"/>
-          <w:lang w:eastAsia="en-GB"/>
-          <w14:ligatures w14:val="none"/>
-        </w:rPr>
-        <w:t>mitigate the residual risks. Detection is always a useful consideration to make users wary of leaks</w:t>
-      </w:r>
-      <w:r>
-        <w:rPr>
-          <w:rFonts w:eastAsia="Times New Roman" w:cs="Calibri"/>
-          <w:color w:val="002060"/>
-          <w:kern w:val="0"/>
-          <w:sz w:val="22"/>
-          <w:szCs w:val="22"/>
-          <w:lang w:eastAsia="en-GB"/>
-          <w14:ligatures w14:val="none"/>
-        </w:rPr>
-        <w:t>, but the need for this would be subject to risk assessment e.g. looking at whether working patterns</w:t>
-      </w:r>
-      <w:r>
-        <w:rPr>
-          <w:rFonts w:eastAsia="Times New Roman" w:cs="Calibri"/>
-          <w:color w:val="002060"/>
-          <w:kern w:val="0"/>
-          <w:sz w:val="22"/>
-          <w:szCs w:val="22"/>
-          <w:lang w:eastAsia="en-GB"/>
-          <w14:ligatures w14:val="none"/>
-        </w:rPr>
-        <w:t>/locations</w:t>
-      </w:r>
-      <w:r>
-        <w:rPr>
-          <w:rFonts w:eastAsia="Times New Roman" w:cs="Calibri"/>
-          <w:color w:val="002060"/>
-          <w:kern w:val="0"/>
-          <w:sz w:val="22"/>
-          <w:szCs w:val="22"/>
-          <w:lang w:eastAsia="en-GB"/>
-          <w14:ligatures w14:val="none"/>
-        </w:rPr>
-        <w:t xml:space="preserve"> and existing controls are good enough to prevent a foreseeable event of asphyxiation.</w:t>
-      </w:r>
-    </w:p>
-    <w:p>
-      <w:pPr>
-        <w:spacing w:before="100" w:beforeAutospacing="1" w:after="100" w:afterAutospacing="1" w:line="240" w:lineRule="auto"/>
-        <w:rPr>
-          <w:rFonts w:eastAsia="Times New Roman" w:cs="Calibri"/>
-          <w:color w:val="002060"/>
-          <w:kern w:val="0"/>
-          <w:sz w:val="22"/>
-          <w:szCs w:val="22"/>
-          <w:lang w:eastAsia="en-GB"/>
-          <w14:ligatures w14:val="none"/>
-        </w:rPr>
-      </w:pPr>
-      <w:r>
-        <w:rPr>
-          <w:rFonts w:eastAsia="Times New Roman" w:cs="Calibri"/>
-          <w:color w:val="002060"/>
-          <w:kern w:val="0"/>
-          <w:sz w:val="22"/>
-          <w:szCs w:val="22"/>
-          <w:lang w:eastAsia="en-GB"/>
-          <w14:ligatures w14:val="none"/>
-        </w:rPr>
-        <w:t>Separately from the gas risk, the assessment must also consider effects of</w:t>
-      </w:r>
-      <w:r>
-        <w:rPr>
-          <w:rFonts w:eastAsia="Times New Roman" w:cs="Calibri"/>
-          <w:color w:val="002060"/>
-          <w:kern w:val="0"/>
-          <w:sz w:val="22"/>
-          <w:szCs w:val="22"/>
-          <w:lang w:eastAsia="en-GB"/>
-          <w14:ligatures w14:val="none"/>
-        </w:rPr>
-        <w:t xml:space="preserve"> direct</w:t>
-      </w:r>
-      <w:r>
-        <w:rPr>
-          <w:rFonts w:eastAsia="Times New Roman" w:cs="Calibri"/>
-          <w:color w:val="002060"/>
-          <w:kern w:val="0"/>
-          <w:sz w:val="22"/>
-          <w:szCs w:val="22"/>
-          <w:lang w:eastAsia="en-GB"/>
-          <w14:ligatures w14:val="none"/>
-        </w:rPr>
-        <w:t xml:space="preserve"> exposure to cryogenic liquids too.</w:t>
+        <w:rPr>
+          <w:b/>
+          <w:color w:val="002060"/>
+          <w:sz w:val="22"/>
+          <w:szCs w:val="22"/>
+          <w:lang w:eastAsia="en-GB"/>
+        </w:rPr>
+      </w:pPr>
+      <w:bookmarkStart w:id="17" w:name="_Toc227167348"/>
+      <w:r>
+        <w:rPr>
+          <w:color w:val="002060"/>
+          <w:sz w:val="22"/>
+          <w:szCs w:val="22"/>
+          <w:lang w:eastAsia="en-GB"/>
+        </w:rPr>
+        <w:t>The calculator indicates that further risk assessment is required.</w:t>
+      </w:r>
+    </w:p>
+    <w:p>
+      <w:pPr>
+        <w:rPr>
+          <w:b/>
+          <w:color w:val="002060"/>
+          <w:sz w:val="22"/>
+          <w:szCs w:val="22"/>
+          <w:lang w:eastAsia="en-GB"/>
+        </w:rPr>
+      </w:pPr>
+      <w:r>
+        <w:rPr>
+          <w:color w:val="002060"/>
+          <w:sz w:val="22"/>
+          <w:szCs w:val="22"/>
+          <w:lang w:eastAsia="en-GB"/>
+        </w:rPr>
+        <w:t xml:space="preserve">Although room ventilation is likely to prevent oxygen levels from dropping to hazardous levels, there may still be a local asphyxiation risk if a user works close to the source of the leak. When liquid nitrogen is released, the cold nitrogen gas produced may </w:t>
+      </w:r>
+      <w:r>
+        <w:rPr>
+          <w:color w:val="002060"/>
+          <w:sz w:val="22"/>
+          <w:szCs w:val="22"/>
+          <w:lang w:eastAsia="en-GB"/>
+        </w:rPr>
+        <w:t>initially</w:t>
+      </w:r>
+      <w:r>
+        <w:rPr>
+          <w:color w:val="002060"/>
+          <w:sz w:val="22"/>
+          <w:szCs w:val="22"/>
+          <w:lang w:eastAsia="en-GB"/>
+        </w:rPr>
+        <w:t xml:space="preserve"> collect at low level before warming and mixing, increasing the risk of localised oxygen depletion near the floor.</w:t>
+      </w:r>
+    </w:p>
+    <w:p>
+      <w:pPr>
+        <w:rPr>
+          <w:b/>
+          <w:color w:val="002060"/>
+          <w:sz w:val="22"/>
+          <w:szCs w:val="22"/>
+          <w:lang w:eastAsia="en-GB"/>
+        </w:rPr>
+      </w:pPr>
+      <w:r>
+        <w:rPr>
+          <w:color w:val="002060"/>
+          <w:sz w:val="22"/>
+          <w:szCs w:val="22"/>
+          <w:lang w:eastAsia="en-GB"/>
+        </w:rPr>
+        <w:t>In situations like this, the hierarchy of control should be applied. Where possible, risks should be reduced by measures such as using smaller dewars (where liquid nitrogen is essential) and ensuring that ventilation is sufficient to control residual risk. Gas detection can also be considered to alert users to leaks, but whether this is required should be determined through risk assessment, taking into account working practices, occupancy and existing controls.</w:t>
+      </w:r>
+    </w:p>
+    <w:p>
+      <w:pPr>
+        <w:rPr>
+          <w:b/>
+          <w:color w:val="002060"/>
+          <w:sz w:val="22"/>
+          <w:szCs w:val="22"/>
+          <w:lang w:eastAsia="en-GB"/>
+        </w:rPr>
+      </w:pPr>
+      <w:r>
+        <w:rPr>
+          <w:color w:val="002060"/>
+          <w:sz w:val="22"/>
+          <w:szCs w:val="22"/>
+          <w:lang w:eastAsia="en-GB"/>
+        </w:rPr>
+        <w:t>In addition to the gas risk, the assessment must also consider the hazards associated with direct exposure to cryogenic liquids.</w:t>
       </w:r>
     </w:p>
     <w:p>
@@ -10232,7 +11117,6 @@
           <w:lang w:eastAsia="en-GB"/>
         </w:rPr>
       </w:pPr>
-      <w:bookmarkStart w:id="16" w:name="_Toc227069016"/>
       <w:r>
         <w:rPr>
           <w:rFonts w:asciiTheme="minorHAnsi" w:eastAsia="Times New Roman" w:hAnsiTheme="minorHAnsi"/>
@@ -10240,7 +11124,7 @@
         </w:rPr>
         <w:t>Scenario 4: Known Volume (CO₂ Enrichment)</w:t>
       </w:r>
-      <w:bookmarkEnd w:id="16"/>
+      <w:bookmarkEnd w:id="17"/>
     </w:p>
     <w:p>
       <w:pPr>
@@ -10343,24 +11227,8 @@
           <w:lang w:eastAsia="en-GB"/>
           <w14:ligatures w14:val="none"/>
         </w:rPr>
-        <w:t xml:space="preserve">Detection </w:t>
-      </w:r>
-      <w:proofErr w:type="gramStart"/>
-      <w:r>
-        <w:rPr>
-          <w:rFonts w:eastAsia="Times New Roman" w:cs="Calibri"/>
-          <w:b/>
-          <w:bCs/>
-          <w:color w:val="002060"/>
-          <w:kern w:val="0"/>
-          <w:sz w:val="22"/>
-          <w:szCs w:val="22"/>
-          <w:lang w:eastAsia="en-GB"/>
-          <w14:ligatures w14:val="none"/>
-        </w:rPr>
-        <w:t>Required?:</w:t>
-      </w:r>
-      <w:proofErr w:type="gramEnd"/>
+        <w:t>Detection Required?:</w:t>
+      </w:r>
       <w:r>
         <w:rPr>
           <w:rFonts w:eastAsia="Times New Roman" w:cs="Calibri"/>
@@ -10416,7 +11284,128 @@
           <w:lang w:eastAsia="en-GB"/>
           <w14:ligatures w14:val="none"/>
         </w:rPr>
-        <w:t> The calculator rules state that CO₂ detection is required if the concentration is above 0.5%.</w:t>
+        <w:t> The calculator state</w:t>
+      </w:r>
+      <w:r>
+        <w:rPr>
+          <w:rFonts w:eastAsia="Times New Roman" w:cs="Calibri"/>
+          <w:color w:val="002060"/>
+          <w:kern w:val="0"/>
+          <w:sz w:val="22"/>
+          <w:szCs w:val="22"/>
+          <w:lang w:eastAsia="en-GB"/>
+          <w14:ligatures w14:val="none"/>
+        </w:rPr>
+        <w:t>s</w:t>
+      </w:r>
+      <w:r>
+        <w:rPr>
+          <w:rFonts w:eastAsia="Times New Roman" w:cs="Calibri"/>
+          <w:color w:val="002060"/>
+          <w:kern w:val="0"/>
+          <w:sz w:val="22"/>
+          <w:szCs w:val="22"/>
+          <w:lang w:eastAsia="en-GB"/>
+          <w14:ligatures w14:val="none"/>
+        </w:rPr>
+        <w:t xml:space="preserve"> that CO₂ detection is required if the concentration is above 0.5%</w:t>
+      </w:r>
+      <w:r>
+        <w:rPr>
+          <w:rFonts w:eastAsia="Times New Roman" w:cs="Calibri"/>
+          <w:color w:val="002060"/>
+          <w:kern w:val="0"/>
+          <w:sz w:val="22"/>
+          <w:szCs w:val="22"/>
+          <w:lang w:eastAsia="en-GB"/>
+          <w14:ligatures w14:val="none"/>
+        </w:rPr>
+        <w:t xml:space="preserve"> (or 5000ppm)</w:t>
+      </w:r>
+      <w:r>
+        <w:rPr>
+          <w:rFonts w:eastAsia="Times New Roman" w:cs="Calibri"/>
+          <w:color w:val="002060"/>
+          <w:kern w:val="0"/>
+          <w:sz w:val="22"/>
+          <w:szCs w:val="22"/>
+          <w:lang w:eastAsia="en-GB"/>
+          <w14:ligatures w14:val="none"/>
+        </w:rPr>
+        <w:t xml:space="preserve"> (</w:t>
+      </w:r>
+      <w:r>
+        <w:rPr>
+          <w:rFonts w:eastAsia="Times New Roman" w:cs="Calibri"/>
+          <w:color w:val="002060"/>
+          <w:kern w:val="0"/>
+          <w:sz w:val="22"/>
+          <w:szCs w:val="22"/>
+          <w:lang w:eastAsia="en-GB"/>
+          <w14:ligatures w14:val="none"/>
+        </w:rPr>
+        <w:t xml:space="preserve">these values are </w:t>
+      </w:r>
+      <w:r>
+        <w:rPr>
+          <w:rFonts w:eastAsia="Times New Roman" w:cs="Calibri"/>
+          <w:color w:val="002060"/>
+          <w:kern w:val="0"/>
+          <w:sz w:val="22"/>
+          <w:szCs w:val="22"/>
+          <w:lang w:eastAsia="en-GB"/>
+          <w14:ligatures w14:val="none"/>
+        </w:rPr>
+        <w:t>the WEL</w:t>
+      </w:r>
+      <w:r>
+        <w:rPr>
+          <w:rFonts w:eastAsia="Times New Roman" w:cs="Calibri"/>
+          <w:color w:val="002060"/>
+          <w:kern w:val="0"/>
+          <w:sz w:val="22"/>
+          <w:szCs w:val="22"/>
+          <w:lang w:eastAsia="en-GB"/>
+          <w14:ligatures w14:val="none"/>
+        </w:rPr>
+        <w:t>s</w:t>
+      </w:r>
+      <w:r>
+        <w:rPr>
+          <w:rFonts w:eastAsia="Times New Roman" w:cs="Calibri"/>
+          <w:color w:val="002060"/>
+          <w:kern w:val="0"/>
+          <w:sz w:val="22"/>
+          <w:szCs w:val="22"/>
+          <w:lang w:eastAsia="en-GB"/>
+          <w14:ligatures w14:val="none"/>
+        </w:rPr>
+        <w:t xml:space="preserve"> for CO</w:t>
+      </w:r>
+      <w:r>
+        <w:rPr>
+          <w:rFonts w:eastAsia="Times New Roman" w:cs="Calibri"/>
+          <w:color w:val="002060"/>
+          <w:kern w:val="0"/>
+          <w:sz w:val="22"/>
+          <w:szCs w:val="22"/>
+          <w:vertAlign w:val="subscript"/>
+          <w:lang w:eastAsia="en-GB"/>
+          <w14:ligatures w14:val="none"/>
+        </w:rPr>
+        <w:t>2</w:t>
+      </w:r>
+      <w:r>
+        <w:rPr>
+          <w:rFonts w:eastAsia="Times New Roman" w:cs="Calibri"/>
+          <w:color w:val="002060"/>
+          <w:kern w:val="0"/>
+          <w:sz w:val="22"/>
+          <w:szCs w:val="22"/>
+          <w:lang w:eastAsia="en-GB"/>
+          <w14:ligatures w14:val="none"/>
+        </w:rPr>
+        <w:t xml:space="preserve"> as found in EH40)</w:t>
       </w:r>
     </w:p>
     <w:p>
@@ -10484,7 +11473,152 @@
           <w:lang w:eastAsia="en-GB"/>
           <w14:ligatures w14:val="none"/>
         </w:rPr>
-        <w:t>volume of gas in the cylinder already. Some providers will provide this information up front, and it makes the calculation quite a bit easier to complete.</w:t>
+        <w:t>volume of gas in the cylinder already</w:t>
+      </w:r>
+      <w:r>
+        <w:rPr>
+          <w:rFonts w:eastAsia="Times New Roman" w:cs="Calibri"/>
+          <w:color w:val="002060"/>
+          <w:kern w:val="0"/>
+          <w:sz w:val="22"/>
+          <w:szCs w:val="22"/>
+          <w:lang w:eastAsia="en-GB"/>
+          <w14:ligatures w14:val="none"/>
+        </w:rPr>
+        <w:t xml:space="preserve"> (</w:t>
+      </w:r>
+      <w:r>
+        <w:rPr>
+          <w:rFonts w:eastAsia="Times New Roman" w:cs="Calibri"/>
+          <w:color w:val="002060"/>
+          <w:kern w:val="0"/>
+          <w:sz w:val="22"/>
+          <w:szCs w:val="22"/>
+          <w:lang w:eastAsia="en-GB"/>
+          <w14:ligatures w14:val="none"/>
+        </w:rPr>
+        <w:t>1.5m</w:t>
+      </w:r>
+      <w:r>
+        <w:rPr>
+          <w:rFonts w:eastAsia="Times New Roman" w:cs="Calibri"/>
+          <w:color w:val="002060"/>
+          <w:kern w:val="0"/>
+          <w:sz w:val="22"/>
+          <w:szCs w:val="22"/>
+          <w:vertAlign w:val="superscript"/>
+          <w:lang w:eastAsia="en-GB"/>
+          <w14:ligatures w14:val="none"/>
+        </w:rPr>
+        <w:t>3</w:t>
+      </w:r>
+      <w:r>
+        <w:rPr>
+          <w:rFonts w:eastAsia="Times New Roman" w:cs="Calibri"/>
+          <w:color w:val="002060"/>
+          <w:kern w:val="0"/>
+          <w:sz w:val="22"/>
+          <w:szCs w:val="22"/>
+          <w:lang w:eastAsia="en-GB"/>
+          <w14:ligatures w14:val="none"/>
+        </w:rPr>
+        <w:t>)</w:t>
+      </w:r>
+      <w:r>
+        <w:rPr>
+          <w:rFonts w:eastAsia="Times New Roman" w:cs="Calibri"/>
+          <w:color w:val="002060"/>
+          <w:kern w:val="0"/>
+          <w:sz w:val="22"/>
+          <w:szCs w:val="22"/>
+          <w:lang w:eastAsia="en-GB"/>
+          <w14:ligatures w14:val="none"/>
+        </w:rPr>
+        <w:t xml:space="preserve">. Some </w:t>
+      </w:r>
+      <w:r>
+        <w:rPr>
+          <w:rFonts w:eastAsia="Times New Roman" w:cs="Calibri"/>
+          <w:color w:val="002060"/>
+          <w:kern w:val="0"/>
+          <w:sz w:val="22"/>
+          <w:szCs w:val="22"/>
+          <w:lang w:eastAsia="en-GB"/>
+          <w14:ligatures w14:val="none"/>
+        </w:rPr>
+        <w:t>suppliers</w:t>
+      </w:r>
+      <w:r>
+        <w:rPr>
+          <w:rFonts w:eastAsia="Times New Roman" w:cs="Calibri"/>
+          <w:color w:val="002060"/>
+          <w:kern w:val="0"/>
+          <w:sz w:val="22"/>
+          <w:szCs w:val="22"/>
+          <w:lang w:eastAsia="en-GB"/>
+          <w14:ligatures w14:val="none"/>
+        </w:rPr>
+        <w:t xml:space="preserve"> will provide this information up front</w:t>
+      </w:r>
+      <w:r>
+        <w:rPr>
+          <w:rFonts w:eastAsia="Times New Roman" w:cs="Calibri"/>
+          <w:color w:val="002060"/>
+          <w:kern w:val="0"/>
+          <w:sz w:val="22"/>
+          <w:szCs w:val="22"/>
+          <w:lang w:eastAsia="en-GB"/>
+          <w14:ligatures w14:val="none"/>
+        </w:rPr>
+        <w:t xml:space="preserve"> on their website or guidance sheet. Knowing this</w:t>
+      </w:r>
+      <w:r>
+        <w:rPr>
+          <w:rFonts w:eastAsia="Times New Roman" w:cs="Calibri"/>
+          <w:color w:val="002060"/>
+          <w:kern w:val="0"/>
+          <w:sz w:val="22"/>
+          <w:szCs w:val="22"/>
+          <w:lang w:eastAsia="en-GB"/>
+          <w14:ligatures w14:val="none"/>
+        </w:rPr>
+        <w:t xml:space="preserve"> makes the calculation </w:t>
+      </w:r>
+      <w:r>
+        <w:rPr>
+          <w:rFonts w:eastAsia="Times New Roman" w:cs="Calibri"/>
+          <w:color w:val="002060"/>
+          <w:kern w:val="0"/>
+          <w:sz w:val="22"/>
+          <w:szCs w:val="22"/>
+          <w:lang w:eastAsia="en-GB"/>
+          <w14:ligatures w14:val="none"/>
+        </w:rPr>
+        <w:t xml:space="preserve">much </w:t>
+      </w:r>
+      <w:r>
+        <w:rPr>
+          <w:rFonts w:eastAsia="Times New Roman" w:cs="Calibri"/>
+          <w:color w:val="002060"/>
+          <w:kern w:val="0"/>
+          <w:sz w:val="22"/>
+          <w:szCs w:val="22"/>
+          <w:lang w:eastAsia="en-GB"/>
+          <w14:ligatures w14:val="none"/>
+        </w:rPr>
+        <w:t>easier to complete</w:t>
+      </w:r>
+      <w:r>
+        <w:rPr>
+          <w:rFonts w:eastAsia="Times New Roman" w:cs="Calibri"/>
+          <w:color w:val="002060"/>
+          <w:kern w:val="0"/>
+          <w:sz w:val="22"/>
+          <w:szCs w:val="22"/>
+          <w:lang w:eastAsia="en-GB"/>
+          <w14:ligatures w14:val="none"/>
+        </w:rPr>
+        <w:t>, and also more accurate the gas contents is usually measured rather than calculated.</w:t>
       </w:r>
     </w:p>
     <w:p>
@@ -10510,7 +11644,56 @@
           <w:lang w:eastAsia="en-GB"/>
           <w14:ligatures w14:val="none"/>
         </w:rPr>
-        <w:t>Knowing this, we can select the option: “I have a gas cylinder and already know the volume of the contents.”</w:t>
+        <w:t xml:space="preserve">Knowing </w:t>
+      </w:r>
+      <w:r>
+        <w:rPr>
+          <w:rFonts w:eastAsia="Times New Roman" w:cs="Calibri"/>
+          <w:color w:val="002060"/>
+          <w:kern w:val="0"/>
+          <w:sz w:val="22"/>
+          <w:szCs w:val="22"/>
+          <w:lang w:eastAsia="en-GB"/>
+          <w14:ligatures w14:val="none"/>
+        </w:rPr>
+        <w:t>the volume of CO</w:t>
+      </w:r>
+      <w:r>
+        <w:rPr>
+          <w:rFonts w:eastAsia="Times New Roman" w:cs="Calibri"/>
+          <w:color w:val="002060"/>
+          <w:kern w:val="0"/>
+          <w:sz w:val="22"/>
+          <w:szCs w:val="22"/>
+          <w:vertAlign w:val="subscript"/>
+          <w:lang w:eastAsia="en-GB"/>
+          <w14:ligatures w14:val="none"/>
+        </w:rPr>
+        <w:t>2</w:t>
+      </w:r>
+      <w:r>
+        <w:rPr>
+          <w:rFonts w:eastAsia="Times New Roman" w:cs="Calibri"/>
+          <w:color w:val="002060"/>
+          <w:kern w:val="0"/>
+          <w:sz w:val="22"/>
+          <w:szCs w:val="22"/>
+          <w:lang w:eastAsia="en-GB"/>
+          <w14:ligatures w14:val="none"/>
+        </w:rPr>
+        <w:t xml:space="preserve"> in the cylinder already, </w:t>
+      </w:r>
+      <w:r>
+        <w:rPr>
+          <w:rFonts w:eastAsia="Times New Roman" w:cs="Calibri"/>
+          <w:color w:val="002060"/>
+          <w:kern w:val="0"/>
+          <w:sz w:val="22"/>
+          <w:szCs w:val="22"/>
+          <w:lang w:eastAsia="en-GB"/>
+          <w14:ligatures w14:val="none"/>
+        </w:rPr>
+        <w:t>we can select the option: “I have a gas cylinder and already know the volume of the contents.”</w:t>
       </w:r>
     </w:p>
     <w:p>
@@ -10548,7 +11731,7 @@
           <w:lang w:eastAsia="en-GB"/>
           <w14:ligatures w14:val="none"/>
         </w:rPr>
-        <w:t>scenario, selected Carbon Dioxide from the Gas Hazard Type dropdown, and click “Calculate Concentration”.</w:t>
+        <w:t>scenario, select Carbon Dioxide from the Gas Hazard Type dropdown, and click “Calculate Concentration”.</w:t>
       </w:r>
     </w:p>
     <w:p>
@@ -10592,7 +11775,7 @@
                     <pic:cNvPicPr/>
                   </pic:nvPicPr>
                   <pic:blipFill>
-                    <a:blip r:embed="rId21"/>
+                    <a:blip r:embed="rId25"/>
                     <a:stretch>
                       <a:fillRect/>
                     </a:stretch>
@@ -10654,7 +11837,7 @@
                     <pic:cNvPicPr/>
                   </pic:nvPicPr>
                   <pic:blipFill>
-                    <a:blip r:embed="rId22"/>
+                    <a:blip r:embed="rId26"/>
                     <a:stretch>
                       <a:fillRect/>
                     </a:stretch>
@@ -10699,7 +11882,43 @@
           <w14:ligatures w14:val="none"/>
         </w:rPr>
         <w:lastRenderedPageBreak/>
-        <w:t xml:space="preserve">This yields a </w:t>
+        <w:t xml:space="preserve">This </w:t>
+      </w:r>
+      <w:r>
+        <w:rPr>
+          <w:rFonts w:eastAsia="Times New Roman" w:cs="Calibri"/>
+          <w:color w:val="002060"/>
+          <w:kern w:val="0"/>
+          <w:sz w:val="22"/>
+          <w:szCs w:val="22"/>
+          <w:lang w:eastAsia="en-GB"/>
+          <w14:ligatures w14:val="none"/>
+        </w:rPr>
+        <w:t>displays</w:t>
+      </w:r>
+      <w:r>
+        <w:rPr>
+          <w:rFonts w:eastAsia="Times New Roman" w:cs="Calibri"/>
+          <w:color w:val="002060"/>
+          <w:kern w:val="0"/>
+          <w:sz w:val="22"/>
+          <w:szCs w:val="22"/>
+          <w:lang w:eastAsia="en-GB"/>
+          <w14:ligatures w14:val="none"/>
+        </w:rPr>
+        <w:t xml:space="preserve"> </w:t>
+      </w:r>
+      <w:r>
+        <w:rPr>
+          <w:rFonts w:eastAsia="Times New Roman" w:cs="Calibri"/>
+          <w:color w:val="002060"/>
+          <w:kern w:val="0"/>
+          <w:sz w:val="22"/>
+          <w:szCs w:val="22"/>
+          <w:lang w:eastAsia="en-GB"/>
+          <w14:ligatures w14:val="none"/>
+        </w:rPr>
+        <w:t xml:space="preserve">a </w:t>
       </w:r>
       <w:r>
         <w:rPr>
@@ -10815,7 +12034,7 @@
                     <pic:cNvPicPr/>
                   </pic:nvPicPr>
                   <pic:blipFill>
-                    <a:blip r:embed="rId23"/>
+                    <a:blip r:embed="rId27"/>
                     <a:stretch>
                       <a:fillRect/>
                     </a:stretch>
@@ -10856,7 +12075,7 @@
           <w:lang w:eastAsia="en-GB"/>
         </w:rPr>
       </w:pPr>
-      <w:bookmarkStart w:id="17" w:name="_Toc227069017"/>
+      <w:bookmarkStart w:id="18" w:name="_Toc227167349"/>
       <w:r>
         <w:rPr>
           <w:rFonts w:asciiTheme="minorHAnsi" w:eastAsia="Times New Roman" w:hAnsiTheme="minorHAnsi"/>
@@ -10864,7 +12083,7 @@
         </w:rPr>
         <w:t>Scenario 5: Slow Leak (Flammable)</w:t>
       </w:r>
-      <w:bookmarkEnd w:id="17"/>
+      <w:bookmarkEnd w:id="18"/>
     </w:p>
     <w:p>
       <w:pPr>
@@ -10937,6 +12156,18 @@
         </w:rPr>
         <w:t> 0.21%.</w:t>
       </w:r>
+      <w:r>
+        <w:rPr>
+          <w:rFonts w:eastAsia="Times New Roman" w:cs="Calibri"/>
+          <w:color w:val="002060"/>
+          <w:kern w:val="0"/>
+          <w:sz w:val="22"/>
+          <w:szCs w:val="22"/>
+          <w:lang w:eastAsia="en-GB"/>
+          <w14:ligatures w14:val="none"/>
+        </w:rPr>
+        <w:br/>
+      </w:r>
     </w:p>
     <w:p>
       <w:pPr>
@@ -11039,43 +12270,80 @@
           <w:lang w:eastAsia="en-GB"/>
           <w14:ligatures w14:val="none"/>
         </w:rPr>
-        <w:t xml:space="preserve"> on the risk to a person if difficult.</w:t>
-      </w:r>
-      <w:r>
-        <w:rPr>
-          <w:rFonts w:eastAsia="Times New Roman" w:cs="Calibri"/>
-          <w:color w:val="002060"/>
-          <w:kern w:val="0"/>
-          <w:sz w:val="22"/>
-          <w:szCs w:val="22"/>
-          <w:lang w:eastAsia="en-GB"/>
-          <w14:ligatures w14:val="none"/>
-        </w:rPr>
-        <w:t xml:space="preserve"> You should avoid guessing leak rates and air </w:t>
-      </w:r>
-      <w:r>
-        <w:rPr>
-          <w:rFonts w:eastAsia="Times New Roman" w:cs="Calibri"/>
-          <w:color w:val="002060"/>
-          <w:kern w:val="0"/>
-          <w:sz w:val="22"/>
-          <w:szCs w:val="22"/>
-          <w:lang w:eastAsia="en-GB"/>
-          <w14:ligatures w14:val="none"/>
-        </w:rPr>
-        <w:t>changes and</w:t>
-      </w:r>
-      <w:r>
-        <w:rPr>
-          <w:rFonts w:eastAsia="Times New Roman" w:cs="Calibri"/>
-          <w:color w:val="002060"/>
-          <w:kern w:val="0"/>
-          <w:sz w:val="22"/>
-          <w:szCs w:val="22"/>
-          <w:lang w:eastAsia="en-GB"/>
-          <w14:ligatures w14:val="none"/>
-        </w:rPr>
-        <w:t xml:space="preserve"> should prefer to measure where possible.</w:t>
+        <w:t xml:space="preserve"> on the risk to a person i</w:t>
+      </w:r>
+      <w:r>
+        <w:rPr>
+          <w:rFonts w:eastAsia="Times New Roman" w:cs="Calibri"/>
+          <w:color w:val="002060"/>
+          <w:kern w:val="0"/>
+          <w:sz w:val="22"/>
+          <w:szCs w:val="22"/>
+          <w:lang w:eastAsia="en-GB"/>
+          <w14:ligatures w14:val="none"/>
+        </w:rPr>
+        <w:t>s</w:t>
+      </w:r>
+      <w:r>
+        <w:rPr>
+          <w:rFonts w:eastAsia="Times New Roman" w:cs="Calibri"/>
+          <w:color w:val="002060"/>
+          <w:kern w:val="0"/>
+          <w:sz w:val="22"/>
+          <w:szCs w:val="22"/>
+          <w:lang w:eastAsia="en-GB"/>
+          <w14:ligatures w14:val="none"/>
+        </w:rPr>
+        <w:t xml:space="preserve"> difficult.</w:t>
+      </w:r>
+      <w:r>
+        <w:rPr>
+          <w:rFonts w:eastAsia="Times New Roman" w:cs="Calibri"/>
+          <w:color w:val="002060"/>
+          <w:kern w:val="0"/>
+          <w:sz w:val="22"/>
+          <w:szCs w:val="22"/>
+          <w:lang w:eastAsia="en-GB"/>
+          <w14:ligatures w14:val="none"/>
+        </w:rPr>
+        <w:t xml:space="preserve"> </w:t>
+      </w:r>
+      <w:r>
+        <w:rPr>
+          <w:rFonts w:eastAsia="Times New Roman" w:cs="Calibri"/>
+          <w:color w:val="002060"/>
+          <w:kern w:val="0"/>
+          <w:sz w:val="22"/>
+          <w:szCs w:val="22"/>
+          <w:lang w:eastAsia="en-GB"/>
+          <w14:ligatures w14:val="none"/>
+        </w:rPr>
+        <w:t xml:space="preserve">Where possible, avoid estimating leak rates and air-change rates; </w:t>
+      </w:r>
+      <w:r>
+        <w:rPr>
+          <w:rFonts w:eastAsia="Times New Roman" w:cs="Calibri"/>
+          <w:color w:val="002060"/>
+          <w:kern w:val="0"/>
+          <w:sz w:val="22"/>
+          <w:szCs w:val="22"/>
+          <w:u w:val="single"/>
+          <w:lang w:eastAsia="en-GB"/>
+          <w14:ligatures w14:val="none"/>
+        </w:rPr>
+        <w:t>these should be measured rather than estimated</w:t>
+      </w:r>
+      <w:r>
+        <w:rPr>
+          <w:rFonts w:eastAsia="Times New Roman" w:cs="Calibri"/>
+          <w:color w:val="002060"/>
+          <w:kern w:val="0"/>
+          <w:sz w:val="22"/>
+          <w:szCs w:val="22"/>
+          <w:lang w:eastAsia="en-GB"/>
+          <w14:ligatures w14:val="none"/>
+        </w:rPr>
+        <w:t>.</w:t>
       </w:r>
     </w:p>
     <w:p>
@@ -11182,7 +12450,7 @@
                     <pic:cNvPicPr/>
                   </pic:nvPicPr>
                   <pic:blipFill>
-                    <a:blip r:embed="rId24"/>
+                    <a:blip r:embed="rId28"/>
                     <a:stretch>
                       <a:fillRect/>
                     </a:stretch>
@@ -11223,7 +12491,23 @@
           <w:szCs w:val="22"/>
         </w:rPr>
         <w:lastRenderedPageBreak/>
-        <w:t>After this, we can enter all the details into the calculator. We enter the measured leak rate of 1 m</w:t>
+        <w:t xml:space="preserve">After this, we can enter all the details </w:t>
+      </w:r>
+      <w:r>
+        <w:rPr>
+          <w:color w:val="002060"/>
+          <w:sz w:val="22"/>
+          <w:szCs w:val="22"/>
+        </w:rPr>
+        <w:t xml:space="preserve">from the scenario </w:t>
+      </w:r>
+      <w:r>
+        <w:rPr>
+          <w:color w:val="002060"/>
+          <w:sz w:val="22"/>
+          <w:szCs w:val="22"/>
+        </w:rPr>
+        <w:t>into the calculator. We enter the measured leak rate of 1 m</w:t>
       </w:r>
       <w:r>
         <w:rPr>
@@ -11240,7 +12524,71 @@
           <w:sz w:val="22"/>
           <w:szCs w:val="22"/>
         </w:rPr>
-        <w:t>/hr, alongside the air changes of 6 and the free air volume of 80</w:t>
+        <w:t xml:space="preserve">/hr, </w:t>
+      </w:r>
+      <w:r>
+        <w:rPr>
+          <w:color w:val="002060"/>
+          <w:sz w:val="22"/>
+          <w:szCs w:val="22"/>
+        </w:rPr>
+        <w:t xml:space="preserve">then </w:t>
+      </w:r>
+      <w:r>
+        <w:rPr>
+          <w:color w:val="002060"/>
+          <w:sz w:val="22"/>
+          <w:szCs w:val="22"/>
+        </w:rPr>
+        <w:t xml:space="preserve">the air changes </w:t>
+      </w:r>
+      <w:r>
+        <w:rPr>
+          <w:color w:val="002060"/>
+          <w:sz w:val="22"/>
+          <w:szCs w:val="22"/>
+        </w:rPr>
+        <w:t>per hour (</w:t>
+      </w:r>
+      <w:r>
+        <w:rPr>
+          <w:color w:val="002060"/>
+          <w:sz w:val="22"/>
+          <w:szCs w:val="22"/>
+        </w:rPr>
+        <w:t>6</w:t>
+      </w:r>
+      <w:r>
+        <w:rPr>
+          <w:color w:val="002060"/>
+          <w:sz w:val="22"/>
+          <w:szCs w:val="22"/>
+        </w:rPr>
+        <w:t xml:space="preserve"> ACH)</w:t>
+      </w:r>
+      <w:r>
+        <w:rPr>
+          <w:color w:val="002060"/>
+          <w:sz w:val="22"/>
+          <w:szCs w:val="22"/>
+        </w:rPr>
+        <w:t xml:space="preserve"> and the free air volume </w:t>
+      </w:r>
+      <w:r>
+        <w:rPr>
+          <w:color w:val="002060"/>
+          <w:sz w:val="22"/>
+          <w:szCs w:val="22"/>
+        </w:rPr>
+        <w:t>(</w:t>
+      </w:r>
+      <w:r>
+        <w:rPr>
+          <w:color w:val="002060"/>
+          <w:sz w:val="22"/>
+          <w:szCs w:val="22"/>
+        </w:rPr>
+        <w:t>80</w:t>
       </w:r>
       <w:r>
         <w:rPr>
@@ -11258,6 +12606,14 @@
           <w:vertAlign w:val="superscript"/>
         </w:rPr>
         <w:t>3</w:t>
+      </w:r>
+      <w:r>
+        <w:rPr>
+          <w:color w:val="002060"/>
+          <w:sz w:val="22"/>
+          <w:szCs w:val="22"/>
+        </w:rPr>
+        <w:t>)</w:t>
       </w:r>
       <w:r>
         <w:rPr>
@@ -11309,7 +12665,7 @@
                     <pic:cNvPicPr/>
                   </pic:nvPicPr>
                   <pic:blipFill>
-                    <a:blip r:embed="rId25"/>
+                    <a:blip r:embed="rId29"/>
                     <a:stretch>
                       <a:fillRect/>
                     </a:stretch>
@@ -11434,7 +12790,7 @@
                     <pic:cNvPicPr/>
                   </pic:nvPicPr>
                   <pic:blipFill>
-                    <a:blip r:embed="rId26"/>
+                    <a:blip r:embed="rId30"/>
                     <a:stretch>
                       <a:fillRect/>
                     </a:stretch>
@@ -11463,7 +12819,7 @@
           <w:lang w:eastAsia="en-GB"/>
         </w:rPr>
       </w:pPr>
-      <w:bookmarkStart w:id="18" w:name="_Toc227069018"/>
+      <w:bookmarkStart w:id="19" w:name="_Toc227167350"/>
       <w:r>
         <w:rPr>
           <w:rFonts w:asciiTheme="minorHAnsi" w:eastAsia="Times New Roman" w:hAnsiTheme="minorHAnsi"/>
@@ -11471,7 +12827,7 @@
         </w:rPr>
         <w:t>Scenario 6: Toxic Gas, External Lookups &amp; Detection Placement</w:t>
       </w:r>
-      <w:bookmarkEnd w:id="18"/>
+      <w:bookmarkEnd w:id="19"/>
     </w:p>
     <w:p>
       <w:pPr>
@@ -11581,7 +12937,7 @@
           <w:sz w:val="22"/>
           <w:szCs w:val="22"/>
         </w:rPr>
-        <w:t>Methodology: A standard BOC size 'AV' cylinder has a water capacity of 10 Litres</w:t>
+        <w:t xml:space="preserve">Methodology: A standard BOC size 'AV' cylinder has a </w:t>
       </w:r>
       <w:r>
         <w:rPr>
@@ -11590,7 +12946,72 @@
           <w:sz w:val="22"/>
           <w:szCs w:val="22"/>
         </w:rPr>
-        <w:t>, and an outlet pressure of 51 bar.</w:t>
+        <w:t>c</w:t>
+      </w:r>
+      <w:r>
+        <w:rPr>
+          <w:rFonts w:cs="Calibri"/>
+          <w:color w:val="002060"/>
+          <w:sz w:val="22"/>
+          <w:szCs w:val="22"/>
+        </w:rPr>
+        <w:t xml:space="preserve">ylinder capacity of 500 </w:t>
+      </w:r>
+      <w:r>
+        <w:rPr>
+          <w:rFonts w:cs="Calibri"/>
+          <w:color w:val="002060"/>
+          <w:sz w:val="22"/>
+          <w:szCs w:val="22"/>
+        </w:rPr>
+        <w:t>Litres</w:t>
+      </w:r>
+      <w:r>
+        <w:rPr>
+          <w:rFonts w:cs="Calibri"/>
+          <w:color w:val="002060"/>
+          <w:sz w:val="22"/>
+          <w:szCs w:val="22"/>
+        </w:rPr>
+        <w:t>. To convert from L to m</w:t>
+      </w:r>
+      <w:r>
+        <w:rPr>
+          <w:rFonts w:cs="Calibri"/>
+          <w:color w:val="002060"/>
+          <w:sz w:val="22"/>
+          <w:szCs w:val="22"/>
+          <w:vertAlign w:val="superscript"/>
+        </w:rPr>
+        <w:t>3</w:t>
+      </w:r>
+      <w:r>
+        <w:rPr>
+          <w:rFonts w:cs="Calibri"/>
+          <w:color w:val="002060"/>
+          <w:sz w:val="22"/>
+          <w:szCs w:val="22"/>
+        </w:rPr>
+        <w:t>, we divide by 1000, which equals 0.5m</w:t>
+      </w:r>
+      <w:r>
+        <w:rPr>
+          <w:rFonts w:cs="Calibri"/>
+          <w:color w:val="002060"/>
+          <w:sz w:val="22"/>
+          <w:szCs w:val="22"/>
+          <w:vertAlign w:val="superscript"/>
+        </w:rPr>
+        <w:t>3</w:t>
+      </w:r>
+      <w:r>
+        <w:rPr>
+          <w:rFonts w:cs="Calibri"/>
+          <w:color w:val="002060"/>
+          <w:sz w:val="22"/>
+          <w:szCs w:val="22"/>
+        </w:rPr>
+        <w:t xml:space="preserve"> of CO.</w:t>
       </w:r>
     </w:p>
     <w:p>
@@ -11802,33 +13223,7 @@
           <w:lang w:eastAsia="en-GB"/>
           <w14:ligatures w14:val="none"/>
         </w:rPr>
-        <w:t xml:space="preserve"> Toxic gases require electrochemical sensors. CO has a density </w:t>
-      </w:r>
-      <w:proofErr w:type="gramStart"/>
-      <w:r>
-        <w:rPr>
-          <w:rFonts w:eastAsia="Times New Roman" w:cs="Calibri"/>
-          <w:color w:val="002060"/>
-          <w:kern w:val="0"/>
-          <w:sz w:val="22"/>
-          <w:szCs w:val="22"/>
-          <w:lang w:eastAsia="en-GB"/>
-          <w14:ligatures w14:val="none"/>
-        </w:rPr>
-        <w:t>similar to</w:t>
-      </w:r>
-      <w:proofErr w:type="gramEnd"/>
-      <w:r>
-        <w:rPr>
-          <w:rFonts w:eastAsia="Times New Roman" w:cs="Calibri"/>
-          <w:color w:val="002060"/>
-          <w:kern w:val="0"/>
-          <w:sz w:val="22"/>
-          <w:szCs w:val="22"/>
-          <w:lang w:eastAsia="en-GB"/>
-          <w14:ligatures w14:val="none"/>
-        </w:rPr>
-        <w:t xml:space="preserve"> air, so it is mounted at typical breathing height.</w:t>
+        <w:t> Toxic gases require electrochemical sensors. CO has a density similar to air, so it is mounted at typical breathing height.</w:t>
       </w:r>
     </w:p>
     <w:p>
@@ -11908,33 +13303,7 @@
           <w:lang w:eastAsia="en-GB"/>
           <w14:ligatures w14:val="none"/>
         </w:rPr>
-        <w:t xml:space="preserve"> will likely need to search for the relevant data </w:t>
-      </w:r>
-      <w:proofErr w:type="gramStart"/>
-      <w:r>
-        <w:rPr>
-          <w:rFonts w:eastAsia="Times New Roman" w:cs="Calibri"/>
-          <w:color w:val="002060"/>
-          <w:kern w:val="0"/>
-          <w:sz w:val="22"/>
-          <w:szCs w:val="22"/>
-          <w:lang w:eastAsia="en-GB"/>
-          <w14:ligatures w14:val="none"/>
-        </w:rPr>
-        <w:t>in order to</w:t>
-      </w:r>
-      <w:proofErr w:type="gramEnd"/>
-      <w:r>
-        <w:rPr>
-          <w:rFonts w:eastAsia="Times New Roman" w:cs="Calibri"/>
-          <w:color w:val="002060"/>
-          <w:kern w:val="0"/>
-          <w:sz w:val="22"/>
-          <w:szCs w:val="22"/>
-          <w:lang w:eastAsia="en-GB"/>
-          <w14:ligatures w14:val="none"/>
-        </w:rPr>
-        <w:t xml:space="preserve"> carry out calculations. Different providers will provide different information which can make the process harder. </w:t>
+        <w:t xml:space="preserve"> will likely need to search for the relevant data in order to carry out calculations. Different providers will provide different information which can make the process harder. </w:t>
       </w:r>
     </w:p>
     <w:p>
@@ -12105,7 +13474,7 @@
                     <pic:cNvPicPr/>
                   </pic:nvPicPr>
                   <pic:blipFill>
-                    <a:blip r:embed="rId27"/>
+                    <a:blip r:embed="rId31"/>
                     <a:stretch>
                       <a:fillRect/>
                     </a:stretch>
@@ -12352,7 +13721,7 @@
                     <pic:cNvPicPr/>
                   </pic:nvPicPr>
                   <pic:blipFill>
-                    <a:blip r:embed="rId28"/>
+                    <a:blip r:embed="rId32"/>
                     <a:stretch>
                       <a:fillRect/>
                     </a:stretch>
@@ -12529,7 +13898,7 @@
                     <pic:cNvPicPr/>
                   </pic:nvPicPr>
                   <pic:blipFill>
-                    <a:blip r:embed="rId29"/>
+                    <a:blip r:embed="rId33"/>
                     <a:stretch>
                       <a:fillRect/>
                     </a:stretch>
@@ -12591,7 +13960,7 @@
                     <pic:cNvPicPr/>
                   </pic:nvPicPr>
                   <pic:blipFill>
-                    <a:blip r:embed="rId30"/>
+                    <a:blip r:embed="rId34"/>
                     <a:stretch>
                       <a:fillRect/>
                     </a:stretch>
@@ -12692,7 +14061,7 @@
                     <pic:cNvPicPr/>
                   </pic:nvPicPr>
                   <pic:blipFill>
-                    <a:blip r:embed="rId31"/>
+                    <a:blip r:embed="rId35"/>
                     <a:stretch>
                       <a:fillRect/>
                     </a:stretch>
@@ -12832,33 +14201,7 @@
           <w:lang w:eastAsia="en-GB"/>
           <w14:ligatures w14:val="none"/>
         </w:rPr>
-        <w:t xml:space="preserve">weight of the gas is </w:t>
-      </w:r>
-      <w:proofErr w:type="gramStart"/>
-      <w:r>
-        <w:rPr>
-          <w:rFonts w:eastAsia="Times New Roman" w:cs="Calibri"/>
-          <w:color w:val="002060"/>
-          <w:kern w:val="0"/>
-          <w:sz w:val="22"/>
-          <w:szCs w:val="22"/>
-          <w:lang w:eastAsia="en-GB"/>
-          <w14:ligatures w14:val="none"/>
-        </w:rPr>
-        <w:t>similar to</w:t>
-      </w:r>
-      <w:proofErr w:type="gramEnd"/>
-      <w:r>
-        <w:rPr>
-          <w:rFonts w:eastAsia="Times New Roman" w:cs="Calibri"/>
-          <w:color w:val="002060"/>
-          <w:kern w:val="0"/>
-          <w:sz w:val="22"/>
-          <w:szCs w:val="22"/>
-          <w:lang w:eastAsia="en-GB"/>
-          <w14:ligatures w14:val="none"/>
-        </w:rPr>
-        <w:t xml:space="preserve"> that of air.</w:t>
+        <w:t>weight of the gas is similar to that of air.</w:t>
       </w:r>
     </w:p>
     <w:p>
@@ -12903,7 +14246,7 @@
                     <pic:cNvPicPr/>
                   </pic:nvPicPr>
                   <pic:blipFill>
-                    <a:blip r:embed="rId32"/>
+                    <a:blip r:embed="rId36"/>
                     <a:stretch>
                       <a:fillRect/>
                     </a:stretch>
@@ -12932,7 +14275,7 @@
           <w:lang w:eastAsia="en-GB"/>
         </w:rPr>
       </w:pPr>
-      <w:bookmarkStart w:id="19" w:name="_Toc227069019"/>
+      <w:bookmarkStart w:id="20" w:name="_Toc227167351"/>
       <w:r>
         <w:rPr>
           <w:rFonts w:asciiTheme="minorHAnsi" w:eastAsia="Times New Roman" w:hAnsiTheme="minorHAnsi"/>
@@ -12940,7 +14283,7 @@
         </w:rPr>
         <w:t>Scenario 7: Slow Leak, Time to Hazard &amp; Heavy Gas Detection</w:t>
       </w:r>
-      <w:bookmarkEnd w:id="19"/>
+      <w:bookmarkEnd w:id="20"/>
     </w:p>
     <w:p>
       <w:pPr>
@@ -13167,22 +14510,26 @@
         </w:numPr>
         <w:spacing w:before="100" w:beforeAutospacing="1" w:after="100" w:afterAutospacing="1" w:line="240" w:lineRule="auto"/>
         <w:rPr>
-          <w:rFonts w:eastAsia="Times New Roman" w:cs="Calibri"/>
-          <w:color w:val="002060"/>
-          <w:kern w:val="0"/>
-          <w:sz w:val="22"/>
-          <w:szCs w:val="22"/>
-          <w:lang w:eastAsia="en-GB"/>
-          <w14:ligatures w14:val="none"/>
-        </w:rPr>
-      </w:pPr>
-      <w:r>
-        <w:rPr>
-          <w:color w:val="002060"/>
-          <w:sz w:val="22"/>
-          <w:szCs w:val="22"/>
-        </w:rPr>
-        <w:t>Methodology: Standard O</w:t>
+          <w:color w:val="002060"/>
+          <w:sz w:val="22"/>
+          <w:szCs w:val="22"/>
+        </w:rPr>
+      </w:pPr>
+      <w:r>
+        <w:rPr>
+          <w:color w:val="002060"/>
+          <w:sz w:val="22"/>
+          <w:szCs w:val="22"/>
+        </w:rPr>
+        <w:t xml:space="preserve">Methodology: </w:t>
+      </w:r>
+      <w:r>
+        <w:rPr>
+          <w:color w:val="002060"/>
+          <w:sz w:val="22"/>
+          <w:szCs w:val="22"/>
+        </w:rPr>
+        <w:t>Standard oxygen-depletion sensors do not replace dedicated CO</w:t>
       </w:r>
       <w:r>
         <w:rPr>
@@ -13199,7 +14546,7 @@
           <w:sz w:val="22"/>
           <w:szCs w:val="22"/>
         </w:rPr>
-        <w:t xml:space="preserve"> depletion sensors do not replace a specific CO</w:t>
+        <w:t xml:space="preserve"> sensors. Although CO</w:t>
       </w:r>
       <w:r>
         <w:rPr>
@@ -13216,7 +14563,15 @@
           <w:sz w:val="22"/>
           <w:szCs w:val="22"/>
         </w:rPr>
-        <w:t xml:space="preserve"> sensor. CO</w:t>
+        <w:t xml:space="preserve"> will eventually mix with room air, it can accumulate at low level when released, particularly when cold, so CO2-specific detection is required.</w:t>
+      </w:r>
+      <w:r>
+        <w:rPr>
+          <w:color w:val="002060"/>
+          <w:sz w:val="22"/>
+          <w:szCs w:val="22"/>
+        </w:rPr>
+        <w:t xml:space="preserve"> The onset of the risk to health from CO</w:t>
       </w:r>
       <w:r>
         <w:rPr>
@@ -13232,8 +14587,51 @@
           <w:color w:val="002060"/>
           <w:sz w:val="22"/>
           <w:szCs w:val="22"/>
-        </w:rPr>
-        <w:t xml:space="preserve"> is heavier than air and tends to accumulate low.</w:t>
+          <w:vertAlign w:val="subscript"/>
+        </w:rPr>
+        <w:t xml:space="preserve"> </w:t>
+      </w:r>
+      <w:r>
+        <w:rPr>
+          <w:color w:val="002060"/>
+          <w:sz w:val="22"/>
+          <w:szCs w:val="22"/>
+        </w:rPr>
+        <w:t>gas is also much faster than the asphyxiation risk, and therefore it is important that CO</w:t>
+      </w:r>
+      <w:r>
+        <w:rPr>
+          <w:color w:val="002060"/>
+          <w:sz w:val="22"/>
+          <w:szCs w:val="22"/>
+          <w:vertAlign w:val="subscript"/>
+        </w:rPr>
+        <w:t>2</w:t>
+      </w:r>
+      <w:r>
+        <w:rPr>
+          <w:color w:val="002060"/>
+          <w:sz w:val="22"/>
+          <w:szCs w:val="22"/>
+          <w:vertAlign w:val="subscript"/>
+        </w:rPr>
+        <w:t xml:space="preserve"> </w:t>
+      </w:r>
+      <w:r>
+        <w:rPr>
+          <w:color w:val="002060"/>
+          <w:sz w:val="22"/>
+          <w:szCs w:val="22"/>
+        </w:rPr>
+        <w:t xml:space="preserve">leaks </w:t>
+      </w:r>
+      <w:r>
+        <w:rPr>
+          <w:color w:val="002060"/>
+          <w:sz w:val="22"/>
+          <w:szCs w:val="22"/>
+        </w:rPr>
+        <w:t>are detected as fast as possible.</w:t>
       </w:r>
     </w:p>
     <w:p>
@@ -13289,105 +14687,67 @@
           <w:lang w:eastAsia="en-GB"/>
           <w14:ligatures w14:val="none"/>
         </w:rPr>
-        <w:t xml:space="preserve">As previously mentioned, calculating the volume of a slow leak is not an exact science, and this calculator should be used with caution. If values are not known or measurable, then coming to an accurate conclusion on the risk to a person if difficult. You should avoid guessing leak rates and air changes and should prefer to </w:t>
-      </w:r>
-      <w:r>
-        <w:rPr>
-          <w:rFonts w:eastAsia="Times New Roman" w:cs="Calibri"/>
-          <w:color w:val="002060"/>
-          <w:kern w:val="0"/>
-          <w:sz w:val="22"/>
-          <w:szCs w:val="22"/>
-          <w:lang w:eastAsia="en-GB"/>
-          <w14:ligatures w14:val="none"/>
-        </w:rPr>
-        <w:t xml:space="preserve">either </w:t>
-      </w:r>
-      <w:r>
-        <w:rPr>
-          <w:rFonts w:eastAsia="Times New Roman" w:cs="Calibri"/>
-          <w:color w:val="002060"/>
-          <w:kern w:val="0"/>
-          <w:sz w:val="22"/>
-          <w:szCs w:val="22"/>
-          <w:lang w:eastAsia="en-GB"/>
-          <w14:ligatures w14:val="none"/>
-        </w:rPr>
-        <w:t>measure</w:t>
-      </w:r>
-      <w:r>
-        <w:rPr>
-          <w:rFonts w:eastAsia="Times New Roman" w:cs="Calibri"/>
-          <w:color w:val="002060"/>
-          <w:kern w:val="0"/>
-          <w:sz w:val="22"/>
-          <w:szCs w:val="22"/>
-          <w:lang w:eastAsia="en-GB"/>
-          <w14:ligatures w14:val="none"/>
-        </w:rPr>
-        <w:t>,</w:t>
-      </w:r>
-      <w:r>
-        <w:rPr>
-          <w:rFonts w:eastAsia="Times New Roman" w:cs="Calibri"/>
-          <w:color w:val="002060"/>
-          <w:kern w:val="0"/>
-          <w:sz w:val="22"/>
-          <w:szCs w:val="22"/>
-          <w:lang w:eastAsia="en-GB"/>
-          <w14:ligatures w14:val="none"/>
-        </w:rPr>
-        <w:t xml:space="preserve"> where possible</w:t>
-      </w:r>
-      <w:r>
-        <w:rPr>
-          <w:rFonts w:eastAsia="Times New Roman" w:cs="Calibri"/>
-          <w:color w:val="002060"/>
-          <w:kern w:val="0"/>
-          <w:sz w:val="22"/>
-          <w:szCs w:val="22"/>
-          <w:lang w:eastAsia="en-GB"/>
-          <w14:ligatures w14:val="none"/>
-        </w:rPr>
-        <w:t>, or rely on worst-case scenario calculations.</w:t>
-      </w:r>
-    </w:p>
-    <w:p>
-      <w:pPr>
-        <w:spacing w:before="100" w:beforeAutospacing="1" w:after="100" w:afterAutospacing="1" w:line="240" w:lineRule="auto"/>
-        <w:rPr>
-          <w:rFonts w:eastAsia="Times New Roman" w:cs="Calibri"/>
-          <w:color w:val="002060"/>
-          <w:kern w:val="0"/>
-          <w:sz w:val="22"/>
-          <w:szCs w:val="22"/>
-          <w:lang w:eastAsia="en-GB"/>
-          <w14:ligatures w14:val="none"/>
-        </w:rPr>
-      </w:pPr>
-      <w:r>
-        <w:rPr>
-          <w:rFonts w:eastAsia="Times New Roman" w:cs="Calibri"/>
-          <w:color w:val="002060"/>
-          <w:kern w:val="0"/>
-          <w:sz w:val="22"/>
-          <w:szCs w:val="22"/>
-          <w:lang w:eastAsia="en-GB"/>
-          <w14:ligatures w14:val="none"/>
-        </w:rPr>
-        <w:t>I</w:t>
-      </w:r>
-      <w:r>
-        <w:rPr>
-          <w:rFonts w:eastAsia="Times New Roman" w:cs="Calibri"/>
-          <w:color w:val="002060"/>
-          <w:kern w:val="0"/>
-          <w:sz w:val="22"/>
-          <w:szCs w:val="22"/>
-          <w:lang w:eastAsia="en-GB"/>
-          <w14:ligatures w14:val="none"/>
-        </w:rPr>
-        <w:t>n</w:t>
+        <w:t xml:space="preserve">As previously mentioned, calculating the volume of a slow gas leak is not an exact science, and the calculator should therefore be used with caution. If key values are not known or cannot be measured, it becomes difficult to draw accurate conclusions about the risk to individuals. </w:t>
+      </w:r>
+      <w:r>
+        <w:rPr>
+          <w:rFonts w:eastAsia="Times New Roman" w:cs="Calibri"/>
+          <w:color w:val="002060"/>
+          <w:kern w:val="0"/>
+          <w:sz w:val="22"/>
+          <w:szCs w:val="22"/>
+          <w:lang w:eastAsia="en-GB"/>
+          <w14:ligatures w14:val="none"/>
+        </w:rPr>
+        <w:br/>
+      </w:r>
+      <w:r>
+        <w:rPr>
+          <w:rFonts w:eastAsia="Times New Roman" w:cs="Calibri"/>
+          <w:color w:val="002060"/>
+          <w:kern w:val="0"/>
+          <w:sz w:val="22"/>
+          <w:szCs w:val="22"/>
+          <w:lang w:eastAsia="en-GB"/>
+          <w14:ligatures w14:val="none"/>
+        </w:rPr>
+        <w:br/>
+      </w:r>
+      <w:r>
+        <w:rPr>
+          <w:rFonts w:eastAsia="Times New Roman" w:cs="Calibri"/>
+          <w:color w:val="002060"/>
+          <w:kern w:val="0"/>
+          <w:sz w:val="22"/>
+          <w:szCs w:val="22"/>
+          <w:lang w:eastAsia="en-GB"/>
+          <w14:ligatures w14:val="none"/>
+        </w:rPr>
+        <w:t xml:space="preserve">Where possible, leak rates and air-change rates should be measured rather than estimated. If this is not reasonably practicable, a conservative worst-case approach should be </w:t>
+      </w:r>
+      <w:r>
+        <w:rPr>
+          <w:rFonts w:eastAsia="Times New Roman" w:cs="Calibri"/>
+          <w:color w:val="002060"/>
+          <w:kern w:val="0"/>
+          <w:sz w:val="22"/>
+          <w:szCs w:val="22"/>
+          <w:lang w:eastAsia="en-GB"/>
+          <w14:ligatures w14:val="none"/>
+        </w:rPr>
+        <w:t>applied.</w:t>
+      </w:r>
+      <w:r>
+        <w:rPr>
+          <w:rFonts w:eastAsia="Times New Roman" w:cs="Calibri"/>
+          <w:color w:val="002060"/>
+          <w:kern w:val="0"/>
+          <w:sz w:val="22"/>
+          <w:szCs w:val="22"/>
+          <w:lang w:eastAsia="en-GB"/>
+          <w14:ligatures w14:val="none"/>
+        </w:rPr>
+        <w:t xml:space="preserve"> In</w:t>
       </w:r>
       <w:r>
         <w:rPr>
@@ -13582,7 +14942,7 @@
                     <pic:cNvPicPr/>
                   </pic:nvPicPr>
                   <pic:blipFill>
-                    <a:blip r:embed="rId33"/>
+                    <a:blip r:embed="rId37"/>
                     <a:stretch>
                       <a:fillRect/>
                     </a:stretch>
@@ -13666,7 +15026,7 @@
                     <pic:cNvPicPr/>
                   </pic:nvPicPr>
                   <pic:blipFill>
-                    <a:blip r:embed="rId34"/>
+                    <a:blip r:embed="rId38"/>
                     <a:stretch>
                       <a:fillRect/>
                     </a:stretch>
@@ -13781,7 +15141,7 @@
                     <pic:cNvPicPr/>
                   </pic:nvPicPr>
                   <pic:blipFill>
-                    <a:blip r:embed="rId35"/>
+                    <a:blip r:embed="rId39"/>
                     <a:stretch>
                       <a:fillRect/>
                     </a:stretch>
@@ -13844,7 +15204,7 @@
                     <pic:cNvPicPr/>
                   </pic:nvPicPr>
                   <pic:blipFill>
-                    <a:blip r:embed="rId36"/>
+                    <a:blip r:embed="rId40"/>
                     <a:stretch>
                       <a:fillRect/>
                     </a:stretch>
@@ -13869,44 +15229,36 @@
       <w:pPr>
         <w:spacing w:before="100" w:beforeAutospacing="1" w:after="100" w:afterAutospacing="1" w:line="240" w:lineRule="auto"/>
         <w:rPr>
-          <w:rFonts w:eastAsia="Times New Roman" w:cs="Calibri"/>
-          <w:color w:val="002060"/>
-          <w:kern w:val="0"/>
-          <w:sz w:val="22"/>
-          <w:szCs w:val="22"/>
-          <w:lang w:eastAsia="en-GB"/>
-          <w14:ligatures w14:val="none"/>
-        </w:rPr>
-      </w:pPr>
-      <w:r>
-        <w:rPr>
-          <w:color w:val="002060"/>
-          <w:sz w:val="22"/>
-          <w:szCs w:val="22"/>
-        </w:rPr>
-        <w:t>The steady-state concentration in the room is given as 0.11%, and therefore the room-average risk after gaseous equilibration is relatively low on this screening basis.</w:t>
+          <w:color w:val="002060"/>
+          <w:sz w:val="22"/>
+          <w:szCs w:val="22"/>
+        </w:rPr>
+      </w:pPr>
+      <w:r>
+        <w:rPr>
+          <w:color w:val="002060"/>
+          <w:sz w:val="22"/>
+          <w:szCs w:val="22"/>
+        </w:rPr>
+        <w:t>The steady-state room concentration is calculated as 0.11%, indicating that the room-average risk after full mixing is relatively low on a screening basis.</w:t>
       </w:r>
     </w:p>
     <w:p>
       <w:pPr>
         <w:spacing w:before="100" w:beforeAutospacing="1" w:after="100" w:afterAutospacing="1" w:line="240" w:lineRule="auto"/>
         <w:rPr>
-          <w:rFonts w:eastAsia="Times New Roman" w:cs="Calibri"/>
-          <w:color w:val="002060"/>
-          <w:kern w:val="0"/>
-          <w:sz w:val="22"/>
-          <w:szCs w:val="22"/>
-          <w:lang w:eastAsia="en-GB"/>
-          <w14:ligatures w14:val="none"/>
-        </w:rPr>
-      </w:pPr>
-      <w:r>
-        <w:rPr>
-          <w:color w:val="002060"/>
-          <w:sz w:val="22"/>
-          <w:szCs w:val="22"/>
-        </w:rPr>
-        <w:t>In the event of a full ventilation failure, the gas would build in the room as the potential for the air to be replaced is removed. In this instance, the calculator provides a 'Time to Hazard', and for the room it indicates that the time to reach the 0.5% CO</w:t>
+          <w:color w:val="002060"/>
+          <w:sz w:val="22"/>
+          <w:szCs w:val="22"/>
+        </w:rPr>
+      </w:pPr>
+      <w:r>
+        <w:rPr>
+          <w:color w:val="002060"/>
+          <w:sz w:val="22"/>
+          <w:szCs w:val="22"/>
+        </w:rPr>
+        <w:t>In the event of a complete ventilation failure, gas would begin to accumulate in the room, as the ability for contaminated air to be removed is lost. In this scenario, the calculator provides a "Time to Hazard" estimate, indicating that the room would reach the 0.5% CO</w:t>
       </w:r>
       <w:r>
         <w:rPr>
@@ -13923,29 +15275,25 @@
           <w:sz w:val="22"/>
           <w:szCs w:val="22"/>
         </w:rPr>
-        <w:t xml:space="preserve"> threshold is approximately 2 hrs 18 mins. This is a warning threshold for further action, not a claim that conditions remain acceptable up to that point.</w:t>
+        <w:t xml:space="preserve"> threshold after approximately 2 hours and 18 minutes. This value represents a warning threshold for further action, not an indication that conditions remain acceptable up to that point.</w:t>
       </w:r>
     </w:p>
     <w:p>
       <w:pPr>
         <w:spacing w:before="100" w:beforeAutospacing="1" w:after="100" w:afterAutospacing="1" w:line="240" w:lineRule="auto"/>
         <w:rPr>
-          <w:rFonts w:eastAsia="Times New Roman" w:cs="Calibri"/>
-          <w:color w:val="002060"/>
-          <w:kern w:val="0"/>
-          <w:sz w:val="22"/>
-          <w:szCs w:val="22"/>
-          <w:lang w:eastAsia="en-GB"/>
-          <w14:ligatures w14:val="none"/>
-        </w:rPr>
-      </w:pPr>
-      <w:r>
-        <w:rPr>
-          <w:color w:val="002060"/>
-          <w:sz w:val="22"/>
-          <w:szCs w:val="22"/>
-        </w:rPr>
-        <w:t xml:space="preserve">If we review the generated report, it can also provide an indication of the detection type that might be necessary, although this calculation does not make detection a blanket </w:t>
+          <w:color w:val="002060"/>
+          <w:sz w:val="22"/>
+          <w:szCs w:val="22"/>
+        </w:rPr>
+      </w:pPr>
+      <w:r>
+        <w:rPr>
+          <w:color w:val="002060"/>
+          <w:sz w:val="22"/>
+          <w:szCs w:val="22"/>
+        </w:rPr>
+        <w:t xml:space="preserve">Review of the generated report also provides guidance on the appropriate type of gas detection, although this scenario does not result in a blanket recommendation for detection. Where </w:t>
       </w:r>
       <w:r>
         <w:rPr>
@@ -13954,7 +15302,7 @@
           <w:szCs w:val="22"/>
         </w:rPr>
         <w:lastRenderedPageBreak/>
-        <w:t>recommendation. Where detection is required, the guidance indicates that an NDIR CO</w:t>
+        <w:t>detection is required, the guidance indicates that an NDIR CO</w:t>
       </w:r>
       <w:r>
         <w:rPr>
@@ -13971,7 +15319,15 @@
           <w:sz w:val="22"/>
           <w:szCs w:val="22"/>
         </w:rPr>
-        <w:t xml:space="preserve"> sensor should be used and mounted low, at about 300mm above floor height.</w:t>
+        <w:t xml:space="preserve"> sensor should be used and mounted at low level, typically around 300 mm above floor height</w:t>
+      </w:r>
+      <w:r>
+        <w:rPr>
+          <w:color w:val="002060"/>
+          <w:sz w:val="22"/>
+          <w:szCs w:val="22"/>
+        </w:rPr>
+        <w:t>.</w:t>
       </w:r>
     </w:p>
     <w:p>
@@ -13987,6 +15343,14 @@
           <w14:ligatures w14:val="none"/>
         </w:rPr>
       </w:pPr>
+      <w:r>
+        <w:rPr>
+          <w:color w:val="002060"/>
+          <w:sz w:val="22"/>
+          <w:szCs w:val="22"/>
+        </w:rPr>
+        <w:br/>
+      </w:r>
       <w:r>
         <w:rPr>
           <w:rFonts w:eastAsia="Times New Roman" w:cs="Calibri"/>
@@ -14014,7 +15378,7 @@
                     <pic:cNvPicPr/>
                   </pic:nvPicPr>
                   <pic:blipFill>
-                    <a:blip r:embed="rId37"/>
+                    <a:blip r:embed="rId41"/>
                     <a:stretch>
                       <a:fillRect/>
                     </a:stretch>
@@ -14044,7 +15408,7 @@
           <w:lang w:eastAsia="en-GB"/>
         </w:rPr>
       </w:pPr>
-      <w:bookmarkStart w:id="20" w:name="_Toc227069020"/>
+      <w:bookmarkStart w:id="21" w:name="_Toc227167352"/>
       <w:r>
         <w:rPr>
           <w:rFonts w:asciiTheme="minorHAnsi" w:eastAsia="Times New Roman" w:hAnsiTheme="minorHAnsi"/>
@@ -14053,7 +15417,7 @@
         </w:rPr>
         <w:t>Scenario 8: Calculation Risk of Exposure when handling Dry Ice</w:t>
       </w:r>
-      <w:bookmarkEnd w:id="20"/>
+      <w:bookmarkEnd w:id="21"/>
     </w:p>
     <w:p>
       <w:pPr>
@@ -14169,7 +15533,6 @@
         </w:rPr>
         <w:t xml:space="preserve">Local Risk </w:t>
       </w:r>
-      <w:proofErr w:type="gramStart"/>
       <w:r>
         <w:rPr>
           <w:b/>
@@ -14178,9 +15541,8 @@
           <w:sz w:val="22"/>
           <w:szCs w:val="22"/>
         </w:rPr>
-        <w:t>Present?:</w:t>
-      </w:r>
-      <w:proofErr w:type="gramEnd"/>
+        <w:t>Present?</w:t>
+      </w:r>
       <w:r>
         <w:rPr>
           <w:color w:val="002060"/>
@@ -14319,7 +15681,31 @@
           <w:lang w:eastAsia="en-GB"/>
           <w14:ligatures w14:val="none"/>
         </w:rPr>
-        <w:t xml:space="preserve"> This returns a gas volume of 0.108m</w:t>
+        <w:t xml:space="preserve"> Th</w:t>
+      </w:r>
+      <w:r>
+        <w:rPr>
+          <w:rFonts w:eastAsia="Times New Roman" w:cs="Calibri"/>
+          <w:color w:val="002060"/>
+          <w:kern w:val="0"/>
+          <w:sz w:val="22"/>
+          <w:szCs w:val="22"/>
+          <w:lang w:eastAsia="en-GB"/>
+          <w14:ligatures w14:val="none"/>
+        </w:rPr>
+        <w:t>e calculator</w:t>
+      </w:r>
+      <w:r>
+        <w:rPr>
+          <w:rFonts w:eastAsia="Times New Roman" w:cs="Calibri"/>
+          <w:color w:val="002060"/>
+          <w:kern w:val="0"/>
+          <w:sz w:val="22"/>
+          <w:szCs w:val="22"/>
+          <w:lang w:eastAsia="en-GB"/>
+          <w14:ligatures w14:val="none"/>
+        </w:rPr>
+        <w:t xml:space="preserve"> returns a gas volume of 0.108m</w:t>
       </w:r>
       <w:r>
         <w:rPr>
@@ -14370,19 +15756,7 @@
           <w:lang w:eastAsia="en-GB"/>
           <w14:ligatures w14:val="none"/>
         </w:rPr>
-        <w:t xml:space="preserve">We can then continue down to calculate the </w:t>
-      </w:r>
-      <w:r>
-        <w:rPr>
-          <w:rFonts w:eastAsia="Times New Roman" w:cs="Calibri"/>
-          <w:color w:val="002060"/>
-          <w:kern w:val="0"/>
-          <w:sz w:val="22"/>
-          <w:szCs w:val="22"/>
-          <w:lang w:eastAsia="en-GB"/>
-          <w14:ligatures w14:val="none"/>
-        </w:rPr>
-        <w:t>concentration of the gas upon equilibration within the room, as well as obtain the personal bubble assessment.</w:t>
+        <w:t>We can then continue down the calculator to determine the room concentration following equilibration, as well as the personal bubble assessment.</w:t>
       </w:r>
     </w:p>
     <w:p>
@@ -14408,13 +15782,12 @@
           <w:lang w:eastAsia="en-GB"/>
           <w14:ligatures w14:val="none"/>
         </w:rPr>
-        <w:t>We have the free air volume, and so can enter that into the field. The volume of gas will be pre-populated, and the Gas Hazard type will be pre-selected.</w:t>
+        <w:t>As the free air volume is already known, it is entered into the relevant field. The calculated gas volume is automatically populated, and the Gas Hazard Type is pre-selected.</w:t>
       </w:r>
     </w:p>
     <w:p>
       <w:pPr>
         <w:spacing w:before="100" w:beforeAutospacing="1" w:after="0" w:afterAutospacing="1" w:line="240" w:lineRule="auto"/>
-        <w:jc w:val="center"/>
         <w:rPr>
           <w:rFonts w:eastAsia="Times New Roman" w:cs="Calibri"/>
           <w:color w:val="002060"/>
@@ -14453,7 +15826,7 @@
                     <pic:cNvPicPr/>
                   </pic:nvPicPr>
                   <pic:blipFill>
-                    <a:blip r:embed="rId38"/>
+                    <a:blip r:embed="rId42"/>
                     <a:stretch>
                       <a:fillRect/>
                     </a:stretch>
@@ -14497,31 +15870,7 @@
           <w:lang w:eastAsia="en-GB"/>
           <w14:ligatures w14:val="none"/>
         </w:rPr>
-        <w:t>Click Calculate Concentration</w:t>
-      </w:r>
-      <w:r>
-        <w:rPr>
-          <w:rFonts w:eastAsia="Times New Roman" w:cs="Calibri"/>
-          <w:color w:val="002060"/>
-          <w:kern w:val="0"/>
-          <w:sz w:val="22"/>
-          <w:szCs w:val="22"/>
-          <w:lang w:eastAsia="en-GB"/>
-          <w14:ligatures w14:val="none"/>
-        </w:rPr>
-        <w:t xml:space="preserve"> to obtain both the room and personal bubble concentration. In this scenario, we are only interested in the latter which comes out as 0.9%.</w:t>
-      </w:r>
-      <w:r>
-        <w:rPr>
-          <w:rFonts w:eastAsia="Times New Roman" w:cs="Calibri"/>
-          <w:color w:val="002060"/>
-          <w:kern w:val="0"/>
-          <w:sz w:val="22"/>
-          <w:szCs w:val="22"/>
-          <w:lang w:eastAsia="en-GB"/>
-          <w14:ligatures w14:val="none"/>
-        </w:rPr>
-        <w:t xml:space="preserve"> </w:t>
+        <w:t>Click "Calculate Concentration" to obtain both the room-average and personal bubble concentrations. In this scenario, we are primarily interested in the personal bubble result, which is calculated as 0.9%.</w:t>
       </w:r>
     </w:p>
     <w:p>
@@ -14540,126 +15889,54 @@
       <w:r>
         <w:rPr>
           <w:rFonts w:eastAsia="Times New Roman" w:cs="Calibri"/>
-          <w:color w:val="002060"/>
-          <w:kern w:val="0"/>
-          <w:sz w:val="22"/>
-          <w:szCs w:val="22"/>
-          <w:lang w:eastAsia="en-GB"/>
-          <w14:ligatures w14:val="none"/>
-        </w:rPr>
-        <w:t xml:space="preserve">Note: The calculator attempts to </w:t>
-      </w:r>
-      <w:r>
-        <w:rPr>
-          <w:rFonts w:eastAsia="Times New Roman" w:cs="Calibri"/>
-          <w:color w:val="002060"/>
-          <w:kern w:val="0"/>
-          <w:sz w:val="22"/>
-          <w:szCs w:val="22"/>
-          <w:lang w:eastAsia="en-GB"/>
-          <w14:ligatures w14:val="none"/>
-        </w:rPr>
-        <w:t xml:space="preserve">provide generalised ideas of the level of risk to the user, and the activity must be </w:t>
-      </w:r>
-      <w:proofErr w:type="gramStart"/>
-      <w:r>
-        <w:rPr>
-          <w:rFonts w:eastAsia="Times New Roman" w:cs="Calibri"/>
-          <w:color w:val="002060"/>
-          <w:kern w:val="0"/>
-          <w:sz w:val="22"/>
-          <w:szCs w:val="22"/>
-          <w:lang w:eastAsia="en-GB"/>
-          <w14:ligatures w14:val="none"/>
-        </w:rPr>
-        <w:t>taken into account</w:t>
-      </w:r>
-      <w:proofErr w:type="gramEnd"/>
-      <w:r>
-        <w:rPr>
-          <w:rFonts w:eastAsia="Times New Roman" w:cs="Calibri"/>
-          <w:color w:val="002060"/>
-          <w:kern w:val="0"/>
-          <w:sz w:val="22"/>
-          <w:szCs w:val="22"/>
-          <w:lang w:eastAsia="en-GB"/>
-          <w14:ligatures w14:val="none"/>
-        </w:rPr>
-        <w:t xml:space="preserve"> and thought about closely. Where the personal bubble assumes a 2x2x3m zone around </w:t>
-      </w:r>
-      <w:r>
-        <w:rPr>
-          <w:rFonts w:eastAsia="Times New Roman" w:cs="Calibri"/>
-          <w:color w:val="002060"/>
-          <w:kern w:val="0"/>
-          <w:sz w:val="22"/>
-          <w:szCs w:val="22"/>
-          <w:lang w:eastAsia="en-GB"/>
-          <w14:ligatures w14:val="none"/>
-        </w:rPr>
-        <w:t xml:space="preserve">a leak/exposure, if a user is handling dry ice 50cm away from their breathing zone, the risk to them is </w:t>
-      </w:r>
-      <w:r>
-        <w:rPr>
-          <w:rFonts w:eastAsia="Times New Roman" w:cs="Calibri"/>
-          <w:color w:val="002060"/>
-          <w:kern w:val="0"/>
-          <w:sz w:val="22"/>
-          <w:szCs w:val="22"/>
-          <w:lang w:eastAsia="en-GB"/>
-          <w14:ligatures w14:val="none"/>
-        </w:rPr>
-        <w:t>quite different.</w:t>
-      </w:r>
-      <w:r>
-        <w:rPr>
-          <w:rFonts w:eastAsia="Times New Roman" w:cs="Calibri"/>
-          <w:color w:val="002060"/>
-          <w:kern w:val="0"/>
-          <w:sz w:val="22"/>
-          <w:szCs w:val="22"/>
-          <w:lang w:eastAsia="en-GB"/>
-          <w14:ligatures w14:val="none"/>
-        </w:rPr>
-        <w:t xml:space="preserve"> Also, we need to </w:t>
-      </w:r>
-      <w:proofErr w:type="gramStart"/>
-      <w:r>
-        <w:rPr>
-          <w:rFonts w:eastAsia="Times New Roman" w:cs="Calibri"/>
-          <w:color w:val="002060"/>
-          <w:kern w:val="0"/>
-          <w:sz w:val="22"/>
-          <w:szCs w:val="22"/>
-          <w:lang w:eastAsia="en-GB"/>
-          <w14:ligatures w14:val="none"/>
-        </w:rPr>
-        <w:t>take into account</w:t>
-      </w:r>
-      <w:proofErr w:type="gramEnd"/>
-      <w:r>
-        <w:rPr>
-          <w:rFonts w:eastAsia="Times New Roman" w:cs="Calibri"/>
-          <w:color w:val="002060"/>
-          <w:kern w:val="0"/>
-          <w:sz w:val="22"/>
-          <w:szCs w:val="22"/>
-          <w:lang w:eastAsia="en-GB"/>
-          <w14:ligatures w14:val="none"/>
-        </w:rPr>
-        <w:t xml:space="preserve"> the fact that the gas created from sublimation is not likely to rise</w:t>
-      </w:r>
-      <w:r>
-        <w:rPr>
-          <w:rFonts w:eastAsia="Times New Roman" w:cs="Calibri"/>
-          <w:color w:val="002060"/>
-          <w:kern w:val="0"/>
-          <w:sz w:val="22"/>
-          <w:szCs w:val="22"/>
-          <w:lang w:eastAsia="en-GB"/>
-          <w14:ligatures w14:val="none"/>
-        </w:rPr>
-        <w:t xml:space="preserve"> because of its density compared to air.</w:t>
+          <w:b/>
+          <w:bCs/>
+          <w:color w:val="002060"/>
+          <w:kern w:val="0"/>
+          <w:sz w:val="22"/>
+          <w:szCs w:val="22"/>
+          <w:lang w:eastAsia="en-GB"/>
+          <w14:ligatures w14:val="none"/>
+        </w:rPr>
+        <w:t>Note:</w:t>
+      </w:r>
+      <w:r>
+        <w:rPr>
+          <w:rFonts w:eastAsia="Times New Roman" w:cs="Calibri"/>
+          <w:color w:val="002060"/>
+          <w:kern w:val="0"/>
+          <w:sz w:val="22"/>
+          <w:szCs w:val="22"/>
+          <w:lang w:eastAsia="en-GB"/>
+          <w14:ligatures w14:val="none"/>
+        </w:rPr>
+        <w:t xml:space="preserve"> The calculator provides a generalised indication of potential risk, and the specific activity being undertaken must always be considered carefully. The personal bubble assumes a 2m x 2m x 3m zone around the source of release; however, if a user is handling dry ice close to their breathing zone (for example, within 50cm), the actual local risk may be higher than this simplified assumption suggests. In addition, carbon dioxide gas generated from sublimation may initially accumulate at low level rather than rising and dispersing immediately.</w:t>
+      </w:r>
+    </w:p>
+    <w:p>
+      <w:pPr>
+        <w:spacing w:before="100" w:beforeAutospacing="1" w:after="0" w:afterAutospacing="1" w:line="240" w:lineRule="auto"/>
+        <w:rPr>
+          <w:rFonts w:eastAsia="Times New Roman" w:cs="Calibri"/>
+          <w:color w:val="002060"/>
+          <w:kern w:val="0"/>
+          <w:sz w:val="22"/>
+          <w:szCs w:val="22"/>
+          <w:lang w:eastAsia="en-GB"/>
+          <w14:ligatures w14:val="none"/>
+        </w:rPr>
+      </w:pPr>
+      <w:r>
+        <w:rPr>
+          <w:rFonts w:eastAsia="Times New Roman" w:cs="Calibri"/>
+          <w:color w:val="002060"/>
+          <w:kern w:val="0"/>
+          <w:sz w:val="22"/>
+          <w:szCs w:val="22"/>
+          <w:lang w:eastAsia="en-GB"/>
+          <w14:ligatures w14:val="none"/>
+        </w:rPr>
+        <w:t>This calculation assumes an instantaneous release and therefore represents a worst-case scenario. As the calculated concentration exceeds the 0.5% threshold, the output indicates that further risk assessment is required, taking into account the factors described above.</w:t>
       </w:r>
     </w:p>
     <w:p>
@@ -14789,7 +16066,7 @@
                     <pic:cNvPicPr/>
                   </pic:nvPicPr>
                   <pic:blipFill>
-                    <a:blip r:embed="rId39"/>
+                    <a:blip r:embed="rId43"/>
                     <a:stretch>
                       <a:fillRect/>
                     </a:stretch>
@@ -14812,77 +16089,24 @@
     </w:p>
     <w:p>
       <w:pPr>
-        <w:spacing w:before="100" w:beforeAutospacing="1" w:after="0" w:afterAutospacing="1" w:line="240" w:lineRule="auto"/>
-        <w:rPr>
-          <w:rFonts w:eastAsia="Times New Roman" w:cs="Calibri"/>
-          <w:color w:val="002060"/>
-          <w:kern w:val="0"/>
-          <w:sz w:val="22"/>
-          <w:szCs w:val="22"/>
-          <w:lang w:eastAsia="en-GB"/>
-          <w14:ligatures w14:val="none"/>
-        </w:rPr>
-      </w:pPr>
-      <w:r>
-        <w:rPr>
-          <w:color w:val="002060"/>
-          <w:sz w:val="22"/>
-          <w:szCs w:val="22"/>
-        </w:rPr>
-        <w:t xml:space="preserve">Assuming normal airflow in the </w:t>
-      </w:r>
-      <w:r>
-        <w:rPr>
-          <w:color w:val="002060"/>
-          <w:sz w:val="22"/>
-          <w:szCs w:val="22"/>
-        </w:rPr>
-        <w:t>lab and</w:t>
-      </w:r>
-      <w:r>
-        <w:rPr>
-          <w:color w:val="002060"/>
-          <w:sz w:val="22"/>
-          <w:szCs w:val="22"/>
-        </w:rPr>
-        <w:t xml:space="preserve"> recognising that the gas will sink and will not all sublimate instantaneously, this example should still be treated as requiring judgement rather than proving the task is low risk. The fair conclusion is that the scenario does not obviously indicate a severe room-scale hazard, but local handling conditions still need to be assessed.</w:t>
-      </w:r>
-    </w:p>
-    <w:p>
-      <w:pPr>
-        <w:spacing w:before="100" w:beforeAutospacing="1" w:after="0" w:afterAutospacing="1" w:line="240" w:lineRule="auto"/>
-        <w:rPr>
-          <w:rFonts w:cs="Calibri"/>
+        <w:rPr>
           <w:b/>
           <w:color w:val="002060"/>
           <w:sz w:val="22"/>
           <w:szCs w:val="22"/>
-        </w:rPr>
-      </w:pPr>
-      <w:r>
-        <w:rPr>
-          <w:rFonts w:eastAsia="Times New Roman" w:cs="Calibri"/>
-          <w:color w:val="002060"/>
-          <w:kern w:val="0"/>
-          <w:sz w:val="22"/>
-          <w:szCs w:val="22"/>
-          <w:lang w:eastAsia="en-GB"/>
-          <w14:ligatures w14:val="none"/>
+          <w:lang w:eastAsia="en-GB"/>
+        </w:rPr>
+      </w:pPr>
+      <w:bookmarkStart w:id="22" w:name="_Toc227167353"/>
+      <w:r>
+        <w:rPr>
+          <w:color w:val="002060"/>
+          <w:sz w:val="22"/>
+          <w:szCs w:val="22"/>
+          <w:lang w:eastAsia="en-GB"/>
         </w:rPr>
         <w:lastRenderedPageBreak/>
-        <w:t xml:space="preserve">If the mass of dry ice being handled was much higher, it may be prudent to consider </w:t>
-      </w:r>
-      <w:r>
-        <w:rPr>
-          <w:rFonts w:eastAsia="Times New Roman" w:cs="Calibri"/>
-          <w:color w:val="002060"/>
-          <w:kern w:val="0"/>
-          <w:sz w:val="22"/>
-          <w:szCs w:val="22"/>
-          <w:lang w:eastAsia="en-GB"/>
-          <w14:ligatures w14:val="none"/>
-        </w:rPr>
-        <w:t>calculating the sublimation rate of the dry ice to determine the potential exposure, but calculations can become complicated quite quickly.</w:t>
+        <w:t>For larger quantities of dry ice, a more detailed assessment may be required. In such cases, it may be appropriate to consider the sublimation rate to better understand potential exposure, recognising that this introduces additional complexity beyond this screening approach.</w:t>
       </w:r>
     </w:p>
     <w:p>
@@ -14892,7 +16116,6 @@
           <w:rFonts w:asciiTheme="minorHAnsi" w:hAnsiTheme="minorHAnsi"/>
         </w:rPr>
       </w:pPr>
-      <w:bookmarkStart w:id="21" w:name="_Toc227069021"/>
       <w:r>
         <w:rPr>
           <w:rFonts w:asciiTheme="minorHAnsi" w:hAnsiTheme="minorHAnsi"/>
@@ -14911,7 +16134,7 @@
         </w:rPr>
         <w:t>: Mixed Gas Cylinders &amp; Multiple Independent Risks</w:t>
       </w:r>
-      <w:bookmarkEnd w:id="21"/>
+      <w:bookmarkEnd w:id="22"/>
     </w:p>
     <w:p>
       <w:pPr>
@@ -15419,35 +16642,36 @@
           <w:sz w:val="22"/>
           <w:szCs w:val="22"/>
         </w:rPr>
-        <w:t xml:space="preserve">For calculations with mixed gases, knowledge of the hazards is required as this will allow you to determine </w:t>
-      </w:r>
-      <w:r>
+        <w:t>When assessing mixed-gas cylinders, it is important to understand both the physical properties of the cylinder and the hazards presented by each gas component.</w:t>
+      </w:r>
+    </w:p>
+    <w:p>
+      <w:pPr>
         <w:rPr>
           <w:rFonts w:cs="Calibri"/>
           <w:color w:val="002060"/>
           <w:sz w:val="22"/>
           <w:szCs w:val="22"/>
         </w:rPr>
-        <w:t>which calculations need to be run.</w:t>
-      </w:r>
-    </w:p>
-    <w:p>
-      <w:pPr>
+      </w:pPr>
+      <w:r>
         <w:rPr>
           <w:rFonts w:cs="Calibri"/>
           <w:color w:val="002060"/>
           <w:sz w:val="22"/>
           <w:szCs w:val="22"/>
         </w:rPr>
-      </w:pPr>
+        <w:t>In this scenario, the cylinder is a standard BOC size 'L' cylinder. BOC provides this value directly for this gas mixture, stating that the cylinder contains approximately 9.67m</w:t>
+      </w:r>
       <w:r>
         <w:rPr>
           <w:rFonts w:cs="Calibri"/>
           <w:color w:val="002060"/>
           <w:sz w:val="22"/>
           <w:szCs w:val="22"/>
-        </w:rPr>
-        <w:t xml:space="preserve">For this scenario, we have a cylinder </w:t>
+          <w:vertAlign w:val="superscript"/>
+        </w:rPr>
+        <w:t>3</w:t>
       </w:r>
       <w:r>
         <w:rPr>
@@ -15456,7 +16680,7 @@
           <w:sz w:val="22"/>
           <w:szCs w:val="22"/>
         </w:rPr>
-        <w:t>that</w:t>
+        <w:t xml:space="preserve"> of gas </w:t>
       </w:r>
       <w:r>
         <w:rPr>
@@ -15465,7 +16689,7 @@
           <w:sz w:val="22"/>
           <w:szCs w:val="22"/>
         </w:rPr>
-        <w:t xml:space="preserve"> contains 50L of gas, and that mixture comprises 10% CO</w:t>
+        <w:t>in</w:t>
       </w:r>
       <w:r>
         <w:rPr>
@@ -15473,6 +16697,163 @@
           <w:color w:val="002060"/>
           <w:sz w:val="22"/>
           <w:szCs w:val="22"/>
+        </w:rPr>
+        <w:t xml:space="preserve"> atmospheric conditions.</w:t>
+      </w:r>
+    </w:p>
+    <w:p>
+      <w:pPr>
+        <w:rPr>
+          <w:rFonts w:cs="Calibri"/>
+          <w:color w:val="002060"/>
+          <w:sz w:val="22"/>
+          <w:szCs w:val="22"/>
+        </w:rPr>
+      </w:pPr>
+      <w:r>
+        <w:rPr>
+          <w:rFonts w:cs="Calibri"/>
+          <w:color w:val="002060"/>
+          <w:sz w:val="22"/>
+          <w:szCs w:val="22"/>
+        </w:rPr>
+        <w:t>Although a slightly different value (</w:t>
+      </w:r>
+      <w:r>
+        <w:rPr>
+          <w:rFonts w:cs="Calibri"/>
+          <w:color w:val="002060"/>
+          <w:sz w:val="22"/>
+          <w:szCs w:val="22"/>
+        </w:rPr>
+        <w:t>e.g.</w:t>
+      </w:r>
+      <w:r>
+        <w:rPr>
+          <w:rFonts w:cs="Calibri"/>
+          <w:color w:val="002060"/>
+          <w:sz w:val="22"/>
+          <w:szCs w:val="22"/>
+        </w:rPr>
+        <w:t xml:space="preserve"> 9.87m</w:t>
+      </w:r>
+      <w:r>
+        <w:rPr>
+          <w:rFonts w:cs="Calibri"/>
+          <w:color w:val="002060"/>
+          <w:sz w:val="22"/>
+          <w:szCs w:val="22"/>
+          <w:vertAlign w:val="superscript"/>
+        </w:rPr>
+        <w:t>3</w:t>
+      </w:r>
+      <w:r>
+        <w:rPr>
+          <w:rFonts w:cs="Calibri"/>
+          <w:color w:val="002060"/>
+          <w:sz w:val="22"/>
+          <w:szCs w:val="22"/>
+        </w:rPr>
+        <w:t xml:space="preserve">) </w:t>
+      </w:r>
+      <w:r>
+        <w:rPr>
+          <w:rFonts w:cs="Calibri"/>
+          <w:color w:val="002060"/>
+          <w:sz w:val="22"/>
+          <w:szCs w:val="22"/>
+        </w:rPr>
+        <w:t>could be calculated using the pressure of the cylinder and the water capacity</w:t>
+      </w:r>
+      <w:r>
+        <w:rPr>
+          <w:rFonts w:cs="Calibri"/>
+          <w:color w:val="002060"/>
+          <w:sz w:val="22"/>
+          <w:szCs w:val="22"/>
+        </w:rPr>
+        <w:t xml:space="preserve">, the supplier-stated free air volume is preferred, as it accounts for real-gas behaviour and filling practice. For this </w:t>
+      </w:r>
+      <w:r>
+        <w:rPr>
+          <w:rFonts w:cs="Calibri"/>
+          <w:color w:val="002060"/>
+          <w:sz w:val="22"/>
+          <w:szCs w:val="22"/>
+        </w:rPr>
+        <w:t>reason,</w:t>
+      </w:r>
+      <w:r>
+        <w:rPr>
+          <w:rFonts w:cs="Calibri"/>
+          <w:color w:val="002060"/>
+          <w:sz w:val="22"/>
+          <w:szCs w:val="22"/>
+        </w:rPr>
+        <w:t xml:space="preserve"> 9.67m</w:t>
+      </w:r>
+      <w:r>
+        <w:rPr>
+          <w:rFonts w:cs="Calibri"/>
+          <w:color w:val="002060"/>
+          <w:sz w:val="22"/>
+          <w:szCs w:val="22"/>
+          <w:vertAlign w:val="superscript"/>
+        </w:rPr>
+        <w:t>3</w:t>
+      </w:r>
+      <w:r>
+        <w:rPr>
+          <w:rFonts w:cs="Calibri"/>
+          <w:color w:val="002060"/>
+          <w:sz w:val="22"/>
+          <w:szCs w:val="22"/>
+        </w:rPr>
+        <w:t xml:space="preserve"> is used in the calculation.</w:t>
+      </w:r>
+    </w:p>
+    <w:p>
+      <w:pPr>
+        <w:rPr>
+          <w:rFonts w:cs="Calibri"/>
+          <w:color w:val="002060"/>
+          <w:sz w:val="22"/>
+          <w:szCs w:val="22"/>
+        </w:rPr>
+      </w:pPr>
+      <w:r>
+        <w:rPr>
+          <w:rFonts w:cs="Calibri"/>
+          <w:color w:val="002060"/>
+          <w:sz w:val="22"/>
+          <w:szCs w:val="22"/>
+        </w:rPr>
+        <w:t xml:space="preserve">The gas mixture </w:t>
+      </w:r>
+      <w:r>
+        <w:rPr>
+          <w:rFonts w:cs="Calibri"/>
+          <w:color w:val="002060"/>
+          <w:sz w:val="22"/>
+          <w:szCs w:val="22"/>
+        </w:rPr>
+        <w:t>comprises</w:t>
+      </w:r>
+      <w:r>
+        <w:rPr>
+          <w:rFonts w:cs="Calibri"/>
+          <w:color w:val="002060"/>
+          <w:sz w:val="22"/>
+          <w:szCs w:val="22"/>
+        </w:rPr>
+        <w:t xml:space="preserve"> 10% CO</w:t>
+      </w:r>
+      <w:r>
+        <w:rPr>
+          <w:rFonts w:cs="Calibri"/>
+          <w:color w:val="002060"/>
+          <w:sz w:val="22"/>
+          <w:szCs w:val="22"/>
           <w:vertAlign w:val="subscript"/>
         </w:rPr>
         <w:t>2</w:t>
@@ -15484,7 +16865,7 @@
           <w:sz w:val="22"/>
           <w:szCs w:val="22"/>
         </w:rPr>
-        <w:t>, 10% H</w:t>
+        <w:t xml:space="preserve">, 10% </w:t>
       </w:r>
       <w:r>
         <w:rPr>
@@ -15492,6 +16873,15 @@
           <w:color w:val="002060"/>
           <w:sz w:val="22"/>
           <w:szCs w:val="22"/>
+        </w:rPr>
+        <w:t>H</w:t>
+      </w:r>
+      <w:r>
+        <w:rPr>
+          <w:rFonts w:cs="Calibri"/>
+          <w:color w:val="002060"/>
+          <w:sz w:val="22"/>
+          <w:szCs w:val="22"/>
           <w:vertAlign w:val="subscript"/>
         </w:rPr>
         <w:t>2</w:t>
@@ -15503,7 +16893,7 @@
           <w:sz w:val="22"/>
           <w:szCs w:val="22"/>
         </w:rPr>
-        <w:t xml:space="preserve"> and 80% N</w:t>
+        <w:t xml:space="preserve"> and 80% </w:t>
       </w:r>
       <w:r>
         <w:rPr>
@@ -15511,6 +16901,15 @@
           <w:color w:val="002060"/>
           <w:sz w:val="22"/>
           <w:szCs w:val="22"/>
+        </w:rPr>
+        <w:t>N</w:t>
+      </w:r>
+      <w:r>
+        <w:rPr>
+          <w:rFonts w:cs="Calibri"/>
+          <w:color w:val="002060"/>
+          <w:sz w:val="22"/>
+          <w:szCs w:val="22"/>
           <w:vertAlign w:val="subscript"/>
         </w:rPr>
         <w:t>2</w:t>
@@ -15522,7 +16921,7 @@
           <w:sz w:val="22"/>
           <w:szCs w:val="22"/>
         </w:rPr>
-        <w:t>. CO</w:t>
+        <w:t xml:space="preserve"> </w:t>
       </w:r>
       <w:r>
         <w:rPr>
@@ -15530,6 +16929,39 @@
           <w:color w:val="002060"/>
           <w:sz w:val="22"/>
           <w:szCs w:val="22"/>
+        </w:rPr>
+        <w:t>so the individual component volumes are:</w:t>
+      </w:r>
+    </w:p>
+    <w:p>
+      <w:pPr>
+        <w:pStyle w:val="ListParagraph"/>
+        <w:numPr>
+          <w:ilvl w:val="0"/>
+          <w:numId w:val="42"/>
+        </w:numPr>
+        <w:rPr>
+          <w:rFonts w:cs="Calibri"/>
+          <w:color w:val="002060"/>
+          <w:sz w:val="22"/>
+          <w:szCs w:val="22"/>
+        </w:rPr>
+      </w:pPr>
+      <w:r>
+        <w:rPr>
+          <w:rFonts w:cs="Calibri"/>
+          <w:color w:val="002060"/>
+          <w:sz w:val="22"/>
+          <w:szCs w:val="22"/>
+        </w:rPr>
+        <w:t>CO</w:t>
+      </w:r>
+      <w:r>
+        <w:rPr>
+          <w:rFonts w:cs="Calibri"/>
+          <w:color w:val="002060"/>
+          <w:sz w:val="22"/>
+          <w:szCs w:val="22"/>
           <w:vertAlign w:val="subscript"/>
         </w:rPr>
         <w:t>2</w:t>
@@ -15541,7 +16973,7 @@
           <w:sz w:val="22"/>
           <w:szCs w:val="22"/>
         </w:rPr>
-        <w:t xml:space="preserve"> is primarily toxic before it is an asphyxiant, H</w:t>
+        <w:t xml:space="preserve"> </w:t>
       </w:r>
       <w:r>
         <w:rPr>
@@ -15549,6 +16981,58 @@
           <w:color w:val="002060"/>
           <w:sz w:val="22"/>
           <w:szCs w:val="22"/>
+        </w:rPr>
+        <w:t xml:space="preserve">- </w:t>
+      </w:r>
+      <w:r>
+        <w:rPr>
+          <w:rFonts w:cs="Calibri"/>
+          <w:color w:val="002060"/>
+          <w:sz w:val="22"/>
+          <w:szCs w:val="22"/>
+        </w:rPr>
+        <w:t>0.967m</w:t>
+      </w:r>
+      <w:r>
+        <w:rPr>
+          <w:rFonts w:cs="Calibri"/>
+          <w:color w:val="002060"/>
+          <w:sz w:val="22"/>
+          <w:szCs w:val="22"/>
+          <w:vertAlign w:val="superscript"/>
+        </w:rPr>
+        <w:t>3</w:t>
+      </w:r>
+    </w:p>
+    <w:p>
+      <w:pPr>
+        <w:pStyle w:val="ListParagraph"/>
+        <w:numPr>
+          <w:ilvl w:val="0"/>
+          <w:numId w:val="42"/>
+        </w:numPr>
+        <w:rPr>
+          <w:rFonts w:cs="Calibri"/>
+          <w:color w:val="002060"/>
+          <w:sz w:val="22"/>
+          <w:szCs w:val="22"/>
+        </w:rPr>
+      </w:pPr>
+      <w:r>
+        <w:rPr>
+          <w:rFonts w:cs="Calibri"/>
+          <w:color w:val="002060"/>
+          <w:sz w:val="22"/>
+          <w:szCs w:val="22"/>
+        </w:rPr>
+        <w:t>H</w:t>
+      </w:r>
+      <w:r>
+        <w:rPr>
+          <w:rFonts w:cs="Calibri"/>
+          <w:color w:val="002060"/>
+          <w:sz w:val="22"/>
+          <w:szCs w:val="22"/>
           <w:vertAlign w:val="subscript"/>
         </w:rPr>
         <w:t>2</w:t>
@@ -15560,7 +17044,7 @@
           <w:sz w:val="22"/>
           <w:szCs w:val="22"/>
         </w:rPr>
-        <w:t xml:space="preserve"> is flammable and can cause asphyxiation, and N</w:t>
+        <w:t xml:space="preserve"> </w:t>
       </w:r>
       <w:r>
         <w:rPr>
@@ -15568,6 +17052,58 @@
           <w:color w:val="002060"/>
           <w:sz w:val="22"/>
           <w:szCs w:val="22"/>
+        </w:rPr>
+        <w:t xml:space="preserve">- </w:t>
+      </w:r>
+      <w:r>
+        <w:rPr>
+          <w:rFonts w:cs="Calibri"/>
+          <w:color w:val="002060"/>
+          <w:sz w:val="22"/>
+          <w:szCs w:val="22"/>
+        </w:rPr>
+        <w:t>0.967m</w:t>
+      </w:r>
+      <w:r>
+        <w:rPr>
+          <w:rFonts w:cs="Calibri"/>
+          <w:color w:val="002060"/>
+          <w:sz w:val="22"/>
+          <w:szCs w:val="22"/>
+          <w:vertAlign w:val="superscript"/>
+        </w:rPr>
+        <w:t>3</w:t>
+      </w:r>
+    </w:p>
+    <w:p>
+      <w:pPr>
+        <w:pStyle w:val="ListParagraph"/>
+        <w:numPr>
+          <w:ilvl w:val="0"/>
+          <w:numId w:val="42"/>
+        </w:numPr>
+        <w:rPr>
+          <w:rFonts w:cs="Calibri"/>
+          <w:color w:val="002060"/>
+          <w:sz w:val="22"/>
+          <w:szCs w:val="22"/>
+        </w:rPr>
+      </w:pPr>
+      <w:r>
+        <w:rPr>
+          <w:rFonts w:cs="Calibri"/>
+          <w:color w:val="002060"/>
+          <w:sz w:val="22"/>
+          <w:szCs w:val="22"/>
+        </w:rPr>
+        <w:t>N</w:t>
+      </w:r>
+      <w:r>
+        <w:rPr>
+          <w:rFonts w:cs="Calibri"/>
+          <w:color w:val="002060"/>
+          <w:sz w:val="22"/>
+          <w:szCs w:val="22"/>
           <w:vertAlign w:val="subscript"/>
         </w:rPr>
         <w:t>2</w:t>
@@ -15579,28 +17115,29 @@
           <w:sz w:val="22"/>
           <w:szCs w:val="22"/>
         </w:rPr>
-        <w:t xml:space="preserve"> is an asphyxiant, so we have a variety of hazards to consider.</w:t>
-      </w:r>
-    </w:p>
-    <w:p>
-      <w:pPr>
+        <w:t xml:space="preserve"> </w:t>
+      </w:r>
+      <w:r>
         <w:rPr>
           <w:rFonts w:cs="Calibri"/>
           <w:color w:val="002060"/>
           <w:sz w:val="22"/>
           <w:szCs w:val="22"/>
         </w:rPr>
-      </w:pPr>
-      <w:r>
-        <w:rPr>
-          <w:color w:val="002060"/>
-          <w:sz w:val="22"/>
-          <w:szCs w:val="22"/>
-        </w:rPr>
-        <w:t>We start off by calculating the volume of the cylinder. We can go to the supplier website and find that the L sized cylinder for this gas mix contains 9.67m</w:t>
-      </w:r>
-      <w:r>
-        <w:rPr>
+        <w:t xml:space="preserve">- </w:t>
+      </w:r>
+      <w:r>
+        <w:rPr>
+          <w:rFonts w:cs="Calibri"/>
+          <w:color w:val="002060"/>
+          <w:sz w:val="22"/>
+          <w:szCs w:val="22"/>
+        </w:rPr>
+        <w:t>7.74m</w:t>
+      </w:r>
+      <w:r>
+        <w:rPr>
+          <w:rFonts w:cs="Calibri"/>
           <w:color w:val="002060"/>
           <w:sz w:val="22"/>
           <w:szCs w:val="22"/>
@@ -15608,14 +17145,6 @@
         </w:rPr>
         <w:t>3</w:t>
       </w:r>
-      <w:r>
-        <w:rPr>
-          <w:color w:val="002060"/>
-          <w:sz w:val="22"/>
-          <w:szCs w:val="22"/>
-        </w:rPr>
-        <w:t xml:space="preserve"> of gas.</w:t>
-      </w:r>
     </w:p>
     <w:p>
       <w:pPr>
@@ -15628,107 +17157,13 @@
       </w:pPr>
       <w:r>
         <w:rPr>
-          <w:color w:val="002060"/>
-          <w:sz w:val="22"/>
-          <w:szCs w:val="22"/>
-        </w:rPr>
-        <w:t>We can calculate individual gas volumes by referring to the fractions of each gas in the cylinder. N</w:t>
-      </w:r>
-      <w:r>
-        <w:rPr>
-          <w:color w:val="002060"/>
-          <w:sz w:val="22"/>
-          <w:szCs w:val="22"/>
-          <w:vertAlign w:val="subscript"/>
-        </w:rPr>
-        <w:t>2</w:t>
-      </w:r>
-      <w:r>
-        <w:rPr>
-          <w:color w:val="002060"/>
-          <w:sz w:val="22"/>
-          <w:szCs w:val="22"/>
-        </w:rPr>
-        <w:t xml:space="preserve"> is 80% of the mixture and therefore accounts for 7.74m</w:t>
-      </w:r>
-      <w:r>
-        <w:rPr>
-          <w:color w:val="002060"/>
-          <w:sz w:val="22"/>
-          <w:szCs w:val="22"/>
-          <w:vertAlign w:val="superscript"/>
-        </w:rPr>
-        <w:t>3</w:t>
-      </w:r>
-      <w:r>
-        <w:rPr>
-          <w:color w:val="002060"/>
-          <w:sz w:val="22"/>
-          <w:szCs w:val="22"/>
-        </w:rPr>
-        <w:t xml:space="preserve"> of gas, while CO</w:t>
-      </w:r>
-      <w:r>
-        <w:rPr>
-          <w:color w:val="002060"/>
-          <w:sz w:val="22"/>
-          <w:szCs w:val="22"/>
-          <w:vertAlign w:val="subscript"/>
-        </w:rPr>
-        <w:t>2</w:t>
-      </w:r>
-      <w:r>
-        <w:rPr>
-          <w:color w:val="002060"/>
-          <w:sz w:val="22"/>
-          <w:szCs w:val="22"/>
-        </w:rPr>
-        <w:t xml:space="preserve"> and H</w:t>
-      </w:r>
-      <w:r>
-        <w:rPr>
-          <w:color w:val="002060"/>
-          <w:sz w:val="22"/>
-          <w:szCs w:val="22"/>
-          <w:vertAlign w:val="subscript"/>
-        </w:rPr>
-        <w:t>2</w:t>
-      </w:r>
-      <w:r>
-        <w:rPr>
-          <w:color w:val="002060"/>
-          <w:sz w:val="22"/>
-          <w:szCs w:val="22"/>
-        </w:rPr>
-        <w:t xml:space="preserve"> are both 10% each and therefore account for 0.967m</w:t>
-      </w:r>
-      <w:r>
-        <w:rPr>
-          <w:color w:val="002060"/>
-          <w:sz w:val="22"/>
-          <w:szCs w:val="22"/>
-          <w:vertAlign w:val="superscript"/>
-        </w:rPr>
-        <w:t>3</w:t>
-      </w:r>
-      <w:r>
-        <w:rPr>
-          <w:color w:val="002060"/>
-          <w:sz w:val="22"/>
-          <w:szCs w:val="22"/>
-        </w:rPr>
-        <w:t xml:space="preserve"> each.</w:t>
-      </w:r>
-    </w:p>
-    <w:p>
-      <w:pPr>
-        <w:rPr>
           <w:rFonts w:cs="Calibri"/>
           <w:color w:val="002060"/>
           <w:sz w:val="22"/>
           <w:szCs w:val="22"/>
         </w:rPr>
-      </w:pPr>
+        <w:t>As all components act as asphyxiants, the oxygen depletion risk is assessed using the total released volume (9.67m3)</w:t>
+      </w:r>
       <w:r>
         <w:rPr>
           <w:rFonts w:cs="Calibri"/>
@@ -15736,157 +17171,7 @@
           <w:sz w:val="22"/>
           <w:szCs w:val="22"/>
         </w:rPr>
-        <w:t xml:space="preserve">In theory, as each of the gases is an asphyxiant, we can calculate the </w:t>
-      </w:r>
-      <w:r>
-        <w:rPr>
-          <w:rFonts w:cs="Calibri"/>
-          <w:color w:val="002060"/>
-          <w:sz w:val="22"/>
-          <w:szCs w:val="22"/>
-        </w:rPr>
-        <w:t>oxygen depletion risk using the full volume of the cylinder. We know everything we need to know already, and therefore we can use the “</w:t>
-      </w:r>
-      <w:r>
-        <w:rPr>
-          <w:rFonts w:cs="Arial"/>
-          <w:color w:val="002060"/>
-          <w:sz w:val="22"/>
-          <w:szCs w:val="22"/>
-        </w:rPr>
-        <w:t>I have a gas cylinder and</w:t>
-      </w:r>
-      <w:r>
-        <w:rPr>
-          <w:rStyle w:val="apple-converted-space"/>
-          <w:rFonts w:cs="Arial"/>
-          <w:color w:val="002060"/>
-          <w:sz w:val="22"/>
-          <w:szCs w:val="22"/>
-        </w:rPr>
-        <w:t> </w:t>
-      </w:r>
-      <w:r>
-        <w:rPr>
-          <w:rStyle w:val="Strong"/>
-          <w:rFonts w:cs="Arial"/>
-          <w:b w:val="0"/>
-          <w:bCs w:val="0"/>
-          <w:color w:val="002060"/>
-          <w:sz w:val="22"/>
-          <w:szCs w:val="22"/>
-        </w:rPr>
-        <w:t>already know the volume</w:t>
-      </w:r>
-      <w:r>
-        <w:rPr>
-          <w:rStyle w:val="apple-converted-space"/>
-          <w:rFonts w:cs="Arial"/>
-          <w:color w:val="002060"/>
-          <w:sz w:val="22"/>
-          <w:szCs w:val="22"/>
-        </w:rPr>
-        <w:t> </w:t>
-      </w:r>
-      <w:r>
-        <w:rPr>
-          <w:rFonts w:cs="Arial"/>
-          <w:color w:val="002060"/>
-          <w:sz w:val="22"/>
-          <w:szCs w:val="22"/>
-        </w:rPr>
-        <w:t>of the contents.</w:t>
-      </w:r>
-      <w:r>
-        <w:rPr>
-          <w:rFonts w:cs="Calibri"/>
-          <w:color w:val="002060"/>
-          <w:sz w:val="22"/>
-          <w:szCs w:val="22"/>
-        </w:rPr>
-        <w:t>”</w:t>
-      </w:r>
-      <w:r>
-        <w:rPr>
-          <w:rFonts w:cs="Calibri"/>
-          <w:color w:val="002060"/>
-          <w:sz w:val="22"/>
-          <w:szCs w:val="22"/>
-        </w:rPr>
-        <w:t xml:space="preserve"> </w:t>
-      </w:r>
-      <w:r>
-        <w:rPr>
-          <w:rFonts w:cs="Calibri"/>
-          <w:color w:val="002060"/>
-          <w:sz w:val="22"/>
-          <w:szCs w:val="22"/>
-        </w:rPr>
-        <w:t>o</w:t>
-      </w:r>
-      <w:r>
-        <w:rPr>
-          <w:rFonts w:cs="Calibri"/>
-          <w:color w:val="002060"/>
-          <w:sz w:val="22"/>
-          <w:szCs w:val="22"/>
-        </w:rPr>
-        <w:t>ption.</w:t>
-      </w:r>
-    </w:p>
-    <w:p>
-      <w:pPr>
-        <w:rPr>
-          <w:rFonts w:cs="Calibri"/>
-          <w:color w:val="002060"/>
-          <w:sz w:val="22"/>
-          <w:szCs w:val="22"/>
-        </w:rPr>
-      </w:pPr>
-      <w:r>
-        <w:rPr>
-          <w:rFonts w:cs="Calibri"/>
-          <w:color w:val="002060"/>
-          <w:sz w:val="22"/>
-          <w:szCs w:val="22"/>
-        </w:rPr>
-        <w:t xml:space="preserve">We populate the </w:t>
-      </w:r>
-      <w:r>
-        <w:rPr>
-          <w:rFonts w:cs="Calibri"/>
-          <w:color w:val="002060"/>
-          <w:sz w:val="22"/>
-          <w:szCs w:val="22"/>
-        </w:rPr>
-        <w:t>fields and</w:t>
-      </w:r>
-      <w:r>
-        <w:rPr>
-          <w:rFonts w:cs="Calibri"/>
-          <w:color w:val="002060"/>
-          <w:sz w:val="22"/>
-          <w:szCs w:val="22"/>
-        </w:rPr>
-        <w:t xml:space="preserve"> ensure we are calculating the </w:t>
-      </w:r>
-      <w:r>
-        <w:rPr>
-          <w:rFonts w:cs="Calibri"/>
-          <w:color w:val="002060"/>
-          <w:sz w:val="22"/>
-          <w:szCs w:val="22"/>
-        </w:rPr>
-        <w:t>a</w:t>
-      </w:r>
-      <w:r>
-        <w:rPr>
-          <w:rFonts w:cs="Calibri"/>
-          <w:color w:val="002060"/>
-          <w:sz w:val="22"/>
-          <w:szCs w:val="22"/>
-        </w:rPr>
-        <w:t>sphyxiation risk.</w:t>
+        <w:t>.</w:t>
       </w:r>
     </w:p>
     <w:p>
@@ -15924,7 +17209,7 @@
                     <pic:cNvPicPr/>
                   </pic:nvPicPr>
                   <pic:blipFill>
-                    <a:blip r:embed="rId40"/>
+                    <a:blip r:embed="rId44"/>
                     <a:stretch>
                       <a:fillRect/>
                     </a:stretch>
@@ -15961,44 +17246,7 @@
           <w:sz w:val="22"/>
           <w:szCs w:val="22"/>
         </w:rPr>
-        <w:t>This yields a value of 14.2% O</w:t>
-      </w:r>
-      <w:r>
-        <w:rPr>
-          <w:rFonts w:cs="Calibri"/>
-          <w:color w:val="002060"/>
-          <w:sz w:val="22"/>
-          <w:szCs w:val="22"/>
-          <w:vertAlign w:val="subscript"/>
-        </w:rPr>
-        <w:t>2</w:t>
-      </w:r>
-      <w:r>
-        <w:rPr>
-          <w:rFonts w:cs="Calibri"/>
-          <w:color w:val="002060"/>
-          <w:sz w:val="22"/>
-          <w:szCs w:val="22"/>
-        </w:rPr>
-        <w:t xml:space="preserve"> concentration, indicating that the</w:t>
-      </w:r>
-      <w:r>
-        <w:rPr>
-          <w:rFonts w:cs="Calibri"/>
-          <w:color w:val="002060"/>
-          <w:sz w:val="22"/>
-          <w:szCs w:val="22"/>
-        </w:rPr>
-        <w:t xml:space="preserve"> environment created has a risk </w:t>
-      </w:r>
-      <w:r>
-        <w:rPr>
-          <w:rFonts w:cs="Calibri"/>
-          <w:color w:val="002060"/>
-          <w:sz w:val="22"/>
-          <w:szCs w:val="22"/>
-        </w:rPr>
-        <w:t>of asphyxiation.</w:t>
+        <w:t>This results in a calculated room oxygen concentration of approximately 14.2%, indicating a risk of asphyxiation.</w:t>
       </w:r>
     </w:p>
     <w:p>
@@ -16035,7 +17283,7 @@
                     <pic:cNvPicPr/>
                   </pic:nvPicPr>
                   <pic:blipFill>
-                    <a:blip r:embed="rId41"/>
+                    <a:blip r:embed="rId45"/>
                     <a:stretch>
                       <a:fillRect/>
                     </a:stretch>
@@ -16072,7 +17320,7 @@
           <w:sz w:val="22"/>
           <w:szCs w:val="22"/>
         </w:rPr>
-        <w:t>Continuing</w:t>
+        <w:t>The CO</w:t>
       </w:r>
       <w:r>
         <w:rPr>
@@ -16080,8 +17328,9 @@
           <w:color w:val="002060"/>
           <w:sz w:val="22"/>
           <w:szCs w:val="22"/>
-        </w:rPr>
-        <w:t>,</w:t>
+          <w:vertAlign w:val="subscript"/>
+        </w:rPr>
+        <w:t>2</w:t>
       </w:r>
       <w:r>
         <w:rPr>
@@ -16090,7 +17339,7 @@
           <w:sz w:val="22"/>
           <w:szCs w:val="22"/>
         </w:rPr>
-        <w:t xml:space="preserve"> we look at the CO</w:t>
+        <w:t xml:space="preserve"> enrichment risk is then assessed separately using the CO</w:t>
       </w:r>
       <w:r>
         <w:rPr>
@@ -16109,7 +17358,7 @@
           <w:sz w:val="22"/>
           <w:szCs w:val="22"/>
         </w:rPr>
-        <w:t xml:space="preserve"> enrichment risk</w:t>
+        <w:t xml:space="preserve"> component volume (0.967m</w:t>
       </w:r>
       <w:r>
         <w:rPr>
@@ -16117,28 +17366,40 @@
           <w:color w:val="002060"/>
           <w:sz w:val="22"/>
           <w:szCs w:val="22"/>
-        </w:rPr>
-        <w:t>:</w:t>
-      </w:r>
-    </w:p>
-    <w:p>
-      <w:pPr>
-        <w:rPr>
-          <w:color w:val="002060"/>
-          <w:sz w:val="22"/>
-          <w:szCs w:val="22"/>
-        </w:rPr>
-      </w:pPr>
-      <w:r>
-        <w:rPr>
-          <w:color w:val="002060"/>
-          <w:sz w:val="22"/>
-          <w:szCs w:val="22"/>
-        </w:rPr>
-        <w:t>We do the same calculation again, but this time we use the CO</w:t>
-      </w:r>
-      <w:r>
-        <w:rPr>
+          <w:vertAlign w:val="superscript"/>
+        </w:rPr>
+        <w:t>3</w:t>
+      </w:r>
+      <w:r>
+        <w:rPr>
+          <w:rFonts w:cs="Calibri"/>
+          <w:color w:val="002060"/>
+          <w:sz w:val="22"/>
+          <w:szCs w:val="22"/>
+        </w:rPr>
+        <w:t xml:space="preserve">), resulting in a </w:t>
+      </w:r>
+      <w:r>
+        <w:rPr>
+          <w:rFonts w:cs="Calibri"/>
+          <w:color w:val="002060"/>
+          <w:sz w:val="22"/>
+          <w:szCs w:val="22"/>
+        </w:rPr>
+        <w:t>room concentration</w:t>
+      </w:r>
+      <w:r>
+        <w:rPr>
+          <w:rFonts w:cs="Calibri"/>
+          <w:color w:val="002060"/>
+          <w:sz w:val="22"/>
+          <w:szCs w:val="22"/>
+        </w:rPr>
+        <w:t xml:space="preserve"> of 3.22%, which exceeds the calculator's 0.5% CO</w:t>
+      </w:r>
+      <w:r>
+        <w:rPr>
+          <w:rFonts w:cs="Calibri"/>
           <w:color w:val="002060"/>
           <w:sz w:val="22"/>
           <w:szCs w:val="22"/>
@@ -16148,44 +17409,12 @@
       </w:r>
       <w:r>
         <w:rPr>
-          <w:color w:val="002060"/>
-          <w:sz w:val="22"/>
-          <w:szCs w:val="22"/>
-        </w:rPr>
-        <w:t xml:space="preserve"> volume deduced above (0.967m</w:t>
-      </w:r>
-      <w:r>
-        <w:rPr>
-          <w:color w:val="002060"/>
-          <w:sz w:val="22"/>
-          <w:szCs w:val="22"/>
-          <w:vertAlign w:val="superscript"/>
-        </w:rPr>
-        <w:t>3</w:t>
-      </w:r>
-      <w:r>
-        <w:rPr>
-          <w:color w:val="002060"/>
-          <w:sz w:val="22"/>
-          <w:szCs w:val="22"/>
-        </w:rPr>
-        <w:t xml:space="preserve">), and we select the Carbon Dioxide option, then </w:t>
-      </w:r>
-      <w:r>
-        <w:rPr>
-          <w:color w:val="002060"/>
-          <w:sz w:val="22"/>
-          <w:szCs w:val="22"/>
-        </w:rPr>
-        <w:t>calculate</w:t>
-      </w:r>
-      <w:r>
-        <w:rPr>
-          <w:color w:val="002060"/>
-          <w:sz w:val="22"/>
-          <w:szCs w:val="22"/>
-        </w:rPr>
-        <w:t>.</w:t>
+          <w:rFonts w:cs="Calibri"/>
+          <w:color w:val="002060"/>
+          <w:sz w:val="22"/>
+          <w:szCs w:val="22"/>
+        </w:rPr>
+        <w:t xml:space="preserve"> threshold.</w:t>
       </w:r>
     </w:p>
     <w:p>
@@ -16221,7 +17450,7 @@
                     <pic:cNvPicPr/>
                   </pic:nvPicPr>
                   <pic:blipFill>
-                    <a:blip r:embed="rId42"/>
+                    <a:blip r:embed="rId46"/>
                     <a:stretch>
                       <a:fillRect/>
                     </a:stretch>
@@ -16264,7 +17493,6 @@
     <w:p>
       <w:pPr>
         <w:rPr>
-          <w:rFonts w:cs="Calibri"/>
           <w:color w:val="002060"/>
           <w:sz w:val="22"/>
           <w:szCs w:val="22"/>
@@ -16277,41 +17505,7 @@
           <w:szCs w:val="22"/>
         </w:rPr>
         <w:lastRenderedPageBreak/>
-        <w:t>Lastly, we consider the H</w:t>
-      </w:r>
-      <w:r>
-        <w:rPr>
-          <w:color w:val="002060"/>
-          <w:sz w:val="22"/>
-          <w:szCs w:val="22"/>
-          <w:vertAlign w:val="subscript"/>
-        </w:rPr>
-        <w:t>2</w:t>
-      </w:r>
-      <w:r>
-        <w:rPr>
-          <w:color w:val="002060"/>
-          <w:sz w:val="22"/>
-          <w:szCs w:val="22"/>
-        </w:rPr>
-        <w:t xml:space="preserve"> risk. H</w:t>
-      </w:r>
-      <w:r>
-        <w:rPr>
-          <w:color w:val="002060"/>
-          <w:sz w:val="22"/>
-          <w:szCs w:val="22"/>
-          <w:vertAlign w:val="subscript"/>
-        </w:rPr>
-        <w:t>2</w:t>
-      </w:r>
-      <w:r>
-        <w:rPr>
-          <w:color w:val="002060"/>
-          <w:sz w:val="22"/>
-          <w:szCs w:val="22"/>
-        </w:rPr>
-        <w:t xml:space="preserve"> is a highly flammable substance, so we perform the same calculation once more using a volume of 0.967m</w:t>
+        <w:t>Finally, the hydrogen flammability risk is assessed using the hydrogen component volume (0.967m</w:t>
       </w:r>
       <w:r>
         <w:rPr>
@@ -16328,7 +17522,7 @@
           <w:sz w:val="22"/>
           <w:szCs w:val="22"/>
         </w:rPr>
-        <w:t>, but we select Flammable as the Gas Hazard Type.</w:t>
+        <w:t>). This produces a room concentration of 3.22%, exceeding 25% of the Lower Explosive Limit (1%).</w:t>
       </w:r>
     </w:p>
     <w:p>
@@ -16365,7 +17559,7 @@
                     <pic:cNvPicPr/>
                   </pic:nvPicPr>
                   <pic:blipFill>
-                    <a:blip r:embed="rId43"/>
+                    <a:blip r:embed="rId47"/>
                     <a:stretch>
                       <a:fillRect/>
                     </a:stretch>
@@ -16485,7 +17679,7 @@
           <w:sz w:val="22"/>
           <w:szCs w:val="22"/>
         </w:rPr>
-        <w:t>In this example, the CO</w:t>
+        <w:t>On a room-average screening basis, the CO</w:t>
       </w:r>
       <w:r>
         <w:rPr>
@@ -16502,7 +17696,7 @@
           <w:sz w:val="22"/>
           <w:szCs w:val="22"/>
         </w:rPr>
-        <w:t xml:space="preserve"> threshold is reached first on a room-average basis, so a CO</w:t>
+        <w:t xml:space="preserve"> threshold is reached first, indicating that a CO</w:t>
       </w:r>
       <w:r>
         <w:rPr>
@@ -16519,33 +17713,8 @@
           <w:sz w:val="22"/>
           <w:szCs w:val="22"/>
         </w:rPr>
-        <w:t xml:space="preserve"> detector may provide the earliest general alarm. However, the final detector strategy should still be confirmed from the actual release scenario, plume behaviour, ventilation pattern, and work location</w:t>
-      </w:r>
-      <w:r>
-        <w:rPr>
-          <w:color w:val="002060"/>
-          <w:sz w:val="22"/>
-          <w:szCs w:val="22"/>
-        </w:rPr>
-        <w:t xml:space="preserve"> – a recommendation from a competent gas detection installer is always preferred</w:t>
-      </w:r>
-      <w:r>
-        <w:rPr>
-          <w:color w:val="002060"/>
-          <w:sz w:val="22"/>
-          <w:szCs w:val="22"/>
-        </w:rPr>
-        <w:t xml:space="preserve"> to relying solely on this calculator.</w:t>
-      </w:r>
-    </w:p>
-    <w:p>
-      <w:pPr>
-        <w:rPr>
-          <w:color w:val="002060"/>
-          <w:sz w:val="22"/>
-          <w:szCs w:val="22"/>
-        </w:rPr>
-      </w:pPr>
+        <w:t xml:space="preserve"> detector is likely to provide the earliest general warning. However, this does not mean that oxygen-depletion or hydrogen-related controls are redundant. The final detector strategy should be determined by the specific release scenario, room layout, ventilation pattern, and work location and should be confirmed by a competent gas detection specialist.</w:t>
+      </w:r>
     </w:p>
     <w:p>
       <w:pPr>
@@ -16627,7 +17796,7 @@
           <w:color w:val="002060"/>
         </w:rPr>
       </w:pPr>
-      <w:bookmarkStart w:id="22" w:name="_Toc227069022"/>
+      <w:bookmarkStart w:id="23" w:name="_Toc227167354"/>
       <w:r>
         <w:rPr>
           <w:rFonts w:asciiTheme="minorHAnsi" w:hAnsiTheme="minorHAnsi"/>
@@ -16641,9 +17810,16 @@
           <w:rFonts w:asciiTheme="minorHAnsi" w:hAnsiTheme="minorHAnsi"/>
           <w:color w:val="002060"/>
         </w:rPr>
-        <w:t>Gas/Cryogen Safety Calculator: Mathematical Models</w:t>
-      </w:r>
-      <w:bookmarkEnd w:id="22"/>
+        <w:t xml:space="preserve">Gas/Cryogen Safety Calculator: </w:t>
+      </w:r>
+      <w:bookmarkEnd w:id="23"/>
+      <w:r>
+        <w:rPr>
+          <w:rFonts w:asciiTheme="minorHAnsi" w:hAnsiTheme="minorHAnsi"/>
+          <w:color w:val="002060"/>
+        </w:rPr>
+        <w:t>Methodology, Equations and Assumptions</w:t>
+      </w:r>
     </w:p>
     <w:p>
       <w:pPr>
@@ -16694,7 +17870,7 @@
           <w:color w:val="002060"/>
         </w:rPr>
       </w:pPr>
-      <w:bookmarkStart w:id="23" w:name="_Toc227069023"/>
+      <w:bookmarkStart w:id="24" w:name="_Toc227167355"/>
       <w:r>
         <w:rPr>
           <w:rFonts w:asciiTheme="minorHAnsi" w:hAnsiTheme="minorHAnsi"/>
@@ -16702,7 +17878,7 @@
         </w:rPr>
         <w:t>1. Volume Calculations</w:t>
       </w:r>
-      <w:bookmarkEnd w:id="23"/>
+      <w:bookmarkEnd w:id="24"/>
     </w:p>
     <w:p>
       <w:pPr>
@@ -17126,7 +18302,6 @@
           <w:szCs w:val="22"/>
         </w:rPr>
       </w:pPr>
-      <w:proofErr w:type="spellStart"/>
       <w:r>
         <w:rPr>
           <w:color w:val="002060"/>
@@ -17144,7 +18319,6 @@
         </w:rPr>
         <w:t>gas</w:t>
       </w:r>
-      <w:proofErr w:type="spellEnd"/>
       <w:r>
         <w:rPr>
           <w:color w:val="002060"/>
@@ -17162,7 +18336,6 @@
           <w:szCs w:val="22"/>
         </w:rPr>
       </w:pPr>
-      <w:proofErr w:type="spellStart"/>
       <w:r>
         <w:rPr>
           <w:color w:val="002060"/>
@@ -17180,7 +18353,6 @@
         </w:rPr>
         <w:t>cyl</w:t>
       </w:r>
-      <w:proofErr w:type="spellEnd"/>
       <w:r>
         <w:rPr>
           <w:color w:val="002060"/>
@@ -17198,7 +18370,6 @@
           <w:szCs w:val="22"/>
         </w:rPr>
       </w:pPr>
-      <w:proofErr w:type="spellStart"/>
       <w:r>
         <w:rPr>
           <w:color w:val="002060"/>
@@ -17216,7 +18387,6 @@
         </w:rPr>
         <w:t>water</w:t>
       </w:r>
-      <w:proofErr w:type="spellEnd"/>
       <w:r>
         <w:rPr>
           <w:color w:val="002060"/>
@@ -17350,16 +18520,7 @@
               <w:sz w:val="22"/>
               <w:szCs w:val="22"/>
             </w:rPr>
-            <m:t>=</m:t>
-          </m:r>
-          <m:r>
-            <w:rPr>
-              <w:rFonts w:ascii="Cambria Math" w:hAnsi="Cambria Math"/>
-              <w:color w:val="002060"/>
-              <w:sz w:val="22"/>
-              <w:szCs w:val="22"/>
-            </w:rPr>
-            <m:t>W</m:t>
+            <m:t>=W</m:t>
           </m:r>
           <m:r>
             <m:rPr>
@@ -17412,7 +18573,6 @@
           <w:szCs w:val="22"/>
         </w:rPr>
       </w:pPr>
-      <w:proofErr w:type="spellStart"/>
       <w:r>
         <w:rPr>
           <w:color w:val="002060"/>
@@ -17430,7 +18590,6 @@
         </w:rPr>
         <w:t>gas</w:t>
       </w:r>
-      <w:proofErr w:type="spellEnd"/>
       <w:r>
         <w:rPr>
           <w:color w:val="002060"/>
@@ -17745,7 +18904,6 @@
           <w:szCs w:val="22"/>
         </w:rPr>
       </w:pPr>
-      <w:proofErr w:type="spellStart"/>
       <w:r>
         <w:rPr>
           <w:color w:val="002060"/>
@@ -17763,7 +18921,6 @@
         </w:rPr>
         <w:t>gas</w:t>
       </w:r>
-      <w:proofErr w:type="spellEnd"/>
       <w:r>
         <w:rPr>
           <w:color w:val="002060"/>
@@ -17781,7 +18938,6 @@
           <w:szCs w:val="22"/>
         </w:rPr>
       </w:pPr>
-      <w:proofErr w:type="spellStart"/>
       <w:r>
         <w:rPr>
           <w:color w:val="002060"/>
@@ -17799,7 +18955,6 @@
         </w:rPr>
         <w:t>liquid</w:t>
       </w:r>
-      <w:proofErr w:type="spellEnd"/>
       <w:r>
         <w:rPr>
           <w:color w:val="002060"/>
@@ -17817,6 +18972,7 @@
           <w:szCs w:val="22"/>
         </w:rPr>
       </w:pPr>
+      <w:commentRangeStart w:id="25"/>
       <w:r>
         <w:rPr>
           <w:color w:val="002060"/>
@@ -17843,6 +18999,16 @@
         </w:rPr>
         <w:t xml:space="preserve"> = Expansion Ratio (e.g., 694 for Liquid Nitrogen, 757 for Liquid Helium)</w:t>
       </w:r>
+      <w:commentRangeEnd w:id="25"/>
+      <w:r>
+        <w:rPr>
+          <w:rStyle w:val="CommentReference"/>
+          <w:color w:val="002060"/>
+          <w:sz w:val="22"/>
+          <w:szCs w:val="22"/>
+        </w:rPr>
+        <w:commentReference w:id="25"/>
+      </w:r>
     </w:p>
     <w:p>
       <w:pPr>
@@ -17869,7 +19035,7 @@
           <w:color w:val="002060"/>
         </w:rPr>
       </w:pPr>
-      <w:bookmarkStart w:id="24" w:name="_Toc227069024"/>
+      <w:bookmarkStart w:id="26" w:name="_Toc227167356"/>
       <w:r>
         <w:rPr>
           <w:rFonts w:asciiTheme="minorHAnsi" w:hAnsiTheme="minorHAnsi"/>
@@ -17877,7 +19043,7 @@
         </w:rPr>
         <w:t>2. Room Concentration (Instantaneous Release)</w:t>
       </w:r>
-      <w:bookmarkEnd w:id="24"/>
+      <w:bookmarkEnd w:id="26"/>
     </w:p>
     <w:p>
       <w:pPr>
@@ -18183,7 +19349,6 @@
           <w:szCs w:val="22"/>
         </w:rPr>
       </w:pPr>
-      <w:proofErr w:type="spellStart"/>
       <w:r>
         <w:rPr>
           <w:color w:val="002060"/>
@@ -18201,7 +19366,6 @@
         </w:rPr>
         <w:t>gas</w:t>
       </w:r>
-      <w:proofErr w:type="spellEnd"/>
       <w:r>
         <w:rPr>
           <w:color w:val="002060"/>
@@ -18498,7 +19662,6 @@
           <w:szCs w:val="22"/>
         </w:rPr>
       </w:pPr>
-      <w:proofErr w:type="spellStart"/>
       <w:r>
         <w:rPr>
           <w:color w:val="002060"/>
@@ -18516,7 +19679,6 @@
         </w:rPr>
         <w:t>ppm</w:t>
       </w:r>
-      <w:proofErr w:type="spellEnd"/>
       <w:r>
         <w:rPr>
           <w:color w:val="002060"/>
@@ -19429,7 +20591,7 @@
           <w:color w:val="002060"/>
         </w:rPr>
       </w:pPr>
-      <w:bookmarkStart w:id="25" w:name="_Toc227069025"/>
+      <w:bookmarkStart w:id="27" w:name="_Toc227167357"/>
       <w:r>
         <w:rPr>
           <w:rFonts w:asciiTheme="minorHAnsi" w:hAnsiTheme="minorHAnsi"/>
@@ -19438,7 +20600,7 @@
         <w:lastRenderedPageBreak/>
         <w:t>3. Continuous Slow Leak (Steady-State)</w:t>
       </w:r>
-      <w:bookmarkEnd w:id="25"/>
+      <w:bookmarkEnd w:id="27"/>
     </w:p>
     <w:p>
       <w:pPr>
@@ -19704,7 +20866,16 @@
                   <w:sz w:val="22"/>
                   <w:szCs w:val="22"/>
                 </w:rPr>
-                <m:t>\%</m:t>
+                <m:t>/</m:t>
+              </m:r>
+              <m:r>
+                <w:rPr>
+                  <w:rFonts w:ascii="Cambria Math" w:hAnsi="Cambria Math"/>
+                  <w:color w:val="002060"/>
+                  <w:sz w:val="22"/>
+                  <w:szCs w:val="22"/>
+                </w:rPr>
+                <m:t>%</m:t>
               </m:r>
             </m:sub>
           </m:sSub>
@@ -20246,13 +21417,53 @@
           <w:szCs w:val="22"/>
         </w:rPr>
       </w:pPr>
-      <w:r>
-        <w:rPr>
-          <w:color w:val="002060"/>
-          <w:sz w:val="22"/>
-          <w:szCs w:val="22"/>
-        </w:rPr>
-        <w:t>Calculates the elevated equilibrium of oxygen levels using a 20.9% air baseline and a steady-state mass-balance approach. In the current calculator, this reflects the additional oxygen above normal air rather than treating the incoming oxygen as a full 100% increase on top of the baseline.</w:t>
+      <w:commentRangeStart w:id="28"/>
+      <w:r>
+        <w:rPr>
+          <w:color w:val="002060"/>
+          <w:sz w:val="22"/>
+          <w:szCs w:val="22"/>
+          <w:highlight w:val="yellow"/>
+        </w:rPr>
+        <w:t>Calculates</w:t>
+      </w:r>
+      <w:commentRangeEnd w:id="28"/>
+      <w:r>
+        <w:rPr>
+          <w:rStyle w:val="CommentReference"/>
+          <w:color w:val="002060"/>
+          <w:sz w:val="22"/>
+          <w:szCs w:val="22"/>
+          <w:highlight w:val="yellow"/>
+        </w:rPr>
+        <w:commentReference w:id="28"/>
+      </w:r>
+      <w:r>
+        <w:rPr>
+          <w:color w:val="002060"/>
+          <w:sz w:val="22"/>
+          <w:szCs w:val="22"/>
+          <w:highlight w:val="yellow"/>
+        </w:rPr>
+        <w:t xml:space="preserve"> the increased equilibrium oxygen concentration using a 20.9% ambient air baseline and a steady-state mass-balance approach. In the current calculator, oxygen enrichment is treated as an addition above normal air, rather than assuming the incoming oxygen </w:t>
+      </w:r>
+      <w:r>
+        <w:rPr>
+          <w:color w:val="002060"/>
+          <w:sz w:val="22"/>
+          <w:szCs w:val="22"/>
+          <w:highlight w:val="yellow"/>
+        </w:rPr>
+        <w:t>replaces</w:t>
+      </w:r>
+      <w:r>
+        <w:rPr>
+          <w:color w:val="002060"/>
+          <w:sz w:val="22"/>
+          <w:szCs w:val="22"/>
+          <w:highlight w:val="yellow"/>
+        </w:rPr>
+        <w:t xml:space="preserve"> air with 100% oxygen.</w:t>
       </w:r>
     </w:p>
     <w:p>
@@ -20417,7 +21628,7 @@
           <w:vertAlign w:val="superscript"/>
         </w:rPr>
       </w:pPr>
-      <w:bookmarkStart w:id="26" w:name="_Toc227069026"/>
+      <w:bookmarkStart w:id="29" w:name="_Toc227167358"/>
       <w:r>
         <w:rPr>
           <w:rFonts w:asciiTheme="minorHAnsi" w:hAnsiTheme="minorHAnsi"/>
@@ -20425,7 +21636,7 @@
         </w:rPr>
         <w:t>4. Worst-Case Time to Hazard (0 ACH)</w:t>
       </w:r>
-      <w:bookmarkEnd w:id="26"/>
+      <w:bookmarkEnd w:id="29"/>
     </w:p>
     <w:p>
       <w:pPr>
@@ -21490,7 +22701,67 @@
           <w:sz w:val="22"/>
           <w:szCs w:val="22"/>
         </w:rPr>
-        <w:t>Time to 4.0% (IDLH limit):</w:t>
+        <w:t>Time to 4.0% (</w:t>
+      </w:r>
+      <w:r>
+        <w:rPr>
+          <w:b/>
+          <w:bCs/>
+          <w:color w:val="002060"/>
+          <w:sz w:val="22"/>
+          <w:szCs w:val="22"/>
+        </w:rPr>
+        <w:t>Immediately Dangerous to Life or Health</w:t>
+      </w:r>
+      <w:r>
+        <w:rPr>
+          <w:b/>
+          <w:bCs/>
+          <w:color w:val="002060"/>
+          <w:sz w:val="22"/>
+          <w:szCs w:val="22"/>
+        </w:rPr>
+        <w:t xml:space="preserve"> </w:t>
+      </w:r>
+      <w:r>
+        <w:rPr>
+          <w:b/>
+          <w:bCs/>
+          <w:color w:val="002060"/>
+          <w:sz w:val="22"/>
+          <w:szCs w:val="22"/>
+        </w:rPr>
+        <w:t>(</w:t>
+      </w:r>
+      <w:r>
+        <w:rPr>
+          <w:b/>
+          <w:bCs/>
+          <w:color w:val="002060"/>
+          <w:sz w:val="22"/>
+          <w:szCs w:val="22"/>
+        </w:rPr>
+        <w:t>IDLH</w:t>
+      </w:r>
+      <w:r>
+        <w:rPr>
+          <w:b/>
+          <w:bCs/>
+          <w:color w:val="002060"/>
+          <w:sz w:val="22"/>
+          <w:szCs w:val="22"/>
+        </w:rPr>
+        <w:t>)</w:t>
+      </w:r>
+      <w:r>
+        <w:rPr>
+          <w:b/>
+          <w:bCs/>
+          <w:color w:val="002060"/>
+          <w:sz w:val="22"/>
+          <w:szCs w:val="22"/>
+        </w:rPr>
+        <w:t xml:space="preserve"> limit):</w:t>
       </w:r>
     </w:p>
     <w:p>
@@ -22503,7 +23774,7 @@
           <w:rFonts w:asciiTheme="minorHAnsi" w:hAnsiTheme="minorHAnsi"/>
         </w:rPr>
       </w:pPr>
-      <w:bookmarkStart w:id="27" w:name="_Toc227069027"/>
+      <w:bookmarkStart w:id="30" w:name="_Toc227167359"/>
       <w:r>
         <w:rPr>
           <w:rFonts w:asciiTheme="minorHAnsi" w:hAnsiTheme="minorHAnsi"/>
@@ -22517,7 +23788,7 @@
         </w:rPr>
         <w:t>Dry Ice Conversion</w:t>
       </w:r>
-      <w:bookmarkEnd w:id="27"/>
+      <w:bookmarkEnd w:id="30"/>
     </w:p>
     <w:p>
       <w:pPr>
@@ -22696,7 +23967,6 @@
           <w:szCs w:val="22"/>
         </w:rPr>
       </w:pPr>
-      <w:proofErr w:type="spellStart"/>
       <w:r>
         <w:rPr>
           <w:color w:val="002060"/>
@@ -22714,7 +23984,6 @@
         </w:rPr>
         <w:t>dry</w:t>
       </w:r>
-      <w:proofErr w:type="spellEnd"/>
       <w:r>
         <w:rPr>
           <w:color w:val="002060"/>
@@ -22747,7 +24016,7 @@
           <w:rFonts w:asciiTheme="minorHAnsi" w:hAnsiTheme="minorHAnsi"/>
         </w:rPr>
       </w:pPr>
-      <w:bookmarkStart w:id="28" w:name="_Toc227069028"/>
+      <w:bookmarkStart w:id="31" w:name="_Toc227167360"/>
       <w:r>
         <w:rPr>
           <w:rFonts w:asciiTheme="minorHAnsi" w:hAnsiTheme="minorHAnsi"/>
@@ -22760,7 +24029,7 @@
         </w:rPr>
         <w:t xml:space="preserve"> Advanced Leak-Rate Estimator</w:t>
       </w:r>
-      <w:bookmarkEnd w:id="28"/>
+      <w:bookmarkEnd w:id="31"/>
     </w:p>
     <w:p>
       <w:pPr>
@@ -22832,7 +24101,23 @@
           <w:sz w:val="22"/>
           <w:szCs w:val="22"/>
         </w:rPr>
-        <w:t xml:space="preserve">choked flow </w:t>
+        <w:t>choked flow</w:t>
+      </w:r>
+      <w:r>
+        <w:rPr>
+          <w:color w:val="002060"/>
+          <w:sz w:val="22"/>
+          <w:szCs w:val="22"/>
+        </w:rPr>
+        <w:t xml:space="preserve"> (gas escaping through small hole &amp; reaches the speed of sound)</w:t>
+      </w:r>
+      <w:r>
+        <w:rPr>
+          <w:color w:val="002060"/>
+          <w:sz w:val="22"/>
+          <w:szCs w:val="22"/>
+        </w:rPr>
+        <w:t xml:space="preserve"> </w:t>
       </w:r>
       <w:r>
         <w:rPr>
@@ -23008,7 +24293,6 @@
           <w:szCs w:val="22"/>
         </w:rPr>
       </w:pPr>
-      <w:proofErr w:type="spellStart"/>
       <w:r>
         <w:rPr>
           <w:color w:val="002060"/>
@@ -23026,7 +24310,6 @@
         </w:rPr>
         <w:t>gauge</w:t>
       </w:r>
-      <w:proofErr w:type="spellEnd"/>
       <w:r>
         <w:rPr>
           <w:color w:val="002060"/>
@@ -23061,7 +24344,6 @@
           <w:szCs w:val="22"/>
         </w:rPr>
       </w:pPr>
-      <w:proofErr w:type="spellStart"/>
       <w:r>
         <w:rPr>
           <w:color w:val="002060"/>
@@ -23079,7 +24361,6 @@
         </w:rPr>
         <w:t>g</w:t>
       </w:r>
-      <w:proofErr w:type="spellEnd"/>
       <w:r>
         <w:rPr>
           <w:color w:val="002060"/>
@@ -23103,7 +24384,7 @@
           <w:sz w:val="22"/>
           <w:szCs w:val="22"/>
         </w:rPr>
-        <w:t xml:space="preserve">This calculator uses an empirical approximation formula for quick field estimates. It assumes </w:t>
+        <w:t xml:space="preserve">This calculator uses an approximation formula for quick estimates. It assumes </w:t>
       </w:r>
       <w:r>
         <w:rPr>
@@ -23119,7 +24400,112 @@
           <w:sz w:val="22"/>
           <w:szCs w:val="22"/>
         </w:rPr>
-        <w:t xml:space="preserve"> through a standard sharp-edged orifice at room temperature (~20°C). The baseline calculation is optimized for the thermodynamic properties of Air. When selecting other gases, the factor adjusts for molecular weight but does not correct for varying specific heat ratios, which may introduce an error margin of </w:t>
+        <w:t xml:space="preserve"> through a standard sharp-edged orifice at room temperature (~20°C). The baseline calculation is optimi</w:t>
+      </w:r>
+      <w:r>
+        <w:rPr>
+          <w:color w:val="002060"/>
+          <w:sz w:val="22"/>
+          <w:szCs w:val="22"/>
+        </w:rPr>
+        <w:t>s</w:t>
+      </w:r>
+      <w:r>
+        <w:rPr>
+          <w:color w:val="002060"/>
+          <w:sz w:val="22"/>
+          <w:szCs w:val="22"/>
+        </w:rPr>
+        <w:t>ed for the thermodynamic properties of Air</w:t>
+      </w:r>
+      <w:r>
+        <w:rPr>
+          <w:color w:val="002060"/>
+          <w:sz w:val="22"/>
+          <w:szCs w:val="22"/>
+        </w:rPr>
+        <w:t>, but w</w:t>
+      </w:r>
+      <w:r>
+        <w:rPr>
+          <w:color w:val="002060"/>
+          <w:sz w:val="22"/>
+          <w:szCs w:val="22"/>
+        </w:rPr>
+        <w:t xml:space="preserve">hen selecting other </w:t>
+      </w:r>
+      <w:r>
+        <w:rPr>
+          <w:color w:val="002060"/>
+          <w:sz w:val="22"/>
+          <w:szCs w:val="22"/>
+        </w:rPr>
+        <w:t>gases,</w:t>
+      </w:r>
+      <w:r>
+        <w:rPr>
+          <w:color w:val="002060"/>
+          <w:sz w:val="22"/>
+          <w:szCs w:val="22"/>
+        </w:rPr>
+        <w:t xml:space="preserve"> the factor adjusts for molecular weight</w:t>
+      </w:r>
+      <w:r>
+        <w:rPr>
+          <w:color w:val="002060"/>
+          <w:sz w:val="22"/>
+          <w:szCs w:val="22"/>
+        </w:rPr>
+        <w:t>.</w:t>
+      </w:r>
+      <w:r>
+        <w:rPr>
+          <w:color w:val="002060"/>
+          <w:sz w:val="22"/>
+          <w:szCs w:val="22"/>
+        </w:rPr>
+        <w:br/>
+        <w:t>Because of the approximations</w:t>
+      </w:r>
+      <w:r>
+        <w:rPr>
+          <w:color w:val="002060"/>
+          <w:sz w:val="22"/>
+          <w:szCs w:val="22"/>
+        </w:rPr>
+        <w:t xml:space="preserve"> used</w:t>
+      </w:r>
+      <w:r>
+        <w:rPr>
+          <w:color w:val="002060"/>
+          <w:sz w:val="22"/>
+          <w:szCs w:val="22"/>
+        </w:rPr>
+        <w:t xml:space="preserve">, there </w:t>
+      </w:r>
+      <w:r>
+        <w:rPr>
+          <w:color w:val="002060"/>
+          <w:sz w:val="22"/>
+          <w:szCs w:val="22"/>
+        </w:rPr>
+        <w:t xml:space="preserve">may </w:t>
+      </w:r>
+      <w:r>
+        <w:rPr>
+          <w:color w:val="002060"/>
+          <w:sz w:val="22"/>
+          <w:szCs w:val="22"/>
+        </w:rPr>
+        <w:t xml:space="preserve">be </w:t>
+      </w:r>
+      <w:r>
+        <w:rPr>
+          <w:color w:val="002060"/>
+          <w:sz w:val="22"/>
+          <w:szCs w:val="22"/>
+        </w:rPr>
+        <w:t xml:space="preserve">an error margin of </w:t>
       </w:r>
       <w:r>
         <w:rPr>
@@ -23164,6 +24550,7 @@
           <w:szCs w:val="22"/>
         </w:rPr>
       </w:pPr>
+      <w:commentRangeStart w:id="32"/>
       <w:r>
         <w:rPr>
           <w:b/>
@@ -23183,6 +24570,28 @@
           <w:szCs w:val="22"/>
         </w:rPr>
         <w:t xml:space="preserve"> Liquid Nitrogen Line</w:t>
+      </w:r>
+      <w:commentRangeEnd w:id="32"/>
+      <w:r>
+        <w:rPr>
+          <w:rStyle w:val="CommentReference"/>
+          <w:b/>
+          <w:bCs/>
+          <w:color w:val="002060"/>
+          <w:sz w:val="22"/>
+          <w:szCs w:val="22"/>
+        </w:rPr>
+        <w:commentReference w:id="32"/>
+      </w:r>
+      <w:r>
+        <w:rPr>
+          <w:b/>
+          <w:bCs/>
+          <w:color w:val="002060"/>
+          <w:sz w:val="22"/>
+          <w:szCs w:val="22"/>
+        </w:rPr>
+        <w:t xml:space="preserve"> </w:t>
       </w:r>
     </w:p>
     <w:p>
@@ -23312,16 +24721,7 @@
                   <w:sz w:val="22"/>
                   <w:szCs w:val="22"/>
                 </w:rPr>
-                <m:t xml:space="preserve">, </m:t>
-              </m:r>
-              <m:r>
-                <w:rPr>
-                  <w:rFonts w:ascii="Cambria Math" w:hAnsi="Cambria Math"/>
-                  <w:color w:val="002060"/>
-                  <w:sz w:val="22"/>
-                  <w:szCs w:val="22"/>
-                </w:rPr>
-                <m:t>gas</m:t>
+                <m:t>, gas</m:t>
               </m:r>
             </m:sub>
           </m:sSub>
@@ -23441,7 +24841,6 @@
           <w:szCs w:val="22"/>
         </w:rPr>
       </w:pPr>
-      <w:proofErr w:type="spellStart"/>
       <w:r>
         <w:rPr>
           <w:color w:val="002060"/>
@@ -23459,7 +24858,6 @@
         </w:rPr>
         <w:t>gauge</w:t>
       </w:r>
-      <w:proofErr w:type="spellEnd"/>
       <w:r>
         <w:rPr>
           <w:color w:val="002060"/>
@@ -23513,7 +24911,6 @@
           <w:sz w:val="22"/>
           <w:szCs w:val="22"/>
         </w:rPr>
-        <w:lastRenderedPageBreak/>
         <w:t>6.3</w:t>
       </w:r>
       <w:r>
@@ -23551,7 +24948,7 @@
           <w:rFonts w:asciiTheme="minorHAnsi" w:hAnsiTheme="minorHAnsi"/>
         </w:rPr>
       </w:pPr>
-      <w:bookmarkStart w:id="29" w:name="_Toc227069029"/>
+      <w:bookmarkStart w:id="33" w:name="_Toc227167361"/>
       <w:r>
         <w:rPr>
           <w:rFonts w:asciiTheme="minorHAnsi" w:hAnsiTheme="minorHAnsi"/>
@@ -23564,7 +24961,7 @@
         </w:rPr>
         <w:t xml:space="preserve"> Recommendation and Threshold Logic</w:t>
       </w:r>
-      <w:bookmarkEnd w:id="29"/>
+      <w:bookmarkEnd w:id="33"/>
     </w:p>
     <w:p>
       <w:pPr>
@@ -23593,40 +24990,62 @@
       </w:pPr>
       <w:r>
         <w:rPr>
-          <w:color w:val="002060"/>
-          <w:sz w:val="22"/>
-          <w:szCs w:val="22"/>
-        </w:rPr>
-        <w:t>Asphyxiants: room oxygen below 19.5% prompts further assessment, and below 18% indicates a severe oxygen-deficiency risk.</w:t>
-      </w:r>
-    </w:p>
-    <w:p>
-      <w:pPr>
-        <w:rPr>
-          <w:color w:val="002060"/>
-          <w:sz w:val="22"/>
-          <w:szCs w:val="22"/>
-        </w:rPr>
-      </w:pPr>
-      <w:r>
-        <w:rPr>
-          <w:color w:val="002060"/>
-          <w:sz w:val="22"/>
-          <w:szCs w:val="22"/>
-        </w:rPr>
-        <w:t>Oxygen enrichment: oxygen above 23.5% indicates an enrichment risk requiring control.</w:t>
-      </w:r>
-    </w:p>
-    <w:p>
-      <w:pPr>
-        <w:rPr>
-          <w:color w:val="002060"/>
-          <w:sz w:val="22"/>
-          <w:szCs w:val="22"/>
-        </w:rPr>
-      </w:pPr>
-      <w:r>
-        <w:rPr>
+          <w:b/>
+          <w:bCs/>
+          <w:color w:val="002060"/>
+          <w:sz w:val="22"/>
+          <w:szCs w:val="22"/>
+        </w:rPr>
+        <w:t>Asphyxiants</w:t>
+      </w:r>
+      <w:r>
+        <w:rPr>
+          <w:color w:val="002060"/>
+          <w:sz w:val="22"/>
+          <w:szCs w:val="22"/>
+        </w:rPr>
+        <w:t>: room oxygen below 19.5% prompts further assessment, and below 18% indicates a severe oxygen-deficiency risk.</w:t>
+      </w:r>
+    </w:p>
+    <w:p>
+      <w:pPr>
+        <w:rPr>
+          <w:color w:val="002060"/>
+          <w:sz w:val="22"/>
+          <w:szCs w:val="22"/>
+        </w:rPr>
+      </w:pPr>
+      <w:r>
+        <w:rPr>
+          <w:b/>
+          <w:bCs/>
+          <w:color w:val="002060"/>
+          <w:sz w:val="22"/>
+          <w:szCs w:val="22"/>
+        </w:rPr>
+        <w:t>Oxygen enrichment:</w:t>
+      </w:r>
+      <w:r>
+        <w:rPr>
+          <w:color w:val="002060"/>
+          <w:sz w:val="22"/>
+          <w:szCs w:val="22"/>
+        </w:rPr>
+        <w:t xml:space="preserve"> oxygen above 23.5% indicates an enrichment risk requiring control.</w:t>
+      </w:r>
+    </w:p>
+    <w:p>
+      <w:pPr>
+        <w:rPr>
+          <w:color w:val="002060"/>
+          <w:sz w:val="22"/>
+          <w:szCs w:val="22"/>
+        </w:rPr>
+      </w:pPr>
+      <w:r>
+        <w:rPr>
+          <w:b/>
+          <w:bCs/>
           <w:color w:val="002060"/>
           <w:sz w:val="22"/>
           <w:szCs w:val="22"/>
@@ -23635,6 +25054,8 @@
       </w:r>
       <w:r>
         <w:rPr>
+          <w:b/>
+          <w:bCs/>
           <w:color w:val="002060"/>
           <w:sz w:val="22"/>
           <w:szCs w:val="22"/>
@@ -23644,11 +25065,21 @@
       </w:r>
       <w:r>
         <w:rPr>
-          <w:color w:val="002060"/>
-          <w:sz w:val="22"/>
-          <w:szCs w:val="22"/>
-        </w:rPr>
-        <w:t>: room concentration above 0.5% triggers the calculator CO</w:t>
+          <w:b/>
+          <w:bCs/>
+          <w:color w:val="002060"/>
+          <w:sz w:val="22"/>
+          <w:szCs w:val="22"/>
+        </w:rPr>
+        <w:t>:</w:t>
+      </w:r>
+      <w:r>
+        <w:rPr>
+          <w:color w:val="002060"/>
+          <w:sz w:val="22"/>
+          <w:szCs w:val="22"/>
+        </w:rPr>
+        <w:t xml:space="preserve"> room concentration above 0.5% triggers the calculator CO</w:t>
       </w:r>
       <w:r>
         <w:rPr>
@@ -23678,28 +25109,64 @@
       </w:pPr>
       <w:r>
         <w:rPr>
-          <w:color w:val="002060"/>
-          <w:sz w:val="22"/>
-          <w:szCs w:val="22"/>
-        </w:rPr>
-        <w:t>Flammables: the calculator reports concentration and asks the user to compare it with the gas-specific LEL, including 25% of the LEL as a key screening threshold used in the current interface.</w:t>
-      </w:r>
-    </w:p>
-    <w:p>
-      <w:pPr>
-        <w:rPr>
-          <w:color w:val="002060"/>
-          <w:sz w:val="22"/>
-          <w:szCs w:val="22"/>
-        </w:rPr>
-      </w:pPr>
-      <w:r>
-        <w:rPr>
-          <w:color w:val="002060"/>
-          <w:sz w:val="22"/>
-          <w:szCs w:val="22"/>
-        </w:rPr>
-        <w:t>Toxics: the calculator reports ppm and requires comparison against the applicable occupational exposure limits for the specific gas.</w:t>
+          <w:b/>
+          <w:bCs/>
+          <w:color w:val="002060"/>
+          <w:sz w:val="22"/>
+          <w:szCs w:val="22"/>
+        </w:rPr>
+        <w:t>Flammables:</w:t>
+      </w:r>
+      <w:r>
+        <w:rPr>
+          <w:color w:val="002060"/>
+          <w:sz w:val="22"/>
+          <w:szCs w:val="22"/>
+        </w:rPr>
+        <w:t xml:space="preserve"> the calculator reports concentration and asks the user to compare it with the gas-specific LEL, including 25% of the LEL as </w:t>
+      </w:r>
+      <w:r>
+        <w:rPr>
+          <w:color w:val="002060"/>
+          <w:sz w:val="22"/>
+          <w:szCs w:val="22"/>
+        </w:rPr>
+        <w:t>the</w:t>
+      </w:r>
+      <w:r>
+        <w:rPr>
+          <w:color w:val="002060"/>
+          <w:sz w:val="22"/>
+          <w:szCs w:val="22"/>
+        </w:rPr>
+        <w:t xml:space="preserve"> key screening threshold used in the current interface.</w:t>
+      </w:r>
+    </w:p>
+    <w:p>
+      <w:pPr>
+        <w:rPr>
+          <w:color w:val="002060"/>
+          <w:sz w:val="22"/>
+          <w:szCs w:val="22"/>
+        </w:rPr>
+      </w:pPr>
+      <w:r>
+        <w:rPr>
+          <w:b/>
+          <w:bCs/>
+          <w:color w:val="002060"/>
+          <w:sz w:val="22"/>
+          <w:szCs w:val="22"/>
+        </w:rPr>
+        <w:t>Toxics:</w:t>
+      </w:r>
+      <w:r>
+        <w:rPr>
+          <w:color w:val="002060"/>
+          <w:sz w:val="22"/>
+          <w:szCs w:val="22"/>
+        </w:rPr>
+        <w:t xml:space="preserve"> the calculator reports ppm and requires comparison against the applicable occupational exposure limits for the specific gas.</w:t>
       </w:r>
     </w:p>
     <w:p>
@@ -23709,7 +25176,7 @@
           <w:rFonts w:asciiTheme="minorHAnsi" w:hAnsiTheme="minorHAnsi"/>
         </w:rPr>
       </w:pPr>
-      <w:bookmarkStart w:id="30" w:name="_Toc227069030"/>
+      <w:bookmarkStart w:id="34" w:name="_Toc227167362"/>
       <w:r>
         <w:rPr>
           <w:rFonts w:asciiTheme="minorHAnsi" w:hAnsiTheme="minorHAnsi"/>
@@ -23722,7 +25189,7 @@
         </w:rPr>
         <w:t xml:space="preserve"> Personal Bubble Assessment</w:t>
       </w:r>
-      <w:bookmarkEnd w:id="30"/>
+      <w:bookmarkEnd w:id="34"/>
     </w:p>
     <w:p>
       <w:pPr>
@@ -23834,25 +25301,8 @@
         <w:t xml:space="preserve"> workspace / 2 x 2 x 3 m zone).</w:t>
       </w:r>
     </w:p>
-    <w:p>
-      <w:pPr>
-        <w:rPr>
-          <w:color w:val="002060"/>
-          <w:sz w:val="22"/>
-          <w:szCs w:val="22"/>
-        </w:rPr>
-      </w:pPr>
-      <w:r>
-        <w:rPr>
-          <w:color w:val="002060"/>
-          <w:sz w:val="22"/>
-          <w:szCs w:val="22"/>
-        </w:rPr>
-        <w:t>Ventilation: For slow leaks, the ventilation rate (Q) becomes 12 x ACH.</w:t>
-      </w:r>
-    </w:p>
     <w:sectPr>
-      <w:footerReference w:type="default" r:id="rId44"/>
+      <w:footerReference w:type="default" r:id="rId48"/>
       <w:pgSz w:w="11906" w:h="16838"/>
       <w:pgMar w:top="1440" w:right="1440" w:bottom="1440" w:left="1440" w:header="708" w:footer="708" w:gutter="0"/>
       <w:cols w:space="708"/>
@@ -23860,6 +25310,102 @@
     </w:sectPr>
   </w:body>
 </w:document>
+</file>
+
+<file path=word/comments.xml><?xml version="1.0" encoding="utf-8"?>
+<w:comments xmlns:wpc="http://schemas.microsoft.com/office/word/2010/wordprocessingCanvas" xmlns:cx="http://schemas.microsoft.com/office/drawing/2014/chartex" xmlns:cx1="http://schemas.microsoft.com/office/drawing/2015/9/8/chartex" xmlns:cx2="http://schemas.microsoft.com/office/drawing/2015/10/21/chartex" xmlns:cx3="http://schemas.microsoft.com/office/drawing/2016/5/9/chartex" xmlns:cx4="http://schemas.microsoft.com/office/drawing/2016/5/10/chartex" xmlns:cx5="http://schemas.microsoft.com/office/drawing/2016/5/11/chartex" xmlns:cx6="http://schemas.microsoft.com/office/drawing/2016/5/12/chartex" xmlns:cx7="http://schemas.microsoft.com/office/drawing/2016/5/13/chartex" xmlns:cx8="http://schemas.microsoft.com/office/drawing/2016/5/14/chartex" xmlns:mc="http://schemas.openxmlformats.org/markup-compatibility/2006" xmlns:aink="http://schemas.microsoft.com/office/drawing/2016/ink" xmlns:am3d="http://schemas.microsoft.com/office/drawing/2017/model3d" xmlns:o="urn:schemas-microsoft-com:office:office" xmlns:oel="http://schemas.microsoft.com/office/2019/extlst" xmlns:r="http://schemas.openxmlformats.org/officeDocument/2006/relationships" xmlns:m="http://schemas.openxmlformats.org/officeDocument/2006/math" xmlns:v="urn:schemas-microsoft-com:vml" xmlns:wp14="http://schemas.microsoft.com/office/word/2010/wordprocessingDrawing" xmlns:wp="http://schemas.openxmlformats.org/drawingml/2006/wordprocessingDrawing" xmlns:w10="urn:schemas-microsoft-com:office:word" xmlns:w="http://schemas.openxmlformats.org/wordprocessingml/2006/main" xmlns:w14="http://schemas.microsoft.com/office/word/2010/wordml" xmlns:w15="http://schemas.microsoft.com/office/word/2012/wordml" xmlns:w16cex="http://schemas.microsoft.com/office/word/2018/wordml/cex" xmlns:w16cid="http://schemas.microsoft.com/office/word/2016/wordml/cid" xmlns:w16="http://schemas.microsoft.com/office/word/2018/wordml" xmlns:w16du="http://schemas.microsoft.com/office/word/2023/wordml/word16du" xmlns:w16sdtdh="http://schemas.microsoft.com/office/word/2020/wordml/sdtdatahash" xmlns:w16sdtfl="http://schemas.microsoft.com/office/word/2024/wordml/sdtformatlock" xmlns:w16se="http://schemas.microsoft.com/office/word/2015/wordml/symex" xmlns:wpg="http://schemas.microsoft.com/office/word/2010/wordprocessingGroup" xmlns:wpi="http://schemas.microsoft.com/office/word/2010/wordprocessingInk" xmlns:wne="http://schemas.microsoft.com/office/word/2006/wordml" xmlns:wps="http://schemas.microsoft.com/office/word/2010/wordprocessingShape" mc:Ignorable="w14 w15 w16se w16cid w16 w16cex w16sdtdh w16sdtfl w16du wp14">
+  <w:comment w:id="1" w:author="David Kemp (staff)" w:date="2026-06-09T08:58:00Z" w:initials="DK">
+    <w:p>
+      <w:pPr>
+        <w:pStyle w:val="CommentText"/>
+      </w:pPr>
+      <w:r>
+        <w:rPr>
+          <w:rStyle w:val="CommentReference"/>
+        </w:rPr>
+        <w:annotationRef/>
+      </w:r>
+      <w:r>
+        <w:t>Change to SharePoint.</w:t>
+      </w:r>
+    </w:p>
+  </w:comment>
+  <w:comment w:id="25" w:author="David Kemp (staff)" w:date="2026-06-08T12:49:00Z" w:initials="DK">
+    <w:p>
+      <w:pPr>
+        <w:pStyle w:val="CommentText"/>
+      </w:pPr>
+      <w:r>
+        <w:rPr>
+          <w:rStyle w:val="CommentReference"/>
+        </w:rPr>
+        <w:annotationRef/>
+      </w:r>
+      <w:r>
+        <w:t>Include CO2.</w:t>
+      </w:r>
+    </w:p>
+  </w:comment>
+  <w:comment w:id="28" w:author="David Kemp (staff)" w:date="2026-06-08T12:44:00Z" w:initials="DK">
+    <w:p>
+      <w:pPr>
+        <w:pStyle w:val="CommentText"/>
+      </w:pPr>
+      <w:r>
+        <w:rPr>
+          <w:rStyle w:val="CommentReference"/>
+        </w:rPr>
+        <w:annotationRef/>
+      </w:r>
+      <w:r>
+        <w:t>Check consistency with other O2 enrichment calc.</w:t>
+      </w:r>
+    </w:p>
+  </w:comment>
+  <w:comment w:id="32" w:author="David Kemp (staff)" w:date="2026-06-08T12:48:00Z" w:initials="DK">
+    <w:p>
+      <w:pPr>
+        <w:pStyle w:val="CommentText"/>
+      </w:pPr>
+      <w:r>
+        <w:rPr>
+          <w:rStyle w:val="CommentReference"/>
+        </w:rPr>
+        <w:annotationRef/>
+      </w:r>
+      <w:r>
+        <w:t>Add CO2</w:t>
+      </w:r>
+    </w:p>
+  </w:comment>
+</w:comments>
+</file>
+
+<file path=word/commentsExtended.xml><?xml version="1.0" encoding="utf-8"?>
+<w15:commentsEx xmlns:wpc="http://schemas.microsoft.com/office/word/2010/wordprocessingCanvas" xmlns:cx="http://schemas.microsoft.com/office/drawing/2014/chartex" xmlns:cx1="http://schemas.microsoft.com/office/drawing/2015/9/8/chartex" xmlns:cx2="http://schemas.microsoft.com/office/drawing/2015/10/21/chartex" xmlns:cx3="http://schemas.microsoft.com/office/drawing/2016/5/9/chartex" xmlns:cx4="http://schemas.microsoft.com/office/drawing/2016/5/10/chartex" xmlns:cx5="http://schemas.microsoft.com/office/drawing/2016/5/11/chartex" xmlns:cx6="http://schemas.microsoft.com/office/drawing/2016/5/12/chartex" xmlns:cx7="http://schemas.microsoft.com/office/drawing/2016/5/13/chartex" xmlns:cx8="http://schemas.microsoft.com/office/drawing/2016/5/14/chartex" xmlns:mc="http://schemas.openxmlformats.org/markup-compatibility/2006" xmlns:aink="http://schemas.microsoft.com/office/drawing/2016/ink" xmlns:am3d="http://schemas.microsoft.com/office/drawing/2017/model3d" xmlns:o="urn:schemas-microsoft-com:office:office" xmlns:oel="http://schemas.microsoft.com/office/2019/extlst" xmlns:r="http://schemas.openxmlformats.org/officeDocument/2006/relationships" xmlns:m="http://schemas.openxmlformats.org/officeDocument/2006/math" xmlns:v="urn:schemas-microsoft-com:vml" xmlns:wp14="http://schemas.microsoft.com/office/word/2010/wordprocessingDrawing" xmlns:wp="http://schemas.openxmlformats.org/drawingml/2006/wordprocessingDrawing" xmlns:w10="urn:schemas-microsoft-com:office:word" xmlns:w="http://schemas.openxmlformats.org/wordprocessingml/2006/main" xmlns:w14="http://schemas.microsoft.com/office/word/2010/wordml" xmlns:w15="http://schemas.microsoft.com/office/word/2012/wordml" xmlns:w16cex="http://schemas.microsoft.com/office/word/2018/wordml/cex" xmlns:w16cid="http://schemas.microsoft.com/office/word/2016/wordml/cid" xmlns:w16="http://schemas.microsoft.com/office/word/2018/wordml" xmlns:w16du="http://schemas.microsoft.com/office/word/2023/wordml/word16du" xmlns:w16sdtdh="http://schemas.microsoft.com/office/word/2020/wordml/sdtdatahash" xmlns:w16sdtfl="http://schemas.microsoft.com/office/word/2024/wordml/sdtformatlock" xmlns:w16se="http://schemas.microsoft.com/office/word/2015/wordml/symex" xmlns:wpg="http://schemas.microsoft.com/office/word/2010/wordprocessingGroup" xmlns:wpi="http://schemas.microsoft.com/office/word/2010/wordprocessingInk" xmlns:wne="http://schemas.microsoft.com/office/word/2006/wordml" xmlns:wps="http://schemas.microsoft.com/office/word/2010/wordprocessingShape" mc:Ignorable="w14 w15 w16se w16cid w16 w16cex w16sdtdh w16sdtfl w16du wp14">
+  <w15:commentEx w15:paraId="116416C0" w15:done="0"/>
+  <w15:commentEx w15:paraId="7047A509" w15:done="0"/>
+  <w15:commentEx w15:paraId="24EC38A9" w15:done="0"/>
+  <w15:commentEx w15:paraId="56374B03" w15:done="0"/>
+</w15:commentsEx>
+</file>
+
+<file path=word/commentsExtensible.xml><?xml version="1.0" encoding="utf-8"?>
+<w16cex:commentsExtensible xmlns:wpc="http://schemas.microsoft.com/office/word/2010/wordprocessingCanvas" xmlns:cx="http://schemas.microsoft.com/office/drawing/2014/chartex" xmlns:cx1="http://schemas.microsoft.com/office/drawing/2015/9/8/chartex" xmlns:cx2="http://schemas.microsoft.com/office/drawing/2015/10/21/chartex" xmlns:cx3="http://schemas.microsoft.com/office/drawing/2016/5/9/chartex" xmlns:cx4="http://schemas.microsoft.com/office/drawing/2016/5/10/chartex" xmlns:cx5="http://schemas.microsoft.com/office/drawing/2016/5/11/chartex" xmlns:cx6="http://schemas.microsoft.com/office/drawing/2016/5/12/chartex" xmlns:cx7="http://schemas.microsoft.com/office/drawing/2016/5/13/chartex" xmlns:cx8="http://schemas.microsoft.com/office/drawing/2016/5/14/chartex" xmlns:cr="http://schemas.microsoft.com/office/comments/2020/reactions" xmlns:mc="http://schemas.openxmlformats.org/markup-compatibility/2006" xmlns:aink="http://schemas.microsoft.com/office/drawing/2016/ink" xmlns:am3d="http://schemas.microsoft.com/office/drawing/2017/model3d" xmlns:o="urn:schemas-microsoft-com:office:office" xmlns:oel="http://schemas.microsoft.com/office/2019/extlst" xmlns:r="http://schemas.openxmlformats.org/officeDocument/2006/relationships" xmlns:m="http://schemas.openxmlformats.org/officeDocument/2006/math" xmlns:v="urn:schemas-microsoft-com:vml" xmlns:wp14="http://schemas.microsoft.com/office/word/2010/wordprocessingDrawing" xmlns:wp="http://schemas.openxmlformats.org/drawingml/2006/wordprocessingDrawing" xmlns:w10="urn:schemas-microsoft-com:office:word" xmlns:w="http://schemas.openxmlformats.org/wordprocessingml/2006/main" xmlns:w14="http://schemas.microsoft.com/office/word/2010/wordml" xmlns:w15="http://schemas.microsoft.com/office/word/2012/wordml" xmlns:w16cex="http://schemas.microsoft.com/office/word/2018/wordml/cex" xmlns:w16cid="http://schemas.microsoft.com/office/word/2016/wordml/cid" xmlns:w16="http://schemas.microsoft.com/office/word/2018/wordml" xmlns:w16du="http://schemas.microsoft.com/office/word/2023/wordml/word16du" xmlns:w16sdtdh="http://schemas.microsoft.com/office/word/2020/wordml/sdtdatahash" xmlns:w16sdtfl="http://schemas.microsoft.com/office/word/2024/wordml/sdtformatlock" xmlns:w16se="http://schemas.microsoft.com/office/word/2015/wordml/symex" xmlns:wpg="http://schemas.microsoft.com/office/word/2010/wordprocessingGroup" xmlns:wpi="http://schemas.microsoft.com/office/word/2010/wordprocessingInk" xmlns:wne="http://schemas.microsoft.com/office/word/2006/wordml" xmlns:wps="http://schemas.microsoft.com/office/word/2010/wordprocessingShape" mc:Ignorable="w14 w15 w16se w16cid w16 w16cex w16sdtdh w16sdtfl cr w16du wp14">
+  <w16cex:commentExtensible w16cex:durableId="685D8564" w16cex:dateUtc="2026-06-09T07:58:00Z"/>
+  <w16cex:commentExtensible w16cex:durableId="5C9A2FF9" w16cex:dateUtc="2026-06-08T11:49:00Z"/>
+  <w16cex:commentExtensible w16cex:durableId="15899904" w16cex:dateUtc="2026-06-08T11:44:00Z"/>
+  <w16cex:commentExtensible w16cex:durableId="1F98D3C0" w16cex:dateUtc="2026-06-08T11:48:00Z"/>
+</w16cex:commentsExtensible>
+</file>
+
+<file path=word/commentsIds.xml><?xml version="1.0" encoding="utf-8"?>
+<w16cid:commentsIds xmlns:wpc="http://schemas.microsoft.com/office/word/2010/wordprocessingCanvas" xmlns:cx="http://schemas.microsoft.com/office/drawing/2014/chartex" xmlns:cx1="http://schemas.microsoft.com/office/drawing/2015/9/8/chartex" xmlns:cx2="http://schemas.microsoft.com/office/drawing/2015/10/21/chartex" xmlns:cx3="http://schemas.microsoft.com/office/drawing/2016/5/9/chartex" xmlns:cx4="http://schemas.microsoft.com/office/drawing/2016/5/10/chartex" xmlns:cx5="http://schemas.microsoft.com/office/drawing/2016/5/11/chartex" xmlns:cx6="http://schemas.microsoft.com/office/drawing/2016/5/12/chartex" xmlns:cx7="http://schemas.microsoft.com/office/drawing/2016/5/13/chartex" xmlns:cx8="http://schemas.microsoft.com/office/drawing/2016/5/14/chartex" xmlns:mc="http://schemas.openxmlformats.org/markup-compatibility/2006" xmlns:aink="http://schemas.microsoft.com/office/drawing/2016/ink" xmlns:am3d="http://schemas.microsoft.com/office/drawing/2017/model3d" xmlns:o="urn:schemas-microsoft-com:office:office" xmlns:oel="http://schemas.microsoft.com/office/2019/extlst" xmlns:r="http://schemas.openxmlformats.org/officeDocument/2006/relationships" xmlns:m="http://schemas.openxmlformats.org/officeDocument/2006/math" xmlns:v="urn:schemas-microsoft-com:vml" xmlns:wp14="http://schemas.microsoft.com/office/word/2010/wordprocessingDrawing" xmlns:wp="http://schemas.openxmlformats.org/drawingml/2006/wordprocessingDrawing" xmlns:w10="urn:schemas-microsoft-com:office:word" xmlns:w="http://schemas.openxmlformats.org/wordprocessingml/2006/main" xmlns:w14="http://schemas.microsoft.com/office/word/2010/wordml" xmlns:w15="http://schemas.microsoft.com/office/word/2012/wordml" xmlns:w16cex="http://schemas.microsoft.com/office/word/2018/wordml/cex" xmlns:w16cid="http://schemas.microsoft.com/office/word/2016/wordml/cid" xmlns:w16="http://schemas.microsoft.com/office/word/2018/wordml" xmlns:w16du="http://schemas.microsoft.com/office/word/2023/wordml/word16du" xmlns:w16sdtdh="http://schemas.microsoft.com/office/word/2020/wordml/sdtdatahash" xmlns:w16sdtfl="http://schemas.microsoft.com/office/word/2024/wordml/sdtformatlock" xmlns:w16se="http://schemas.microsoft.com/office/word/2015/wordml/symex" xmlns:wpg="http://schemas.microsoft.com/office/word/2010/wordprocessingGroup" xmlns:wpi="http://schemas.microsoft.com/office/word/2010/wordprocessingInk" xmlns:wne="http://schemas.microsoft.com/office/word/2006/wordml" xmlns:wps="http://schemas.microsoft.com/office/word/2010/wordprocessingShape" mc:Ignorable="w14 w15 w16se w16cid w16 w16cex w16sdtdh w16sdtfl w16du wp14">
+  <w16cid:commentId w16cid:paraId="116416C0" w16cid:durableId="685D8564"/>
+  <w16cid:commentId w16cid:paraId="7047A509" w16cid:durableId="5C9A2FF9"/>
+  <w16cid:commentId w16cid:paraId="24EC38A9" w16cid:durableId="15899904"/>
+  <w16cid:commentId w16cid:paraId="56374B03" w16cid:durableId="1F98D3C0"/>
+</w16cid:commentsIds>
 </file>
 
 <file path=word/endnotes.xml><?xml version="1.0" encoding="utf-8"?>
@@ -26137,6 +27683,92 @@
     </w:lvl>
   </w:abstractNum>
   <w:abstractNum w:abstractNumId="16" w15:restartNumberingAfterBreak="0">
+    <w:nsid w:val="2DE022B9"/>
+    <w:multiLevelType w:val="hybridMultilevel"/>
+    <w:tmpl w:val="4FFE41E0"/>
+    <w:lvl w:ilvl="0" w:tplc="0809000F">
+      <w:start w:val="1"/>
+      <w:numFmt w:val="decimal"/>
+      <w:lvlText w:val="%1."/>
+      <w:lvlJc w:val="left"/>
+      <w:pPr>
+        <w:ind w:left="720" w:hanging="360"/>
+      </w:pPr>
+    </w:lvl>
+    <w:lvl w:ilvl="1" w:tplc="08090019" w:tentative="1">
+      <w:start w:val="1"/>
+      <w:numFmt w:val="lowerLetter"/>
+      <w:lvlText w:val="%2."/>
+      <w:lvlJc w:val="left"/>
+      <w:pPr>
+        <w:ind w:left="1440" w:hanging="360"/>
+      </w:pPr>
+    </w:lvl>
+    <w:lvl w:ilvl="2" w:tplc="0809001B" w:tentative="1">
+      <w:start w:val="1"/>
+      <w:numFmt w:val="lowerRoman"/>
+      <w:lvlText w:val="%3."/>
+      <w:lvlJc w:val="right"/>
+      <w:pPr>
+        <w:ind w:left="2160" w:hanging="180"/>
+      </w:pPr>
+    </w:lvl>
+    <w:lvl w:ilvl="3" w:tplc="0809000F" w:tentative="1">
+      <w:start w:val="1"/>
+      <w:numFmt w:val="decimal"/>
+      <w:lvlText w:val="%4."/>
+      <w:lvlJc w:val="left"/>
+      <w:pPr>
+        <w:ind w:left="2880" w:hanging="360"/>
+      </w:pPr>
+    </w:lvl>
+    <w:lvl w:ilvl="4" w:tplc="08090019" w:tentative="1">
+      <w:start w:val="1"/>
+      <w:numFmt w:val="lowerLetter"/>
+      <w:lvlText w:val="%5."/>
+      <w:lvlJc w:val="left"/>
+      <w:pPr>
+        <w:ind w:left="3600" w:hanging="360"/>
+      </w:pPr>
+    </w:lvl>
+    <w:lvl w:ilvl="5" w:tplc="0809001B" w:tentative="1">
+      <w:start w:val="1"/>
+      <w:numFmt w:val="lowerRoman"/>
+      <w:lvlText w:val="%6."/>
+      <w:lvlJc w:val="right"/>
+      <w:pPr>
+        <w:ind w:left="4320" w:hanging="180"/>
+      </w:pPr>
+    </w:lvl>
+    <w:lvl w:ilvl="6" w:tplc="0809000F" w:tentative="1">
+      <w:start w:val="1"/>
+      <w:numFmt w:val="decimal"/>
+      <w:lvlText w:val="%7."/>
+      <w:lvlJc w:val="left"/>
+      <w:pPr>
+        <w:ind w:left="5040" w:hanging="360"/>
+      </w:pPr>
+    </w:lvl>
+    <w:lvl w:ilvl="7" w:tplc="08090019" w:tentative="1">
+      <w:start w:val="1"/>
+      <w:numFmt w:val="lowerLetter"/>
+      <w:lvlText w:val="%8."/>
+      <w:lvlJc w:val="left"/>
+      <w:pPr>
+        <w:ind w:left="5760" w:hanging="360"/>
+      </w:pPr>
+    </w:lvl>
+    <w:lvl w:ilvl="8" w:tplc="0809001B" w:tentative="1">
+      <w:start w:val="1"/>
+      <w:numFmt w:val="lowerRoman"/>
+      <w:lvlText w:val="%9."/>
+      <w:lvlJc w:val="right"/>
+      <w:pPr>
+        <w:ind w:left="6480" w:hanging="180"/>
+      </w:pPr>
+    </w:lvl>
+  </w:abstractNum>
+  <w:abstractNum w:abstractNumId="17" w15:restartNumberingAfterBreak="0">
     <w:nsid w:val="316A7323"/>
     <w:multiLevelType w:val="multilevel"/>
     <w:tmpl w:val="7AB62016"/>
@@ -26285,7 +27917,7 @@
       </w:rPr>
     </w:lvl>
   </w:abstractNum>
-  <w:abstractNum w:abstractNumId="17" w15:restartNumberingAfterBreak="0">
+  <w:abstractNum w:abstractNumId="18" w15:restartNumberingAfterBreak="0">
     <w:nsid w:val="347D68C3"/>
     <w:multiLevelType w:val="multilevel"/>
     <w:tmpl w:val="86027DF8"/>
@@ -26434,7 +28066,7 @@
       </w:rPr>
     </w:lvl>
   </w:abstractNum>
-  <w:abstractNum w:abstractNumId="18" w15:restartNumberingAfterBreak="0">
+  <w:abstractNum w:abstractNumId="19" w15:restartNumberingAfterBreak="0">
     <w:nsid w:val="352506F5"/>
     <w:multiLevelType w:val="hybridMultilevel"/>
     <w:tmpl w:val="3A787280"/>
@@ -26547,7 +28179,7 @@
       </w:rPr>
     </w:lvl>
   </w:abstractNum>
-  <w:abstractNum w:abstractNumId="19" w15:restartNumberingAfterBreak="0">
+  <w:abstractNum w:abstractNumId="20" w15:restartNumberingAfterBreak="0">
     <w:nsid w:val="36E06BB1"/>
     <w:multiLevelType w:val="hybridMultilevel"/>
     <w:tmpl w:val="589833F4"/>
@@ -26636,7 +28268,7 @@
       </w:pPr>
     </w:lvl>
   </w:abstractNum>
-  <w:abstractNum w:abstractNumId="20" w15:restartNumberingAfterBreak="0">
+  <w:abstractNum w:abstractNumId="21" w15:restartNumberingAfterBreak="0">
     <w:nsid w:val="38F66902"/>
     <w:multiLevelType w:val="multilevel"/>
     <w:tmpl w:val="8F52CECC"/>
@@ -26785,7 +28417,7 @@
       </w:rPr>
     </w:lvl>
   </w:abstractNum>
-  <w:abstractNum w:abstractNumId="21" w15:restartNumberingAfterBreak="0">
+  <w:abstractNum w:abstractNumId="22" w15:restartNumberingAfterBreak="0">
     <w:nsid w:val="3A1C776E"/>
     <w:multiLevelType w:val="multilevel"/>
     <w:tmpl w:val="7AB62016"/>
@@ -26934,7 +28566,7 @@
       </w:rPr>
     </w:lvl>
   </w:abstractNum>
-  <w:abstractNum w:abstractNumId="22" w15:restartNumberingAfterBreak="0">
+  <w:abstractNum w:abstractNumId="23" w15:restartNumberingAfterBreak="0">
     <w:nsid w:val="41E77971"/>
     <w:multiLevelType w:val="multilevel"/>
     <w:tmpl w:val="491283E6"/>
@@ -27083,7 +28715,7 @@
       </w:rPr>
     </w:lvl>
   </w:abstractNum>
-  <w:abstractNum w:abstractNumId="23" w15:restartNumberingAfterBreak="0">
+  <w:abstractNum w:abstractNumId="24" w15:restartNumberingAfterBreak="0">
     <w:nsid w:val="42AF6F51"/>
     <w:multiLevelType w:val="multilevel"/>
     <w:tmpl w:val="7AB62016"/>
@@ -27232,7 +28864,7 @@
       </w:rPr>
     </w:lvl>
   </w:abstractNum>
-  <w:abstractNum w:abstractNumId="24" w15:restartNumberingAfterBreak="0">
+  <w:abstractNum w:abstractNumId="25" w15:restartNumberingAfterBreak="0">
     <w:nsid w:val="43DF7C58"/>
     <w:multiLevelType w:val="multilevel"/>
     <w:tmpl w:val="0696F978"/>
@@ -27381,7 +29013,7 @@
       </w:rPr>
     </w:lvl>
   </w:abstractNum>
-  <w:abstractNum w:abstractNumId="25" w15:restartNumberingAfterBreak="0">
+  <w:abstractNum w:abstractNumId="26" w15:restartNumberingAfterBreak="0">
     <w:nsid w:val="45B20E28"/>
     <w:multiLevelType w:val="multilevel"/>
     <w:tmpl w:val="95DEF524"/>
@@ -27530,7 +29162,7 @@
       </w:rPr>
     </w:lvl>
   </w:abstractNum>
-  <w:abstractNum w:abstractNumId="26" w15:restartNumberingAfterBreak="0">
+  <w:abstractNum w:abstractNumId="27" w15:restartNumberingAfterBreak="0">
     <w:nsid w:val="464C1A5F"/>
     <w:multiLevelType w:val="hybridMultilevel"/>
     <w:tmpl w:val="FBBAD774"/>
@@ -27619,7 +29251,7 @@
       </w:pPr>
     </w:lvl>
   </w:abstractNum>
-  <w:abstractNum w:abstractNumId="27" w15:restartNumberingAfterBreak="0">
+  <w:abstractNum w:abstractNumId="28" w15:restartNumberingAfterBreak="0">
     <w:nsid w:val="48D01C2C"/>
     <w:multiLevelType w:val="multilevel"/>
     <w:tmpl w:val="EF5AD044"/>
@@ -27768,7 +29400,7 @@
       </w:rPr>
     </w:lvl>
   </w:abstractNum>
-  <w:abstractNum w:abstractNumId="28" w15:restartNumberingAfterBreak="0">
+  <w:abstractNum w:abstractNumId="29" w15:restartNumberingAfterBreak="0">
     <w:nsid w:val="494057A7"/>
     <w:multiLevelType w:val="multilevel"/>
     <w:tmpl w:val="B0CC1BE2"/>
@@ -27917,7 +29549,7 @@
       </w:rPr>
     </w:lvl>
   </w:abstractNum>
-  <w:abstractNum w:abstractNumId="29" w15:restartNumberingAfterBreak="0">
+  <w:abstractNum w:abstractNumId="30" w15:restartNumberingAfterBreak="0">
     <w:nsid w:val="512075B4"/>
     <w:multiLevelType w:val="multilevel"/>
     <w:tmpl w:val="75246C82"/>
@@ -28066,7 +29698,7 @@
       </w:rPr>
     </w:lvl>
   </w:abstractNum>
-  <w:abstractNum w:abstractNumId="30" w15:restartNumberingAfterBreak="0">
+  <w:abstractNum w:abstractNumId="31" w15:restartNumberingAfterBreak="0">
     <w:nsid w:val="551553DE"/>
     <w:multiLevelType w:val="multilevel"/>
     <w:tmpl w:val="7AB62016"/>
@@ -28215,7 +29847,7 @@
       </w:rPr>
     </w:lvl>
   </w:abstractNum>
-  <w:abstractNum w:abstractNumId="31" w15:restartNumberingAfterBreak="0">
+  <w:abstractNum w:abstractNumId="32" w15:restartNumberingAfterBreak="0">
     <w:nsid w:val="57854AA6"/>
     <w:multiLevelType w:val="multilevel"/>
     <w:tmpl w:val="141E007C"/>
@@ -28364,7 +29996,7 @@
       </w:rPr>
     </w:lvl>
   </w:abstractNum>
-  <w:abstractNum w:abstractNumId="32" w15:restartNumberingAfterBreak="0">
+  <w:abstractNum w:abstractNumId="33" w15:restartNumberingAfterBreak="0">
     <w:nsid w:val="66691BA8"/>
     <w:multiLevelType w:val="multilevel"/>
     <w:tmpl w:val="729EAD1A"/>
@@ -28513,7 +30145,7 @@
       </w:rPr>
     </w:lvl>
   </w:abstractNum>
-  <w:abstractNum w:abstractNumId="33" w15:restartNumberingAfterBreak="0">
+  <w:abstractNum w:abstractNumId="34" w15:restartNumberingAfterBreak="0">
     <w:nsid w:val="678119E4"/>
     <w:multiLevelType w:val="multilevel"/>
     <w:tmpl w:val="FBFEC4E0"/>
@@ -28662,7 +30294,7 @@
       </w:rPr>
     </w:lvl>
   </w:abstractNum>
-  <w:abstractNum w:abstractNumId="34" w15:restartNumberingAfterBreak="0">
+  <w:abstractNum w:abstractNumId="35" w15:restartNumberingAfterBreak="0">
     <w:nsid w:val="69B213A3"/>
     <w:multiLevelType w:val="multilevel"/>
     <w:tmpl w:val="F33E40CC"/>
@@ -28811,7 +30443,7 @@
       </w:rPr>
     </w:lvl>
   </w:abstractNum>
-  <w:abstractNum w:abstractNumId="35" w15:restartNumberingAfterBreak="0">
+  <w:abstractNum w:abstractNumId="36" w15:restartNumberingAfterBreak="0">
     <w:nsid w:val="6A702782"/>
     <w:multiLevelType w:val="multilevel"/>
     <w:tmpl w:val="9F6A4F1A"/>
@@ -28960,7 +30592,7 @@
       </w:rPr>
     </w:lvl>
   </w:abstractNum>
-  <w:abstractNum w:abstractNumId="36" w15:restartNumberingAfterBreak="0">
+  <w:abstractNum w:abstractNumId="37" w15:restartNumberingAfterBreak="0">
     <w:nsid w:val="6EA27D29"/>
     <w:multiLevelType w:val="hybridMultilevel"/>
     <w:tmpl w:val="BFA48ABE"/>
@@ -29073,7 +30705,7 @@
       </w:rPr>
     </w:lvl>
   </w:abstractNum>
-  <w:abstractNum w:abstractNumId="37" w15:restartNumberingAfterBreak="0">
+  <w:abstractNum w:abstractNumId="38" w15:restartNumberingAfterBreak="0">
     <w:nsid w:val="73234DB0"/>
     <w:multiLevelType w:val="hybridMultilevel"/>
     <w:tmpl w:val="238034C2"/>
@@ -29186,7 +30818,7 @@
       </w:rPr>
     </w:lvl>
   </w:abstractNum>
-  <w:abstractNum w:abstractNumId="38" w15:restartNumberingAfterBreak="0">
+  <w:abstractNum w:abstractNumId="39" w15:restartNumberingAfterBreak="0">
     <w:nsid w:val="73DD24D9"/>
     <w:multiLevelType w:val="multilevel"/>
     <w:tmpl w:val="A38A8F74"/>
@@ -29335,7 +30967,7 @@
       </w:rPr>
     </w:lvl>
   </w:abstractNum>
-  <w:abstractNum w:abstractNumId="39" w15:restartNumberingAfterBreak="0">
+  <w:abstractNum w:abstractNumId="40" w15:restartNumberingAfterBreak="0">
     <w:nsid w:val="77A67B4F"/>
     <w:multiLevelType w:val="multilevel"/>
     <w:tmpl w:val="B8066B5C"/>
@@ -29484,7 +31116,7 @@
       </w:rPr>
     </w:lvl>
   </w:abstractNum>
-  <w:abstractNum w:abstractNumId="40" w15:restartNumberingAfterBreak="0">
+  <w:abstractNum w:abstractNumId="41" w15:restartNumberingAfterBreak="0">
     <w:nsid w:val="7B734CF3"/>
     <w:multiLevelType w:val="multilevel"/>
     <w:tmpl w:val="73F8651C"/>
@@ -29637,10 +31269,10 @@
     <w:abstractNumId w:val="8"/>
   </w:num>
   <w:num w:numId="2" w16cid:durableId="1657414705">
-    <w:abstractNumId w:val="21"/>
+    <w:abstractNumId w:val="22"/>
   </w:num>
   <w:num w:numId="3" w16cid:durableId="222571633">
-    <w:abstractNumId w:val="16"/>
+    <w:abstractNumId w:val="17"/>
   </w:num>
   <w:num w:numId="4" w16cid:durableId="730158599">
     <w:abstractNumId w:val="9"/>
@@ -29649,25 +31281,25 @@
     <w:abstractNumId w:val="6"/>
   </w:num>
   <w:num w:numId="6" w16cid:durableId="2000036016">
-    <w:abstractNumId w:val="30"/>
+    <w:abstractNumId w:val="31"/>
   </w:num>
   <w:num w:numId="7" w16cid:durableId="2028553954">
-    <w:abstractNumId w:val="23"/>
+    <w:abstractNumId w:val="24"/>
   </w:num>
   <w:num w:numId="8" w16cid:durableId="1058287827">
     <w:abstractNumId w:val="14"/>
   </w:num>
   <w:num w:numId="9" w16cid:durableId="1315525702">
-    <w:abstractNumId w:val="22"/>
+    <w:abstractNumId w:val="23"/>
   </w:num>
   <w:num w:numId="10" w16cid:durableId="548229054">
-    <w:abstractNumId w:val="29"/>
+    <w:abstractNumId w:val="30"/>
   </w:num>
   <w:num w:numId="11" w16cid:durableId="686710489">
-    <w:abstractNumId w:val="40"/>
+    <w:abstractNumId w:val="41"/>
   </w:num>
   <w:num w:numId="12" w16cid:durableId="1591622950">
-    <w:abstractNumId w:val="38"/>
+    <w:abstractNumId w:val="39"/>
   </w:num>
   <w:num w:numId="13" w16cid:durableId="1875339935">
     <w:abstractNumId w:val="10"/>
@@ -29679,58 +31311,58 @@
     <w:abstractNumId w:val="2"/>
   </w:num>
   <w:num w:numId="16" w16cid:durableId="175076548">
-    <w:abstractNumId w:val="17"/>
+    <w:abstractNumId w:val="18"/>
   </w:num>
   <w:num w:numId="17" w16cid:durableId="767431289">
-    <w:abstractNumId w:val="33"/>
+    <w:abstractNumId w:val="34"/>
   </w:num>
   <w:num w:numId="18" w16cid:durableId="2014527353">
-    <w:abstractNumId w:val="35"/>
+    <w:abstractNumId w:val="36"/>
   </w:num>
   <w:num w:numId="19" w16cid:durableId="985209559">
-    <w:abstractNumId w:val="37"/>
+    <w:abstractNumId w:val="38"/>
   </w:num>
   <w:num w:numId="20" w16cid:durableId="1575505820">
     <w:abstractNumId w:val="12"/>
   </w:num>
   <w:num w:numId="21" w16cid:durableId="84688689">
-    <w:abstractNumId w:val="25"/>
+    <w:abstractNumId w:val="26"/>
   </w:num>
   <w:num w:numId="22" w16cid:durableId="1989899900">
     <w:abstractNumId w:val="5"/>
   </w:num>
   <w:num w:numId="23" w16cid:durableId="346753220">
-    <w:abstractNumId w:val="24"/>
+    <w:abstractNumId w:val="25"/>
   </w:num>
   <w:num w:numId="24" w16cid:durableId="742601999">
     <w:abstractNumId w:val="0"/>
   </w:num>
   <w:num w:numId="25" w16cid:durableId="1038819127">
-    <w:abstractNumId w:val="27"/>
+    <w:abstractNumId w:val="28"/>
   </w:num>
   <w:num w:numId="26" w16cid:durableId="75445009">
-    <w:abstractNumId w:val="20"/>
+    <w:abstractNumId w:val="21"/>
   </w:num>
   <w:num w:numId="27" w16cid:durableId="220407289">
-    <w:abstractNumId w:val="28"/>
+    <w:abstractNumId w:val="29"/>
   </w:num>
   <w:num w:numId="28" w16cid:durableId="272253651">
-    <w:abstractNumId w:val="39"/>
+    <w:abstractNumId w:val="40"/>
   </w:num>
   <w:num w:numId="29" w16cid:durableId="493570745">
-    <w:abstractNumId w:val="32"/>
+    <w:abstractNumId w:val="33"/>
   </w:num>
   <w:num w:numId="30" w16cid:durableId="1722823070">
-    <w:abstractNumId w:val="31"/>
+    <w:abstractNumId w:val="32"/>
   </w:num>
   <w:num w:numId="31" w16cid:durableId="189145094">
     <w:abstractNumId w:val="4"/>
   </w:num>
   <w:num w:numId="32" w16cid:durableId="1670983974">
-    <w:abstractNumId w:val="19"/>
+    <w:abstractNumId w:val="20"/>
   </w:num>
   <w:num w:numId="33" w16cid:durableId="336467998">
-    <w:abstractNumId w:val="26"/>
+    <w:abstractNumId w:val="27"/>
   </w:num>
   <w:num w:numId="34" w16cid:durableId="560290115">
     <w:abstractNumId w:val="13"/>
@@ -29742,21 +31374,32 @@
     <w:abstractNumId w:val="3"/>
   </w:num>
   <w:num w:numId="37" w16cid:durableId="807934620">
-    <w:abstractNumId w:val="34"/>
+    <w:abstractNumId w:val="35"/>
   </w:num>
   <w:num w:numId="38" w16cid:durableId="328944835">
     <w:abstractNumId w:val="15"/>
   </w:num>
   <w:num w:numId="39" w16cid:durableId="1948999505">
-    <w:abstractNumId w:val="36"/>
+    <w:abstractNumId w:val="37"/>
   </w:num>
   <w:num w:numId="40" w16cid:durableId="14502743">
     <w:abstractNumId w:val="1"/>
   </w:num>
   <w:num w:numId="41" w16cid:durableId="57677462">
-    <w:abstractNumId w:val="18"/>
+    <w:abstractNumId w:val="19"/>
+  </w:num>
+  <w:num w:numId="42" w16cid:durableId="824904481">
+    <w:abstractNumId w:val="16"/>
   </w:num>
 </w:numbering>
+</file>
+
+<file path=word/people.xml><?xml version="1.0" encoding="utf-8"?>
+<w15:people xmlns:wpc="http://schemas.microsoft.com/office/word/2010/wordprocessingCanvas" xmlns:cx="http://schemas.microsoft.com/office/drawing/2014/chartex" xmlns:cx1="http://schemas.microsoft.com/office/drawing/2015/9/8/chartex" xmlns:cx2="http://schemas.microsoft.com/office/drawing/2015/10/21/chartex" xmlns:cx3="http://schemas.microsoft.com/office/drawing/2016/5/9/chartex" xmlns:cx4="http://schemas.microsoft.com/office/drawing/2016/5/10/chartex" xmlns:cx5="http://schemas.microsoft.com/office/drawing/2016/5/11/chartex" xmlns:cx6="http://schemas.microsoft.com/office/drawing/2016/5/12/chartex" xmlns:cx7="http://schemas.microsoft.com/office/drawing/2016/5/13/chartex" xmlns:cx8="http://schemas.microsoft.com/office/drawing/2016/5/14/chartex" xmlns:mc="http://schemas.openxmlformats.org/markup-compatibility/2006" xmlns:aink="http://schemas.microsoft.com/office/drawing/2016/ink" xmlns:am3d="http://schemas.microsoft.com/office/drawing/2017/model3d" xmlns:o="urn:schemas-microsoft-com:office:office" xmlns:oel="http://schemas.microsoft.com/office/2019/extlst" xmlns:r="http://schemas.openxmlformats.org/officeDocument/2006/relationships" xmlns:m="http://schemas.openxmlformats.org/officeDocument/2006/math" xmlns:v="urn:schemas-microsoft-com:vml" xmlns:wp14="http://schemas.microsoft.com/office/word/2010/wordprocessingDrawing" xmlns:wp="http://schemas.openxmlformats.org/drawingml/2006/wordprocessingDrawing" xmlns:w10="urn:schemas-microsoft-com:office:word" xmlns:w="http://schemas.openxmlformats.org/wordprocessingml/2006/main" xmlns:w14="http://schemas.microsoft.com/office/word/2010/wordml" xmlns:w15="http://schemas.microsoft.com/office/word/2012/wordml" xmlns:w16cex="http://schemas.microsoft.com/office/word/2018/wordml/cex" xmlns:w16cid="http://schemas.microsoft.com/office/word/2016/wordml/cid" xmlns:w16="http://schemas.microsoft.com/office/word/2018/wordml" xmlns:w16du="http://schemas.microsoft.com/office/word/2023/wordml/word16du" xmlns:w16sdtdh="http://schemas.microsoft.com/office/word/2020/wordml/sdtdatahash" xmlns:w16sdtfl="http://schemas.microsoft.com/office/word/2024/wordml/sdtformatlock" xmlns:w16se="http://schemas.microsoft.com/office/word/2015/wordml/symex" xmlns:wpg="http://schemas.microsoft.com/office/word/2010/wordprocessingGroup" xmlns:wpi="http://schemas.microsoft.com/office/word/2010/wordprocessingInk" xmlns:wne="http://schemas.microsoft.com/office/word/2006/wordml" xmlns:wps="http://schemas.microsoft.com/office/word/2010/wordprocessingShape" mc:Ignorable="w14 w15 w16se w16cid w16 w16cex w16sdtdh w16sdtfl w16du wp14">
+  <w15:person w15:author="David Kemp (staff)">
+    <w15:presenceInfo w15:providerId="AD" w15:userId="S::David.Kemp1@nottingham.ac.uk::f64b62c4-8fda-4d51-8c81-65a12f42a6bc"/>
+  </w15:person>
+</w15:people>
 </file>
 
 <file path=word/styles.xml><?xml version="1.0" encoding="utf-8"?>
@@ -30361,7 +32004,6 @@
   <w:style w:type="character" w:default="1" w:styleId="DefaultParagraphFont">
     <w:name w:val="Default Paragraph Font"/>
     <w:uiPriority w:val="1"/>
-    <w:semiHidden/>
     <w:unhideWhenUsed/>
   </w:style>
   <w:style w:type="table" w:default="1" w:styleId="TableNormal">
@@ -31133,6 +32775,72 @@
     <w:uiPriority w:val="99"/>
     <w:rsid w:val="009658F4"/>
   </w:style>
+  <w:style w:type="character" w:styleId="CommentReference">
+    <w:name w:val="annotation reference"/>
+    <w:basedOn w:val="DefaultParagraphFont"/>
+    <w:uiPriority w:val="99"/>
+    <w:semiHidden/>
+    <w:unhideWhenUsed/>
+    <w:rsid w:val="008627B9"/>
+    <w:rPr>
+      <w:sz w:val="16"/>
+      <w:szCs w:val="16"/>
+    </w:rPr>
+  </w:style>
+  <w:style w:type="paragraph" w:styleId="CommentText">
+    <w:name w:val="annotation text"/>
+    <w:basedOn w:val="Normal"/>
+    <w:link w:val="CommentTextChar"/>
+    <w:uiPriority w:val="99"/>
+    <w:unhideWhenUsed/>
+    <w:rsid w:val="008627B9"/>
+    <w:pPr>
+      <w:spacing w:line="240" w:lineRule="auto"/>
+    </w:pPr>
+    <w:rPr>
+      <w:sz w:val="20"/>
+      <w:szCs w:val="20"/>
+    </w:rPr>
+  </w:style>
+  <w:style w:type="character" w:customStyle="1" w:styleId="CommentTextChar">
+    <w:name w:val="Comment Text Char"/>
+    <w:basedOn w:val="DefaultParagraphFont"/>
+    <w:link w:val="CommentText"/>
+    <w:uiPriority w:val="99"/>
+    <w:rsid w:val="008627B9"/>
+    <w:rPr>
+      <w:sz w:val="20"/>
+      <w:szCs w:val="20"/>
+    </w:rPr>
+  </w:style>
+  <w:style w:type="paragraph" w:styleId="CommentSubject">
+    <w:name w:val="annotation subject"/>
+    <w:basedOn w:val="CommentText"/>
+    <w:next w:val="CommentText"/>
+    <w:link w:val="CommentSubjectChar"/>
+    <w:uiPriority w:val="99"/>
+    <w:semiHidden/>
+    <w:unhideWhenUsed/>
+    <w:rsid w:val="008627B9"/>
+    <w:rPr>
+      <w:b/>
+      <w:bCs/>
+    </w:rPr>
+  </w:style>
+  <w:style w:type="character" w:customStyle="1" w:styleId="CommentSubjectChar">
+    <w:name w:val="Comment Subject Char"/>
+    <w:basedOn w:val="CommentTextChar"/>
+    <w:link w:val="CommentSubject"/>
+    <w:uiPriority w:val="99"/>
+    <w:semiHidden/>
+    <w:rsid w:val="008627B9"/>
+    <w:rPr>
+      <w:b/>
+      <w:bCs/>
+      <w:sz w:val="20"/>
+      <w:szCs w:val="20"/>
+    </w:rPr>
+  </w:style>
 </w:styles>
 </file>
 

--- a/Worked Examples - FINAL.docx
+++ b/Worked Examples - FINAL.docx
@@ -309,7 +309,7 @@
           <w:szCs w:val="22"/>
         </w:rPr>
       </w:pPr>
-      <w:bookmarkStart w:id="0" w:name="_Toc227167332"/>
+      <w:bookmarkStart w:id="0" w:name="_Toc233629864"/>
       <w:r>
         <w:rPr>
           <w:rFonts w:asciiTheme="minorHAnsi" w:hAnsiTheme="minorHAnsi" w:cstheme="minorHAnsi"/>
@@ -392,9 +392,8 @@
           <w:sz w:val="22"/>
           <w:szCs w:val="22"/>
         </w:rPr>
-        <w:t xml:space="preserve"> hosted on the University </w:t>
-      </w:r>
-      <w:commentRangeStart w:id="1"/>
+        <w:t xml:space="preserve"> hosted on the University website </w:t>
+      </w:r>
       <w:r>
         <w:rPr>
           <w:rFonts w:cstheme="minorHAnsi"/>
@@ -402,48 +401,16 @@
           <w:sz w:val="22"/>
           <w:szCs w:val="22"/>
         </w:rPr>
-        <w:t>website</w:t>
-      </w:r>
-      <w:commentRangeEnd w:id="1"/>
-      <w:r>
-        <w:rPr>
-          <w:rStyle w:val="CommentReference"/>
-          <w:rFonts w:cstheme="minorHAnsi"/>
-          <w:color w:val="002060"/>
-          <w:sz w:val="22"/>
-          <w:szCs w:val="22"/>
-        </w:rPr>
-        <w:commentReference w:id="1"/>
-      </w:r>
-      <w:r>
-        <w:rPr>
-          <w:rFonts w:cstheme="minorHAnsi"/>
-          <w:color w:val="002060"/>
-          <w:sz w:val="22"/>
-          <w:szCs w:val="22"/>
-        </w:rPr>
-        <w:t xml:space="preserve"> </w:t>
-      </w:r>
-      <w:r>
-        <w:rPr>
-          <w:rFonts w:cstheme="minorHAnsi"/>
-          <w:color w:val="002060"/>
-          <w:sz w:val="22"/>
-          <w:szCs w:val="22"/>
-          <w:highlight w:val="yellow"/>
-        </w:rPr>
         <w:t>(</w:t>
       </w:r>
-      <w:hyperlink r:id="rId13" w:history="1">
+      <w:hyperlink r:id="rId9" w:history="1">
         <w:r>
           <w:rPr>
             <w:rStyle w:val="Hyperlink"/>
-            <w:rFonts w:cstheme="minorHAnsi"/>
             <w:sz w:val="22"/>
             <w:szCs w:val="22"/>
-            <w:highlight w:val="yellow"/>
           </w:rPr>
-          <w:t>https://www.nottingham.ac.uk/safety/policies-and-guidance/gases/gases.aspx</w:t>
+          <w:t>https://uniofnottm.sharepoint.com/sites/UoNHealthSafety/SitePages/Compressed-Gas-&amp;-Cryogen-Calculator.aspx</w:t>
         </w:r>
       </w:hyperlink>
       <w:r>
@@ -452,18 +419,8 @@
           <w:color w:val="002060"/>
           <w:sz w:val="22"/>
           <w:szCs w:val="22"/>
-          <w:highlight w:val="yellow"/>
-        </w:rPr>
-        <w:t>).</w:t>
-      </w:r>
-      <w:r>
-        <w:rPr>
-          <w:rFonts w:cstheme="minorHAnsi"/>
-          <w:color w:val="002060"/>
-          <w:sz w:val="22"/>
-          <w:szCs w:val="22"/>
-        </w:rPr>
-        <w:t xml:space="preserve"> </w:t>
+        </w:rPr>
+        <w:t>)</w:t>
       </w:r>
     </w:p>
     <w:p>
@@ -627,7 +584,27 @@
           <w:sz w:val="22"/>
           <w:szCs w:val="22"/>
         </w:rPr>
-        <w:t>opinion but cannot take into account all the possible variables required to accurately provide a recommendation.</w:t>
+        <w:t xml:space="preserve">opinion but cannot </w:t>
+      </w:r>
+      <w:proofErr w:type="gramStart"/>
+      <w:r>
+        <w:rPr>
+          <w:rFonts w:cstheme="minorHAnsi"/>
+          <w:color w:val="EE0000"/>
+          <w:sz w:val="22"/>
+          <w:szCs w:val="22"/>
+        </w:rPr>
+        <w:t>take into account</w:t>
+      </w:r>
+      <w:proofErr w:type="gramEnd"/>
+      <w:r>
+        <w:rPr>
+          <w:rFonts w:cstheme="minorHAnsi"/>
+          <w:color w:val="EE0000"/>
+          <w:sz w:val="22"/>
+          <w:szCs w:val="22"/>
+        </w:rPr>
+        <w:t xml:space="preserve"> all the possible variables required to accurately provide a recommendation.</w:t>
       </w:r>
     </w:p>
     <w:p>
@@ -677,16 +654,6 @@
         </w:rPr>
         <w:t>health and safety coordinator.</w:t>
       </w:r>
-    </w:p>
-    <w:p>
-      <w:pPr>
-        <w:rPr>
-          <w:rFonts w:cstheme="minorHAnsi"/>
-          <w:color w:val="002060"/>
-          <w:sz w:val="22"/>
-          <w:szCs w:val="22"/>
-        </w:rPr>
-      </w:pPr>
     </w:p>
     <w:p>
       <w:pPr>
@@ -739,6 +706,7 @@
             <w:pStyle w:val="TOCHeading"/>
             <w:rPr>
               <w:rStyle w:val="Heading1Char"/>
+              <w:rFonts w:asciiTheme="minorHAnsi" w:hAnsiTheme="minorHAnsi"/>
               <w:color w:val="002060"/>
               <w:sz w:val="20"/>
               <w:szCs w:val="20"/>
@@ -747,6 +715,7 @@
           <w:r>
             <w:rPr>
               <w:rStyle w:val="Heading1Char"/>
+              <w:rFonts w:asciiTheme="minorHAnsi" w:hAnsiTheme="minorHAnsi"/>
               <w:color w:val="002060"/>
               <w:sz w:val="20"/>
               <w:szCs w:val="20"/>
@@ -803,7 +772,7 @@
             </w:rPr>
             <w:fldChar w:fldCharType="separate"/>
           </w:r>
-          <w:hyperlink w:anchor="_Toc227167332" w:history="1">
+          <w:hyperlink w:anchor="_Toc233629864" w:history="1">
             <w:r>
               <w:rPr>
                 <w:rStyle w:val="Hyperlink"/>
@@ -843,7 +812,7 @@
                 <w:sz w:val="20"/>
                 <w:szCs w:val="20"/>
               </w:rPr>
-              <w:instrText xml:space="preserve"> PAGEREF _Toc227167332 \h </w:instrText>
+              <w:instrText xml:space="preserve"> PAGEREF _Toc233629864 \h </w:instrText>
             </w:r>
             <w:r>
               <w:rPr>
@@ -905,7 +874,7 @@
               <w:lang w:eastAsia="en-GB"/>
             </w:rPr>
           </w:pPr>
-          <w:hyperlink w:anchor="_Toc227167333" w:history="1">
+          <w:hyperlink w:anchor="_Toc233629865" w:history="1">
             <w:r>
               <w:rPr>
                 <w:rStyle w:val="Hyperlink"/>
@@ -944,7 +913,7 @@
                 <w:sz w:val="20"/>
                 <w:szCs w:val="20"/>
               </w:rPr>
-              <w:instrText xml:space="preserve"> PAGEREF _Toc227167333 \h </w:instrText>
+              <w:instrText xml:space="preserve"> PAGEREF _Toc233629865 \h </w:instrText>
             </w:r>
             <w:r>
               <w:rPr>
@@ -1006,7 +975,7 @@
               <w:lang w:eastAsia="en-GB"/>
             </w:rPr>
           </w:pPr>
-          <w:hyperlink w:anchor="_Toc227167334" w:history="1">
+          <w:hyperlink w:anchor="_Toc233629866" w:history="1">
             <w:r>
               <w:rPr>
                 <w:rStyle w:val="Hyperlink"/>
@@ -1046,7 +1015,7 @@
                 <w:sz w:val="20"/>
                 <w:szCs w:val="20"/>
               </w:rPr>
-              <w:instrText xml:space="preserve"> PAGEREF _Toc227167334 \h </w:instrText>
+              <w:instrText xml:space="preserve"> PAGEREF _Toc233629866 \h </w:instrText>
             </w:r>
             <w:r>
               <w:rPr>
@@ -1106,7 +1075,7 @@
               <w:lang w:eastAsia="en-GB"/>
             </w:rPr>
           </w:pPr>
-          <w:hyperlink w:anchor="_Toc227167335" w:history="1">
+          <w:hyperlink w:anchor="_Toc233629867" w:history="1">
             <w:r>
               <w:rPr>
                 <w:rStyle w:val="Hyperlink"/>
@@ -1147,7 +1116,7 @@
                 <w:sz w:val="20"/>
                 <w:szCs w:val="20"/>
               </w:rPr>
-              <w:instrText xml:space="preserve"> PAGEREF _Toc227167335 \h </w:instrText>
+              <w:instrText xml:space="preserve"> PAGEREF _Toc233629867 \h </w:instrText>
             </w:r>
             <w:r>
               <w:rPr>
@@ -1207,7 +1176,7 @@
               <w:lang w:eastAsia="en-GB"/>
             </w:rPr>
           </w:pPr>
-          <w:hyperlink w:anchor="_Toc227167336" w:history="1">
+          <w:hyperlink w:anchor="_Toc233629868" w:history="1">
             <w:r>
               <w:rPr>
                 <w:rStyle w:val="Hyperlink"/>
@@ -1248,7 +1217,7 @@
                 <w:sz w:val="20"/>
                 <w:szCs w:val="20"/>
               </w:rPr>
-              <w:instrText xml:space="preserve"> PAGEREF _Toc227167336 \h </w:instrText>
+              <w:instrText xml:space="preserve"> PAGEREF _Toc233629868 \h </w:instrText>
             </w:r>
             <w:r>
               <w:rPr>
@@ -1308,7 +1277,7 @@
               <w:lang w:eastAsia="en-GB"/>
             </w:rPr>
           </w:pPr>
-          <w:hyperlink w:anchor="_Toc227167337" w:history="1">
+          <w:hyperlink w:anchor="_Toc233629869" w:history="1">
             <w:r>
               <w:rPr>
                 <w:rStyle w:val="Hyperlink"/>
@@ -1349,7 +1318,7 @@
                 <w:sz w:val="20"/>
                 <w:szCs w:val="20"/>
               </w:rPr>
-              <w:instrText xml:space="preserve"> PAGEREF _Toc227167337 \h </w:instrText>
+              <w:instrText xml:space="preserve"> PAGEREF _Toc233629869 \h </w:instrText>
             </w:r>
             <w:r>
               <w:rPr>
@@ -1409,7 +1378,7 @@
               <w:lang w:eastAsia="en-GB"/>
             </w:rPr>
           </w:pPr>
-          <w:hyperlink w:anchor="_Toc227167338" w:history="1">
+          <w:hyperlink w:anchor="_Toc233629870" w:history="1">
             <w:r>
               <w:rPr>
                 <w:rStyle w:val="Hyperlink"/>
@@ -1420,7 +1389,32 @@
                 <w:szCs w:val="20"/>
                 <w:lang w:eastAsia="en-GB"/>
               </w:rPr>
-              <w:t>Scenario 4: Known Volume (CO₂ Enrichment)</w:t>
+              <w:t>Scenario 4: Known Volume (Carbon Dioxide (CO</w:t>
+            </w:r>
+            <w:r>
+              <w:rPr>
+                <w:rStyle w:val="Hyperlink"/>
+                <w:rFonts w:eastAsia="Times New Roman"/>
+                <w:noProof/>
+                <w:color w:val="002060"/>
+                <w:sz w:val="20"/>
+                <w:szCs w:val="20"/>
+                <w:vertAlign w:val="subscript"/>
+                <w:lang w:eastAsia="en-GB"/>
+              </w:rPr>
+              <w:t>2</w:t>
+            </w:r>
+            <w:r>
+              <w:rPr>
+                <w:rStyle w:val="Hyperlink"/>
+                <w:rFonts w:eastAsia="Times New Roman"/>
+                <w:noProof/>
+                <w:color w:val="002060"/>
+                <w:sz w:val="20"/>
+                <w:szCs w:val="20"/>
+                <w:lang w:eastAsia="en-GB"/>
+              </w:rPr>
+              <w:t>) Enrichment)</w:t>
             </w:r>
             <w:r>
               <w:rPr>
@@ -1450,7 +1444,7 @@
                 <w:sz w:val="20"/>
                 <w:szCs w:val="20"/>
               </w:rPr>
-              <w:instrText xml:space="preserve"> PAGEREF _Toc227167338 \h </w:instrText>
+              <w:instrText xml:space="preserve"> PAGEREF _Toc233629870 \h </w:instrText>
             </w:r>
             <w:r>
               <w:rPr>
@@ -1510,7 +1504,7 @@
               <w:lang w:eastAsia="en-GB"/>
             </w:rPr>
           </w:pPr>
-          <w:hyperlink w:anchor="_Toc227167339" w:history="1">
+          <w:hyperlink w:anchor="_Toc233629871" w:history="1">
             <w:r>
               <w:rPr>
                 <w:rStyle w:val="Hyperlink"/>
@@ -1551,7 +1545,7 @@
                 <w:sz w:val="20"/>
                 <w:szCs w:val="20"/>
               </w:rPr>
-              <w:instrText xml:space="preserve"> PAGEREF _Toc227167339 \h </w:instrText>
+              <w:instrText xml:space="preserve"> PAGEREF _Toc233629871 \h </w:instrText>
             </w:r>
             <w:r>
               <w:rPr>
@@ -1611,7 +1605,7 @@
               <w:lang w:eastAsia="en-GB"/>
             </w:rPr>
           </w:pPr>
-          <w:hyperlink w:anchor="_Toc227167340" w:history="1">
+          <w:hyperlink w:anchor="_Toc233629872" w:history="1">
             <w:r>
               <w:rPr>
                 <w:rStyle w:val="Hyperlink"/>
@@ -1650,7 +1644,7 @@
                 <w:sz w:val="20"/>
                 <w:szCs w:val="20"/>
               </w:rPr>
-              <w:instrText xml:space="preserve"> PAGEREF _Toc227167340 \h </w:instrText>
+              <w:instrText xml:space="preserve"> PAGEREF _Toc233629872 \h </w:instrText>
             </w:r>
             <w:r>
               <w:rPr>
@@ -1710,7 +1704,7 @@
               <w:lang w:eastAsia="en-GB"/>
             </w:rPr>
           </w:pPr>
-          <w:hyperlink w:anchor="_Toc227167341" w:history="1">
+          <w:hyperlink w:anchor="_Toc233629873" w:history="1">
             <w:r>
               <w:rPr>
                 <w:rStyle w:val="Hyperlink"/>
@@ -1751,108 +1745,7 @@
                 <w:sz w:val="20"/>
                 <w:szCs w:val="20"/>
               </w:rPr>
-              <w:instrText xml:space="preserve"> PAGEREF _Toc227167341 \h </w:instrText>
-            </w:r>
-            <w:r>
-              <w:rPr>
-                <w:noProof/>
-                <w:webHidden/>
-                <w:color w:val="002060"/>
-                <w:sz w:val="20"/>
-                <w:szCs w:val="20"/>
-              </w:rPr>
-            </w:r>
-            <w:r>
-              <w:rPr>
-                <w:noProof/>
-                <w:webHidden/>
-                <w:color w:val="002060"/>
-                <w:sz w:val="20"/>
-                <w:szCs w:val="20"/>
-              </w:rPr>
-              <w:fldChar w:fldCharType="separate"/>
-            </w:r>
-            <w:r>
-              <w:rPr>
-                <w:noProof/>
-                <w:webHidden/>
-                <w:color w:val="002060"/>
-                <w:sz w:val="20"/>
-                <w:szCs w:val="20"/>
-              </w:rPr>
-              <w:t>6</w:t>
-            </w:r>
-            <w:r>
-              <w:rPr>
-                <w:noProof/>
-                <w:webHidden/>
-                <w:color w:val="002060"/>
-                <w:sz w:val="20"/>
-                <w:szCs w:val="20"/>
-              </w:rPr>
-              <w:fldChar w:fldCharType="end"/>
-            </w:r>
-          </w:hyperlink>
-        </w:p>
-        <w:p>
-          <w:pPr>
-            <w:pStyle w:val="TOC2"/>
-            <w:tabs>
-              <w:tab w:val="right" w:leader="underscore" w:pos="9016"/>
-            </w:tabs>
-            <w:rPr>
-              <w:rFonts w:eastAsiaTheme="minorEastAsia"/>
-              <w:b w:val="0"/>
-              <w:bCs w:val="0"/>
-              <w:noProof/>
-              <w:color w:val="002060"/>
-              <w:sz w:val="20"/>
-              <w:szCs w:val="20"/>
-              <w:lang w:eastAsia="en-GB"/>
-            </w:rPr>
-          </w:pPr>
-          <w:hyperlink w:anchor="_Toc227167342" w:history="1">
-            <w:r>
-              <w:rPr>
-                <w:rStyle w:val="Hyperlink"/>
-                <w:rFonts w:eastAsia="Times New Roman"/>
-                <w:noProof/>
-                <w:color w:val="002060"/>
-                <w:sz w:val="20"/>
-                <w:szCs w:val="20"/>
-                <w:lang w:eastAsia="en-GB"/>
-              </w:rPr>
-              <w:t>Scenario 8: Calculation Risk of Exposure when handling Dry Ice</w:t>
-            </w:r>
-            <w:r>
-              <w:rPr>
-                <w:noProof/>
-                <w:webHidden/>
-                <w:color w:val="002060"/>
-                <w:sz w:val="20"/>
-                <w:szCs w:val="20"/>
-              </w:rPr>
-              <w:tab/>
-            </w:r>
-            <w:r>
-              <w:rPr>
-                <w:noProof/>
-                <w:webHidden/>
-                <w:color w:val="002060"/>
-                <w:sz w:val="20"/>
-                <w:szCs w:val="20"/>
-              </w:rPr>
-              <w:fldChar w:fldCharType="begin"/>
-            </w:r>
-            <w:r>
-              <w:rPr>
-                <w:noProof/>
-                <w:webHidden/>
-                <w:color w:val="002060"/>
-                <w:sz w:val="20"/>
-                <w:szCs w:val="20"/>
-              </w:rPr>
-              <w:instrText xml:space="preserve"> PAGEREF _Toc227167342 \h </w:instrText>
+              <w:instrText xml:space="preserve"> PAGEREF _Toc233629873 \h </w:instrText>
             </w:r>
             <w:r>
               <w:rPr>
@@ -1912,7 +1805,108 @@
               <w:lang w:eastAsia="en-GB"/>
             </w:rPr>
           </w:pPr>
-          <w:hyperlink w:anchor="_Toc227167343" w:history="1">
+          <w:hyperlink w:anchor="_Toc233629874" w:history="1">
+            <w:r>
+              <w:rPr>
+                <w:rStyle w:val="Hyperlink"/>
+                <w:rFonts w:eastAsia="Times New Roman"/>
+                <w:noProof/>
+                <w:color w:val="002060"/>
+                <w:sz w:val="20"/>
+                <w:szCs w:val="20"/>
+                <w:lang w:eastAsia="en-GB"/>
+              </w:rPr>
+              <w:t>Scenario 8: Risk of Exposure when handling Dry Ice</w:t>
+            </w:r>
+            <w:r>
+              <w:rPr>
+                <w:noProof/>
+                <w:webHidden/>
+                <w:color w:val="002060"/>
+                <w:sz w:val="20"/>
+                <w:szCs w:val="20"/>
+              </w:rPr>
+              <w:tab/>
+            </w:r>
+            <w:r>
+              <w:rPr>
+                <w:noProof/>
+                <w:webHidden/>
+                <w:color w:val="002060"/>
+                <w:sz w:val="20"/>
+                <w:szCs w:val="20"/>
+              </w:rPr>
+              <w:fldChar w:fldCharType="begin"/>
+            </w:r>
+            <w:r>
+              <w:rPr>
+                <w:noProof/>
+                <w:webHidden/>
+                <w:color w:val="002060"/>
+                <w:sz w:val="20"/>
+                <w:szCs w:val="20"/>
+              </w:rPr>
+              <w:instrText xml:space="preserve"> PAGEREF _Toc233629874 \h </w:instrText>
+            </w:r>
+            <w:r>
+              <w:rPr>
+                <w:noProof/>
+                <w:webHidden/>
+                <w:color w:val="002060"/>
+                <w:sz w:val="20"/>
+                <w:szCs w:val="20"/>
+              </w:rPr>
+            </w:r>
+            <w:r>
+              <w:rPr>
+                <w:noProof/>
+                <w:webHidden/>
+                <w:color w:val="002060"/>
+                <w:sz w:val="20"/>
+                <w:szCs w:val="20"/>
+              </w:rPr>
+              <w:fldChar w:fldCharType="separate"/>
+            </w:r>
+            <w:r>
+              <w:rPr>
+                <w:noProof/>
+                <w:webHidden/>
+                <w:color w:val="002060"/>
+                <w:sz w:val="20"/>
+                <w:szCs w:val="20"/>
+              </w:rPr>
+              <w:t>7</w:t>
+            </w:r>
+            <w:r>
+              <w:rPr>
+                <w:noProof/>
+                <w:webHidden/>
+                <w:color w:val="002060"/>
+                <w:sz w:val="20"/>
+                <w:szCs w:val="20"/>
+              </w:rPr>
+              <w:fldChar w:fldCharType="end"/>
+            </w:r>
+          </w:hyperlink>
+        </w:p>
+        <w:p>
+          <w:pPr>
+            <w:pStyle w:val="TOC2"/>
+            <w:tabs>
+              <w:tab w:val="right" w:leader="underscore" w:pos="9016"/>
+            </w:tabs>
+            <w:rPr>
+              <w:rFonts w:eastAsiaTheme="minorEastAsia"/>
+              <w:b w:val="0"/>
+              <w:bCs w:val="0"/>
+              <w:noProof/>
+              <w:color w:val="002060"/>
+              <w:sz w:val="20"/>
+              <w:szCs w:val="20"/>
+              <w:lang w:eastAsia="en-GB"/>
+            </w:rPr>
+          </w:pPr>
+          <w:hyperlink w:anchor="_Toc233629875" w:history="1">
             <w:r>
               <w:rPr>
                 <w:rStyle w:val="Hyperlink"/>
@@ -1951,7 +1945,106 @@
                 <w:sz w:val="20"/>
                 <w:szCs w:val="20"/>
               </w:rPr>
-              <w:instrText xml:space="preserve"> PAGEREF _Toc227167343 \h </w:instrText>
+              <w:instrText xml:space="preserve"> PAGEREF _Toc233629875 \h </w:instrText>
+            </w:r>
+            <w:r>
+              <w:rPr>
+                <w:noProof/>
+                <w:webHidden/>
+                <w:color w:val="002060"/>
+                <w:sz w:val="20"/>
+                <w:szCs w:val="20"/>
+              </w:rPr>
+            </w:r>
+            <w:r>
+              <w:rPr>
+                <w:noProof/>
+                <w:webHidden/>
+                <w:color w:val="002060"/>
+                <w:sz w:val="20"/>
+                <w:szCs w:val="20"/>
+              </w:rPr>
+              <w:fldChar w:fldCharType="separate"/>
+            </w:r>
+            <w:r>
+              <w:rPr>
+                <w:noProof/>
+                <w:webHidden/>
+                <w:color w:val="002060"/>
+                <w:sz w:val="20"/>
+                <w:szCs w:val="20"/>
+              </w:rPr>
+              <w:t>7</w:t>
+            </w:r>
+            <w:r>
+              <w:rPr>
+                <w:noProof/>
+                <w:webHidden/>
+                <w:color w:val="002060"/>
+                <w:sz w:val="20"/>
+                <w:szCs w:val="20"/>
+              </w:rPr>
+              <w:fldChar w:fldCharType="end"/>
+            </w:r>
+          </w:hyperlink>
+        </w:p>
+        <w:p>
+          <w:pPr>
+            <w:pStyle w:val="TOC2"/>
+            <w:tabs>
+              <w:tab w:val="right" w:leader="underscore" w:pos="9016"/>
+            </w:tabs>
+            <w:rPr>
+              <w:rFonts w:eastAsiaTheme="minorEastAsia"/>
+              <w:b w:val="0"/>
+              <w:bCs w:val="0"/>
+              <w:noProof/>
+              <w:color w:val="002060"/>
+              <w:sz w:val="20"/>
+              <w:szCs w:val="20"/>
+              <w:lang w:eastAsia="en-GB"/>
+            </w:rPr>
+          </w:pPr>
+          <w:hyperlink w:anchor="_Toc233629876" w:history="1">
+            <w:r>
+              <w:rPr>
+                <w:rStyle w:val="Hyperlink"/>
+                <w:noProof/>
+                <w:color w:val="002060"/>
+                <w:sz w:val="20"/>
+                <w:szCs w:val="20"/>
+              </w:rPr>
+              <w:t>Scenario 10: Dense Gas Stratification</w:t>
+            </w:r>
+            <w:r>
+              <w:rPr>
+                <w:noProof/>
+                <w:webHidden/>
+                <w:color w:val="002060"/>
+                <w:sz w:val="20"/>
+                <w:szCs w:val="20"/>
+              </w:rPr>
+              <w:tab/>
+            </w:r>
+            <w:r>
+              <w:rPr>
+                <w:noProof/>
+                <w:webHidden/>
+                <w:color w:val="002060"/>
+                <w:sz w:val="20"/>
+                <w:szCs w:val="20"/>
+              </w:rPr>
+              <w:fldChar w:fldCharType="begin"/>
+            </w:r>
+            <w:r>
+              <w:rPr>
+                <w:noProof/>
+                <w:webHidden/>
+                <w:color w:val="002060"/>
+                <w:sz w:val="20"/>
+                <w:szCs w:val="20"/>
+              </w:rPr>
+              <w:instrText xml:space="preserve"> PAGEREF _Toc233629876 \h </w:instrText>
             </w:r>
             <w:r>
               <w:rPr>
@@ -2013,7 +2106,7 @@
               <w:lang w:eastAsia="en-GB"/>
             </w:rPr>
           </w:pPr>
-          <w:hyperlink w:anchor="_Toc227167344" w:history="1">
+          <w:hyperlink w:anchor="_Toc233629877" w:history="1">
             <w:r>
               <w:rPr>
                 <w:rStyle w:val="Hyperlink"/>
@@ -2054,7 +2147,7 @@
                 <w:sz w:val="20"/>
                 <w:szCs w:val="20"/>
               </w:rPr>
-              <w:instrText xml:space="preserve"> PAGEREF _Toc227167344 \h </w:instrText>
+              <w:instrText xml:space="preserve"> PAGEREF _Toc233629877 \h </w:instrText>
             </w:r>
             <w:r>
               <w:rPr>
@@ -2083,7 +2176,7 @@
                 <w:sz w:val="20"/>
                 <w:szCs w:val="20"/>
               </w:rPr>
-              <w:t>7</w:t>
+              <w:t>8</w:t>
             </w:r>
             <w:r>
               <w:rPr>
@@ -2114,7 +2207,7 @@
               <w:lang w:eastAsia="en-GB"/>
             </w:rPr>
           </w:pPr>
-          <w:hyperlink w:anchor="_Toc227167345" w:history="1">
+          <w:hyperlink w:anchor="_Toc233629878" w:history="1">
             <w:r>
               <w:rPr>
                 <w:rStyle w:val="Hyperlink"/>
@@ -2155,7 +2248,7 @@
                 <w:sz w:val="20"/>
                 <w:szCs w:val="20"/>
               </w:rPr>
-              <w:instrText xml:space="preserve"> PAGEREF _Toc227167345 \h </w:instrText>
+              <w:instrText xml:space="preserve"> PAGEREF _Toc233629878 \h </w:instrText>
             </w:r>
             <w:r>
               <w:rPr>
@@ -2184,7 +2277,7 @@
                 <w:sz w:val="20"/>
                 <w:szCs w:val="20"/>
               </w:rPr>
-              <w:t>7</w:t>
+              <w:t>8</w:t>
             </w:r>
             <w:r>
               <w:rPr>
@@ -2215,7 +2308,7 @@
               <w:lang w:eastAsia="en-GB"/>
             </w:rPr>
           </w:pPr>
-          <w:hyperlink w:anchor="_Toc227167346" w:history="1">
+          <w:hyperlink w:anchor="_Toc233629879" w:history="1">
             <w:r>
               <w:rPr>
                 <w:rStyle w:val="Hyperlink"/>
@@ -2256,7 +2349,7 @@
                 <w:sz w:val="20"/>
                 <w:szCs w:val="20"/>
               </w:rPr>
-              <w:instrText xml:space="preserve"> PAGEREF _Toc227167346 \h </w:instrText>
+              <w:instrText xml:space="preserve"> PAGEREF _Toc233629879 \h </w:instrText>
             </w:r>
             <w:r>
               <w:rPr>
@@ -2285,7 +2378,7 @@
                 <w:sz w:val="20"/>
                 <w:szCs w:val="20"/>
               </w:rPr>
-              <w:t>9</w:t>
+              <w:t>10</w:t>
             </w:r>
             <w:r>
               <w:rPr>
@@ -2316,7 +2409,7 @@
               <w:lang w:eastAsia="en-GB"/>
             </w:rPr>
           </w:pPr>
-          <w:hyperlink w:anchor="_Toc227167347" w:history="1">
+          <w:hyperlink w:anchor="_Toc233629880" w:history="1">
             <w:r>
               <w:rPr>
                 <w:rStyle w:val="Hyperlink"/>
@@ -2357,108 +2450,7 @@
                 <w:sz w:val="20"/>
                 <w:szCs w:val="20"/>
               </w:rPr>
-              <w:instrText xml:space="preserve"> PAGEREF _Toc227167347 \h </w:instrText>
-            </w:r>
-            <w:r>
-              <w:rPr>
-                <w:noProof/>
-                <w:webHidden/>
-                <w:color w:val="002060"/>
-                <w:sz w:val="20"/>
-                <w:szCs w:val="20"/>
-              </w:rPr>
-            </w:r>
-            <w:r>
-              <w:rPr>
-                <w:noProof/>
-                <w:webHidden/>
-                <w:color w:val="002060"/>
-                <w:sz w:val="20"/>
-                <w:szCs w:val="20"/>
-              </w:rPr>
-              <w:fldChar w:fldCharType="separate"/>
-            </w:r>
-            <w:r>
-              <w:rPr>
-                <w:noProof/>
-                <w:webHidden/>
-                <w:color w:val="002060"/>
-                <w:sz w:val="20"/>
-                <w:szCs w:val="20"/>
-              </w:rPr>
-              <w:t>11</w:t>
-            </w:r>
-            <w:r>
-              <w:rPr>
-                <w:noProof/>
-                <w:webHidden/>
-                <w:color w:val="002060"/>
-                <w:sz w:val="20"/>
-                <w:szCs w:val="20"/>
-              </w:rPr>
-              <w:fldChar w:fldCharType="end"/>
-            </w:r>
-          </w:hyperlink>
-        </w:p>
-        <w:p>
-          <w:pPr>
-            <w:pStyle w:val="TOC2"/>
-            <w:tabs>
-              <w:tab w:val="right" w:leader="underscore" w:pos="9016"/>
-            </w:tabs>
-            <w:rPr>
-              <w:rFonts w:eastAsiaTheme="minorEastAsia"/>
-              <w:b w:val="0"/>
-              <w:bCs w:val="0"/>
-              <w:noProof/>
-              <w:color w:val="002060"/>
-              <w:sz w:val="20"/>
-              <w:szCs w:val="20"/>
-              <w:lang w:eastAsia="en-GB"/>
-            </w:rPr>
-          </w:pPr>
-          <w:hyperlink w:anchor="_Toc227167348" w:history="1">
-            <w:r>
-              <w:rPr>
-                <w:rStyle w:val="Hyperlink"/>
-                <w:rFonts w:eastAsia="Times New Roman"/>
-                <w:noProof/>
-                <w:color w:val="002060"/>
-                <w:sz w:val="20"/>
-                <w:szCs w:val="20"/>
-                <w:lang w:eastAsia="en-GB"/>
-              </w:rPr>
-              <w:t>Scenario 4: Known Volume (CO₂ Enrichment)</w:t>
-            </w:r>
-            <w:r>
-              <w:rPr>
-                <w:noProof/>
-                <w:webHidden/>
-                <w:color w:val="002060"/>
-                <w:sz w:val="20"/>
-                <w:szCs w:val="20"/>
-              </w:rPr>
-              <w:tab/>
-            </w:r>
-            <w:r>
-              <w:rPr>
-                <w:noProof/>
-                <w:webHidden/>
-                <w:color w:val="002060"/>
-                <w:sz w:val="20"/>
-                <w:szCs w:val="20"/>
-              </w:rPr>
-              <w:fldChar w:fldCharType="begin"/>
-            </w:r>
-            <w:r>
-              <w:rPr>
-                <w:noProof/>
-                <w:webHidden/>
-                <w:color w:val="002060"/>
-                <w:sz w:val="20"/>
-                <w:szCs w:val="20"/>
-              </w:rPr>
-              <w:instrText xml:space="preserve"> PAGEREF _Toc227167348 \h </w:instrText>
+              <w:instrText xml:space="preserve"> PAGEREF _Toc233629880 \h </w:instrText>
             </w:r>
             <w:r>
               <w:rPr>
@@ -2518,7 +2510,108 @@
               <w:lang w:eastAsia="en-GB"/>
             </w:rPr>
           </w:pPr>
-          <w:hyperlink w:anchor="_Toc227167349" w:history="1">
+          <w:hyperlink w:anchor="_Toc233629881" w:history="1">
+            <w:r>
+              <w:rPr>
+                <w:rStyle w:val="Hyperlink"/>
+                <w:rFonts w:eastAsia="Times New Roman"/>
+                <w:noProof/>
+                <w:color w:val="002060"/>
+                <w:sz w:val="20"/>
+                <w:szCs w:val="20"/>
+                <w:lang w:eastAsia="en-GB"/>
+              </w:rPr>
+              <w:t>Scenario 4: Known Volume (CO₂ Enrichment)</w:t>
+            </w:r>
+            <w:r>
+              <w:rPr>
+                <w:noProof/>
+                <w:webHidden/>
+                <w:color w:val="002060"/>
+                <w:sz w:val="20"/>
+                <w:szCs w:val="20"/>
+              </w:rPr>
+              <w:tab/>
+            </w:r>
+            <w:r>
+              <w:rPr>
+                <w:noProof/>
+                <w:webHidden/>
+                <w:color w:val="002060"/>
+                <w:sz w:val="20"/>
+                <w:szCs w:val="20"/>
+              </w:rPr>
+              <w:fldChar w:fldCharType="begin"/>
+            </w:r>
+            <w:r>
+              <w:rPr>
+                <w:noProof/>
+                <w:webHidden/>
+                <w:color w:val="002060"/>
+                <w:sz w:val="20"/>
+                <w:szCs w:val="20"/>
+              </w:rPr>
+              <w:instrText xml:space="preserve"> PAGEREF _Toc233629881 \h </w:instrText>
+            </w:r>
+            <w:r>
+              <w:rPr>
+                <w:noProof/>
+                <w:webHidden/>
+                <w:color w:val="002060"/>
+                <w:sz w:val="20"/>
+                <w:szCs w:val="20"/>
+              </w:rPr>
+            </w:r>
+            <w:r>
+              <w:rPr>
+                <w:noProof/>
+                <w:webHidden/>
+                <w:color w:val="002060"/>
+                <w:sz w:val="20"/>
+                <w:szCs w:val="20"/>
+              </w:rPr>
+              <w:fldChar w:fldCharType="separate"/>
+            </w:r>
+            <w:r>
+              <w:rPr>
+                <w:noProof/>
+                <w:webHidden/>
+                <w:color w:val="002060"/>
+                <w:sz w:val="20"/>
+                <w:szCs w:val="20"/>
+              </w:rPr>
+              <w:t>14</w:t>
+            </w:r>
+            <w:r>
+              <w:rPr>
+                <w:noProof/>
+                <w:webHidden/>
+                <w:color w:val="002060"/>
+                <w:sz w:val="20"/>
+                <w:szCs w:val="20"/>
+              </w:rPr>
+              <w:fldChar w:fldCharType="end"/>
+            </w:r>
+          </w:hyperlink>
+        </w:p>
+        <w:p>
+          <w:pPr>
+            <w:pStyle w:val="TOC2"/>
+            <w:tabs>
+              <w:tab w:val="right" w:leader="underscore" w:pos="9016"/>
+            </w:tabs>
+            <w:rPr>
+              <w:rFonts w:eastAsiaTheme="minorEastAsia"/>
+              <w:b w:val="0"/>
+              <w:bCs w:val="0"/>
+              <w:noProof/>
+              <w:color w:val="002060"/>
+              <w:sz w:val="20"/>
+              <w:szCs w:val="20"/>
+              <w:lang w:eastAsia="en-GB"/>
+            </w:rPr>
+          </w:pPr>
+          <w:hyperlink w:anchor="_Toc233629882" w:history="1">
             <w:r>
               <w:rPr>
                 <w:rStyle w:val="Hyperlink"/>
@@ -2559,7 +2652,7 @@
                 <w:sz w:val="20"/>
                 <w:szCs w:val="20"/>
               </w:rPr>
-              <w:instrText xml:space="preserve"> PAGEREF _Toc227167349 \h </w:instrText>
+              <w:instrText xml:space="preserve"> PAGEREF _Toc233629882 \h </w:instrText>
             </w:r>
             <w:r>
               <w:rPr>
@@ -2588,7 +2681,7 @@
                 <w:sz w:val="20"/>
                 <w:szCs w:val="20"/>
               </w:rPr>
-              <w:t>15</w:t>
+              <w:t>16</w:t>
             </w:r>
             <w:r>
               <w:rPr>
@@ -2619,7 +2712,7 @@
               <w:lang w:eastAsia="en-GB"/>
             </w:rPr>
           </w:pPr>
-          <w:hyperlink w:anchor="_Toc227167350" w:history="1">
+          <w:hyperlink w:anchor="_Toc233629883" w:history="1">
             <w:r>
               <w:rPr>
                 <w:rStyle w:val="Hyperlink"/>
@@ -2660,7 +2753,7 @@
                 <w:sz w:val="20"/>
                 <w:szCs w:val="20"/>
               </w:rPr>
-              <w:instrText xml:space="preserve"> PAGEREF _Toc227167350 \h </w:instrText>
+              <w:instrText xml:space="preserve"> PAGEREF _Toc233629883 \h </w:instrText>
             </w:r>
             <w:r>
               <w:rPr>
@@ -2689,7 +2782,7 @@
                 <w:sz w:val="20"/>
                 <w:szCs w:val="20"/>
               </w:rPr>
-              <w:t>17</w:t>
+              <w:t>18</w:t>
             </w:r>
             <w:r>
               <w:rPr>
@@ -2720,7 +2813,7 @@
               <w:lang w:eastAsia="en-GB"/>
             </w:rPr>
           </w:pPr>
-          <w:hyperlink w:anchor="_Toc227167351" w:history="1">
+          <w:hyperlink w:anchor="_Toc233629884" w:history="1">
             <w:r>
               <w:rPr>
                 <w:rStyle w:val="Hyperlink"/>
@@ -2761,7 +2854,7 @@
                 <w:sz w:val="20"/>
                 <w:szCs w:val="20"/>
               </w:rPr>
-              <w:instrText xml:space="preserve"> PAGEREF _Toc227167351 \h </w:instrText>
+              <w:instrText xml:space="preserve"> PAGEREF _Toc233629884 \h </w:instrText>
             </w:r>
             <w:r>
               <w:rPr>
@@ -2790,7 +2883,7 @@
                 <w:sz w:val="20"/>
                 <w:szCs w:val="20"/>
               </w:rPr>
-              <w:t>21</w:t>
+              <w:t>22</w:t>
             </w:r>
             <w:r>
               <w:rPr>
@@ -2821,7 +2914,7 @@
               <w:lang w:eastAsia="en-GB"/>
             </w:rPr>
           </w:pPr>
-          <w:hyperlink w:anchor="_Toc227167352" w:history="1">
+          <w:hyperlink w:anchor="_Toc233629885" w:history="1">
             <w:r>
               <w:rPr>
                 <w:rStyle w:val="Hyperlink"/>
@@ -2862,7 +2955,7 @@
                 <w:sz w:val="20"/>
                 <w:szCs w:val="20"/>
               </w:rPr>
-              <w:instrText xml:space="preserve"> PAGEREF _Toc227167352 \h </w:instrText>
+              <w:instrText xml:space="preserve"> PAGEREF _Toc233629885 \h </w:instrText>
             </w:r>
             <w:r>
               <w:rPr>
@@ -2891,7 +2984,7 @@
                 <w:sz w:val="20"/>
                 <w:szCs w:val="20"/>
               </w:rPr>
-              <w:t>25</w:t>
+              <w:t>26</w:t>
             </w:r>
             <w:r>
               <w:rPr>
@@ -2922,7 +3015,7 @@
               <w:lang w:eastAsia="en-GB"/>
             </w:rPr>
           </w:pPr>
-          <w:hyperlink w:anchor="_Toc227167353" w:history="1">
+          <w:hyperlink w:anchor="_Toc233629886" w:history="1">
             <w:r>
               <w:rPr>
                 <w:rStyle w:val="Hyperlink"/>
@@ -2961,7 +3054,7 @@
                 <w:sz w:val="20"/>
                 <w:szCs w:val="20"/>
               </w:rPr>
-              <w:instrText xml:space="preserve"> PAGEREF _Toc227167353 \h </w:instrText>
+              <w:instrText xml:space="preserve"> PAGEREF _Toc233629886 \h </w:instrText>
             </w:r>
             <w:r>
               <w:rPr>
@@ -2990,7 +3083,7 @@
                 <w:sz w:val="20"/>
                 <w:szCs w:val="20"/>
               </w:rPr>
-              <w:t>27</w:t>
+              <w:t>28</w:t>
             </w:r>
             <w:r>
               <w:rPr>
@@ -3006,7 +3099,7 @@
         </w:p>
         <w:p>
           <w:pPr>
-            <w:pStyle w:val="TOC1"/>
+            <w:pStyle w:val="TOC2"/>
             <w:tabs>
               <w:tab w:val="right" w:leader="underscore" w:pos="9016"/>
             </w:tabs>
@@ -3014,8 +3107,6 @@
               <w:rFonts w:eastAsiaTheme="minorEastAsia"/>
               <w:b w:val="0"/>
               <w:bCs w:val="0"/>
-              <w:i w:val="0"/>
-              <w:iCs w:val="0"/>
               <w:noProof/>
               <w:color w:val="002060"/>
               <w:sz w:val="20"/>
@@ -3023,7 +3114,7 @@
               <w:lang w:eastAsia="en-GB"/>
             </w:rPr>
           </w:pPr>
-          <w:hyperlink w:anchor="_Toc227167354" w:history="1">
+          <w:hyperlink w:anchor="_Toc233629887" w:history="1">
             <w:r>
               <w:rPr>
                 <w:rStyle w:val="Hyperlink"/>
@@ -3032,7 +3123,7 @@
                 <w:sz w:val="20"/>
                 <w:szCs w:val="20"/>
               </w:rPr>
-              <w:t>Part 3: Gas/Cryogen Safety Calculator: Mathematical Models</w:t>
+              <w:t>Scenario 10: Dense Gas Stratification</w:t>
             </w:r>
             <w:r>
               <w:rPr>
@@ -3062,7 +3153,7 @@
                 <w:sz w:val="20"/>
                 <w:szCs w:val="20"/>
               </w:rPr>
-              <w:instrText xml:space="preserve"> PAGEREF _Toc227167354 \h </w:instrText>
+              <w:instrText xml:space="preserve"> PAGEREF _Toc233629887 \h </w:instrText>
             </w:r>
             <w:r>
               <w:rPr>
@@ -3107,7 +3198,7 @@
         </w:p>
         <w:p>
           <w:pPr>
-            <w:pStyle w:val="TOC2"/>
+            <w:pStyle w:val="TOC1"/>
             <w:tabs>
               <w:tab w:val="right" w:leader="underscore" w:pos="9016"/>
             </w:tabs>
@@ -3115,6 +3206,8 @@
               <w:rFonts w:eastAsiaTheme="minorEastAsia"/>
               <w:b w:val="0"/>
               <w:bCs w:val="0"/>
+              <w:i w:val="0"/>
+              <w:iCs w:val="0"/>
               <w:noProof/>
               <w:color w:val="002060"/>
               <w:sz w:val="20"/>
@@ -3122,7 +3215,7 @@
               <w:lang w:eastAsia="en-GB"/>
             </w:rPr>
           </w:pPr>
-          <w:hyperlink w:anchor="_Toc227167355" w:history="1">
+          <w:hyperlink w:anchor="_Toc233629888" w:history="1">
             <w:r>
               <w:rPr>
                 <w:rStyle w:val="Hyperlink"/>
@@ -3131,7 +3224,7 @@
                 <w:sz w:val="20"/>
                 <w:szCs w:val="20"/>
               </w:rPr>
-              <w:t>1. Volume Calculations</w:t>
+              <w:t>Part 3: Gas/Cryogen Safety Calculator: Methodology, Equations and Assumptions</w:t>
             </w:r>
             <w:r>
               <w:rPr>
@@ -3161,403 +3254,7 @@
                 <w:sz w:val="20"/>
                 <w:szCs w:val="20"/>
               </w:rPr>
-              <w:instrText xml:space="preserve"> PAGEREF _Toc227167355 \h </w:instrText>
-            </w:r>
-            <w:r>
-              <w:rPr>
-                <w:noProof/>
-                <w:webHidden/>
-                <w:color w:val="002060"/>
-                <w:sz w:val="20"/>
-                <w:szCs w:val="20"/>
-              </w:rPr>
-            </w:r>
-            <w:r>
-              <w:rPr>
-                <w:noProof/>
-                <w:webHidden/>
-                <w:color w:val="002060"/>
-                <w:sz w:val="20"/>
-                <w:szCs w:val="20"/>
-              </w:rPr>
-              <w:fldChar w:fldCharType="separate"/>
-            </w:r>
-            <w:r>
-              <w:rPr>
-                <w:noProof/>
-                <w:webHidden/>
-                <w:color w:val="002060"/>
-                <w:sz w:val="20"/>
-                <w:szCs w:val="20"/>
-              </w:rPr>
-              <w:t>30</w:t>
-            </w:r>
-            <w:r>
-              <w:rPr>
-                <w:noProof/>
-                <w:webHidden/>
-                <w:color w:val="002060"/>
-                <w:sz w:val="20"/>
-                <w:szCs w:val="20"/>
-              </w:rPr>
-              <w:fldChar w:fldCharType="end"/>
-            </w:r>
-          </w:hyperlink>
-        </w:p>
-        <w:p>
-          <w:pPr>
-            <w:pStyle w:val="TOC2"/>
-            <w:tabs>
-              <w:tab w:val="right" w:leader="underscore" w:pos="9016"/>
-            </w:tabs>
-            <w:rPr>
-              <w:rFonts w:eastAsiaTheme="minorEastAsia"/>
-              <w:b w:val="0"/>
-              <w:bCs w:val="0"/>
-              <w:noProof/>
-              <w:color w:val="002060"/>
-              <w:sz w:val="20"/>
-              <w:szCs w:val="20"/>
-              <w:lang w:eastAsia="en-GB"/>
-            </w:rPr>
-          </w:pPr>
-          <w:hyperlink w:anchor="_Toc227167356" w:history="1">
-            <w:r>
-              <w:rPr>
-                <w:rStyle w:val="Hyperlink"/>
-                <w:noProof/>
-                <w:color w:val="002060"/>
-                <w:sz w:val="20"/>
-                <w:szCs w:val="20"/>
-              </w:rPr>
-              <w:t>2. Room Concentration (Instantaneous Release)</w:t>
-            </w:r>
-            <w:r>
-              <w:rPr>
-                <w:noProof/>
-                <w:webHidden/>
-                <w:color w:val="002060"/>
-                <w:sz w:val="20"/>
-                <w:szCs w:val="20"/>
-              </w:rPr>
-              <w:tab/>
-            </w:r>
-            <w:r>
-              <w:rPr>
-                <w:noProof/>
-                <w:webHidden/>
-                <w:color w:val="002060"/>
-                <w:sz w:val="20"/>
-                <w:szCs w:val="20"/>
-              </w:rPr>
-              <w:fldChar w:fldCharType="begin"/>
-            </w:r>
-            <w:r>
-              <w:rPr>
-                <w:noProof/>
-                <w:webHidden/>
-                <w:color w:val="002060"/>
-                <w:sz w:val="20"/>
-                <w:szCs w:val="20"/>
-              </w:rPr>
-              <w:instrText xml:space="preserve"> PAGEREF _Toc227167356 \h </w:instrText>
-            </w:r>
-            <w:r>
-              <w:rPr>
-                <w:noProof/>
-                <w:webHidden/>
-                <w:color w:val="002060"/>
-                <w:sz w:val="20"/>
-                <w:szCs w:val="20"/>
-              </w:rPr>
-            </w:r>
-            <w:r>
-              <w:rPr>
-                <w:noProof/>
-                <w:webHidden/>
-                <w:color w:val="002060"/>
-                <w:sz w:val="20"/>
-                <w:szCs w:val="20"/>
-              </w:rPr>
-              <w:fldChar w:fldCharType="separate"/>
-            </w:r>
-            <w:r>
-              <w:rPr>
-                <w:noProof/>
-                <w:webHidden/>
-                <w:color w:val="002060"/>
-                <w:sz w:val="20"/>
-                <w:szCs w:val="20"/>
-              </w:rPr>
-              <w:t>31</w:t>
-            </w:r>
-            <w:r>
-              <w:rPr>
-                <w:noProof/>
-                <w:webHidden/>
-                <w:color w:val="002060"/>
-                <w:sz w:val="20"/>
-                <w:szCs w:val="20"/>
-              </w:rPr>
-              <w:fldChar w:fldCharType="end"/>
-            </w:r>
-          </w:hyperlink>
-        </w:p>
-        <w:p>
-          <w:pPr>
-            <w:pStyle w:val="TOC2"/>
-            <w:tabs>
-              <w:tab w:val="right" w:leader="underscore" w:pos="9016"/>
-            </w:tabs>
-            <w:rPr>
-              <w:rFonts w:eastAsiaTheme="minorEastAsia"/>
-              <w:b w:val="0"/>
-              <w:bCs w:val="0"/>
-              <w:noProof/>
-              <w:color w:val="002060"/>
-              <w:sz w:val="20"/>
-              <w:szCs w:val="20"/>
-              <w:lang w:eastAsia="en-GB"/>
-            </w:rPr>
-          </w:pPr>
-          <w:hyperlink w:anchor="_Toc227167357" w:history="1">
-            <w:r>
-              <w:rPr>
-                <w:rStyle w:val="Hyperlink"/>
-                <w:noProof/>
-                <w:color w:val="002060"/>
-                <w:sz w:val="20"/>
-                <w:szCs w:val="20"/>
-              </w:rPr>
-              <w:t>3. Continuous Slow Leak (Steady-State)</w:t>
-            </w:r>
-            <w:r>
-              <w:rPr>
-                <w:noProof/>
-                <w:webHidden/>
-                <w:color w:val="002060"/>
-                <w:sz w:val="20"/>
-                <w:szCs w:val="20"/>
-              </w:rPr>
-              <w:tab/>
-            </w:r>
-            <w:r>
-              <w:rPr>
-                <w:noProof/>
-                <w:webHidden/>
-                <w:color w:val="002060"/>
-                <w:sz w:val="20"/>
-                <w:szCs w:val="20"/>
-              </w:rPr>
-              <w:fldChar w:fldCharType="begin"/>
-            </w:r>
-            <w:r>
-              <w:rPr>
-                <w:noProof/>
-                <w:webHidden/>
-                <w:color w:val="002060"/>
-                <w:sz w:val="20"/>
-                <w:szCs w:val="20"/>
-              </w:rPr>
-              <w:instrText xml:space="preserve"> PAGEREF _Toc227167357 \h </w:instrText>
-            </w:r>
-            <w:r>
-              <w:rPr>
-                <w:noProof/>
-                <w:webHidden/>
-                <w:color w:val="002060"/>
-                <w:sz w:val="20"/>
-                <w:szCs w:val="20"/>
-              </w:rPr>
-            </w:r>
-            <w:r>
-              <w:rPr>
-                <w:noProof/>
-                <w:webHidden/>
-                <w:color w:val="002060"/>
-                <w:sz w:val="20"/>
-                <w:szCs w:val="20"/>
-              </w:rPr>
-              <w:fldChar w:fldCharType="separate"/>
-            </w:r>
-            <w:r>
-              <w:rPr>
-                <w:noProof/>
-                <w:webHidden/>
-                <w:color w:val="002060"/>
-                <w:sz w:val="20"/>
-                <w:szCs w:val="20"/>
-              </w:rPr>
-              <w:t>32</w:t>
-            </w:r>
-            <w:r>
-              <w:rPr>
-                <w:noProof/>
-                <w:webHidden/>
-                <w:color w:val="002060"/>
-                <w:sz w:val="20"/>
-                <w:szCs w:val="20"/>
-              </w:rPr>
-              <w:fldChar w:fldCharType="end"/>
-            </w:r>
-          </w:hyperlink>
-        </w:p>
-        <w:p>
-          <w:pPr>
-            <w:pStyle w:val="TOC2"/>
-            <w:tabs>
-              <w:tab w:val="right" w:leader="underscore" w:pos="9016"/>
-            </w:tabs>
-            <w:rPr>
-              <w:rFonts w:eastAsiaTheme="minorEastAsia"/>
-              <w:b w:val="0"/>
-              <w:bCs w:val="0"/>
-              <w:noProof/>
-              <w:color w:val="002060"/>
-              <w:sz w:val="20"/>
-              <w:szCs w:val="20"/>
-              <w:lang w:eastAsia="en-GB"/>
-            </w:rPr>
-          </w:pPr>
-          <w:hyperlink w:anchor="_Toc227167358" w:history="1">
-            <w:r>
-              <w:rPr>
-                <w:rStyle w:val="Hyperlink"/>
-                <w:noProof/>
-                <w:color w:val="002060"/>
-                <w:sz w:val="20"/>
-                <w:szCs w:val="20"/>
-              </w:rPr>
-              <w:t>4. Worst-Case Time to Hazard (0 ACH)</w:t>
-            </w:r>
-            <w:r>
-              <w:rPr>
-                <w:noProof/>
-                <w:webHidden/>
-                <w:color w:val="002060"/>
-                <w:sz w:val="20"/>
-                <w:szCs w:val="20"/>
-              </w:rPr>
-              <w:tab/>
-            </w:r>
-            <w:r>
-              <w:rPr>
-                <w:noProof/>
-                <w:webHidden/>
-                <w:color w:val="002060"/>
-                <w:sz w:val="20"/>
-                <w:szCs w:val="20"/>
-              </w:rPr>
-              <w:fldChar w:fldCharType="begin"/>
-            </w:r>
-            <w:r>
-              <w:rPr>
-                <w:noProof/>
-                <w:webHidden/>
-                <w:color w:val="002060"/>
-                <w:sz w:val="20"/>
-                <w:szCs w:val="20"/>
-              </w:rPr>
-              <w:instrText xml:space="preserve"> PAGEREF _Toc227167358 \h </w:instrText>
-            </w:r>
-            <w:r>
-              <w:rPr>
-                <w:noProof/>
-                <w:webHidden/>
-                <w:color w:val="002060"/>
-                <w:sz w:val="20"/>
-                <w:szCs w:val="20"/>
-              </w:rPr>
-            </w:r>
-            <w:r>
-              <w:rPr>
-                <w:noProof/>
-                <w:webHidden/>
-                <w:color w:val="002060"/>
-                <w:sz w:val="20"/>
-                <w:szCs w:val="20"/>
-              </w:rPr>
-              <w:fldChar w:fldCharType="separate"/>
-            </w:r>
-            <w:r>
-              <w:rPr>
-                <w:noProof/>
-                <w:webHidden/>
-                <w:color w:val="002060"/>
-                <w:sz w:val="20"/>
-                <w:szCs w:val="20"/>
-              </w:rPr>
-              <w:t>32</w:t>
-            </w:r>
-            <w:r>
-              <w:rPr>
-                <w:noProof/>
-                <w:webHidden/>
-                <w:color w:val="002060"/>
-                <w:sz w:val="20"/>
-                <w:szCs w:val="20"/>
-              </w:rPr>
-              <w:fldChar w:fldCharType="end"/>
-            </w:r>
-          </w:hyperlink>
-        </w:p>
-        <w:p>
-          <w:pPr>
-            <w:pStyle w:val="TOC2"/>
-            <w:tabs>
-              <w:tab w:val="right" w:leader="underscore" w:pos="9016"/>
-            </w:tabs>
-            <w:rPr>
-              <w:rFonts w:eastAsiaTheme="minorEastAsia"/>
-              <w:b w:val="0"/>
-              <w:bCs w:val="0"/>
-              <w:noProof/>
-              <w:color w:val="002060"/>
-              <w:sz w:val="20"/>
-              <w:szCs w:val="20"/>
-              <w:lang w:eastAsia="en-GB"/>
-            </w:rPr>
-          </w:pPr>
-          <w:hyperlink w:anchor="_Toc227167359" w:history="1">
-            <w:r>
-              <w:rPr>
-                <w:rStyle w:val="Hyperlink"/>
-                <w:noProof/>
-                <w:color w:val="002060"/>
-                <w:sz w:val="20"/>
-                <w:szCs w:val="20"/>
-              </w:rPr>
-              <w:t>5. Dry Ice Conversion</w:t>
-            </w:r>
-            <w:r>
-              <w:rPr>
-                <w:noProof/>
-                <w:webHidden/>
-                <w:color w:val="002060"/>
-                <w:sz w:val="20"/>
-                <w:szCs w:val="20"/>
-              </w:rPr>
-              <w:tab/>
-            </w:r>
-            <w:r>
-              <w:rPr>
-                <w:noProof/>
-                <w:webHidden/>
-                <w:color w:val="002060"/>
-                <w:sz w:val="20"/>
-                <w:szCs w:val="20"/>
-              </w:rPr>
-              <w:fldChar w:fldCharType="begin"/>
-            </w:r>
-            <w:r>
-              <w:rPr>
-                <w:noProof/>
-                <w:webHidden/>
-                <w:color w:val="002060"/>
-                <w:sz w:val="20"/>
-                <w:szCs w:val="20"/>
-              </w:rPr>
-              <w:instrText xml:space="preserve"> PAGEREF _Toc227167359 \h </w:instrText>
+              <w:instrText xml:space="preserve"> PAGEREF _Toc233629888 \h </w:instrText>
             </w:r>
             <w:r>
               <w:rPr>
@@ -3617,7 +3314,7 @@
               <w:lang w:eastAsia="en-GB"/>
             </w:rPr>
           </w:pPr>
-          <w:hyperlink w:anchor="_Toc227167360" w:history="1">
+          <w:hyperlink w:anchor="_Toc233629889" w:history="1">
             <w:r>
               <w:rPr>
                 <w:rStyle w:val="Hyperlink"/>
@@ -3626,7 +3323,7 @@
                 <w:sz w:val="20"/>
                 <w:szCs w:val="20"/>
               </w:rPr>
-              <w:t>6. Advanced Leak-Rate Estimator</w:t>
+              <w:t>1. Volume Calculations</w:t>
             </w:r>
             <w:r>
               <w:rPr>
@@ -3656,7 +3353,7 @@
                 <w:sz w:val="20"/>
                 <w:szCs w:val="20"/>
               </w:rPr>
-              <w:instrText xml:space="preserve"> PAGEREF _Toc227167360 \h </w:instrText>
+              <w:instrText xml:space="preserve"> PAGEREF _Toc233629889 \h </w:instrText>
             </w:r>
             <w:r>
               <w:rPr>
@@ -3716,7 +3413,7 @@
               <w:lang w:eastAsia="en-GB"/>
             </w:rPr>
           </w:pPr>
-          <w:hyperlink w:anchor="_Toc227167361" w:history="1">
+          <w:hyperlink w:anchor="_Toc233629890" w:history="1">
             <w:r>
               <w:rPr>
                 <w:rStyle w:val="Hyperlink"/>
@@ -3725,7 +3422,7 @@
                 <w:sz w:val="20"/>
                 <w:szCs w:val="20"/>
               </w:rPr>
-              <w:t>7. Recommendation and Threshold Logic</w:t>
+              <w:t>2. Room Concentration (Instantaneous Release)</w:t>
             </w:r>
             <w:r>
               <w:rPr>
@@ -3755,7 +3452,7 @@
                 <w:sz w:val="20"/>
                 <w:szCs w:val="20"/>
               </w:rPr>
-              <w:instrText xml:space="preserve"> PAGEREF _Toc227167361 \h </w:instrText>
+              <w:instrText xml:space="preserve"> PAGEREF _Toc233629890 \h </w:instrText>
             </w:r>
             <w:r>
               <w:rPr>
@@ -3815,7 +3512,502 @@
               <w:lang w:eastAsia="en-GB"/>
             </w:rPr>
           </w:pPr>
-          <w:hyperlink w:anchor="_Toc227167362" w:history="1">
+          <w:hyperlink w:anchor="_Toc233629891" w:history="1">
+            <w:r>
+              <w:rPr>
+                <w:rStyle w:val="Hyperlink"/>
+                <w:noProof/>
+                <w:color w:val="002060"/>
+                <w:sz w:val="20"/>
+                <w:szCs w:val="20"/>
+              </w:rPr>
+              <w:t>3. Continuous Slow Leak (Steady-State)</w:t>
+            </w:r>
+            <w:r>
+              <w:rPr>
+                <w:noProof/>
+                <w:webHidden/>
+                <w:color w:val="002060"/>
+                <w:sz w:val="20"/>
+                <w:szCs w:val="20"/>
+              </w:rPr>
+              <w:tab/>
+            </w:r>
+            <w:r>
+              <w:rPr>
+                <w:noProof/>
+                <w:webHidden/>
+                <w:color w:val="002060"/>
+                <w:sz w:val="20"/>
+                <w:szCs w:val="20"/>
+              </w:rPr>
+              <w:fldChar w:fldCharType="begin"/>
+            </w:r>
+            <w:r>
+              <w:rPr>
+                <w:noProof/>
+                <w:webHidden/>
+                <w:color w:val="002060"/>
+                <w:sz w:val="20"/>
+                <w:szCs w:val="20"/>
+              </w:rPr>
+              <w:instrText xml:space="preserve"> PAGEREF _Toc233629891 \h </w:instrText>
+            </w:r>
+            <w:r>
+              <w:rPr>
+                <w:noProof/>
+                <w:webHidden/>
+                <w:color w:val="002060"/>
+                <w:sz w:val="20"/>
+                <w:szCs w:val="20"/>
+              </w:rPr>
+            </w:r>
+            <w:r>
+              <w:rPr>
+                <w:noProof/>
+                <w:webHidden/>
+                <w:color w:val="002060"/>
+                <w:sz w:val="20"/>
+                <w:szCs w:val="20"/>
+              </w:rPr>
+              <w:fldChar w:fldCharType="separate"/>
+            </w:r>
+            <w:r>
+              <w:rPr>
+                <w:noProof/>
+                <w:webHidden/>
+                <w:color w:val="002060"/>
+                <w:sz w:val="20"/>
+                <w:szCs w:val="20"/>
+              </w:rPr>
+              <w:t>36</w:t>
+            </w:r>
+            <w:r>
+              <w:rPr>
+                <w:noProof/>
+                <w:webHidden/>
+                <w:color w:val="002060"/>
+                <w:sz w:val="20"/>
+                <w:szCs w:val="20"/>
+              </w:rPr>
+              <w:fldChar w:fldCharType="end"/>
+            </w:r>
+          </w:hyperlink>
+        </w:p>
+        <w:p>
+          <w:pPr>
+            <w:pStyle w:val="TOC2"/>
+            <w:tabs>
+              <w:tab w:val="right" w:leader="underscore" w:pos="9016"/>
+            </w:tabs>
+            <w:rPr>
+              <w:rFonts w:eastAsiaTheme="minorEastAsia"/>
+              <w:b w:val="0"/>
+              <w:bCs w:val="0"/>
+              <w:noProof/>
+              <w:color w:val="002060"/>
+              <w:sz w:val="20"/>
+              <w:szCs w:val="20"/>
+              <w:lang w:eastAsia="en-GB"/>
+            </w:rPr>
+          </w:pPr>
+          <w:hyperlink w:anchor="_Toc233629892" w:history="1">
+            <w:r>
+              <w:rPr>
+                <w:rStyle w:val="Hyperlink"/>
+                <w:noProof/>
+                <w:color w:val="002060"/>
+                <w:sz w:val="20"/>
+                <w:szCs w:val="20"/>
+              </w:rPr>
+              <w:t>4. Worst-Case Time to Hazard (0 ACH)</w:t>
+            </w:r>
+            <w:r>
+              <w:rPr>
+                <w:noProof/>
+                <w:webHidden/>
+                <w:color w:val="002060"/>
+                <w:sz w:val="20"/>
+                <w:szCs w:val="20"/>
+              </w:rPr>
+              <w:tab/>
+            </w:r>
+            <w:r>
+              <w:rPr>
+                <w:noProof/>
+                <w:webHidden/>
+                <w:color w:val="002060"/>
+                <w:sz w:val="20"/>
+                <w:szCs w:val="20"/>
+              </w:rPr>
+              <w:fldChar w:fldCharType="begin"/>
+            </w:r>
+            <w:r>
+              <w:rPr>
+                <w:noProof/>
+                <w:webHidden/>
+                <w:color w:val="002060"/>
+                <w:sz w:val="20"/>
+                <w:szCs w:val="20"/>
+              </w:rPr>
+              <w:instrText xml:space="preserve"> PAGEREF _Toc233629892 \h </w:instrText>
+            </w:r>
+            <w:r>
+              <w:rPr>
+                <w:noProof/>
+                <w:webHidden/>
+                <w:color w:val="002060"/>
+                <w:sz w:val="20"/>
+                <w:szCs w:val="20"/>
+              </w:rPr>
+            </w:r>
+            <w:r>
+              <w:rPr>
+                <w:noProof/>
+                <w:webHidden/>
+                <w:color w:val="002060"/>
+                <w:sz w:val="20"/>
+                <w:szCs w:val="20"/>
+              </w:rPr>
+              <w:fldChar w:fldCharType="separate"/>
+            </w:r>
+            <w:r>
+              <w:rPr>
+                <w:noProof/>
+                <w:webHidden/>
+                <w:color w:val="002060"/>
+                <w:sz w:val="20"/>
+                <w:szCs w:val="20"/>
+              </w:rPr>
+              <w:t>36</w:t>
+            </w:r>
+            <w:r>
+              <w:rPr>
+                <w:noProof/>
+                <w:webHidden/>
+                <w:color w:val="002060"/>
+                <w:sz w:val="20"/>
+                <w:szCs w:val="20"/>
+              </w:rPr>
+              <w:fldChar w:fldCharType="end"/>
+            </w:r>
+          </w:hyperlink>
+        </w:p>
+        <w:p>
+          <w:pPr>
+            <w:pStyle w:val="TOC2"/>
+            <w:tabs>
+              <w:tab w:val="right" w:leader="underscore" w:pos="9016"/>
+            </w:tabs>
+            <w:rPr>
+              <w:rFonts w:eastAsiaTheme="minorEastAsia"/>
+              <w:b w:val="0"/>
+              <w:bCs w:val="0"/>
+              <w:noProof/>
+              <w:color w:val="002060"/>
+              <w:sz w:val="20"/>
+              <w:szCs w:val="20"/>
+              <w:lang w:eastAsia="en-GB"/>
+            </w:rPr>
+          </w:pPr>
+          <w:hyperlink w:anchor="_Toc233629893" w:history="1">
+            <w:r>
+              <w:rPr>
+                <w:rStyle w:val="Hyperlink"/>
+                <w:noProof/>
+                <w:color w:val="002060"/>
+                <w:sz w:val="20"/>
+                <w:szCs w:val="20"/>
+              </w:rPr>
+              <w:t>5. Dry Ice Conversion</w:t>
+            </w:r>
+            <w:r>
+              <w:rPr>
+                <w:noProof/>
+                <w:webHidden/>
+                <w:color w:val="002060"/>
+                <w:sz w:val="20"/>
+                <w:szCs w:val="20"/>
+              </w:rPr>
+              <w:tab/>
+            </w:r>
+            <w:r>
+              <w:rPr>
+                <w:noProof/>
+                <w:webHidden/>
+                <w:color w:val="002060"/>
+                <w:sz w:val="20"/>
+                <w:szCs w:val="20"/>
+              </w:rPr>
+              <w:fldChar w:fldCharType="begin"/>
+            </w:r>
+            <w:r>
+              <w:rPr>
+                <w:noProof/>
+                <w:webHidden/>
+                <w:color w:val="002060"/>
+                <w:sz w:val="20"/>
+                <w:szCs w:val="20"/>
+              </w:rPr>
+              <w:instrText xml:space="preserve"> PAGEREF _Toc233629893 \h </w:instrText>
+            </w:r>
+            <w:r>
+              <w:rPr>
+                <w:noProof/>
+                <w:webHidden/>
+                <w:color w:val="002060"/>
+                <w:sz w:val="20"/>
+                <w:szCs w:val="20"/>
+              </w:rPr>
+            </w:r>
+            <w:r>
+              <w:rPr>
+                <w:noProof/>
+                <w:webHidden/>
+                <w:color w:val="002060"/>
+                <w:sz w:val="20"/>
+                <w:szCs w:val="20"/>
+              </w:rPr>
+              <w:fldChar w:fldCharType="separate"/>
+            </w:r>
+            <w:r>
+              <w:rPr>
+                <w:noProof/>
+                <w:webHidden/>
+                <w:color w:val="002060"/>
+                <w:sz w:val="20"/>
+                <w:szCs w:val="20"/>
+              </w:rPr>
+              <w:t>38</w:t>
+            </w:r>
+            <w:r>
+              <w:rPr>
+                <w:noProof/>
+                <w:webHidden/>
+                <w:color w:val="002060"/>
+                <w:sz w:val="20"/>
+                <w:szCs w:val="20"/>
+              </w:rPr>
+              <w:fldChar w:fldCharType="end"/>
+            </w:r>
+          </w:hyperlink>
+        </w:p>
+        <w:p>
+          <w:pPr>
+            <w:pStyle w:val="TOC2"/>
+            <w:tabs>
+              <w:tab w:val="right" w:leader="underscore" w:pos="9016"/>
+            </w:tabs>
+            <w:rPr>
+              <w:rFonts w:eastAsiaTheme="minorEastAsia"/>
+              <w:b w:val="0"/>
+              <w:bCs w:val="0"/>
+              <w:noProof/>
+              <w:color w:val="002060"/>
+              <w:sz w:val="20"/>
+              <w:szCs w:val="20"/>
+              <w:lang w:eastAsia="en-GB"/>
+            </w:rPr>
+          </w:pPr>
+          <w:hyperlink w:anchor="_Toc233629894" w:history="1">
+            <w:r>
+              <w:rPr>
+                <w:rStyle w:val="Hyperlink"/>
+                <w:noProof/>
+                <w:color w:val="002060"/>
+                <w:sz w:val="20"/>
+                <w:szCs w:val="20"/>
+              </w:rPr>
+              <w:t>6. Advanced Leak-Rate Estimator</w:t>
+            </w:r>
+            <w:r>
+              <w:rPr>
+                <w:noProof/>
+                <w:webHidden/>
+                <w:color w:val="002060"/>
+                <w:sz w:val="20"/>
+                <w:szCs w:val="20"/>
+              </w:rPr>
+              <w:tab/>
+            </w:r>
+            <w:r>
+              <w:rPr>
+                <w:noProof/>
+                <w:webHidden/>
+                <w:color w:val="002060"/>
+                <w:sz w:val="20"/>
+                <w:szCs w:val="20"/>
+              </w:rPr>
+              <w:fldChar w:fldCharType="begin"/>
+            </w:r>
+            <w:r>
+              <w:rPr>
+                <w:noProof/>
+                <w:webHidden/>
+                <w:color w:val="002060"/>
+                <w:sz w:val="20"/>
+                <w:szCs w:val="20"/>
+              </w:rPr>
+              <w:instrText xml:space="preserve"> PAGEREF _Toc233629894 \h </w:instrText>
+            </w:r>
+            <w:r>
+              <w:rPr>
+                <w:noProof/>
+                <w:webHidden/>
+                <w:color w:val="002060"/>
+                <w:sz w:val="20"/>
+                <w:szCs w:val="20"/>
+              </w:rPr>
+            </w:r>
+            <w:r>
+              <w:rPr>
+                <w:noProof/>
+                <w:webHidden/>
+                <w:color w:val="002060"/>
+                <w:sz w:val="20"/>
+                <w:szCs w:val="20"/>
+              </w:rPr>
+              <w:fldChar w:fldCharType="separate"/>
+            </w:r>
+            <w:r>
+              <w:rPr>
+                <w:noProof/>
+                <w:webHidden/>
+                <w:color w:val="002060"/>
+                <w:sz w:val="20"/>
+                <w:szCs w:val="20"/>
+              </w:rPr>
+              <w:t>38</w:t>
+            </w:r>
+            <w:r>
+              <w:rPr>
+                <w:noProof/>
+                <w:webHidden/>
+                <w:color w:val="002060"/>
+                <w:sz w:val="20"/>
+                <w:szCs w:val="20"/>
+              </w:rPr>
+              <w:fldChar w:fldCharType="end"/>
+            </w:r>
+          </w:hyperlink>
+        </w:p>
+        <w:p>
+          <w:pPr>
+            <w:pStyle w:val="TOC2"/>
+            <w:tabs>
+              <w:tab w:val="right" w:leader="underscore" w:pos="9016"/>
+            </w:tabs>
+            <w:rPr>
+              <w:rFonts w:eastAsiaTheme="minorEastAsia"/>
+              <w:b w:val="0"/>
+              <w:bCs w:val="0"/>
+              <w:noProof/>
+              <w:color w:val="002060"/>
+              <w:sz w:val="20"/>
+              <w:szCs w:val="20"/>
+              <w:lang w:eastAsia="en-GB"/>
+            </w:rPr>
+          </w:pPr>
+          <w:hyperlink w:anchor="_Toc233629895" w:history="1">
+            <w:r>
+              <w:rPr>
+                <w:rStyle w:val="Hyperlink"/>
+                <w:noProof/>
+                <w:color w:val="002060"/>
+                <w:sz w:val="20"/>
+                <w:szCs w:val="20"/>
+              </w:rPr>
+              <w:t>7. Recommendation and Threshold Logic</w:t>
+            </w:r>
+            <w:r>
+              <w:rPr>
+                <w:noProof/>
+                <w:webHidden/>
+                <w:color w:val="002060"/>
+                <w:sz w:val="20"/>
+                <w:szCs w:val="20"/>
+              </w:rPr>
+              <w:tab/>
+            </w:r>
+            <w:r>
+              <w:rPr>
+                <w:noProof/>
+                <w:webHidden/>
+                <w:color w:val="002060"/>
+                <w:sz w:val="20"/>
+                <w:szCs w:val="20"/>
+              </w:rPr>
+              <w:fldChar w:fldCharType="begin"/>
+            </w:r>
+            <w:r>
+              <w:rPr>
+                <w:noProof/>
+                <w:webHidden/>
+                <w:color w:val="002060"/>
+                <w:sz w:val="20"/>
+                <w:szCs w:val="20"/>
+              </w:rPr>
+              <w:instrText xml:space="preserve"> PAGEREF _Toc233629895 \h </w:instrText>
+            </w:r>
+            <w:r>
+              <w:rPr>
+                <w:noProof/>
+                <w:webHidden/>
+                <w:color w:val="002060"/>
+                <w:sz w:val="20"/>
+                <w:szCs w:val="20"/>
+              </w:rPr>
+            </w:r>
+            <w:r>
+              <w:rPr>
+                <w:noProof/>
+                <w:webHidden/>
+                <w:color w:val="002060"/>
+                <w:sz w:val="20"/>
+                <w:szCs w:val="20"/>
+              </w:rPr>
+              <w:fldChar w:fldCharType="separate"/>
+            </w:r>
+            <w:r>
+              <w:rPr>
+                <w:noProof/>
+                <w:webHidden/>
+                <w:color w:val="002060"/>
+                <w:sz w:val="20"/>
+                <w:szCs w:val="20"/>
+              </w:rPr>
+              <w:t>39</w:t>
+            </w:r>
+            <w:r>
+              <w:rPr>
+                <w:noProof/>
+                <w:webHidden/>
+                <w:color w:val="002060"/>
+                <w:sz w:val="20"/>
+                <w:szCs w:val="20"/>
+              </w:rPr>
+              <w:fldChar w:fldCharType="end"/>
+            </w:r>
+          </w:hyperlink>
+        </w:p>
+        <w:p>
+          <w:pPr>
+            <w:pStyle w:val="TOC2"/>
+            <w:tabs>
+              <w:tab w:val="right" w:leader="underscore" w:pos="9016"/>
+            </w:tabs>
+            <w:rPr>
+              <w:rFonts w:eastAsiaTheme="minorEastAsia"/>
+              <w:b w:val="0"/>
+              <w:bCs w:val="0"/>
+              <w:noProof/>
+              <w:color w:val="002060"/>
+              <w:sz w:val="20"/>
+              <w:szCs w:val="20"/>
+              <w:lang w:eastAsia="en-GB"/>
+            </w:rPr>
+          </w:pPr>
+          <w:hyperlink w:anchor="_Toc233629896" w:history="1">
             <w:r>
               <w:rPr>
                 <w:rStyle w:val="Hyperlink"/>
@@ -3854,7 +4046,7 @@
                 <w:sz w:val="20"/>
                 <w:szCs w:val="20"/>
               </w:rPr>
-              <w:instrText xml:space="preserve"> PAGEREF _Toc227167362 \h </w:instrText>
+              <w:instrText xml:space="preserve"> PAGEREF _Toc233629896 \h </w:instrText>
             </w:r>
             <w:r>
               <w:rPr>
@@ -3883,7 +4075,7 @@
                 <w:sz w:val="20"/>
                 <w:szCs w:val="20"/>
               </w:rPr>
-              <w:t>35</w:t>
+              <w:t>39</w:t>
             </w:r>
             <w:r>
               <w:rPr>
@@ -3920,26 +4112,14 @@
     </w:sdt>
     <w:p>
       <w:pPr>
-        <w:rPr>
-          <w:rFonts w:asciiTheme="majorHAnsi" w:hAnsiTheme="majorHAnsi" w:cstheme="minorHAnsi"/>
-          <w:b/>
-          <w:bCs/>
-          <w:color w:val="002060"/>
-          <w:sz w:val="22"/>
-          <w:szCs w:val="22"/>
-        </w:rPr>
-      </w:pPr>
-    </w:p>
-    <w:p>
-      <w:pPr>
         <w:pStyle w:val="Heading1"/>
       </w:pPr>
-      <w:bookmarkStart w:id="2" w:name="_Toc227167333"/>
+      <w:bookmarkStart w:id="1" w:name="_Toc233629865"/>
       <w:r>
         <w:lastRenderedPageBreak/>
         <w:t>Outline of Calculator Functionality</w:t>
       </w:r>
-      <w:bookmarkEnd w:id="2"/>
+      <w:bookmarkEnd w:id="1"/>
     </w:p>
     <w:p>
       <w:pPr>
@@ -4549,6 +4729,97 @@
         </w:rPr>
         <w:t xml:space="preserve"> Calculations for compressed gas volume ignore the compressibility factor (Z-factor) of real gases. While Boyle's Law provides a close and computationally simple estimate, real gases deviate from ideal behaviour at very high pressures.</w:t>
       </w:r>
+      <w:r>
+        <w:rPr>
+          <w:color w:val="002060"/>
+          <w:sz w:val="22"/>
+          <w:szCs w:val="22"/>
+        </w:rPr>
+        <w:t xml:space="preserve"> This applies particularly to </w:t>
+      </w:r>
+      <w:r>
+        <w:rPr>
+          <w:color w:val="002060"/>
+          <w:sz w:val="22"/>
+          <w:szCs w:val="22"/>
+        </w:rPr>
+        <w:t xml:space="preserve">both </w:t>
+      </w:r>
+      <w:r>
+        <w:rPr>
+          <w:color w:val="002060"/>
+          <w:sz w:val="22"/>
+          <w:szCs w:val="22"/>
+        </w:rPr>
+        <w:t xml:space="preserve">polar molecules and </w:t>
+      </w:r>
+      <w:r>
+        <w:rPr>
+          <w:color w:val="002060"/>
+          <w:sz w:val="22"/>
+          <w:szCs w:val="22"/>
+        </w:rPr>
+        <w:t xml:space="preserve">larger molecules with high </w:t>
+      </w:r>
+      <w:proofErr w:type="spellStart"/>
+      <w:r>
+        <w:rPr>
+          <w:color w:val="002060"/>
+          <w:sz w:val="22"/>
+          <w:szCs w:val="22"/>
+        </w:rPr>
+        <w:t>polari</w:t>
+      </w:r>
+      <w:r>
+        <w:rPr>
+          <w:color w:val="002060"/>
+          <w:sz w:val="22"/>
+          <w:szCs w:val="22"/>
+        </w:rPr>
+        <w:t>s</w:t>
+      </w:r>
+      <w:r>
+        <w:rPr>
+          <w:color w:val="002060"/>
+          <w:sz w:val="22"/>
+          <w:szCs w:val="22"/>
+        </w:rPr>
+        <w:t>ability</w:t>
+      </w:r>
+      <w:proofErr w:type="spellEnd"/>
+      <w:r>
+        <w:rPr>
+          <w:color w:val="002060"/>
+          <w:sz w:val="22"/>
+          <w:szCs w:val="22"/>
+        </w:rPr>
+        <w:t xml:space="preserve"> (where volume will be overestimated) and very light molecules (H</w:t>
+      </w:r>
+      <w:r>
+        <w:rPr>
+          <w:color w:val="002060"/>
+          <w:sz w:val="22"/>
+          <w:szCs w:val="22"/>
+          <w:vertAlign w:val="subscript"/>
+        </w:rPr>
+        <w:t>2</w:t>
+      </w:r>
+      <w:r>
+        <w:rPr>
+          <w:color w:val="002060"/>
+          <w:sz w:val="22"/>
+          <w:szCs w:val="22"/>
+        </w:rPr>
+        <w:t>, He) where volume may be underestimated</w:t>
+      </w:r>
+      <w:r>
+        <w:rPr>
+          <w:color w:val="002060"/>
+          <w:sz w:val="22"/>
+          <w:szCs w:val="22"/>
+        </w:rPr>
+        <w:t>.</w:t>
+      </w:r>
     </w:p>
     <w:p>
       <w:pPr>
@@ -4593,6 +4864,7 @@
           <w:sz w:val="22"/>
           <w:szCs w:val="22"/>
         </w:rPr>
+        <w:lastRenderedPageBreak/>
         <w:t>Isothermal Conditions:</w:t>
       </w:r>
       <w:r>
@@ -4601,16 +4873,25 @@
           <w:sz w:val="22"/>
           <w:szCs w:val="22"/>
         </w:rPr>
-        <w:t xml:space="preserve"> The calculations assume the gas release does not drastically drop the room temperature. In reality, large releases (especially of cryogens or rapidly expanding </w:t>
-      </w:r>
-      <w:r>
-        <w:rPr>
-          <w:color w:val="002060"/>
-          <w:sz w:val="22"/>
-          <w:szCs w:val="22"/>
-        </w:rPr>
-        <w:lastRenderedPageBreak/>
-        <w:t>compressed gases) will significantly lower the room temperature due to the Joule-Thomson effect.</w:t>
+        <w:t xml:space="preserve"> The calculations assume the gas release does not drastically drop the room temperature. </w:t>
+      </w:r>
+      <w:proofErr w:type="gramStart"/>
+      <w:r>
+        <w:rPr>
+          <w:color w:val="002060"/>
+          <w:sz w:val="22"/>
+          <w:szCs w:val="22"/>
+        </w:rPr>
+        <w:t>In reality, large</w:t>
+      </w:r>
+      <w:proofErr w:type="gramEnd"/>
+      <w:r>
+        <w:rPr>
+          <w:color w:val="002060"/>
+          <w:sz w:val="22"/>
+          <w:szCs w:val="22"/>
+        </w:rPr>
+        <w:t xml:space="preserve"> releases (especially of cryogens or rapidly expanding compressed gases) will significantly lower the room temperature due to the Joule-Thomson effect.</w:t>
       </w:r>
     </w:p>
     <w:p>
@@ -4958,7 +5239,23 @@
                 <w:rFonts w:cstheme="minorHAnsi"/>
                 <w:color w:val="002060"/>
               </w:rPr>
-              <w:t>Water capacity of cylinder (the volume of water the cylinder is capable of holding in Litres)</w:t>
+              <w:t xml:space="preserve">Water capacity of cylinder (the volume of water the cylinder </w:t>
+            </w:r>
+            <w:proofErr w:type="gramStart"/>
+            <w:r>
+              <w:rPr>
+                <w:rFonts w:cstheme="minorHAnsi"/>
+                <w:color w:val="002060"/>
+              </w:rPr>
+              <w:t>is capable of holding</w:t>
+            </w:r>
+            <w:proofErr w:type="gramEnd"/>
+            <w:r>
+              <w:rPr>
+                <w:rFonts w:cstheme="minorHAnsi"/>
+                <w:color w:val="002060"/>
+              </w:rPr>
+              <w:t xml:space="preserve"> in Litres)</w:t>
             </w:r>
           </w:p>
         </w:tc>
@@ -5120,6 +5417,7 @@
               </w:rPr>
               <w:t xml:space="preserve">, </w:t>
             </w:r>
+            <w:proofErr w:type="spellStart"/>
             <w:r>
               <w:rPr>
                 <w:rFonts w:cstheme="minorHAnsi"/>
@@ -5127,6 +5425,7 @@
               </w:rPr>
               <w:t>LHe</w:t>
             </w:r>
+            <w:proofErr w:type="spellEnd"/>
             <w:r>
               <w:rPr>
                 <w:rFonts w:cstheme="minorHAnsi"/>
@@ -5403,32 +5702,10 @@
     </w:p>
     <w:p>
       <w:pPr>
-        <w:pStyle w:val="ListParagraph"/>
         <w:rPr>
           <w:rFonts w:cstheme="minorHAnsi"/>
-          <w:color w:val="002060"/>
-          <w:sz w:val="22"/>
-          <w:szCs w:val="22"/>
-        </w:rPr>
-      </w:pPr>
-    </w:p>
-    <w:p>
-      <w:pPr>
-        <w:pStyle w:val="ListParagraph"/>
-        <w:rPr>
-          <w:rFonts w:cstheme="minorHAnsi"/>
-          <w:color w:val="002060"/>
-          <w:sz w:val="22"/>
-          <w:szCs w:val="22"/>
-        </w:rPr>
-      </w:pPr>
-    </w:p>
-    <w:p>
-      <w:pPr>
-        <w:pStyle w:val="ListParagraph"/>
-        <w:rPr>
-          <w:rFonts w:cstheme="minorHAnsi"/>
-          <w:color w:val="002060"/>
+          <w:b/>
+          <w:color w:val="007DA8"/>
           <w:sz w:val="22"/>
           <w:szCs w:val="22"/>
         </w:rPr>
@@ -5590,7 +5867,27 @@
           <w:sz w:val="22"/>
           <w:szCs w:val="22"/>
         </w:rPr>
-        <w:t xml:space="preserve">This returns either i) </w:t>
+        <w:t xml:space="preserve">This returns either </w:t>
+      </w:r>
+      <w:proofErr w:type="spellStart"/>
+      <w:r>
+        <w:rPr>
+          <w:rFonts w:asciiTheme="minorHAnsi" w:hAnsiTheme="minorHAnsi" w:cstheme="minorHAnsi"/>
+          <w:color w:val="002060"/>
+          <w:sz w:val="22"/>
+          <w:szCs w:val="22"/>
+        </w:rPr>
+        <w:t>i</w:t>
+      </w:r>
+      <w:proofErr w:type="spellEnd"/>
+      <w:r>
+        <w:rPr>
+          <w:rFonts w:asciiTheme="minorHAnsi" w:hAnsiTheme="minorHAnsi" w:cstheme="minorHAnsi"/>
+          <w:color w:val="002060"/>
+          <w:sz w:val="22"/>
+          <w:szCs w:val="22"/>
+        </w:rPr>
+        <w:t xml:space="preserve">) </w:t>
       </w:r>
       <w:r>
         <w:rPr>
@@ -5752,7 +6049,7 @@
           <w:rFonts w:asciiTheme="minorHAnsi" w:hAnsiTheme="minorHAnsi"/>
         </w:rPr>
       </w:pPr>
-      <w:bookmarkStart w:id="3" w:name="_Toc227167334"/>
+      <w:bookmarkStart w:id="2" w:name="_Toc233629866"/>
       <w:r>
         <w:rPr>
           <w:rFonts w:asciiTheme="minorHAnsi" w:hAnsiTheme="minorHAnsi"/>
@@ -5760,25 +6057,25 @@
         </w:rPr>
         <w:t>Part 1: Test Scenarios</w:t>
       </w:r>
+      <w:bookmarkEnd w:id="2"/>
+    </w:p>
+    <w:p>
+      <w:pPr>
+        <w:pStyle w:val="Heading2"/>
+        <w:rPr>
+          <w:rFonts w:asciiTheme="minorHAnsi" w:eastAsia="Times New Roman" w:hAnsiTheme="minorHAnsi"/>
+          <w:lang w:eastAsia="en-GB"/>
+        </w:rPr>
+      </w:pPr>
+      <w:bookmarkStart w:id="3" w:name="_Toc233629867"/>
+      <w:r>
+        <w:rPr>
+          <w:rFonts w:asciiTheme="minorHAnsi" w:eastAsia="Times New Roman" w:hAnsiTheme="minorHAnsi"/>
+          <w:lang w:eastAsia="en-GB"/>
+        </w:rPr>
+        <w:t>Scenario 1: Compressed Gas (Asphyxiant)</w:t>
+      </w:r>
       <w:bookmarkEnd w:id="3"/>
-    </w:p>
-    <w:p>
-      <w:pPr>
-        <w:pStyle w:val="Heading2"/>
-        <w:rPr>
-          <w:rFonts w:asciiTheme="minorHAnsi" w:eastAsia="Times New Roman" w:hAnsiTheme="minorHAnsi"/>
-          <w:lang w:eastAsia="en-GB"/>
-        </w:rPr>
-      </w:pPr>
-      <w:bookmarkStart w:id="4" w:name="_Toc227167335"/>
-      <w:r>
-        <w:rPr>
-          <w:rFonts w:asciiTheme="minorHAnsi" w:eastAsia="Times New Roman" w:hAnsiTheme="minorHAnsi"/>
-          <w:lang w:eastAsia="en-GB"/>
-        </w:rPr>
-        <w:t>Scenario 1: Compressed Gas (Asphyxiant)</w:t>
-      </w:r>
-      <w:bookmarkEnd w:id="4"/>
       <w:r>
         <w:rPr>
           <w:rFonts w:asciiTheme="minorHAnsi" w:eastAsia="Times New Roman" w:hAnsiTheme="minorHAnsi"/>
@@ -5983,7 +6280,7 @@
           <w:lang w:eastAsia="en-GB"/>
         </w:rPr>
       </w:pPr>
-      <w:bookmarkStart w:id="5" w:name="_Toc227167336"/>
+      <w:bookmarkStart w:id="4" w:name="_Toc233629868"/>
       <w:r>
         <w:rPr>
           <w:rFonts w:asciiTheme="minorHAnsi" w:eastAsia="Times New Roman" w:hAnsiTheme="minorHAnsi"/>
@@ -5991,7 +6288,7 @@
         </w:rPr>
         <w:t>Scenario 2: Liquefied Gas (Toxic)</w:t>
       </w:r>
-      <w:bookmarkEnd w:id="5"/>
+      <w:bookmarkEnd w:id="4"/>
       <w:r>
         <w:rPr>
           <w:rFonts w:asciiTheme="minorHAnsi" w:eastAsia="Times New Roman" w:hAnsiTheme="minorHAnsi"/>
@@ -6250,7 +6547,7 @@
           <w:lang w:eastAsia="en-GB"/>
         </w:rPr>
       </w:pPr>
-      <w:bookmarkStart w:id="6" w:name="_Toc227167337"/>
+      <w:bookmarkStart w:id="5" w:name="_Toc233629869"/>
       <w:r>
         <w:rPr>
           <w:rFonts w:asciiTheme="minorHAnsi" w:eastAsia="Times New Roman" w:hAnsiTheme="minorHAnsi"/>
@@ -6258,7 +6555,7 @@
         </w:rPr>
         <w:t>Scenario 3: Cryogenic Vessel (Asphyxiant)</w:t>
       </w:r>
-      <w:bookmarkEnd w:id="6"/>
+      <w:bookmarkEnd w:id="5"/>
       <w:r>
         <w:rPr>
           <w:rFonts w:asciiTheme="minorHAnsi" w:eastAsia="Times New Roman" w:hAnsiTheme="minorHAnsi"/>
@@ -6470,7 +6767,7 @@
           <w:lang w:eastAsia="en-GB"/>
         </w:rPr>
       </w:pPr>
-      <w:bookmarkStart w:id="7" w:name="_Toc227167338"/>
+      <w:bookmarkStart w:id="6" w:name="_Toc233629870"/>
       <w:r>
         <w:rPr>
           <w:rFonts w:asciiTheme="minorHAnsi" w:eastAsia="Times New Roman" w:hAnsiTheme="minorHAnsi"/>
@@ -6507,7 +6804,7 @@
         </w:rPr>
         <w:t xml:space="preserve"> Enrichment)</w:t>
       </w:r>
-      <w:bookmarkEnd w:id="7"/>
+      <w:bookmarkEnd w:id="6"/>
       <w:r>
         <w:rPr>
           <w:rFonts w:asciiTheme="minorHAnsi" w:eastAsia="Times New Roman" w:hAnsiTheme="minorHAnsi"/>
@@ -6671,7 +6968,7 @@
           <w:lang w:eastAsia="en-GB"/>
         </w:rPr>
       </w:pPr>
-      <w:bookmarkStart w:id="8" w:name="_Toc227167339"/>
+      <w:bookmarkStart w:id="7" w:name="_Toc233629871"/>
       <w:r>
         <w:rPr>
           <w:rFonts w:asciiTheme="minorHAnsi" w:eastAsia="Times New Roman" w:hAnsiTheme="minorHAnsi"/>
@@ -6679,7 +6976,7 @@
         </w:rPr>
         <w:t>Scenario 5: Slow Leak (Flammable)</w:t>
       </w:r>
-      <w:bookmarkEnd w:id="8"/>
+      <w:bookmarkEnd w:id="7"/>
       <w:r>
         <w:rPr>
           <w:rFonts w:asciiTheme="minorHAnsi" w:eastAsia="Times New Roman" w:hAnsiTheme="minorHAnsi"/>
@@ -6836,14 +7133,14 @@
           <w:rFonts w:asciiTheme="minorHAnsi" w:hAnsiTheme="minorHAnsi"/>
         </w:rPr>
       </w:pPr>
-      <w:bookmarkStart w:id="9" w:name="_Toc227167340"/>
+      <w:bookmarkStart w:id="8" w:name="_Toc233629872"/>
       <w:r>
         <w:rPr>
           <w:rFonts w:asciiTheme="minorHAnsi" w:hAnsiTheme="minorHAnsi"/>
         </w:rPr>
         <w:t>Scenario 6: Toxic Gas, External Lookups &amp; Detection Placement</w:t>
       </w:r>
-      <w:bookmarkEnd w:id="9"/>
+      <w:bookmarkEnd w:id="8"/>
     </w:p>
     <w:p>
       <w:pPr>
@@ -6918,7 +7215,27 @@
           <w:sz w:val="22"/>
           <w:szCs w:val="22"/>
         </w:rPr>
-        <w:t xml:space="preserve">Carbon monoxide is a toxic gas and chemical asphyxiant with a secondary flammability hazard. The cylinder is located in a room with </w:t>
+        <w:t xml:space="preserve">Carbon monoxide is a toxic gas and chemical asphyxiant with a secondary flammability hazard. The cylinder </w:t>
+      </w:r>
+      <w:proofErr w:type="gramStart"/>
+      <w:r>
+        <w:rPr>
+          <w:rFonts w:cs="Calibri"/>
+          <w:color w:val="002060"/>
+          <w:sz w:val="22"/>
+          <w:szCs w:val="22"/>
+        </w:rPr>
+        <w:t>is located in</w:t>
+      </w:r>
+      <w:proofErr w:type="gramEnd"/>
+      <w:r>
+        <w:rPr>
+          <w:rFonts w:cs="Calibri"/>
+          <w:color w:val="002060"/>
+          <w:sz w:val="22"/>
+          <w:szCs w:val="22"/>
+        </w:rPr>
+        <w:t xml:space="preserve"> a room with </w:t>
       </w:r>
       <w:r>
         <w:rPr>
@@ -6972,8 +7289,9 @@
           <w:sz w:val="22"/>
           <w:szCs w:val="22"/>
         </w:rPr>
-        <w:t>ook up the standard BOC size 'AV' cylinder</w:t>
-      </w:r>
+        <w:t xml:space="preserve">ook up the standard BOC size 'AV' </w:t>
+      </w:r>
+      <w:proofErr w:type="gramStart"/>
       <w:r>
         <w:rPr>
           <w:rFonts w:cs="Calibri"/>
@@ -6981,7 +7299,26 @@
           <w:sz w:val="22"/>
           <w:szCs w:val="22"/>
         </w:rPr>
-        <w:t xml:space="preserve">, and indicate the volume of the </w:t>
+        <w:t>cylinder</w:t>
+      </w:r>
+      <w:r>
+        <w:rPr>
+          <w:rFonts w:cs="Calibri"/>
+          <w:color w:val="002060"/>
+          <w:sz w:val="22"/>
+          <w:szCs w:val="22"/>
+        </w:rPr>
+        <w:t>, and</w:t>
+      </w:r>
+      <w:proofErr w:type="gramEnd"/>
+      <w:r>
+        <w:rPr>
+          <w:rFonts w:cs="Calibri"/>
+          <w:color w:val="002060"/>
+          <w:sz w:val="22"/>
+          <w:szCs w:val="22"/>
+        </w:rPr>
+        <w:t xml:space="preserve"> indicate the volume of the </w:t>
       </w:r>
       <w:r>
         <w:rPr>
@@ -7185,7 +7522,7 @@
           <w:lang w:eastAsia="en-GB"/>
         </w:rPr>
       </w:pPr>
-      <w:bookmarkStart w:id="10" w:name="_Toc227167341"/>
+      <w:bookmarkStart w:id="9" w:name="_Toc233629873"/>
       <w:r>
         <w:rPr>
           <w:rFonts w:asciiTheme="minorHAnsi" w:eastAsia="Times New Roman" w:hAnsiTheme="minorHAnsi"/>
@@ -7193,7 +7530,7 @@
         </w:rPr>
         <w:t>Scenario 7: Slow Leak, Time to Hazard &amp; Heavy Gas Detection</w:t>
       </w:r>
-      <w:bookmarkEnd w:id="10"/>
+      <w:bookmarkEnd w:id="9"/>
       <w:r>
         <w:rPr>
           <w:rFonts w:asciiTheme="minorHAnsi" w:eastAsia="Times New Roman" w:hAnsiTheme="minorHAnsi"/>
@@ -7523,7 +7860,7 @@
           <w14:ligatures w14:val="none"/>
         </w:rPr>
       </w:pPr>
-      <w:bookmarkStart w:id="11" w:name="_Toc227167342"/>
+      <w:bookmarkStart w:id="10" w:name="_Toc233629874"/>
       <w:r>
         <w:rPr>
           <w:rFonts w:asciiTheme="minorHAnsi" w:eastAsia="Times New Roman" w:hAnsiTheme="minorHAnsi"/>
@@ -7540,7 +7877,7 @@
         </w:rPr>
         <w:t>Risk of Exposure when handling Dry Ice</w:t>
       </w:r>
-      <w:bookmarkEnd w:id="11"/>
+      <w:bookmarkEnd w:id="10"/>
     </w:p>
     <w:p>
       <w:pPr>
@@ -7613,7 +7950,27 @@
           <w:sz w:val="22"/>
           <w:szCs w:val="22"/>
         </w:rPr>
-        <w:t xml:space="preserve"> in order to create a cooling bath.</w:t>
+        <w:t xml:space="preserve"> </w:t>
+      </w:r>
+      <w:proofErr w:type="gramStart"/>
+      <w:r>
+        <w:rPr>
+          <w:rFonts w:cs="Calibri"/>
+          <w:color w:val="002060"/>
+          <w:sz w:val="22"/>
+          <w:szCs w:val="22"/>
+        </w:rPr>
+        <w:t>in order to</w:t>
+      </w:r>
+      <w:proofErr w:type="gramEnd"/>
+      <w:r>
+        <w:rPr>
+          <w:rFonts w:cs="Calibri"/>
+          <w:color w:val="002060"/>
+          <w:sz w:val="22"/>
+          <w:szCs w:val="22"/>
+        </w:rPr>
+        <w:t xml:space="preserve"> create a cooling bath.</w:t>
       </w:r>
       <w:r>
         <w:rPr>
@@ -7844,7 +8201,7 @@
           <w:rFonts w:asciiTheme="minorHAnsi" w:hAnsiTheme="minorHAnsi"/>
         </w:rPr>
       </w:pPr>
-      <w:bookmarkStart w:id="12" w:name="_Toc227167343"/>
+      <w:bookmarkStart w:id="11" w:name="_Toc233629875"/>
       <w:r>
         <w:rPr>
           <w:rFonts w:asciiTheme="minorHAnsi" w:hAnsiTheme="minorHAnsi"/>
@@ -7863,7 +8220,7 @@
         </w:rPr>
         <w:t>: Mixed Gas Cylinders &amp; Multiple Independent Risks</w:t>
       </w:r>
-      <w:bookmarkEnd w:id="12"/>
+      <w:bookmarkEnd w:id="11"/>
     </w:p>
     <w:p>
       <w:pPr>
@@ -7962,7 +8319,27 @@
           <w:sz w:val="22"/>
           <w:szCs w:val="22"/>
         </w:rPr>
-        <w:t xml:space="preserve"> 200 bar. The cylinder is located in a small instrument room</w:t>
+        <w:t xml:space="preserve"> 200 bar. The cylinder </w:t>
+      </w:r>
+      <w:proofErr w:type="gramStart"/>
+      <w:r>
+        <w:rPr>
+          <w:rFonts w:cs="Calibri"/>
+          <w:color w:val="002060"/>
+          <w:sz w:val="22"/>
+          <w:szCs w:val="22"/>
+        </w:rPr>
+        <w:t>is located in</w:t>
+      </w:r>
+      <w:proofErr w:type="gramEnd"/>
+      <w:r>
+        <w:rPr>
+          <w:rFonts w:cs="Calibri"/>
+          <w:color w:val="002060"/>
+          <w:sz w:val="22"/>
+          <w:szCs w:val="22"/>
+        </w:rPr>
+        <w:t xml:space="preserve"> a small instrument room</w:t>
       </w:r>
       <w:r>
         <w:rPr>
@@ -8233,13 +8610,649 @@
     </w:p>
     <w:p>
       <w:pPr>
+        <w:pStyle w:val="Heading2"/>
+      </w:pPr>
+      <w:bookmarkStart w:id="12" w:name="_Toc233629876"/>
+      <w:r>
+        <w:t xml:space="preserve">Scenario 10: </w:t>
+      </w:r>
+      <w:r>
+        <w:t>Dense Gas Stratification</w:t>
+      </w:r>
+      <w:bookmarkEnd w:id="12"/>
+    </w:p>
+    <w:p>
+      <w:pPr>
+        <w:rPr>
+          <w:color w:val="002060"/>
+          <w:sz w:val="22"/>
+          <w:szCs w:val="22"/>
+        </w:rPr>
+      </w:pPr>
+      <w:r>
+        <w:rPr>
+          <w:color w:val="002060"/>
+          <w:sz w:val="22"/>
+          <w:szCs w:val="22"/>
+        </w:rPr>
+        <w:t>A worker is in a plant room</w:t>
+      </w:r>
+      <w:r>
+        <w:rPr>
+          <w:color w:val="002060"/>
+          <w:sz w:val="22"/>
+          <w:szCs w:val="22"/>
+        </w:rPr>
+        <w:t xml:space="preserve">. The room </w:t>
+      </w:r>
+      <w:r>
+        <w:rPr>
+          <w:color w:val="002060"/>
+          <w:sz w:val="22"/>
+          <w:szCs w:val="22"/>
+        </w:rPr>
+        <w:t xml:space="preserve">has </w:t>
+      </w:r>
+      <w:r>
+        <w:rPr>
+          <w:color w:val="002060"/>
+          <w:sz w:val="22"/>
+          <w:szCs w:val="22"/>
+        </w:rPr>
+        <w:t xml:space="preserve">two tiers, separated by a metallic grid mesh floor. </w:t>
+      </w:r>
+      <w:r>
+        <w:rPr>
+          <w:color w:val="002060"/>
+          <w:sz w:val="22"/>
+          <w:szCs w:val="22"/>
+        </w:rPr>
+        <w:t>The lower tier forms a confined basement area with a solid floor area of 1</w:t>
+      </w:r>
+      <w:r>
+        <w:rPr>
+          <w:color w:val="002060"/>
+          <w:sz w:val="22"/>
+          <w:szCs w:val="22"/>
+        </w:rPr>
+        <w:t>5</w:t>
+      </w:r>
+      <w:r>
+        <w:rPr>
+          <w:color w:val="002060"/>
+          <w:sz w:val="22"/>
+          <w:szCs w:val="22"/>
+        </w:rPr>
+        <w:t>m</w:t>
+      </w:r>
+      <w:r>
+        <w:rPr>
+          <w:color w:val="002060"/>
+          <w:sz w:val="22"/>
+          <w:szCs w:val="22"/>
+          <w:vertAlign w:val="superscript"/>
+        </w:rPr>
+        <w:t>2</w:t>
+      </w:r>
+      <w:r>
+        <w:rPr>
+          <w:color w:val="002060"/>
+          <w:sz w:val="22"/>
+          <w:szCs w:val="22"/>
+        </w:rPr>
+        <w:t>.</w:t>
+      </w:r>
+      <w:r>
+        <w:rPr>
+          <w:color w:val="002060"/>
+          <w:sz w:val="22"/>
+          <w:szCs w:val="22"/>
+        </w:rPr>
+        <w:t xml:space="preserve"> The upper area has the same floor area.</w:t>
+      </w:r>
+      <w:r>
+        <w:rPr>
+          <w:color w:val="002060"/>
+          <w:sz w:val="22"/>
+          <w:szCs w:val="22"/>
+        </w:rPr>
+        <w:t xml:space="preserve"> The</w:t>
+      </w:r>
+      <w:r>
+        <w:rPr>
+          <w:color w:val="002060"/>
+          <w:sz w:val="22"/>
+          <w:szCs w:val="22"/>
+        </w:rPr>
+        <w:t xml:space="preserve"> ceiling</w:t>
+      </w:r>
+      <w:r>
+        <w:rPr>
+          <w:color w:val="002060"/>
+          <w:sz w:val="22"/>
+          <w:szCs w:val="22"/>
+        </w:rPr>
+        <w:t xml:space="preserve"> height (</w:t>
+      </w:r>
+      <w:proofErr w:type="gramStart"/>
+      <w:r>
+        <w:rPr>
+          <w:color w:val="002060"/>
+          <w:sz w:val="22"/>
+          <w:szCs w:val="22"/>
+        </w:rPr>
+        <w:t>taking into account</w:t>
+      </w:r>
+      <w:proofErr w:type="gramEnd"/>
+      <w:r>
+        <w:rPr>
+          <w:color w:val="002060"/>
+          <w:sz w:val="22"/>
+          <w:szCs w:val="22"/>
+        </w:rPr>
+        <w:t xml:space="preserve"> the height </w:t>
+      </w:r>
+      <w:r>
+        <w:rPr>
+          <w:color w:val="002060"/>
+          <w:sz w:val="22"/>
+          <w:szCs w:val="22"/>
+        </w:rPr>
+        <w:t>across both tiers) is 3m</w:t>
+      </w:r>
+    </w:p>
+    <w:p>
+      <w:pPr>
+        <w:rPr>
+          <w:color w:val="002060"/>
+          <w:sz w:val="22"/>
+          <w:szCs w:val="22"/>
+        </w:rPr>
+      </w:pPr>
+      <w:r>
+        <w:rPr>
+          <w:color w:val="002060"/>
+          <w:sz w:val="22"/>
+          <w:szCs w:val="22"/>
+        </w:rPr>
+        <w:t>An Argon cylinder fails, releasing the full contents of the cylinder (</w:t>
+      </w:r>
+      <w:r>
+        <w:rPr>
+          <w:color w:val="002060"/>
+          <w:sz w:val="22"/>
+          <w:szCs w:val="22"/>
+        </w:rPr>
+        <w:t>3</w:t>
+      </w:r>
+      <w:r>
+        <w:rPr>
+          <w:color w:val="002060"/>
+          <w:sz w:val="22"/>
+          <w:szCs w:val="22"/>
+        </w:rPr>
+        <w:t>m</w:t>
+      </w:r>
+      <w:r>
+        <w:rPr>
+          <w:color w:val="002060"/>
+          <w:sz w:val="22"/>
+          <w:szCs w:val="22"/>
+          <w:vertAlign w:val="superscript"/>
+        </w:rPr>
+        <w:t>3</w:t>
+      </w:r>
+      <w:r>
+        <w:rPr>
+          <w:color w:val="002060"/>
+          <w:sz w:val="22"/>
+          <w:szCs w:val="22"/>
+        </w:rPr>
+        <w:t xml:space="preserve">) into the room. </w:t>
+      </w:r>
+      <w:r>
+        <w:rPr>
+          <w:color w:val="002060"/>
+          <w:sz w:val="22"/>
+          <w:szCs w:val="22"/>
+        </w:rPr>
+        <w:t xml:space="preserve">The gas is </w:t>
+      </w:r>
+      <w:r>
+        <w:rPr>
+          <w:color w:val="002060"/>
+          <w:sz w:val="22"/>
+          <w:szCs w:val="22"/>
+        </w:rPr>
+        <w:t>significantly heavier than air, so it falls through the gaps in the grid mesh floor and pools at the bottom of the lower tier.</w:t>
+      </w:r>
+    </w:p>
+    <w:p>
+      <w:pPr>
+        <w:rPr>
+          <w:color w:val="002060"/>
+          <w:sz w:val="22"/>
+          <w:szCs w:val="22"/>
+        </w:rPr>
+      </w:pPr>
+      <w:r>
+        <w:rPr>
+          <w:color w:val="002060"/>
+          <w:sz w:val="22"/>
+          <w:szCs w:val="22"/>
+        </w:rPr>
+        <w:t>The height of the stratified layer (assuming no passive diffusion/poor ventilation</w:t>
+      </w:r>
+      <w:r>
+        <w:rPr>
+          <w:color w:val="002060"/>
+          <w:sz w:val="22"/>
+          <w:szCs w:val="22"/>
+        </w:rPr>
+        <w:t>, etc</w:t>
+      </w:r>
+      <w:r>
+        <w:rPr>
+          <w:color w:val="002060"/>
+          <w:sz w:val="22"/>
+          <w:szCs w:val="22"/>
+        </w:rPr>
+        <w:t>) can be expressed as H = V/A, where V is the volume of gas in m</w:t>
+      </w:r>
+      <w:r>
+        <w:rPr>
+          <w:color w:val="002060"/>
+          <w:sz w:val="22"/>
+          <w:szCs w:val="22"/>
+          <w:vertAlign w:val="superscript"/>
+        </w:rPr>
+        <w:t>3</w:t>
+      </w:r>
+      <w:r>
+        <w:rPr>
+          <w:color w:val="002060"/>
+          <w:sz w:val="22"/>
+          <w:szCs w:val="22"/>
+        </w:rPr>
+        <w:t xml:space="preserve"> and A is the floor area in m</w:t>
+      </w:r>
+      <w:r>
+        <w:rPr>
+          <w:color w:val="002060"/>
+          <w:sz w:val="22"/>
+          <w:szCs w:val="22"/>
+          <w:vertAlign w:val="superscript"/>
+        </w:rPr>
+        <w:t>2</w:t>
+      </w:r>
+      <w:r>
+        <w:rPr>
+          <w:color w:val="002060"/>
+          <w:sz w:val="22"/>
+          <w:szCs w:val="22"/>
+        </w:rPr>
+        <w:t>.</w:t>
+      </w:r>
+    </w:p>
+    <w:p>
+      <w:pPr>
+        <w:pStyle w:val="ListParagraph"/>
+        <w:numPr>
+          <w:ilvl w:val="0"/>
+          <w:numId w:val="43"/>
+        </w:numPr>
+        <w:rPr>
+          <w:color w:val="002060"/>
+          <w:sz w:val="22"/>
+          <w:szCs w:val="22"/>
+        </w:rPr>
+      </w:pPr>
+      <w:r>
+        <w:rPr>
+          <w:color w:val="002060"/>
+          <w:sz w:val="22"/>
+          <w:szCs w:val="22"/>
+        </w:rPr>
+        <w:t xml:space="preserve">Using the formula above, calculate </w:t>
+      </w:r>
+      <w:r>
+        <w:rPr>
+          <w:color w:val="002060"/>
+          <w:sz w:val="22"/>
+          <w:szCs w:val="22"/>
+        </w:rPr>
+        <w:t>the height of the stratified gas</w:t>
+      </w:r>
+      <w:r>
+        <w:rPr>
+          <w:color w:val="002060"/>
+          <w:sz w:val="22"/>
+          <w:szCs w:val="22"/>
+        </w:rPr>
+        <w:t xml:space="preserve"> </w:t>
+      </w:r>
+      <w:r>
+        <w:rPr>
+          <w:color w:val="002060"/>
+          <w:sz w:val="22"/>
+          <w:szCs w:val="22"/>
+        </w:rPr>
+        <w:t xml:space="preserve">cloud </w:t>
+      </w:r>
+      <w:r>
+        <w:rPr>
+          <w:color w:val="002060"/>
+          <w:sz w:val="22"/>
+          <w:szCs w:val="22"/>
+        </w:rPr>
+        <w:t>after release.</w:t>
+      </w:r>
+    </w:p>
+    <w:p>
+      <w:pPr>
+        <w:pStyle w:val="ListParagraph"/>
+        <w:numPr>
+          <w:ilvl w:val="0"/>
+          <w:numId w:val="43"/>
+        </w:numPr>
+        <w:rPr>
+          <w:color w:val="002060"/>
+          <w:sz w:val="22"/>
+          <w:szCs w:val="22"/>
+        </w:rPr>
+      </w:pPr>
+      <w:r>
+        <w:rPr>
+          <w:color w:val="002060"/>
+          <w:sz w:val="22"/>
+          <w:szCs w:val="22"/>
+        </w:rPr>
+        <w:lastRenderedPageBreak/>
+        <w:t xml:space="preserve">Calculate the volume of the </w:t>
+      </w:r>
+      <w:r>
+        <w:rPr>
+          <w:color w:val="002060"/>
+          <w:sz w:val="22"/>
+          <w:szCs w:val="22"/>
+        </w:rPr>
+        <w:t>room and</w:t>
+      </w:r>
+      <w:r>
+        <w:rPr>
+          <w:color w:val="002060"/>
+          <w:sz w:val="22"/>
+          <w:szCs w:val="22"/>
+        </w:rPr>
+        <w:t xml:space="preserve"> assume </w:t>
+      </w:r>
+      <w:r>
+        <w:rPr>
+          <w:color w:val="002060"/>
+          <w:sz w:val="22"/>
+          <w:szCs w:val="22"/>
+        </w:rPr>
+        <w:t>a 40% reduction is needed to determine the free air volume.</w:t>
+      </w:r>
+      <w:r>
+        <w:rPr>
+          <w:color w:val="002060"/>
+          <w:sz w:val="22"/>
+          <w:szCs w:val="22"/>
+        </w:rPr>
+        <w:t xml:space="preserve"> (Assume the 40% reduction is required across the whole volume of the room</w:t>
+      </w:r>
+      <w:r>
+        <w:rPr>
+          <w:color w:val="002060"/>
+          <w:sz w:val="22"/>
+          <w:szCs w:val="22"/>
+        </w:rPr>
+        <w:t>).</w:t>
+      </w:r>
+    </w:p>
+    <w:p>
+      <w:pPr>
+        <w:pStyle w:val="ListParagraph"/>
+        <w:numPr>
+          <w:ilvl w:val="0"/>
+          <w:numId w:val="43"/>
+        </w:numPr>
+        <w:rPr>
+          <w:color w:val="002060"/>
+          <w:sz w:val="22"/>
+          <w:szCs w:val="22"/>
+        </w:rPr>
+      </w:pPr>
+      <w:r>
+        <w:rPr>
+          <w:color w:val="002060"/>
+          <w:sz w:val="22"/>
+          <w:szCs w:val="22"/>
+        </w:rPr>
+        <w:t>Determine the O</w:t>
+      </w:r>
+      <w:r>
+        <w:rPr>
+          <w:color w:val="002060"/>
+          <w:sz w:val="22"/>
+          <w:szCs w:val="22"/>
+          <w:vertAlign w:val="subscript"/>
+        </w:rPr>
+        <w:t>2</w:t>
+      </w:r>
+      <w:r>
+        <w:rPr>
+          <w:color w:val="002060"/>
+          <w:sz w:val="22"/>
+          <w:szCs w:val="22"/>
+        </w:rPr>
+        <w:t xml:space="preserve"> concentration for the following situations:</w:t>
+      </w:r>
+    </w:p>
+    <w:p>
+      <w:pPr>
+        <w:pStyle w:val="ListParagraph"/>
+        <w:numPr>
+          <w:ilvl w:val="1"/>
+          <w:numId w:val="43"/>
+        </w:numPr>
+        <w:rPr>
+          <w:color w:val="002060"/>
+          <w:sz w:val="22"/>
+          <w:szCs w:val="22"/>
+        </w:rPr>
+      </w:pPr>
+      <w:r>
+        <w:rPr>
+          <w:color w:val="002060"/>
+          <w:sz w:val="22"/>
+          <w:szCs w:val="22"/>
+        </w:rPr>
+        <w:t>If the gas perfectly stratifies at the height calculated in 1.</w:t>
+      </w:r>
+    </w:p>
+    <w:p>
+      <w:pPr>
+        <w:pStyle w:val="ListParagraph"/>
+        <w:numPr>
+          <w:ilvl w:val="1"/>
+          <w:numId w:val="43"/>
+        </w:numPr>
+        <w:rPr>
+          <w:color w:val="002060"/>
+          <w:sz w:val="22"/>
+          <w:szCs w:val="22"/>
+        </w:rPr>
+      </w:pPr>
+      <w:r>
+        <w:rPr>
+          <w:color w:val="002060"/>
+          <w:sz w:val="22"/>
+          <w:szCs w:val="22"/>
+        </w:rPr>
+        <w:t>The room concentration after equilibration of the Argon gas within the whole room.</w:t>
+      </w:r>
+    </w:p>
+    <w:p>
+      <w:pPr>
+        <w:pStyle w:val="ListParagraph"/>
+        <w:numPr>
+          <w:ilvl w:val="0"/>
+          <w:numId w:val="43"/>
+        </w:numPr>
+        <w:rPr>
+          <w:color w:val="002060"/>
+          <w:sz w:val="22"/>
+          <w:szCs w:val="22"/>
+        </w:rPr>
+      </w:pPr>
+      <w:r>
+        <w:rPr>
+          <w:color w:val="002060"/>
+          <w:sz w:val="22"/>
+          <w:szCs w:val="22"/>
+        </w:rPr>
+        <w:t xml:space="preserve">Assuming the worker is in the lower part of the room, </w:t>
+      </w:r>
+      <w:r>
+        <w:rPr>
+          <w:color w:val="002060"/>
+          <w:sz w:val="22"/>
+          <w:szCs w:val="22"/>
+        </w:rPr>
+        <w:t>(</w:t>
+      </w:r>
+      <w:r>
+        <w:rPr>
+          <w:color w:val="002060"/>
+          <w:sz w:val="22"/>
+          <w:szCs w:val="22"/>
+        </w:rPr>
+        <w:t xml:space="preserve">and </w:t>
+      </w:r>
+      <w:r>
+        <w:rPr>
+          <w:color w:val="002060"/>
+          <w:sz w:val="22"/>
+          <w:szCs w:val="22"/>
+        </w:rPr>
+        <w:t xml:space="preserve">they begin working in the lower area </w:t>
+      </w:r>
+      <w:r>
+        <w:rPr>
+          <w:color w:val="002060"/>
+          <w:sz w:val="22"/>
+          <w:szCs w:val="22"/>
+        </w:rPr>
+        <w:t xml:space="preserve">after the gas has perfectly stratified) </w:t>
+      </w:r>
+      <w:r>
+        <w:rPr>
+          <w:color w:val="002060"/>
+          <w:sz w:val="22"/>
+          <w:szCs w:val="22"/>
+        </w:rPr>
+        <w:t>and</w:t>
+      </w:r>
+      <w:r>
+        <w:rPr>
+          <w:color w:val="002060"/>
+          <w:sz w:val="22"/>
+          <w:szCs w:val="22"/>
+        </w:rPr>
+        <w:t xml:space="preserve"> </w:t>
+      </w:r>
+      <w:r>
+        <w:rPr>
+          <w:color w:val="002060"/>
+          <w:sz w:val="22"/>
+          <w:szCs w:val="22"/>
+        </w:rPr>
+        <w:t xml:space="preserve">they are </w:t>
+      </w:r>
+      <w:r>
+        <w:rPr>
+          <w:color w:val="002060"/>
+          <w:sz w:val="22"/>
+          <w:szCs w:val="22"/>
+        </w:rPr>
+        <w:t>working at a height of 0.5m</w:t>
+      </w:r>
+      <w:r>
+        <w:rPr>
+          <w:color w:val="002060"/>
+          <w:sz w:val="22"/>
+          <w:szCs w:val="22"/>
+        </w:rPr>
+        <w:t xml:space="preserve">, </w:t>
+      </w:r>
+      <w:r>
+        <w:rPr>
+          <w:color w:val="002060"/>
+          <w:sz w:val="22"/>
+          <w:szCs w:val="22"/>
+        </w:rPr>
+        <w:t>w</w:t>
+      </w:r>
+      <w:r>
+        <w:rPr>
+          <w:color w:val="002060"/>
+          <w:sz w:val="22"/>
+          <w:szCs w:val="22"/>
+        </w:rPr>
+        <w:t>ould it appear that there is any risk to them</w:t>
+      </w:r>
+      <w:r>
+        <w:rPr>
+          <w:color w:val="002060"/>
+          <w:sz w:val="22"/>
+          <w:szCs w:val="22"/>
+        </w:rPr>
+        <w:t xml:space="preserve">? </w:t>
+      </w:r>
+      <w:r>
+        <w:rPr>
+          <w:color w:val="002060"/>
+          <w:sz w:val="22"/>
+          <w:szCs w:val="22"/>
+        </w:rPr>
+        <w:t>Is this strictly true, and h</w:t>
+      </w:r>
+      <w:r>
+        <w:rPr>
+          <w:color w:val="002060"/>
+          <w:sz w:val="22"/>
+          <w:szCs w:val="22"/>
+        </w:rPr>
+        <w:t>ow might this risk</w:t>
+      </w:r>
+      <w:r>
+        <w:rPr>
+          <w:color w:val="002060"/>
+          <w:sz w:val="22"/>
+          <w:szCs w:val="22"/>
+        </w:rPr>
+        <w:t xml:space="preserve"> evolve over</w:t>
+      </w:r>
+      <w:r>
+        <w:rPr>
+          <w:color w:val="002060"/>
+          <w:sz w:val="22"/>
+          <w:szCs w:val="22"/>
+        </w:rPr>
+        <w:t xml:space="preserve"> time?</w:t>
+      </w:r>
+    </w:p>
+    <w:p>
+      <w:pPr>
         <w:pStyle w:val="Heading1"/>
         <w:rPr>
           <w:rFonts w:asciiTheme="minorHAnsi" w:eastAsia="Times New Roman" w:hAnsiTheme="minorHAnsi"/>
           <w:lang w:eastAsia="en-GB"/>
         </w:rPr>
       </w:pPr>
-      <w:bookmarkStart w:id="13" w:name="_Toc227167344"/>
+      <w:bookmarkStart w:id="13" w:name="_Toc233629877"/>
       <w:r>
         <w:rPr>
           <w:rFonts w:asciiTheme="minorHAnsi" w:eastAsia="Times New Roman" w:hAnsiTheme="minorHAnsi"/>
@@ -8257,7 +9270,7 @@
           <w:lang w:eastAsia="en-GB"/>
         </w:rPr>
       </w:pPr>
-      <w:bookmarkStart w:id="14" w:name="_Toc227167345"/>
+      <w:bookmarkStart w:id="14" w:name="_Toc233629878"/>
       <w:r>
         <w:rPr>
           <w:rFonts w:asciiTheme="minorHAnsi" w:eastAsia="Times New Roman" w:hAnsiTheme="minorHAnsi"/>
@@ -8588,7 +9601,6 @@
           <w:lang w:eastAsia="en-GB"/>
           <w14:ligatures w14:val="none"/>
         </w:rPr>
-        <w:lastRenderedPageBreak/>
         <w:t>In this scenario the cylinder pressure and water capacity are already know. This information is usually provided by the gas supplier. In some cases, the gas volume is stated directly, meaning that this calculation step can be skipped.</w:t>
       </w:r>
     </w:p>
@@ -8678,6 +9690,7 @@
           <w:lang w:eastAsia="en-GB"/>
           <w14:ligatures w14:val="none"/>
         </w:rPr>
+        <w:lastRenderedPageBreak/>
         <w:drawing>
           <wp:inline distT="0" distB="0" distL="0" distR="0" wp14:anchorId="0F346B64" wp14:editId="342572F0">
             <wp:extent cx="4861711" cy="2404462"/>
@@ -8694,7 +9707,7 @@
                     <pic:cNvPicPr/>
                   </pic:nvPicPr>
                   <pic:blipFill>
-                    <a:blip r:embed="rId14"/>
+                    <a:blip r:embed="rId10"/>
                     <a:stretch>
                       <a:fillRect/>
                     </a:stretch>
@@ -8748,7 +9761,7 @@
                     <pic:cNvPicPr/>
                   </pic:nvPicPr>
                   <pic:blipFill>
-                    <a:blip r:embed="rId15"/>
+                    <a:blip r:embed="rId11"/>
                     <a:stretch>
                       <a:fillRect/>
                     </a:stretch>
@@ -8903,7 +9916,7 @@
                     <pic:cNvPicPr/>
                   </pic:nvPicPr>
                   <pic:blipFill>
-                    <a:blip r:embed="rId16"/>
+                    <a:blip r:embed="rId12"/>
                     <a:stretch>
                       <a:fillRect/>
                     </a:stretch>
@@ -8990,7 +10003,7 @@
                     <pic:cNvPicPr/>
                   </pic:nvPicPr>
                   <pic:blipFill>
-                    <a:blip r:embed="rId17"/>
+                    <a:blip r:embed="rId13"/>
                     <a:stretch>
                       <a:fillRect/>
                     </a:stretch>
@@ -9101,7 +10114,7 @@
                     <pic:cNvPicPr/>
                   </pic:nvPicPr>
                   <pic:blipFill>
-                    <a:blip r:embed="rId18"/>
+                    <a:blip r:embed="rId14"/>
                     <a:stretch>
                       <a:fillRect/>
                     </a:stretch>
@@ -9140,7 +10153,7 @@
           <w:lang w:eastAsia="en-GB"/>
         </w:rPr>
       </w:pPr>
-      <w:bookmarkStart w:id="15" w:name="_Toc227167346"/>
+      <w:bookmarkStart w:id="15" w:name="_Toc233629879"/>
       <w:r>
         <w:rPr>
           <w:rFonts w:asciiTheme="minorHAnsi" w:eastAsia="Times New Roman" w:hAnsiTheme="minorHAnsi"/>
@@ -9615,7 +10628,7 @@
                     <pic:cNvPicPr/>
                   </pic:nvPicPr>
                   <pic:blipFill>
-                    <a:blip r:embed="rId19"/>
+                    <a:blip r:embed="rId15"/>
                     <a:stretch>
                       <a:fillRect/>
                     </a:stretch>
@@ -9880,7 +10893,7 @@
                     <pic:cNvPicPr/>
                   </pic:nvPicPr>
                   <pic:blipFill>
-                    <a:blip r:embed="rId20"/>
+                    <a:blip r:embed="rId16"/>
                     <a:stretch>
                       <a:fillRect/>
                     </a:stretch>
@@ -10152,7 +11165,7 @@
                     <pic:cNvPicPr/>
                   </pic:nvPicPr>
                   <pic:blipFill>
-                    <a:blip r:embed="rId21"/>
+                    <a:blip r:embed="rId17"/>
                     <a:stretch>
                       <a:fillRect/>
                     </a:stretch>
@@ -10181,7 +11194,7 @@
           <w:lang w:eastAsia="en-GB"/>
         </w:rPr>
       </w:pPr>
-      <w:bookmarkStart w:id="16" w:name="_Toc227167347"/>
+      <w:bookmarkStart w:id="16" w:name="_Toc233629880"/>
       <w:r>
         <w:rPr>
           <w:rFonts w:asciiTheme="minorHAnsi" w:eastAsia="Times New Roman" w:hAnsiTheme="minorHAnsi"/>
@@ -10689,7 +11702,7 @@
                     <pic:cNvPicPr/>
                   </pic:nvPicPr>
                   <pic:blipFill>
-                    <a:blip r:embed="rId22"/>
+                    <a:blip r:embed="rId18"/>
                     <a:stretch>
                       <a:fillRect/>
                     </a:stretch>
@@ -10841,7 +11854,7 @@
                     <pic:cNvPicPr/>
                   </pic:nvPicPr>
                   <pic:blipFill>
-                    <a:blip r:embed="rId23"/>
+                    <a:blip r:embed="rId19"/>
                     <a:stretch>
                       <a:fillRect/>
                     </a:stretch>
@@ -10989,7 +12002,7 @@
                     <pic:cNvPicPr/>
                   </pic:nvPicPr>
                   <pic:blipFill>
-                    <a:blip r:embed="rId24"/>
+                    <a:blip r:embed="rId20"/>
                     <a:stretch>
                       <a:fillRect/>
                     </a:stretch>
@@ -11020,7 +12033,6 @@
           <w:lang w:eastAsia="en-GB"/>
         </w:rPr>
       </w:pPr>
-      <w:bookmarkStart w:id="17" w:name="_Toc227167348"/>
       <w:r>
         <w:rPr>
           <w:color w:val="002060"/>
@@ -11086,7 +12098,27 @@
           <w:szCs w:val="22"/>
           <w:lang w:eastAsia="en-GB"/>
         </w:rPr>
-        <w:t>In situations like this, the hierarchy of control should be applied. Where possible, risks should be reduced by measures such as using smaller dewars (where liquid nitrogen is essential) and ensuring that ventilation is sufficient to control residual risk. Gas detection can also be considered to alert users to leaks, but whether this is required should be determined through risk assessment, taking into account working practices, occupancy and existing controls.</w:t>
+        <w:t xml:space="preserve">In situations like this, the hierarchy of control should be applied. Where possible, risks should be reduced by measures such as using smaller dewars (where liquid nitrogen is essential) and ensuring that ventilation is sufficient to control residual risk. Gas detection can also be considered to alert users to leaks, but whether this is required should be determined through risk assessment, </w:t>
+      </w:r>
+      <w:proofErr w:type="gramStart"/>
+      <w:r>
+        <w:rPr>
+          <w:color w:val="002060"/>
+          <w:sz w:val="22"/>
+          <w:szCs w:val="22"/>
+          <w:lang w:eastAsia="en-GB"/>
+        </w:rPr>
+        <w:t>taking into account</w:t>
+      </w:r>
+      <w:proofErr w:type="gramEnd"/>
+      <w:r>
+        <w:rPr>
+          <w:color w:val="002060"/>
+          <w:sz w:val="22"/>
+          <w:szCs w:val="22"/>
+          <w:lang w:eastAsia="en-GB"/>
+        </w:rPr>
+        <w:t xml:space="preserve"> working practices, occupancy and existing controls.</w:t>
       </w:r>
     </w:p>
     <w:p>
@@ -11117,6 +12149,7 @@
           <w:lang w:eastAsia="en-GB"/>
         </w:rPr>
       </w:pPr>
+      <w:bookmarkStart w:id="17" w:name="_Toc233629881"/>
       <w:r>
         <w:rPr>
           <w:rFonts w:asciiTheme="minorHAnsi" w:eastAsia="Times New Roman" w:hAnsiTheme="minorHAnsi"/>
@@ -11227,8 +12260,24 @@
           <w:lang w:eastAsia="en-GB"/>
           <w14:ligatures w14:val="none"/>
         </w:rPr>
-        <w:t>Detection Required?:</w:t>
-      </w:r>
+        <w:t xml:space="preserve">Detection </w:t>
+      </w:r>
+      <w:proofErr w:type="gramStart"/>
+      <w:r>
+        <w:rPr>
+          <w:rFonts w:eastAsia="Times New Roman" w:cs="Calibri"/>
+          <w:b/>
+          <w:bCs/>
+          <w:color w:val="002060"/>
+          <w:kern w:val="0"/>
+          <w:sz w:val="22"/>
+          <w:szCs w:val="22"/>
+          <w:lang w:eastAsia="en-GB"/>
+          <w14:ligatures w14:val="none"/>
+        </w:rPr>
+        <w:t>Required?:</w:t>
+      </w:r>
+      <w:proofErr w:type="gramEnd"/>
       <w:r>
         <w:rPr>
           <w:rFonts w:eastAsia="Times New Roman" w:cs="Calibri"/>
@@ -11618,7 +12667,33 @@
           <w:lang w:eastAsia="en-GB"/>
           <w14:ligatures w14:val="none"/>
         </w:rPr>
-        <w:t>, and also more accurate the gas contents is usually measured rather than calculated.</w:t>
+        <w:t xml:space="preserve">, </w:t>
+      </w:r>
+      <w:proofErr w:type="gramStart"/>
+      <w:r>
+        <w:rPr>
+          <w:rFonts w:eastAsia="Times New Roman" w:cs="Calibri"/>
+          <w:color w:val="002060"/>
+          <w:kern w:val="0"/>
+          <w:sz w:val="22"/>
+          <w:szCs w:val="22"/>
+          <w:lang w:eastAsia="en-GB"/>
+          <w14:ligatures w14:val="none"/>
+        </w:rPr>
+        <w:t>and also</w:t>
+      </w:r>
+      <w:proofErr w:type="gramEnd"/>
+      <w:r>
+        <w:rPr>
+          <w:rFonts w:eastAsia="Times New Roman" w:cs="Calibri"/>
+          <w:color w:val="002060"/>
+          <w:kern w:val="0"/>
+          <w:sz w:val="22"/>
+          <w:szCs w:val="22"/>
+          <w:lang w:eastAsia="en-GB"/>
+          <w14:ligatures w14:val="none"/>
+        </w:rPr>
+        <w:t xml:space="preserve"> more accurate the gas contents is usually measured rather than calculated.</w:t>
       </w:r>
     </w:p>
     <w:p>
@@ -11775,7 +12850,7 @@
                     <pic:cNvPicPr/>
                   </pic:nvPicPr>
                   <pic:blipFill>
-                    <a:blip r:embed="rId25"/>
+                    <a:blip r:embed="rId21"/>
                     <a:stretch>
                       <a:fillRect/>
                     </a:stretch>
@@ -11837,7 +12912,7 @@
                     <pic:cNvPicPr/>
                   </pic:nvPicPr>
                   <pic:blipFill>
-                    <a:blip r:embed="rId26"/>
+                    <a:blip r:embed="rId22"/>
                     <a:stretch>
                       <a:fillRect/>
                     </a:stretch>
@@ -12034,7 +13109,7 @@
                     <pic:cNvPicPr/>
                   </pic:nvPicPr>
                   <pic:blipFill>
-                    <a:blip r:embed="rId27"/>
+                    <a:blip r:embed="rId23"/>
                     <a:stretch>
                       <a:fillRect/>
                     </a:stretch>
@@ -12075,7 +13150,7 @@
           <w:lang w:eastAsia="en-GB"/>
         </w:rPr>
       </w:pPr>
-      <w:bookmarkStart w:id="18" w:name="_Toc227167349"/>
+      <w:bookmarkStart w:id="18" w:name="_Toc233629882"/>
       <w:r>
         <w:rPr>
           <w:rFonts w:asciiTheme="minorHAnsi" w:eastAsia="Times New Roman" w:hAnsiTheme="minorHAnsi"/>
@@ -12450,7 +13525,7 @@
                     <pic:cNvPicPr/>
                   </pic:nvPicPr>
                   <pic:blipFill>
-                    <a:blip r:embed="rId28"/>
+                    <a:blip r:embed="rId24"/>
                     <a:stretch>
                       <a:fillRect/>
                     </a:stretch>
@@ -12665,7 +13740,7 @@
                     <pic:cNvPicPr/>
                   </pic:nvPicPr>
                   <pic:blipFill>
-                    <a:blip r:embed="rId29"/>
+                    <a:blip r:embed="rId25"/>
                     <a:stretch>
                       <a:fillRect/>
                     </a:stretch>
@@ -12790,7 +13865,7 @@
                     <pic:cNvPicPr/>
                   </pic:nvPicPr>
                   <pic:blipFill>
-                    <a:blip r:embed="rId30"/>
+                    <a:blip r:embed="rId26"/>
                     <a:stretch>
                       <a:fillRect/>
                     </a:stretch>
@@ -12819,7 +13894,7 @@
           <w:lang w:eastAsia="en-GB"/>
         </w:rPr>
       </w:pPr>
-      <w:bookmarkStart w:id="19" w:name="_Toc227167350"/>
+      <w:bookmarkStart w:id="19" w:name="_Toc233629883"/>
       <w:r>
         <w:rPr>
           <w:rFonts w:asciiTheme="minorHAnsi" w:eastAsia="Times New Roman" w:hAnsiTheme="minorHAnsi"/>
@@ -13223,7 +14298,33 @@
           <w:lang w:eastAsia="en-GB"/>
           <w14:ligatures w14:val="none"/>
         </w:rPr>
-        <w:t> Toxic gases require electrochemical sensors. CO has a density similar to air, so it is mounted at typical breathing height.</w:t>
+        <w:t xml:space="preserve"> Toxic gases require electrochemical sensors. CO has a density </w:t>
+      </w:r>
+      <w:proofErr w:type="gramStart"/>
+      <w:r>
+        <w:rPr>
+          <w:rFonts w:eastAsia="Times New Roman" w:cs="Calibri"/>
+          <w:color w:val="002060"/>
+          <w:kern w:val="0"/>
+          <w:sz w:val="22"/>
+          <w:szCs w:val="22"/>
+          <w:lang w:eastAsia="en-GB"/>
+          <w14:ligatures w14:val="none"/>
+        </w:rPr>
+        <w:t>similar to</w:t>
+      </w:r>
+      <w:proofErr w:type="gramEnd"/>
+      <w:r>
+        <w:rPr>
+          <w:rFonts w:eastAsia="Times New Roman" w:cs="Calibri"/>
+          <w:color w:val="002060"/>
+          <w:kern w:val="0"/>
+          <w:sz w:val="22"/>
+          <w:szCs w:val="22"/>
+          <w:lang w:eastAsia="en-GB"/>
+          <w14:ligatures w14:val="none"/>
+        </w:rPr>
+        <w:t xml:space="preserve"> air, so it is mounted at typical breathing height.</w:t>
       </w:r>
     </w:p>
     <w:p>
@@ -13303,7 +14404,33 @@
           <w:lang w:eastAsia="en-GB"/>
           <w14:ligatures w14:val="none"/>
         </w:rPr>
-        <w:t xml:space="preserve"> will likely need to search for the relevant data in order to carry out calculations. Different providers will provide different information which can make the process harder. </w:t>
+        <w:t xml:space="preserve"> will likely need to search for the relevant data </w:t>
+      </w:r>
+      <w:proofErr w:type="gramStart"/>
+      <w:r>
+        <w:rPr>
+          <w:rFonts w:eastAsia="Times New Roman" w:cs="Calibri"/>
+          <w:color w:val="002060"/>
+          <w:kern w:val="0"/>
+          <w:sz w:val="22"/>
+          <w:szCs w:val="22"/>
+          <w:lang w:eastAsia="en-GB"/>
+          <w14:ligatures w14:val="none"/>
+        </w:rPr>
+        <w:t>in order to</w:t>
+      </w:r>
+      <w:proofErr w:type="gramEnd"/>
+      <w:r>
+        <w:rPr>
+          <w:rFonts w:eastAsia="Times New Roman" w:cs="Calibri"/>
+          <w:color w:val="002060"/>
+          <w:kern w:val="0"/>
+          <w:sz w:val="22"/>
+          <w:szCs w:val="22"/>
+          <w:lang w:eastAsia="en-GB"/>
+          <w14:ligatures w14:val="none"/>
+        </w:rPr>
+        <w:t xml:space="preserve"> carry out calculations. Different providers will provide different information which can make the process harder. </w:t>
       </w:r>
     </w:p>
     <w:p>
@@ -13474,7 +14601,7 @@
                     <pic:cNvPicPr/>
                   </pic:nvPicPr>
                   <pic:blipFill>
-                    <a:blip r:embed="rId31"/>
+                    <a:blip r:embed="rId27"/>
                     <a:stretch>
                       <a:fillRect/>
                     </a:stretch>
@@ -13721,7 +14848,7 @@
                     <pic:cNvPicPr/>
                   </pic:nvPicPr>
                   <pic:blipFill>
-                    <a:blip r:embed="rId32"/>
+                    <a:blip r:embed="rId28"/>
                     <a:stretch>
                       <a:fillRect/>
                     </a:stretch>
@@ -13883,10 +15010,10 @@
         </w:rPr>
         <w:lastRenderedPageBreak/>
         <w:drawing>
-          <wp:inline distT="0" distB="0" distL="0" distR="0" wp14:anchorId="320080B5" wp14:editId="14934486">
-            <wp:extent cx="5133965" cy="4028792"/>
-            <wp:effectExtent l="0" t="0" r="0" b="0"/>
-            <wp:docPr id="727839788" name="Picture 1" descr="A screenshot of a computer&#10;&#10;AI-generated content may be incorrect."/>
+          <wp:inline distT="0" distB="0" distL="0" distR="0" wp14:anchorId="3916868D" wp14:editId="49B54EAF">
+            <wp:extent cx="5731510" cy="4352290"/>
+            <wp:effectExtent l="0" t="0" r="0" b="3810"/>
+            <wp:docPr id="1094610925" name="Picture 1"/>
             <wp:cNvGraphicFramePr>
               <a:graphicFrameLocks xmlns:a="http://schemas.openxmlformats.org/drawingml/2006/main" noChangeAspect="1"/>
             </wp:cNvGraphicFramePr>
@@ -13894,11 +15021,11 @@
               <a:graphicData uri="http://schemas.openxmlformats.org/drawingml/2006/picture">
                 <pic:pic xmlns:pic="http://schemas.openxmlformats.org/drawingml/2006/picture">
                   <pic:nvPicPr>
-                    <pic:cNvPr id="727839788" name="Picture 1" descr="A screenshot of a computer&#10;&#10;AI-generated content may be incorrect."/>
+                    <pic:cNvPr id="1094610925" name=""/>
                     <pic:cNvPicPr/>
                   </pic:nvPicPr>
                   <pic:blipFill>
-                    <a:blip r:embed="rId33"/>
+                    <a:blip r:embed="rId29"/>
                     <a:stretch>
                       <a:fillRect/>
                     </a:stretch>
@@ -13906,7 +15033,7 @@
                   <pic:spPr>
                     <a:xfrm>
                       <a:off x="0" y="0"/>
-                      <a:ext cx="5176052" cy="4061819"/>
+                      <a:ext cx="5731510" cy="4352290"/>
                     </a:xfrm>
                     <a:prstGeom prst="rect">
                       <a:avLst/>
@@ -13960,7 +15087,7 @@
                     <pic:cNvPicPr/>
                   </pic:nvPicPr>
                   <pic:blipFill>
-                    <a:blip r:embed="rId34"/>
+                    <a:blip r:embed="rId30"/>
                     <a:stretch>
                       <a:fillRect/>
                     </a:stretch>
@@ -14061,7 +15188,7 @@
                     <pic:cNvPicPr/>
                   </pic:nvPicPr>
                   <pic:blipFill>
-                    <a:blip r:embed="rId35"/>
+                    <a:blip r:embed="rId31"/>
                     <a:stretch>
                       <a:fillRect/>
                     </a:stretch>
@@ -14201,7 +15328,33 @@
           <w:lang w:eastAsia="en-GB"/>
           <w14:ligatures w14:val="none"/>
         </w:rPr>
-        <w:t>weight of the gas is similar to that of air.</w:t>
+        <w:t xml:space="preserve">weight of the gas is </w:t>
+      </w:r>
+      <w:proofErr w:type="gramStart"/>
+      <w:r>
+        <w:rPr>
+          <w:rFonts w:eastAsia="Times New Roman" w:cs="Calibri"/>
+          <w:color w:val="002060"/>
+          <w:kern w:val="0"/>
+          <w:sz w:val="22"/>
+          <w:szCs w:val="22"/>
+          <w:lang w:eastAsia="en-GB"/>
+          <w14:ligatures w14:val="none"/>
+        </w:rPr>
+        <w:t>similar to</w:t>
+      </w:r>
+      <w:proofErr w:type="gramEnd"/>
+      <w:r>
+        <w:rPr>
+          <w:rFonts w:eastAsia="Times New Roman" w:cs="Calibri"/>
+          <w:color w:val="002060"/>
+          <w:kern w:val="0"/>
+          <w:sz w:val="22"/>
+          <w:szCs w:val="22"/>
+          <w:lang w:eastAsia="en-GB"/>
+          <w14:ligatures w14:val="none"/>
+        </w:rPr>
+        <w:t xml:space="preserve"> that of air.</w:t>
       </w:r>
     </w:p>
     <w:p>
@@ -14246,7 +15399,7 @@
                     <pic:cNvPicPr/>
                   </pic:nvPicPr>
                   <pic:blipFill>
-                    <a:blip r:embed="rId36"/>
+                    <a:blip r:embed="rId32"/>
                     <a:stretch>
                       <a:fillRect/>
                     </a:stretch>
@@ -14275,7 +15428,7 @@
           <w:lang w:eastAsia="en-GB"/>
         </w:rPr>
       </w:pPr>
-      <w:bookmarkStart w:id="20" w:name="_Toc227167351"/>
+      <w:bookmarkStart w:id="20" w:name="_Toc233629884"/>
       <w:r>
         <w:rPr>
           <w:rFonts w:asciiTheme="minorHAnsi" w:eastAsia="Times New Roman" w:hAnsiTheme="minorHAnsi"/>
@@ -14723,19 +15876,7 @@
           <w:lang w:eastAsia="en-GB"/>
           <w14:ligatures w14:val="none"/>
         </w:rPr>
-        <w:t xml:space="preserve">Where possible, leak rates and air-change rates should be measured rather than estimated. If this is not reasonably practicable, a conservative worst-case approach should be </w:t>
-      </w:r>
-      <w:r>
-        <w:rPr>
-          <w:rFonts w:eastAsia="Times New Roman" w:cs="Calibri"/>
-          <w:color w:val="002060"/>
-          <w:kern w:val="0"/>
-          <w:sz w:val="22"/>
-          <w:szCs w:val="22"/>
-          <w:lang w:eastAsia="en-GB"/>
-          <w14:ligatures w14:val="none"/>
-        </w:rPr>
-        <w:t>applied.</w:t>
+        <w:t>Where possible, leak rates and air-change rates should be measured rather than estimated. If this is not reasonably practicable, a conservative worst-case approach should be applied.</w:t>
       </w:r>
       <w:r>
         <w:rPr>
@@ -14942,7 +16083,7 @@
                     <pic:cNvPicPr/>
                   </pic:nvPicPr>
                   <pic:blipFill>
-                    <a:blip r:embed="rId37"/>
+                    <a:blip r:embed="rId33"/>
                     <a:stretch>
                       <a:fillRect/>
                     </a:stretch>
@@ -15026,7 +16167,7 @@
                     <pic:cNvPicPr/>
                   </pic:nvPicPr>
                   <pic:blipFill>
-                    <a:blip r:embed="rId38"/>
+                    <a:blip r:embed="rId34"/>
                     <a:stretch>
                       <a:fillRect/>
                     </a:stretch>
@@ -15141,7 +16282,7 @@
                     <pic:cNvPicPr/>
                   </pic:nvPicPr>
                   <pic:blipFill>
-                    <a:blip r:embed="rId39"/>
+                    <a:blip r:embed="rId35"/>
                     <a:stretch>
                       <a:fillRect/>
                     </a:stretch>
@@ -15204,7 +16345,7 @@
                     <pic:cNvPicPr/>
                   </pic:nvPicPr>
                   <pic:blipFill>
-                    <a:blip r:embed="rId40"/>
+                    <a:blip r:embed="rId36"/>
                     <a:stretch>
                       <a:fillRect/>
                     </a:stretch>
@@ -15378,7 +16519,7 @@
                     <pic:cNvPicPr/>
                   </pic:nvPicPr>
                   <pic:blipFill>
-                    <a:blip r:embed="rId41"/>
+                    <a:blip r:embed="rId37"/>
                     <a:stretch>
                       <a:fillRect/>
                     </a:stretch>
@@ -15408,7 +16549,7 @@
           <w:lang w:eastAsia="en-GB"/>
         </w:rPr>
       </w:pPr>
-      <w:bookmarkStart w:id="21" w:name="_Toc227167352"/>
+      <w:bookmarkStart w:id="21" w:name="_Toc233629885"/>
       <w:r>
         <w:rPr>
           <w:rFonts w:asciiTheme="minorHAnsi" w:eastAsia="Times New Roman" w:hAnsiTheme="minorHAnsi"/>
@@ -15826,7 +16967,7 @@
                     <pic:cNvPicPr/>
                   </pic:nvPicPr>
                   <pic:blipFill>
-                    <a:blip r:embed="rId42"/>
+                    <a:blip r:embed="rId38"/>
                     <a:stretch>
                       <a:fillRect/>
                     </a:stretch>
@@ -15936,7 +17077,33 @@
           <w:lang w:eastAsia="en-GB"/>
           <w14:ligatures w14:val="none"/>
         </w:rPr>
-        <w:t>This calculation assumes an instantaneous release and therefore represents a worst-case scenario. As the calculated concentration exceeds the 0.5% threshold, the output indicates that further risk assessment is required, taking into account the factors described above.</w:t>
+        <w:t xml:space="preserve">This calculation assumes an instantaneous release and therefore represents a worst-case scenario. As the calculated concentration exceeds the 0.5% threshold, the output indicates that further risk assessment is required, </w:t>
+      </w:r>
+      <w:proofErr w:type="gramStart"/>
+      <w:r>
+        <w:rPr>
+          <w:rFonts w:eastAsia="Times New Roman" w:cs="Calibri"/>
+          <w:color w:val="002060"/>
+          <w:kern w:val="0"/>
+          <w:sz w:val="22"/>
+          <w:szCs w:val="22"/>
+          <w:lang w:eastAsia="en-GB"/>
+          <w14:ligatures w14:val="none"/>
+        </w:rPr>
+        <w:t>taking into account</w:t>
+      </w:r>
+      <w:proofErr w:type="gramEnd"/>
+      <w:r>
+        <w:rPr>
+          <w:rFonts w:eastAsia="Times New Roman" w:cs="Calibri"/>
+          <w:color w:val="002060"/>
+          <w:kern w:val="0"/>
+          <w:sz w:val="22"/>
+          <w:szCs w:val="22"/>
+          <w:lang w:eastAsia="en-GB"/>
+          <w14:ligatures w14:val="none"/>
+        </w:rPr>
+        <w:t xml:space="preserve"> the factors described above.</w:t>
       </w:r>
     </w:p>
     <w:p>
@@ -16066,7 +17233,7 @@
                     <pic:cNvPicPr/>
                   </pic:nvPicPr>
                   <pic:blipFill>
-                    <a:blip r:embed="rId43"/>
+                    <a:blip r:embed="rId39"/>
                     <a:stretch>
                       <a:fillRect/>
                     </a:stretch>
@@ -16097,7 +17264,6 @@
           <w:lang w:eastAsia="en-GB"/>
         </w:rPr>
       </w:pPr>
-      <w:bookmarkStart w:id="22" w:name="_Toc227167353"/>
       <w:r>
         <w:rPr>
           <w:color w:val="002060"/>
@@ -16116,6 +17282,7 @@
           <w:rFonts w:asciiTheme="minorHAnsi" w:hAnsiTheme="minorHAnsi"/>
         </w:rPr>
       </w:pPr>
+      <w:bookmarkStart w:id="22" w:name="_Toc233629886"/>
       <w:r>
         <w:rPr>
           <w:rFonts w:asciiTheme="minorHAnsi" w:hAnsiTheme="minorHAnsi"/>
@@ -17209,7 +18376,7 @@
                     <pic:cNvPicPr/>
                   </pic:nvPicPr>
                   <pic:blipFill>
-                    <a:blip r:embed="rId44"/>
+                    <a:blip r:embed="rId40"/>
                     <a:stretch>
                       <a:fillRect/>
                     </a:stretch>
@@ -17283,7 +18450,7 @@
                     <pic:cNvPicPr/>
                   </pic:nvPicPr>
                   <pic:blipFill>
-                    <a:blip r:embed="rId45"/>
+                    <a:blip r:embed="rId41"/>
                     <a:stretch>
                       <a:fillRect/>
                     </a:stretch>
@@ -17377,25 +18544,7 @@
           <w:sz w:val="22"/>
           <w:szCs w:val="22"/>
         </w:rPr>
-        <w:t xml:space="preserve">), resulting in a </w:t>
-      </w:r>
-      <w:r>
-        <w:rPr>
-          <w:rFonts w:cs="Calibri"/>
-          <w:color w:val="002060"/>
-          <w:sz w:val="22"/>
-          <w:szCs w:val="22"/>
-        </w:rPr>
-        <w:t>room concentration</w:t>
-      </w:r>
-      <w:r>
-        <w:rPr>
-          <w:rFonts w:cs="Calibri"/>
-          <w:color w:val="002060"/>
-          <w:sz w:val="22"/>
-          <w:szCs w:val="22"/>
-        </w:rPr>
-        <w:t xml:space="preserve"> of 3.22%, which exceeds the calculator's 0.5% CO</w:t>
+        <w:t>), resulting in a room concentration of 3.22%, which exceeds the calculator's 0.5% CO</w:t>
       </w:r>
       <w:r>
         <w:rPr>
@@ -17450,7 +18599,7 @@
                     <pic:cNvPicPr/>
                   </pic:nvPicPr>
                   <pic:blipFill>
-                    <a:blip r:embed="rId46"/>
+                    <a:blip r:embed="rId42"/>
                     <a:stretch>
                       <a:fillRect/>
                     </a:stretch>
@@ -17559,7 +18708,7 @@
                     <pic:cNvPicPr/>
                   </pic:nvPicPr>
                   <pic:blipFill>
-                    <a:blip r:embed="rId47"/>
+                    <a:blip r:embed="rId43"/>
                     <a:stretch>
                       <a:fillRect/>
                     </a:stretch>
@@ -17718,6 +18867,1589 @@
     </w:p>
     <w:p>
       <w:pPr>
+        <w:pStyle w:val="Heading2"/>
+      </w:pPr>
+      <w:bookmarkStart w:id="23" w:name="_Toc233629887"/>
+      <w:r>
+        <w:t>Scenario 10: Dense Gas Stratification</w:t>
+      </w:r>
+      <w:bookmarkEnd w:id="23"/>
+    </w:p>
+    <w:p>
+      <w:pPr>
+        <w:rPr>
+          <w:b/>
+          <w:bCs/>
+          <w:color w:val="002060"/>
+          <w:sz w:val="22"/>
+          <w:szCs w:val="22"/>
+        </w:rPr>
+      </w:pPr>
+      <w:r>
+        <w:rPr>
+          <w:b/>
+          <w:bCs/>
+          <w:color w:val="002060"/>
+          <w:sz w:val="22"/>
+          <w:szCs w:val="22"/>
+        </w:rPr>
+        <w:t>Answer:</w:t>
+      </w:r>
+    </w:p>
+    <w:p>
+      <w:pPr>
+        <w:pStyle w:val="ListParagraph"/>
+        <w:numPr>
+          <w:ilvl w:val="0"/>
+          <w:numId w:val="47"/>
+        </w:numPr>
+        <w:rPr>
+          <w:color w:val="002060"/>
+          <w:sz w:val="22"/>
+          <w:szCs w:val="22"/>
+        </w:rPr>
+      </w:pPr>
+      <w:r>
+        <w:rPr>
+          <w:color w:val="002060"/>
+          <w:sz w:val="22"/>
+          <w:szCs w:val="22"/>
+        </w:rPr>
+        <w:t>0.</w:t>
+      </w:r>
+      <w:r>
+        <w:rPr>
+          <w:color w:val="002060"/>
+          <w:sz w:val="22"/>
+          <w:szCs w:val="22"/>
+        </w:rPr>
+        <w:t>33</w:t>
+      </w:r>
+      <w:r>
+        <w:rPr>
+          <w:color w:val="002060"/>
+          <w:sz w:val="22"/>
+          <w:szCs w:val="22"/>
+        </w:rPr>
+        <w:t>m</w:t>
+      </w:r>
+    </w:p>
+    <w:p>
+      <w:pPr>
+        <w:pStyle w:val="ListParagraph"/>
+        <w:numPr>
+          <w:ilvl w:val="0"/>
+          <w:numId w:val="47"/>
+        </w:numPr>
+        <w:rPr>
+          <w:color w:val="002060"/>
+          <w:sz w:val="22"/>
+          <w:szCs w:val="22"/>
+        </w:rPr>
+      </w:pPr>
+      <w:r>
+        <w:rPr>
+          <w:color w:val="002060"/>
+          <w:sz w:val="22"/>
+          <w:szCs w:val="22"/>
+        </w:rPr>
+        <w:t xml:space="preserve">Room Vol = </w:t>
+      </w:r>
+      <w:r>
+        <w:rPr>
+          <w:color w:val="002060"/>
+          <w:sz w:val="22"/>
+          <w:szCs w:val="22"/>
+        </w:rPr>
+        <w:t>45m</w:t>
+      </w:r>
+      <w:proofErr w:type="gramStart"/>
+      <w:r>
+        <w:rPr>
+          <w:color w:val="002060"/>
+          <w:sz w:val="22"/>
+          <w:szCs w:val="22"/>
+          <w:vertAlign w:val="superscript"/>
+        </w:rPr>
+        <w:t xml:space="preserve">3 </w:t>
+      </w:r>
+      <w:r>
+        <w:rPr>
+          <w:color w:val="002060"/>
+          <w:sz w:val="22"/>
+          <w:szCs w:val="22"/>
+        </w:rPr>
+        <w:t>;</w:t>
+      </w:r>
+      <w:proofErr w:type="gramEnd"/>
+      <w:r>
+        <w:rPr>
+          <w:color w:val="002060"/>
+          <w:sz w:val="22"/>
+          <w:szCs w:val="22"/>
+        </w:rPr>
+        <w:t xml:space="preserve"> Free Air Volume = </w:t>
+      </w:r>
+      <w:r>
+        <w:rPr>
+          <w:color w:val="002060"/>
+          <w:sz w:val="22"/>
+          <w:szCs w:val="22"/>
+        </w:rPr>
+        <w:t>27m</w:t>
+      </w:r>
+      <w:r>
+        <w:rPr>
+          <w:color w:val="002060"/>
+          <w:sz w:val="22"/>
+          <w:szCs w:val="22"/>
+          <w:vertAlign w:val="superscript"/>
+        </w:rPr>
+        <w:t>3</w:t>
+      </w:r>
+    </w:p>
+    <w:p>
+      <w:pPr>
+        <w:pStyle w:val="ListParagraph"/>
+        <w:numPr>
+          <w:ilvl w:val="0"/>
+          <w:numId w:val="47"/>
+        </w:numPr>
+        <w:rPr>
+          <w:color w:val="002060"/>
+          <w:sz w:val="22"/>
+          <w:szCs w:val="22"/>
+        </w:rPr>
+      </w:pPr>
+      <w:r>
+        <w:rPr>
+          <w:color w:val="002060"/>
+          <w:sz w:val="22"/>
+          <w:szCs w:val="22"/>
+        </w:rPr>
+        <w:t>O</w:t>
+      </w:r>
+      <w:r>
+        <w:rPr>
+          <w:color w:val="002060"/>
+          <w:sz w:val="22"/>
+          <w:szCs w:val="22"/>
+          <w:vertAlign w:val="subscript"/>
+        </w:rPr>
+        <w:t>2</w:t>
+      </w:r>
+      <w:r>
+        <w:rPr>
+          <w:color w:val="002060"/>
+          <w:sz w:val="22"/>
+          <w:szCs w:val="22"/>
+        </w:rPr>
+        <w:t xml:space="preserve"> concentrations:</w:t>
+      </w:r>
+    </w:p>
+    <w:p>
+      <w:pPr>
+        <w:pStyle w:val="ListParagraph"/>
+        <w:numPr>
+          <w:ilvl w:val="1"/>
+          <w:numId w:val="47"/>
+        </w:numPr>
+        <w:rPr>
+          <w:color w:val="002060"/>
+          <w:sz w:val="22"/>
+          <w:szCs w:val="22"/>
+        </w:rPr>
+      </w:pPr>
+      <w:r>
+        <w:rPr>
+          <w:color w:val="002060"/>
+          <w:sz w:val="22"/>
+          <w:szCs w:val="22"/>
+        </w:rPr>
+        <w:t xml:space="preserve">0% within </w:t>
+      </w:r>
+      <w:r>
+        <w:rPr>
+          <w:color w:val="002060"/>
+          <w:sz w:val="22"/>
+          <w:szCs w:val="22"/>
+        </w:rPr>
+        <w:t>volume of room no below 0.</w:t>
+      </w:r>
+      <w:r>
+        <w:rPr>
+          <w:color w:val="002060"/>
+          <w:sz w:val="22"/>
+          <w:szCs w:val="22"/>
+        </w:rPr>
+        <w:t>33</w:t>
+      </w:r>
+      <w:r>
+        <w:rPr>
+          <w:color w:val="002060"/>
+          <w:sz w:val="22"/>
+          <w:szCs w:val="22"/>
+        </w:rPr>
+        <w:t>m gas cloud height.</w:t>
+      </w:r>
+    </w:p>
+    <w:p>
+      <w:pPr>
+        <w:pStyle w:val="ListParagraph"/>
+        <w:numPr>
+          <w:ilvl w:val="1"/>
+          <w:numId w:val="47"/>
+        </w:numPr>
+        <w:rPr>
+          <w:color w:val="002060"/>
+          <w:sz w:val="22"/>
+          <w:szCs w:val="22"/>
+        </w:rPr>
+      </w:pPr>
+      <w:r>
+        <w:rPr>
+          <w:color w:val="002060"/>
+          <w:sz w:val="22"/>
+          <w:szCs w:val="22"/>
+        </w:rPr>
+        <w:t>18.62% after equilibration in room.</w:t>
+      </w:r>
+    </w:p>
+    <w:p>
+      <w:pPr>
+        <w:pStyle w:val="ListParagraph"/>
+        <w:numPr>
+          <w:ilvl w:val="0"/>
+          <w:numId w:val="47"/>
+        </w:numPr>
+        <w:rPr>
+          <w:color w:val="002060"/>
+          <w:sz w:val="22"/>
+          <w:szCs w:val="22"/>
+        </w:rPr>
+      </w:pPr>
+      <w:r>
+        <w:rPr>
+          <w:color w:val="002060"/>
+          <w:sz w:val="22"/>
+          <w:szCs w:val="22"/>
+        </w:rPr>
+        <w:t xml:space="preserve">It wouldn’t appear at though there is any risk, </w:t>
+      </w:r>
+      <w:proofErr w:type="gramStart"/>
+      <w:r>
+        <w:rPr>
+          <w:color w:val="002060"/>
+          <w:sz w:val="22"/>
+          <w:szCs w:val="22"/>
+        </w:rPr>
+        <w:t xml:space="preserve">but in </w:t>
+      </w:r>
+      <w:r>
+        <w:rPr>
+          <w:color w:val="002060"/>
+          <w:sz w:val="22"/>
+          <w:szCs w:val="22"/>
+        </w:rPr>
+        <w:t>reality,</w:t>
+      </w:r>
+      <w:proofErr w:type="gramEnd"/>
+      <w:r>
+        <w:rPr>
+          <w:color w:val="002060"/>
+          <w:sz w:val="22"/>
+          <w:szCs w:val="22"/>
+        </w:rPr>
+        <w:t xml:space="preserve"> the gas will rise over time, and the concentration a worker would be exposed to would be somewhere between 0% and 18.62% as time </w:t>
+      </w:r>
+      <w:r>
+        <w:rPr>
+          <w:color w:val="002060"/>
+          <w:sz w:val="22"/>
+          <w:szCs w:val="22"/>
+        </w:rPr>
+        <w:t>passes, so they would likely be in a deficient atmosphere.</w:t>
+      </w:r>
+    </w:p>
+    <w:p>
+      <w:pPr>
+        <w:rPr>
+          <w:color w:val="002060"/>
+          <w:sz w:val="22"/>
+          <w:szCs w:val="22"/>
+        </w:rPr>
+      </w:pPr>
+    </w:p>
+    <w:p>
+      <w:pPr>
+        <w:rPr>
+          <w:b/>
+          <w:bCs/>
+          <w:color w:val="002060"/>
+          <w:sz w:val="22"/>
+          <w:szCs w:val="22"/>
+        </w:rPr>
+      </w:pPr>
+      <w:r>
+        <w:rPr>
+          <w:b/>
+          <w:bCs/>
+          <w:color w:val="002060"/>
+          <w:sz w:val="22"/>
+          <w:szCs w:val="22"/>
+        </w:rPr>
+        <w:lastRenderedPageBreak/>
+        <w:t>Explanation:</w:t>
+      </w:r>
+    </w:p>
+    <w:p>
+      <w:pPr>
+        <w:rPr>
+          <w:color w:val="002060"/>
+          <w:sz w:val="22"/>
+          <w:szCs w:val="22"/>
+        </w:rPr>
+      </w:pPr>
+      <w:r>
+        <w:rPr>
+          <w:color w:val="002060"/>
+          <w:sz w:val="22"/>
+          <w:szCs w:val="22"/>
+        </w:rPr>
+        <w:t>In this scenario, we will make use of the Dense gas calculator to predict the risk of working in environments where there is potential for dense gases to collect.</w:t>
+      </w:r>
+    </w:p>
+    <w:p>
+      <w:pPr>
+        <w:pStyle w:val="ListParagraph"/>
+        <w:numPr>
+          <w:ilvl w:val="0"/>
+          <w:numId w:val="48"/>
+        </w:numPr>
+        <w:rPr>
+          <w:color w:val="002060"/>
+          <w:sz w:val="22"/>
+          <w:szCs w:val="22"/>
+        </w:rPr>
+      </w:pPr>
+      <w:r>
+        <w:rPr>
+          <w:color w:val="002060"/>
+          <w:sz w:val="22"/>
+          <w:szCs w:val="22"/>
+        </w:rPr>
+        <w:t xml:space="preserve">For dense gases, they will form a cloud of a specific minimum height based on the area the gas will accumulate </w:t>
+      </w:r>
+      <w:r>
+        <w:rPr>
+          <w:color w:val="002060"/>
+          <w:sz w:val="22"/>
+          <w:szCs w:val="22"/>
+        </w:rPr>
+        <w:t>in,</w:t>
+      </w:r>
+      <w:r>
+        <w:rPr>
+          <w:color w:val="002060"/>
+          <w:sz w:val="22"/>
+          <w:szCs w:val="22"/>
+        </w:rPr>
+        <w:t xml:space="preserve"> and the volume of the gas released</w:t>
+      </w:r>
+      <w:r>
+        <w:rPr>
+          <w:color w:val="002060"/>
+          <w:sz w:val="22"/>
+          <w:szCs w:val="22"/>
+        </w:rPr>
+        <w:t>.</w:t>
+      </w:r>
+      <w:r>
+        <w:rPr>
+          <w:color w:val="002060"/>
+          <w:sz w:val="22"/>
+          <w:szCs w:val="22"/>
+        </w:rPr>
+        <w:br/>
+      </w:r>
+      <w:r>
+        <w:rPr>
+          <w:color w:val="002060"/>
+          <w:sz w:val="22"/>
+          <w:szCs w:val="22"/>
+        </w:rPr>
+        <w:br/>
+      </w:r>
+      <w:r>
+        <w:rPr>
+          <w:color w:val="002060"/>
+          <w:sz w:val="22"/>
+          <w:szCs w:val="22"/>
+        </w:rPr>
+        <w:t>The area of the room floor is 15m</w:t>
+      </w:r>
+      <w:r>
+        <w:rPr>
+          <w:color w:val="002060"/>
+          <w:sz w:val="22"/>
+          <w:szCs w:val="22"/>
+          <w:vertAlign w:val="superscript"/>
+        </w:rPr>
+        <w:t>2</w:t>
+      </w:r>
+      <w:r>
+        <w:rPr>
+          <w:color w:val="002060"/>
+          <w:sz w:val="22"/>
+          <w:szCs w:val="22"/>
+        </w:rPr>
+        <w:t>,</w:t>
+      </w:r>
+      <w:r>
+        <w:rPr>
+          <w:color w:val="002060"/>
+          <w:sz w:val="22"/>
+          <w:szCs w:val="22"/>
+        </w:rPr>
+        <w:t xml:space="preserve"> but this is not the free air area. We are going to assume a 40% reduction of volume is needed to </w:t>
+      </w:r>
+      <w:proofErr w:type="gramStart"/>
+      <w:r>
+        <w:rPr>
+          <w:color w:val="002060"/>
+          <w:sz w:val="22"/>
+          <w:szCs w:val="22"/>
+        </w:rPr>
+        <w:t>take into account</w:t>
+      </w:r>
+      <w:proofErr w:type="gramEnd"/>
+      <w:r>
+        <w:rPr>
+          <w:color w:val="002060"/>
+          <w:sz w:val="22"/>
+          <w:szCs w:val="22"/>
+        </w:rPr>
+        <w:t xml:space="preserve"> the space taken up by equipment, and therefore we can </w:t>
+      </w:r>
+      <w:r>
+        <w:rPr>
+          <w:color w:val="002060"/>
+          <w:sz w:val="22"/>
+          <w:szCs w:val="22"/>
+        </w:rPr>
+        <w:t>reduce 15m</w:t>
+      </w:r>
+      <w:r>
+        <w:rPr>
+          <w:color w:val="002060"/>
+          <w:sz w:val="22"/>
+          <w:szCs w:val="22"/>
+          <w:vertAlign w:val="superscript"/>
+        </w:rPr>
+        <w:t>2</w:t>
+      </w:r>
+      <w:r>
+        <w:rPr>
+          <w:color w:val="002060"/>
+          <w:sz w:val="22"/>
+          <w:szCs w:val="22"/>
+        </w:rPr>
+        <w:t xml:space="preserve"> by 40%, so give us a floor area of 9m</w:t>
+      </w:r>
+      <w:r>
+        <w:rPr>
+          <w:color w:val="002060"/>
+          <w:sz w:val="22"/>
+          <w:szCs w:val="22"/>
+          <w:vertAlign w:val="superscript"/>
+        </w:rPr>
+        <w:t>2</w:t>
+      </w:r>
+      <w:r>
+        <w:rPr>
+          <w:color w:val="002060"/>
+          <w:sz w:val="22"/>
+          <w:szCs w:val="22"/>
+        </w:rPr>
+        <w:t>. It is worth highlighting, once again, that measurements are always preferable and will be more accurate.</w:t>
+      </w:r>
+      <w:r>
+        <w:rPr>
+          <w:color w:val="002060"/>
+          <w:sz w:val="22"/>
+          <w:szCs w:val="22"/>
+        </w:rPr>
+        <w:br/>
+        <w:t>T</w:t>
+      </w:r>
+      <w:r>
+        <w:rPr>
+          <w:color w:val="002060"/>
+          <w:sz w:val="22"/>
+          <w:szCs w:val="22"/>
+        </w:rPr>
+        <w:t>he volume of the gas in the cylinder is 3m</w:t>
+      </w:r>
+      <w:r>
+        <w:rPr>
+          <w:color w:val="002060"/>
+          <w:sz w:val="22"/>
+          <w:szCs w:val="22"/>
+          <w:vertAlign w:val="superscript"/>
+        </w:rPr>
+        <w:t>3</w:t>
+      </w:r>
+      <w:r>
+        <w:rPr>
+          <w:color w:val="002060"/>
+          <w:sz w:val="22"/>
+          <w:szCs w:val="22"/>
+        </w:rPr>
+        <w:t>, so</w:t>
+      </w:r>
+      <w:r>
+        <w:rPr>
+          <w:color w:val="002060"/>
+          <w:sz w:val="22"/>
+          <w:szCs w:val="22"/>
+        </w:rPr>
+        <w:t xml:space="preserve"> </w:t>
+      </w:r>
+      <w:r>
+        <w:rPr>
+          <w:color w:val="002060"/>
+          <w:sz w:val="22"/>
+          <w:szCs w:val="22"/>
+        </w:rPr>
+        <w:t>t</w:t>
+      </w:r>
+      <w:r>
+        <w:rPr>
+          <w:color w:val="002060"/>
+          <w:sz w:val="22"/>
+          <w:szCs w:val="22"/>
+        </w:rPr>
+        <w:t>he gas cloud height can be calculated by dividing 3m</w:t>
+      </w:r>
+      <w:r>
+        <w:rPr>
+          <w:color w:val="002060"/>
+          <w:sz w:val="22"/>
+          <w:szCs w:val="22"/>
+          <w:vertAlign w:val="superscript"/>
+        </w:rPr>
+        <w:t>3</w:t>
+      </w:r>
+      <w:r>
+        <w:rPr>
+          <w:color w:val="002060"/>
+          <w:sz w:val="22"/>
+          <w:szCs w:val="22"/>
+        </w:rPr>
+        <w:t xml:space="preserve"> by </w:t>
+      </w:r>
+      <w:r>
+        <w:rPr>
+          <w:color w:val="002060"/>
+          <w:sz w:val="22"/>
+          <w:szCs w:val="22"/>
+        </w:rPr>
+        <w:t>9</w:t>
+      </w:r>
+      <w:r>
+        <w:rPr>
+          <w:color w:val="002060"/>
+          <w:sz w:val="22"/>
+          <w:szCs w:val="22"/>
+        </w:rPr>
+        <w:t>m</w:t>
+      </w:r>
+      <w:r>
+        <w:rPr>
+          <w:color w:val="002060"/>
+          <w:sz w:val="22"/>
+          <w:szCs w:val="22"/>
+          <w:vertAlign w:val="superscript"/>
+        </w:rPr>
+        <w:t>2</w:t>
+      </w:r>
+      <w:r>
+        <w:rPr>
+          <w:color w:val="002060"/>
+          <w:sz w:val="22"/>
+          <w:szCs w:val="22"/>
+        </w:rPr>
+        <w:t xml:space="preserve">, and therefore the </w:t>
+      </w:r>
+      <w:r>
+        <w:rPr>
+          <w:color w:val="002060"/>
+          <w:sz w:val="22"/>
+          <w:szCs w:val="22"/>
+        </w:rPr>
+        <w:t xml:space="preserve">initial stratified gas layer height </w:t>
+      </w:r>
+      <w:r>
+        <w:rPr>
+          <w:color w:val="002060"/>
+          <w:sz w:val="22"/>
+          <w:szCs w:val="22"/>
+        </w:rPr>
+        <w:t xml:space="preserve">is </w:t>
+      </w:r>
+      <w:r>
+        <w:rPr>
+          <w:color w:val="002060"/>
+          <w:sz w:val="22"/>
+          <w:szCs w:val="22"/>
+        </w:rPr>
+        <w:t>0.</w:t>
+      </w:r>
+      <w:r>
+        <w:rPr>
+          <w:color w:val="002060"/>
+          <w:sz w:val="22"/>
+          <w:szCs w:val="22"/>
+        </w:rPr>
+        <w:t>33</w:t>
+      </w:r>
+      <w:r>
+        <w:rPr>
+          <w:color w:val="002060"/>
+          <w:sz w:val="22"/>
+          <w:szCs w:val="22"/>
+        </w:rPr>
+        <w:t xml:space="preserve">m. </w:t>
+      </w:r>
+      <w:r>
+        <w:rPr>
+          <w:color w:val="002060"/>
+          <w:sz w:val="22"/>
+          <w:szCs w:val="22"/>
+        </w:rPr>
+        <w:br/>
+      </w:r>
+      <w:r>
+        <w:rPr>
+          <w:color w:val="002060"/>
+          <w:sz w:val="22"/>
+          <w:szCs w:val="22"/>
+        </w:rPr>
+        <w:br/>
+        <w:t>Note: I</w:t>
+      </w:r>
+      <w:r>
+        <w:rPr>
+          <w:color w:val="002060"/>
+          <w:sz w:val="22"/>
+          <w:szCs w:val="22"/>
+        </w:rPr>
+        <w:t xml:space="preserve">n reality, the cloud will evolve over time and disperse itself </w:t>
+      </w:r>
+      <w:r>
+        <w:rPr>
+          <w:color w:val="002060"/>
+          <w:sz w:val="22"/>
+          <w:szCs w:val="22"/>
+        </w:rPr>
+        <w:t>uniformly throughout the room as a result of passive diffusion and other external influences like ventilation</w:t>
+      </w:r>
+      <w:r>
+        <w:rPr>
+          <w:color w:val="002060"/>
+          <w:sz w:val="22"/>
+          <w:szCs w:val="22"/>
+        </w:rPr>
+        <w:t>.</w:t>
+      </w:r>
+      <w:r>
+        <w:rPr>
+          <w:color w:val="002060"/>
+          <w:sz w:val="22"/>
+          <w:szCs w:val="22"/>
+        </w:rPr>
+        <w:t xml:space="preserve"> We will need to </w:t>
+      </w:r>
+      <w:r>
+        <w:rPr>
+          <w:color w:val="002060"/>
+          <w:sz w:val="22"/>
+          <w:szCs w:val="22"/>
+        </w:rPr>
+        <w:t>use both the Dense gas calculation as well as the room concentration, together, to determine the real risk to a person working in this lower area.</w:t>
+      </w:r>
+      <w:r>
+        <w:rPr>
+          <w:color w:val="002060"/>
+          <w:sz w:val="22"/>
+          <w:szCs w:val="22"/>
+        </w:rPr>
+        <w:br/>
+      </w:r>
+    </w:p>
+    <w:p>
+      <w:pPr>
+        <w:pStyle w:val="ListParagraph"/>
+        <w:numPr>
+          <w:ilvl w:val="0"/>
+          <w:numId w:val="48"/>
+        </w:numPr>
+        <w:rPr>
+          <w:color w:val="002060"/>
+          <w:sz w:val="22"/>
+          <w:szCs w:val="22"/>
+        </w:rPr>
+      </w:pPr>
+      <w:r>
+        <w:rPr>
+          <w:color w:val="002060"/>
+          <w:sz w:val="22"/>
+          <w:szCs w:val="22"/>
+        </w:rPr>
+        <w:t>The volume can be calculated by multiplying the area of the room by the ceiling height</w:t>
+      </w:r>
+      <w:r>
+        <w:rPr>
+          <w:color w:val="002060"/>
+          <w:sz w:val="22"/>
+          <w:szCs w:val="22"/>
+        </w:rPr>
+        <w:t>, so 15m</w:t>
+      </w:r>
+      <w:r>
+        <w:rPr>
+          <w:color w:val="002060"/>
+          <w:sz w:val="22"/>
+          <w:szCs w:val="22"/>
+          <w:vertAlign w:val="superscript"/>
+        </w:rPr>
+        <w:t>2</w:t>
+      </w:r>
+      <w:r>
+        <w:rPr>
+          <w:color w:val="002060"/>
+          <w:sz w:val="22"/>
+          <w:szCs w:val="22"/>
+        </w:rPr>
+        <w:t xml:space="preserve"> multiplied by 3m, which equals a room volume of 45m</w:t>
+      </w:r>
+      <w:r>
+        <w:rPr>
+          <w:color w:val="002060"/>
+          <w:sz w:val="22"/>
+          <w:szCs w:val="22"/>
+          <w:vertAlign w:val="superscript"/>
+        </w:rPr>
+        <w:t>3</w:t>
+      </w:r>
+      <w:r>
+        <w:rPr>
+          <w:color w:val="002060"/>
+          <w:sz w:val="22"/>
+          <w:szCs w:val="22"/>
+        </w:rPr>
+        <w:t xml:space="preserve">. </w:t>
+      </w:r>
+      <w:r>
+        <w:rPr>
+          <w:color w:val="002060"/>
+          <w:sz w:val="22"/>
+          <w:szCs w:val="22"/>
+        </w:rPr>
+        <w:br/>
+        <w:t xml:space="preserve">We will use the 40% reduction built into the calculator, so we can enter 45 into the field and tick the 40% reduction (which will equal a </w:t>
+      </w:r>
+      <w:r>
+        <w:rPr>
+          <w:color w:val="002060"/>
+          <w:sz w:val="22"/>
+          <w:szCs w:val="22"/>
+        </w:rPr>
+        <w:t>free air volume</w:t>
+      </w:r>
+      <w:r>
+        <w:rPr>
+          <w:color w:val="002060"/>
+          <w:sz w:val="22"/>
+          <w:szCs w:val="22"/>
+        </w:rPr>
+        <w:t xml:space="preserve"> of </w:t>
+      </w:r>
+      <w:r>
+        <w:rPr>
+          <w:color w:val="002060"/>
+          <w:sz w:val="22"/>
+          <w:szCs w:val="22"/>
+        </w:rPr>
+        <w:t>27m</w:t>
+      </w:r>
+      <w:r>
+        <w:rPr>
+          <w:color w:val="002060"/>
+          <w:sz w:val="22"/>
+          <w:szCs w:val="22"/>
+          <w:vertAlign w:val="superscript"/>
+        </w:rPr>
+        <w:t>3</w:t>
+      </w:r>
+      <w:r>
+        <w:rPr>
+          <w:color w:val="002060"/>
+          <w:sz w:val="22"/>
+          <w:szCs w:val="22"/>
+        </w:rPr>
+        <w:t>)</w:t>
+      </w:r>
+      <w:r>
+        <w:rPr>
+          <w:color w:val="002060"/>
+          <w:sz w:val="22"/>
+          <w:szCs w:val="22"/>
+        </w:rPr>
+        <w:t>.</w:t>
+      </w:r>
+      <w:r>
+        <w:rPr>
+          <w:color w:val="002060"/>
+          <w:sz w:val="22"/>
+          <w:szCs w:val="22"/>
+        </w:rPr>
+        <w:br/>
+      </w:r>
+    </w:p>
+    <w:p>
+      <w:pPr>
+        <w:pStyle w:val="ListParagraph"/>
+        <w:numPr>
+          <w:ilvl w:val="0"/>
+          <w:numId w:val="48"/>
+        </w:numPr>
+        <w:rPr>
+          <w:color w:val="002060"/>
+          <w:sz w:val="22"/>
+          <w:szCs w:val="22"/>
+        </w:rPr>
+      </w:pPr>
+      <w:r>
+        <w:rPr>
+          <w:color w:val="002060"/>
+          <w:sz w:val="22"/>
+          <w:szCs w:val="22"/>
+        </w:rPr>
+        <w:t>We now have the information we need to carry out the calculation.</w:t>
+      </w:r>
+      <w:r>
+        <w:rPr>
+          <w:color w:val="002060"/>
+          <w:sz w:val="22"/>
+          <w:szCs w:val="22"/>
+        </w:rPr>
+        <w:t xml:space="preserve"> We know the volume of the contents, so we can select the option in the calculator corresponding to this.</w:t>
+      </w:r>
+    </w:p>
+    <w:p>
+      <w:pPr>
+        <w:jc w:val="center"/>
+        <w:rPr>
+          <w:color w:val="002060"/>
+          <w:sz w:val="22"/>
+          <w:szCs w:val="22"/>
+        </w:rPr>
+      </w:pPr>
+      <w:r>
+        <w:rPr>
+          <w:color w:val="002060"/>
+          <w:sz w:val="22"/>
+          <w:szCs w:val="22"/>
+        </w:rPr>
+        <w:drawing>
+          <wp:inline distT="0" distB="0" distL="0" distR="0" wp14:anchorId="04B7DCF3" wp14:editId="69DF417E">
+            <wp:extent cx="4842662" cy="1838666"/>
+            <wp:effectExtent l="0" t="0" r="0" b="9525"/>
+            <wp:docPr id="610520284" name="Picture 1"/>
+            <wp:cNvGraphicFramePr>
+              <a:graphicFrameLocks xmlns:a="http://schemas.openxmlformats.org/drawingml/2006/main" noChangeAspect="1"/>
+            </wp:cNvGraphicFramePr>
+            <a:graphic xmlns:a="http://schemas.openxmlformats.org/drawingml/2006/main">
+              <a:graphicData uri="http://schemas.openxmlformats.org/drawingml/2006/picture">
+                <pic:pic xmlns:pic="http://schemas.openxmlformats.org/drawingml/2006/picture">
+                  <pic:nvPicPr>
+                    <pic:cNvPr id="610520284" name=""/>
+                    <pic:cNvPicPr/>
+                  </pic:nvPicPr>
+                  <pic:blipFill>
+                    <a:blip r:embed="rId44"/>
+                    <a:stretch>
+                      <a:fillRect/>
+                    </a:stretch>
+                  </pic:blipFill>
+                  <pic:spPr>
+                    <a:xfrm>
+                      <a:off x="0" y="0"/>
+                      <a:ext cx="4865907" cy="1847492"/>
+                    </a:xfrm>
+                    <a:prstGeom prst="rect">
+                      <a:avLst/>
+                    </a:prstGeom>
+                  </pic:spPr>
+                </pic:pic>
+              </a:graphicData>
+            </a:graphic>
+          </wp:inline>
+        </w:drawing>
+      </w:r>
+    </w:p>
+    <w:p>
+      <w:pPr>
+        <w:rPr>
+          <w:color w:val="002060"/>
+          <w:sz w:val="22"/>
+          <w:szCs w:val="22"/>
+        </w:rPr>
+      </w:pPr>
+      <w:r>
+        <w:rPr>
+          <w:color w:val="002060"/>
+          <w:sz w:val="22"/>
+          <w:szCs w:val="22"/>
+        </w:rPr>
+        <w:t>We</w:t>
+      </w:r>
+      <w:r>
+        <w:rPr>
+          <w:color w:val="002060"/>
+          <w:sz w:val="22"/>
+          <w:szCs w:val="22"/>
+        </w:rPr>
+        <w:t xml:space="preserve"> can enter 45m</w:t>
+      </w:r>
+      <w:r>
+        <w:rPr>
+          <w:color w:val="002060"/>
+          <w:sz w:val="22"/>
+          <w:szCs w:val="22"/>
+          <w:vertAlign w:val="superscript"/>
+        </w:rPr>
+        <w:t>3</w:t>
+      </w:r>
+      <w:r>
+        <w:rPr>
+          <w:color w:val="002060"/>
+          <w:sz w:val="22"/>
+          <w:szCs w:val="22"/>
+          <w:vertAlign w:val="superscript"/>
+        </w:rPr>
+        <w:t xml:space="preserve"> </w:t>
+      </w:r>
+      <w:r>
+        <w:rPr>
+          <w:color w:val="002060"/>
+          <w:sz w:val="22"/>
+          <w:szCs w:val="22"/>
+        </w:rPr>
+        <w:t xml:space="preserve">as the volume of the </w:t>
+      </w:r>
+      <w:r>
+        <w:rPr>
+          <w:color w:val="002060"/>
+          <w:sz w:val="22"/>
+          <w:szCs w:val="22"/>
+        </w:rPr>
+        <w:t>room and</w:t>
+      </w:r>
+      <w:r>
+        <w:rPr>
+          <w:color w:val="002060"/>
+          <w:sz w:val="22"/>
+          <w:szCs w:val="22"/>
+        </w:rPr>
+        <w:t xml:space="preserve"> then tick the 40% reduction box to obtain a conservative estimate of the free air volume.</w:t>
+      </w:r>
+    </w:p>
+    <w:p>
+      <w:pPr>
+        <w:rPr>
+          <w:color w:val="002060"/>
+          <w:sz w:val="22"/>
+          <w:szCs w:val="22"/>
+        </w:rPr>
+      </w:pPr>
+      <w:r>
+        <w:rPr>
+          <w:color w:val="002060"/>
+          <w:sz w:val="22"/>
+          <w:szCs w:val="22"/>
+        </w:rPr>
+        <w:t>Next, we check the Dense Gas option</w:t>
+      </w:r>
+      <w:r>
+        <w:rPr>
+          <w:color w:val="002060"/>
+          <w:sz w:val="22"/>
+          <w:szCs w:val="22"/>
+        </w:rPr>
+        <w:t xml:space="preserve"> – this calculation sets a </w:t>
+      </w:r>
+      <w:r>
+        <w:rPr>
+          <w:color w:val="002060"/>
+          <w:sz w:val="22"/>
+          <w:szCs w:val="22"/>
+        </w:rPr>
+        <w:t xml:space="preserve">false ceiling height so allows the user to calculate the concentration of </w:t>
+      </w:r>
+      <w:r>
+        <w:rPr>
+          <w:color w:val="002060"/>
+          <w:sz w:val="22"/>
+          <w:szCs w:val="22"/>
+        </w:rPr>
+        <w:t>the gas (or remaining oxygen) within the volume related to this lower ceiling height.</w:t>
+      </w:r>
+      <w:r>
+        <w:rPr>
+          <w:color w:val="002060"/>
+          <w:sz w:val="22"/>
+          <w:szCs w:val="22"/>
+        </w:rPr>
+        <w:t xml:space="preserve"> We know from the scenario that the ceiling height is 3m, and we calculated in part 1 that we’re expecting a minimum gas stratification height of 0.</w:t>
+      </w:r>
+      <w:r>
+        <w:rPr>
+          <w:color w:val="002060"/>
+          <w:sz w:val="22"/>
+          <w:szCs w:val="22"/>
+        </w:rPr>
+        <w:t>33</w:t>
+      </w:r>
+      <w:r>
+        <w:rPr>
+          <w:color w:val="002060"/>
+          <w:sz w:val="22"/>
+          <w:szCs w:val="22"/>
+        </w:rPr>
+        <w:t>m.</w:t>
+      </w:r>
+    </w:p>
+    <w:p>
+      <w:pPr>
+        <w:rPr>
+          <w:color w:val="002060"/>
+          <w:sz w:val="22"/>
+          <w:szCs w:val="22"/>
+        </w:rPr>
+      </w:pPr>
+      <w:r>
+        <w:rPr>
+          <w:color w:val="002060"/>
+          <w:sz w:val="22"/>
+          <w:szCs w:val="22"/>
+        </w:rPr>
+        <w:lastRenderedPageBreak/>
+        <w:t>We can then enter the Volume of gas into the final field.</w:t>
+      </w:r>
+    </w:p>
+    <w:p>
+      <w:pPr>
+        <w:jc w:val="center"/>
+        <w:rPr>
+          <w:color w:val="002060"/>
+          <w:sz w:val="22"/>
+          <w:szCs w:val="22"/>
+        </w:rPr>
+      </w:pPr>
+      <w:r>
+        <w:rPr>
+          <w:color w:val="002060"/>
+          <w:sz w:val="22"/>
+          <w:szCs w:val="22"/>
+        </w:rPr>
+        <w:drawing>
+          <wp:inline distT="0" distB="0" distL="0" distR="0" wp14:anchorId="03406BBC" wp14:editId="07492877">
+            <wp:extent cx="2777359" cy="5271714"/>
+            <wp:effectExtent l="0" t="0" r="4445" b="5715"/>
+            <wp:docPr id="1131103330" name="Picture 1"/>
+            <wp:cNvGraphicFramePr>
+              <a:graphicFrameLocks xmlns:a="http://schemas.openxmlformats.org/drawingml/2006/main" noChangeAspect="1"/>
+            </wp:cNvGraphicFramePr>
+            <a:graphic xmlns:a="http://schemas.openxmlformats.org/drawingml/2006/main">
+              <a:graphicData uri="http://schemas.openxmlformats.org/drawingml/2006/picture">
+                <pic:pic xmlns:pic="http://schemas.openxmlformats.org/drawingml/2006/picture">
+                  <pic:nvPicPr>
+                    <pic:cNvPr id="1131103330" name=""/>
+                    <pic:cNvPicPr/>
+                  </pic:nvPicPr>
+                  <pic:blipFill>
+                    <a:blip r:embed="rId45"/>
+                    <a:stretch>
+                      <a:fillRect/>
+                    </a:stretch>
+                  </pic:blipFill>
+                  <pic:spPr>
+                    <a:xfrm>
+                      <a:off x="0" y="0"/>
+                      <a:ext cx="2786020" cy="5288153"/>
+                    </a:xfrm>
+                    <a:prstGeom prst="rect">
+                      <a:avLst/>
+                    </a:prstGeom>
+                  </pic:spPr>
+                </pic:pic>
+              </a:graphicData>
+            </a:graphic>
+          </wp:inline>
+        </w:drawing>
+      </w:r>
+    </w:p>
+    <w:p>
+      <w:pPr>
+        <w:rPr>
+          <w:color w:val="002060"/>
+          <w:sz w:val="22"/>
+          <w:szCs w:val="22"/>
+        </w:rPr>
+      </w:pPr>
+      <w:r>
+        <w:rPr>
+          <w:color w:val="002060"/>
+          <w:sz w:val="22"/>
+          <w:szCs w:val="22"/>
+        </w:rPr>
+        <w:t xml:space="preserve">We select </w:t>
+      </w:r>
+      <w:r>
+        <w:rPr>
+          <w:color w:val="002060"/>
+          <w:sz w:val="22"/>
+          <w:szCs w:val="22"/>
+        </w:rPr>
+        <w:t>Asphyxiant, as we are using Argon gas which displaces oxygen, and then click Calculate Concentration.</w:t>
+      </w:r>
+    </w:p>
+    <w:p>
+      <w:pPr>
+        <w:jc w:val="center"/>
+        <w:rPr>
+          <w:color w:val="002060"/>
+          <w:sz w:val="22"/>
+          <w:szCs w:val="22"/>
+        </w:rPr>
+      </w:pPr>
+      <w:r>
+        <w:rPr>
+          <w:color w:val="002060"/>
+          <w:sz w:val="22"/>
+          <w:szCs w:val="22"/>
+        </w:rPr>
+        <w:drawing>
+          <wp:inline distT="0" distB="0" distL="0" distR="0" wp14:anchorId="16EBFD45" wp14:editId="409BCDD3">
+            <wp:extent cx="5271715" cy="2137071"/>
+            <wp:effectExtent l="0" t="0" r="5715" b="0"/>
+            <wp:docPr id="1019988215" name="Picture 1"/>
+            <wp:cNvGraphicFramePr>
+              <a:graphicFrameLocks xmlns:a="http://schemas.openxmlformats.org/drawingml/2006/main" noChangeAspect="1"/>
+            </wp:cNvGraphicFramePr>
+            <a:graphic xmlns:a="http://schemas.openxmlformats.org/drawingml/2006/main">
+              <a:graphicData uri="http://schemas.openxmlformats.org/drawingml/2006/picture">
+                <pic:pic xmlns:pic="http://schemas.openxmlformats.org/drawingml/2006/picture">
+                  <pic:nvPicPr>
+                    <pic:cNvPr id="1019988215" name=""/>
+                    <pic:cNvPicPr/>
+                  </pic:nvPicPr>
+                  <pic:blipFill>
+                    <a:blip r:embed="rId46"/>
+                    <a:stretch>
+                      <a:fillRect/>
+                    </a:stretch>
+                  </pic:blipFill>
+                  <pic:spPr>
+                    <a:xfrm>
+                      <a:off x="0" y="0"/>
+                      <a:ext cx="5283234" cy="2141741"/>
+                    </a:xfrm>
+                    <a:prstGeom prst="rect">
+                      <a:avLst/>
+                    </a:prstGeom>
+                  </pic:spPr>
+                </pic:pic>
+              </a:graphicData>
+            </a:graphic>
+          </wp:inline>
+        </w:drawing>
+      </w:r>
+    </w:p>
+    <w:p>
+      <w:pPr>
+        <w:rPr>
+          <w:color w:val="002060"/>
+          <w:sz w:val="22"/>
+          <w:szCs w:val="22"/>
+        </w:rPr>
+      </w:pPr>
+    </w:p>
+    <w:p>
+      <w:pPr>
+        <w:rPr>
+          <w:color w:val="002060"/>
+          <w:sz w:val="22"/>
+          <w:szCs w:val="22"/>
+        </w:rPr>
+      </w:pPr>
+      <w:r>
+        <w:rPr>
+          <w:color w:val="002060"/>
+          <w:sz w:val="22"/>
+          <w:szCs w:val="22"/>
+        </w:rPr>
+        <w:lastRenderedPageBreak/>
+        <w:t xml:space="preserve">We can see from the calculation that </w:t>
+      </w:r>
+      <w:r>
+        <w:rPr>
+          <w:color w:val="002060"/>
+          <w:sz w:val="22"/>
+          <w:szCs w:val="22"/>
+        </w:rPr>
+        <w:t>if the gas were to perfectly stratify at a height of 0.</w:t>
+      </w:r>
+      <w:r>
+        <w:rPr>
+          <w:color w:val="002060"/>
+          <w:sz w:val="22"/>
+          <w:szCs w:val="22"/>
+        </w:rPr>
+        <w:t>33</w:t>
+      </w:r>
+      <w:r>
+        <w:rPr>
+          <w:color w:val="002060"/>
+          <w:sz w:val="22"/>
+          <w:szCs w:val="22"/>
+        </w:rPr>
+        <w:t>m, then the O</w:t>
+      </w:r>
+      <w:r>
+        <w:rPr>
+          <w:color w:val="002060"/>
+          <w:sz w:val="22"/>
+          <w:szCs w:val="22"/>
+          <w:vertAlign w:val="subscript"/>
+        </w:rPr>
+        <w:t>2</w:t>
+      </w:r>
+      <w:r>
+        <w:rPr>
+          <w:color w:val="002060"/>
+          <w:sz w:val="22"/>
+          <w:szCs w:val="22"/>
+          <w:vertAlign w:val="subscript"/>
+        </w:rPr>
+        <w:t xml:space="preserve"> </w:t>
+      </w:r>
+      <w:r>
+        <w:rPr>
+          <w:color w:val="002060"/>
+          <w:sz w:val="22"/>
+          <w:szCs w:val="22"/>
+        </w:rPr>
+        <w:t xml:space="preserve">concentration within that area will become </w:t>
+      </w:r>
+      <w:r>
+        <w:rPr>
+          <w:color w:val="002060"/>
+          <w:sz w:val="22"/>
+          <w:szCs w:val="22"/>
+        </w:rPr>
+        <w:t>0% and</w:t>
+      </w:r>
+      <w:r>
+        <w:rPr>
+          <w:color w:val="002060"/>
+          <w:sz w:val="22"/>
+          <w:szCs w:val="22"/>
+        </w:rPr>
+        <w:t xml:space="preserve"> therefore be a fully deficient area which would not be breathable.</w:t>
+      </w:r>
+    </w:p>
+    <w:p>
+      <w:pPr>
+        <w:rPr>
+          <w:color w:val="002060"/>
+          <w:sz w:val="22"/>
+          <w:szCs w:val="22"/>
+        </w:rPr>
+      </w:pPr>
+      <w:r>
+        <w:rPr>
+          <w:color w:val="002060"/>
+          <w:sz w:val="22"/>
+          <w:szCs w:val="22"/>
+        </w:rPr>
+        <w:t>If the gas were to fully equilibrate throughout the room, it would reach 18.62%</w:t>
+      </w:r>
+      <w:r>
+        <w:rPr>
+          <w:color w:val="002060"/>
+          <w:sz w:val="22"/>
+          <w:szCs w:val="22"/>
+        </w:rPr>
+        <w:t>, which would be below the legal limit and require further investigation.</w:t>
+      </w:r>
+    </w:p>
+    <w:p>
+      <w:pPr>
+        <w:rPr>
+          <w:color w:val="002060"/>
+          <w:sz w:val="22"/>
+          <w:szCs w:val="22"/>
+        </w:rPr>
+      </w:pPr>
+      <w:r>
+        <w:rPr>
+          <w:color w:val="002060"/>
+          <w:sz w:val="22"/>
+          <w:szCs w:val="22"/>
+        </w:rPr>
+        <w:t xml:space="preserve">The calculator suggests that </w:t>
+      </w:r>
+      <w:r>
+        <w:rPr>
+          <w:color w:val="002060"/>
+          <w:sz w:val="22"/>
+          <w:szCs w:val="22"/>
+        </w:rPr>
+        <w:t>the gas stratifies perfectly into a cloud of height 0.</w:t>
+      </w:r>
+      <w:r>
+        <w:rPr>
+          <w:color w:val="002060"/>
+          <w:sz w:val="22"/>
+          <w:szCs w:val="22"/>
+        </w:rPr>
+        <w:t>33</w:t>
+      </w:r>
+      <w:r>
+        <w:rPr>
+          <w:color w:val="002060"/>
+          <w:sz w:val="22"/>
+          <w:szCs w:val="22"/>
+        </w:rPr>
+        <w:t>m, and within that height the atmosphere contains 0% oxygen. Under perfect conditions</w:t>
+      </w:r>
+      <w:r>
+        <w:rPr>
+          <w:color w:val="002060"/>
+          <w:sz w:val="22"/>
+          <w:szCs w:val="22"/>
+        </w:rPr>
+        <w:t xml:space="preserve">, this is likely to be </w:t>
+      </w:r>
+      <w:r>
+        <w:rPr>
+          <w:color w:val="002060"/>
+          <w:sz w:val="22"/>
+          <w:szCs w:val="22"/>
+        </w:rPr>
+        <w:t>true,</w:t>
+      </w:r>
+      <w:r>
+        <w:rPr>
+          <w:color w:val="002060"/>
+          <w:sz w:val="22"/>
+          <w:szCs w:val="22"/>
+        </w:rPr>
+        <w:t xml:space="preserve"> but gas stratification is a transient effect. </w:t>
+      </w:r>
+      <w:r>
+        <w:rPr>
+          <w:color w:val="002060"/>
+          <w:sz w:val="22"/>
+          <w:szCs w:val="22"/>
+        </w:rPr>
+        <w:t xml:space="preserve">Depending on </w:t>
+      </w:r>
+      <w:proofErr w:type="gramStart"/>
+      <w:r>
+        <w:rPr>
+          <w:color w:val="002060"/>
+          <w:sz w:val="22"/>
+          <w:szCs w:val="22"/>
+        </w:rPr>
+        <w:t>a number of</w:t>
+      </w:r>
+      <w:proofErr w:type="gramEnd"/>
+      <w:r>
+        <w:rPr>
+          <w:color w:val="002060"/>
+          <w:sz w:val="22"/>
+          <w:szCs w:val="22"/>
+        </w:rPr>
+        <w:t xml:space="preserve"> factors, namely any ventilation present, any air flow from movement of people/equipment, temperature, etc, the gas is likely to diffuse out of a perfect, stratified cloud and distribute more uniformly as time passes.</w:t>
+      </w:r>
+    </w:p>
+    <w:p>
+      <w:pPr>
+        <w:rPr>
+          <w:color w:val="002060"/>
+          <w:sz w:val="22"/>
+          <w:szCs w:val="22"/>
+        </w:rPr>
+      </w:pPr>
+      <w:r>
+        <w:rPr>
+          <w:color w:val="002060"/>
+          <w:sz w:val="22"/>
+          <w:szCs w:val="22"/>
+        </w:rPr>
+        <w:t xml:space="preserve">Keeping in line with the assumptions the calculator makes, namely no ventilation and therefore the gas does not escape the room, </w:t>
+      </w:r>
+      <w:r>
+        <w:rPr>
+          <w:color w:val="002060"/>
+          <w:sz w:val="22"/>
+          <w:szCs w:val="22"/>
+        </w:rPr>
+        <w:t xml:space="preserve">a realistic scenario is </w:t>
+      </w:r>
+      <w:r>
+        <w:rPr>
+          <w:color w:val="002060"/>
+          <w:sz w:val="22"/>
+          <w:szCs w:val="22"/>
+        </w:rPr>
+        <w:t xml:space="preserve">that </w:t>
+      </w:r>
+      <w:r>
+        <w:rPr>
+          <w:color w:val="002060"/>
+          <w:sz w:val="22"/>
+          <w:szCs w:val="22"/>
+        </w:rPr>
+        <w:t xml:space="preserve">a person working in the lower tier of this room could temporarily </w:t>
+      </w:r>
+      <w:r>
+        <w:rPr>
+          <w:color w:val="002060"/>
+          <w:sz w:val="22"/>
+          <w:szCs w:val="22"/>
+        </w:rPr>
+        <w:t xml:space="preserve">be </w:t>
+      </w:r>
+      <w:r>
+        <w:rPr>
+          <w:color w:val="002060"/>
+          <w:sz w:val="22"/>
+          <w:szCs w:val="22"/>
+        </w:rPr>
+        <w:t>work</w:t>
+      </w:r>
+      <w:r>
+        <w:rPr>
+          <w:color w:val="002060"/>
+          <w:sz w:val="22"/>
+          <w:szCs w:val="22"/>
+        </w:rPr>
+        <w:t>ing</w:t>
+      </w:r>
+      <w:r>
+        <w:rPr>
+          <w:color w:val="002060"/>
+          <w:sz w:val="22"/>
+          <w:szCs w:val="22"/>
+        </w:rPr>
+        <w:t xml:space="preserve"> </w:t>
+      </w:r>
+      <w:r>
+        <w:rPr>
+          <w:color w:val="002060"/>
+          <w:sz w:val="22"/>
+          <w:szCs w:val="22"/>
+        </w:rPr>
+        <w:t>in a breathing zone that contains 21% oxygen, but as the gas begins to equilibrate this could drop quite substantially to anywhere between 0% and 18.62%, which are the two values calculated.</w:t>
+      </w:r>
+    </w:p>
+    <w:p>
+      <w:pPr>
+        <w:rPr>
+          <w:color w:val="002060"/>
+          <w:sz w:val="22"/>
+          <w:szCs w:val="22"/>
+        </w:rPr>
+      </w:pPr>
+      <w:r>
+        <w:rPr>
+          <w:b/>
+          <w:bCs/>
+          <w:color w:val="002060"/>
+          <w:sz w:val="22"/>
+          <w:szCs w:val="22"/>
+        </w:rPr>
+        <w:t>Therefore, there is a likelihood that any person working at this height could be at substantial risk of asphyxiation under certain circumstances</w:t>
+      </w:r>
+      <w:r>
+        <w:rPr>
+          <w:color w:val="002060"/>
+          <w:sz w:val="22"/>
+          <w:szCs w:val="22"/>
+        </w:rPr>
+        <w:t>. Depending on the frequency and nature of this job, consideration should be given to use of personal detection</w:t>
+      </w:r>
+      <w:r>
+        <w:rPr>
+          <w:color w:val="002060"/>
+          <w:sz w:val="22"/>
+          <w:szCs w:val="22"/>
+        </w:rPr>
+        <w:t xml:space="preserve"> and a confined space risk assessment and permit to work may be required if work is necessary.</w:t>
+      </w:r>
+    </w:p>
+    <w:p>
+      <w:pPr>
+        <w:rPr>
+          <w:color w:val="002060"/>
+          <w:sz w:val="22"/>
+          <w:szCs w:val="22"/>
+        </w:rPr>
+      </w:pPr>
+    </w:p>
+    <w:p>
+      <w:pPr>
+        <w:rPr>
+          <w:color w:val="002060"/>
+          <w:sz w:val="22"/>
+          <w:szCs w:val="22"/>
+        </w:rPr>
+      </w:pPr>
+    </w:p>
+    <w:p>
+      <w:pPr>
+        <w:rPr>
+          <w:color w:val="002060"/>
+          <w:sz w:val="22"/>
+          <w:szCs w:val="22"/>
+        </w:rPr>
+      </w:pPr>
+    </w:p>
+    <w:p>
+      <w:pPr>
+        <w:rPr>
+          <w:color w:val="002060"/>
+          <w:sz w:val="22"/>
+          <w:szCs w:val="22"/>
+        </w:rPr>
+      </w:pPr>
+    </w:p>
+    <w:p>
+      <w:pPr>
+        <w:rPr>
+          <w:color w:val="002060"/>
+          <w:sz w:val="22"/>
+          <w:szCs w:val="22"/>
+        </w:rPr>
+      </w:pPr>
+    </w:p>
+    <w:p>
+      <w:pPr>
         <w:rPr>
           <w:color w:val="002060"/>
           <w:sz w:val="22"/>
@@ -17796,7 +20528,7 @@
           <w:color w:val="002060"/>
         </w:rPr>
       </w:pPr>
-      <w:bookmarkStart w:id="23" w:name="_Toc227167354"/>
+      <w:bookmarkStart w:id="24" w:name="_Toc233629888"/>
       <w:r>
         <w:rPr>
           <w:rFonts w:asciiTheme="minorHAnsi" w:hAnsiTheme="minorHAnsi"/>
@@ -17812,7 +20544,6 @@
         </w:rPr>
         <w:t xml:space="preserve">Gas/Cryogen Safety Calculator: </w:t>
       </w:r>
-      <w:bookmarkEnd w:id="23"/>
       <w:r>
         <w:rPr>
           <w:rFonts w:asciiTheme="minorHAnsi" w:hAnsiTheme="minorHAnsi"/>
@@ -17820,6 +20551,7 @@
         </w:rPr>
         <w:t>Methodology, Equations and Assumptions</w:t>
       </w:r>
+      <w:bookmarkEnd w:id="24"/>
     </w:p>
     <w:p>
       <w:pPr>
@@ -17870,7 +20602,7 @@
           <w:color w:val="002060"/>
         </w:rPr>
       </w:pPr>
-      <w:bookmarkStart w:id="24" w:name="_Toc227167355"/>
+      <w:bookmarkStart w:id="25" w:name="_Toc233629889"/>
       <w:r>
         <w:rPr>
           <w:rFonts w:asciiTheme="minorHAnsi" w:hAnsiTheme="minorHAnsi"/>
@@ -17878,7 +20610,7 @@
         </w:rPr>
         <w:t>1. Volume Calculations</w:t>
       </w:r>
-      <w:bookmarkEnd w:id="24"/>
+      <w:bookmarkEnd w:id="25"/>
     </w:p>
     <w:p>
       <w:pPr>
@@ -18302,6 +21034,7 @@
           <w:szCs w:val="22"/>
         </w:rPr>
       </w:pPr>
+      <w:proofErr w:type="spellStart"/>
       <w:r>
         <w:rPr>
           <w:color w:val="002060"/>
@@ -18319,6 +21052,7 @@
         </w:rPr>
         <w:t>gas</w:t>
       </w:r>
+      <w:proofErr w:type="spellEnd"/>
       <w:r>
         <w:rPr>
           <w:color w:val="002060"/>
@@ -18336,6 +21070,7 @@
           <w:szCs w:val="22"/>
         </w:rPr>
       </w:pPr>
+      <w:proofErr w:type="spellStart"/>
       <w:r>
         <w:rPr>
           <w:color w:val="002060"/>
@@ -18353,6 +21088,7 @@
         </w:rPr>
         <w:t>cyl</w:t>
       </w:r>
+      <w:proofErr w:type="spellEnd"/>
       <w:r>
         <w:rPr>
           <w:color w:val="002060"/>
@@ -18370,6 +21106,7 @@
           <w:szCs w:val="22"/>
         </w:rPr>
       </w:pPr>
+      <w:proofErr w:type="spellStart"/>
       <w:r>
         <w:rPr>
           <w:color w:val="002060"/>
@@ -18387,6 +21124,7 @@
         </w:rPr>
         <w:t>water</w:t>
       </w:r>
+      <w:proofErr w:type="spellEnd"/>
       <w:r>
         <w:rPr>
           <w:color w:val="002060"/>
@@ -18520,7 +21258,16 @@
               <w:sz w:val="22"/>
               <w:szCs w:val="22"/>
             </w:rPr>
-            <m:t>=W</m:t>
+            <m:t>=</m:t>
+          </m:r>
+          <m:r>
+            <w:rPr>
+              <w:rFonts w:ascii="Cambria Math" w:hAnsi="Cambria Math"/>
+              <w:color w:val="002060"/>
+              <w:sz w:val="22"/>
+              <w:szCs w:val="22"/>
+            </w:rPr>
+            <m:t>W</m:t>
           </m:r>
           <m:r>
             <m:rPr>
@@ -18573,6 +21320,7 @@
           <w:szCs w:val="22"/>
         </w:rPr>
       </w:pPr>
+      <w:proofErr w:type="spellStart"/>
       <w:r>
         <w:rPr>
           <w:color w:val="002060"/>
@@ -18590,6 +21338,7 @@
         </w:rPr>
         <w:t>gas</w:t>
       </w:r>
+      <w:proofErr w:type="spellEnd"/>
       <w:r>
         <w:rPr>
           <w:color w:val="002060"/>
@@ -18904,6 +21653,7 @@
           <w:szCs w:val="22"/>
         </w:rPr>
       </w:pPr>
+      <w:proofErr w:type="spellStart"/>
       <w:r>
         <w:rPr>
           <w:color w:val="002060"/>
@@ -18921,6 +21671,7 @@
         </w:rPr>
         <w:t>gas</w:t>
       </w:r>
+      <w:proofErr w:type="spellEnd"/>
       <w:r>
         <w:rPr>
           <w:color w:val="002060"/>
@@ -18938,6 +21689,7 @@
           <w:szCs w:val="22"/>
         </w:rPr>
       </w:pPr>
+      <w:proofErr w:type="spellStart"/>
       <w:r>
         <w:rPr>
           <w:color w:val="002060"/>
@@ -18955,6 +21707,7 @@
         </w:rPr>
         <w:t>liquid</w:t>
       </w:r>
+      <w:proofErr w:type="spellEnd"/>
       <w:r>
         <w:rPr>
           <w:color w:val="002060"/>
@@ -18972,7 +21725,6 @@
           <w:szCs w:val="22"/>
         </w:rPr>
       </w:pPr>
-      <w:commentRangeStart w:id="25"/>
       <w:r>
         <w:rPr>
           <w:color w:val="002060"/>
@@ -18997,17 +21749,32 @@
           <w:sz w:val="22"/>
           <w:szCs w:val="22"/>
         </w:rPr>
-        <w:t xml:space="preserve"> = Expansion Ratio (e.g., 694 for Liquid Nitrogen, 757 for Liquid Helium)</w:t>
-      </w:r>
-      <w:commentRangeEnd w:id="25"/>
-      <w:r>
-        <w:rPr>
-          <w:rStyle w:val="CommentReference"/>
-          <w:color w:val="002060"/>
-          <w:sz w:val="22"/>
-          <w:szCs w:val="22"/>
-        </w:rPr>
-        <w:commentReference w:id="25"/>
+        <w:t xml:space="preserve"> = Expansion Ratio (e.g., 694 for Liquid Nitrogen, 757 for Liquid Helium</w:t>
+      </w:r>
+      <w:r>
+        <w:rPr>
+          <w:color w:val="002060"/>
+          <w:sz w:val="22"/>
+          <w:szCs w:val="22"/>
+        </w:rPr>
+        <w:t>, 535 for Liquid CO</w:t>
+      </w:r>
+      <w:r>
+        <w:rPr>
+          <w:color w:val="002060"/>
+          <w:sz w:val="22"/>
+          <w:szCs w:val="22"/>
+          <w:vertAlign w:val="subscript"/>
+        </w:rPr>
+        <w:t>2</w:t>
+      </w:r>
+      <w:r>
+        <w:rPr>
+          <w:color w:val="002060"/>
+          <w:sz w:val="22"/>
+          <w:szCs w:val="22"/>
+        </w:rPr>
+        <w:t>)</w:t>
       </w:r>
     </w:p>
     <w:p>
@@ -19035,7 +21802,7 @@
           <w:color w:val="002060"/>
         </w:rPr>
       </w:pPr>
-      <w:bookmarkStart w:id="26" w:name="_Toc227167356"/>
+      <w:bookmarkStart w:id="26" w:name="_Toc233629890"/>
       <w:r>
         <w:rPr>
           <w:rFonts w:asciiTheme="minorHAnsi" w:hAnsiTheme="minorHAnsi"/>
@@ -19349,6 +22116,7 @@
           <w:szCs w:val="22"/>
         </w:rPr>
       </w:pPr>
+      <w:proofErr w:type="spellStart"/>
       <w:r>
         <w:rPr>
           <w:color w:val="002060"/>
@@ -19366,6 +22134,7 @@
         </w:rPr>
         <w:t>gas</w:t>
       </w:r>
+      <w:proofErr w:type="spellEnd"/>
       <w:r>
         <w:rPr>
           <w:color w:val="002060"/>
@@ -19662,6 +22431,7 @@
           <w:szCs w:val="22"/>
         </w:rPr>
       </w:pPr>
+      <w:proofErr w:type="spellStart"/>
       <w:r>
         <w:rPr>
           <w:color w:val="002060"/>
@@ -19679,6 +22449,7 @@
         </w:rPr>
         <w:t>ppm</w:t>
       </w:r>
+      <w:proofErr w:type="spellEnd"/>
       <w:r>
         <w:rPr>
           <w:color w:val="002060"/>
@@ -20207,7 +22978,23 @@
           <w:sz w:val="22"/>
           <w:szCs w:val="22"/>
         </w:rPr>
-        <w:t>alculates the concentration when pure oxygen is released into a room, accounting for the displacement of standard room air (assumed 21% baseline for this specific calculation).</w:t>
+        <w:t>alculates the concentration when pure oxygen is released into a room, accounting for the displacement of standard room air (assumed 2</w:t>
+      </w:r>
+      <w:r>
+        <w:rPr>
+          <w:color w:val="002060"/>
+          <w:sz w:val="22"/>
+          <w:szCs w:val="22"/>
+        </w:rPr>
+        <w:t>0.95</w:t>
+      </w:r>
+      <w:r>
+        <w:rPr>
+          <w:color w:val="002060"/>
+          <w:sz w:val="22"/>
+          <w:szCs w:val="22"/>
+        </w:rPr>
+        <w:t>% baseline for this specific calculation).</w:t>
       </w:r>
     </w:p>
     <w:p>
@@ -20355,7 +23142,7 @@
                           <w:sz w:val="22"/>
                           <w:szCs w:val="22"/>
                         </w:rPr>
-                        <m:t>0.21</m:t>
+                        <m:t>0.2095</m:t>
                       </m:r>
                     </m:e>
                   </m:d>
@@ -20432,7 +23219,7 @@
                           <w:sz w:val="22"/>
                           <w:szCs w:val="22"/>
                         </w:rPr>
-                        <m:t>0.21</m:t>
+                        <m:t>0.2095</m:t>
                       </m:r>
                       <m:r>
                         <m:rPr>
@@ -20591,7 +23378,7 @@
           <w:color w:val="002060"/>
         </w:rPr>
       </w:pPr>
-      <w:bookmarkStart w:id="27" w:name="_Toc227167357"/>
+      <w:bookmarkStart w:id="27" w:name="_Toc233629891"/>
       <w:r>
         <w:rPr>
           <w:rFonts w:asciiTheme="minorHAnsi" w:hAnsiTheme="minorHAnsi"/>
@@ -20866,16 +23653,7 @@
                   <w:sz w:val="22"/>
                   <w:szCs w:val="22"/>
                 </w:rPr>
-                <m:t>/</m:t>
-              </m:r>
-              <m:r>
-                <w:rPr>
-                  <w:rFonts w:ascii="Cambria Math" w:hAnsi="Cambria Math"/>
-                  <w:color w:val="002060"/>
-                  <w:sz w:val="22"/>
-                  <w:szCs w:val="22"/>
-                </w:rPr>
-                <m:t>%</m:t>
+                <m:t>/%</m:t>
               </m:r>
             </m:sub>
           </m:sSub>
@@ -21232,7 +24010,23 @@
           <w:sz w:val="22"/>
           <w:szCs w:val="22"/>
         </w:rPr>
-        <w:t>Calculates the depressed equilibrium of oxygen levels (using a 20.9% baseline).</w:t>
+        <w:t>Calculates the depressed equilibrium of oxygen levels (using a 20.9</w:t>
+      </w:r>
+      <w:r>
+        <w:rPr>
+          <w:color w:val="002060"/>
+          <w:sz w:val="22"/>
+          <w:szCs w:val="22"/>
+        </w:rPr>
+        <w:t>5</w:t>
+      </w:r>
+      <w:r>
+        <w:rPr>
+          <w:color w:val="002060"/>
+          <w:sz w:val="22"/>
+          <w:szCs w:val="22"/>
+        </w:rPr>
+        <w:t>% baseline).</w:t>
       </w:r>
     </w:p>
     <w:p>
@@ -21287,7 +24081,7 @@
               <w:sz w:val="22"/>
               <w:szCs w:val="22"/>
             </w:rPr>
-            <m:t>=20.9</m:t>
+            <m:t>=20.95</m:t>
           </m:r>
           <m:r>
             <m:rPr>
@@ -21417,53 +24211,29 @@
           <w:szCs w:val="22"/>
         </w:rPr>
       </w:pPr>
-      <w:commentRangeStart w:id="28"/>
-      <w:r>
-        <w:rPr>
-          <w:color w:val="002060"/>
-          <w:sz w:val="22"/>
-          <w:szCs w:val="22"/>
-          <w:highlight w:val="yellow"/>
-        </w:rPr>
-        <w:t>Calculates</w:t>
-      </w:r>
-      <w:commentRangeEnd w:id="28"/>
-      <w:r>
-        <w:rPr>
-          <w:rStyle w:val="CommentReference"/>
-          <w:color w:val="002060"/>
-          <w:sz w:val="22"/>
-          <w:szCs w:val="22"/>
-          <w:highlight w:val="yellow"/>
-        </w:rPr>
-        <w:commentReference w:id="28"/>
-      </w:r>
-      <w:r>
-        <w:rPr>
-          <w:color w:val="002060"/>
-          <w:sz w:val="22"/>
-          <w:szCs w:val="22"/>
-          <w:highlight w:val="yellow"/>
-        </w:rPr>
-        <w:t xml:space="preserve"> the increased equilibrium oxygen concentration using a 20.9% ambient air baseline and a steady-state mass-balance approach. In the current calculator, oxygen enrichment is treated as an addition above normal air, rather than assuming the incoming oxygen </w:t>
-      </w:r>
-      <w:r>
-        <w:rPr>
-          <w:color w:val="002060"/>
-          <w:sz w:val="22"/>
-          <w:szCs w:val="22"/>
-          <w:highlight w:val="yellow"/>
-        </w:rPr>
-        <w:t>replaces</w:t>
-      </w:r>
-      <w:r>
-        <w:rPr>
-          <w:color w:val="002060"/>
-          <w:sz w:val="22"/>
-          <w:szCs w:val="22"/>
-          <w:highlight w:val="yellow"/>
-        </w:rPr>
-        <w:t xml:space="preserve"> air with 100% oxygen.</w:t>
+      <w:r>
+        <w:rPr>
+          <w:color w:val="002060"/>
+          <w:sz w:val="22"/>
+          <w:szCs w:val="22"/>
+        </w:rPr>
+        <w:t>Calculates the increased equilibrium oxygen concentration using a 20.9</w:t>
+      </w:r>
+      <w:r>
+        <w:rPr>
+          <w:color w:val="002060"/>
+          <w:sz w:val="22"/>
+          <w:szCs w:val="22"/>
+        </w:rPr>
+        <w:t>5</w:t>
+      </w:r>
+      <w:r>
+        <w:rPr>
+          <w:color w:val="002060"/>
+          <w:sz w:val="22"/>
+          <w:szCs w:val="22"/>
+        </w:rPr>
+        <w:t>% ambient air baseline and a steady-state mass-balance approach. In the current calculator, oxygen enrichment is treated as an addition above normal air, rather than assuming the incoming oxygen replaces air with 100% oxygen.</w:t>
       </w:r>
     </w:p>
     <w:p>
@@ -21518,7 +24288,7 @@
               <w:sz w:val="22"/>
               <w:szCs w:val="22"/>
             </w:rPr>
-            <m:t>=20.9+</m:t>
+            <m:t>=20.95+</m:t>
           </m:r>
           <m:d>
             <m:dPr>
@@ -21628,7 +24398,7 @@
           <w:vertAlign w:val="superscript"/>
         </w:rPr>
       </w:pPr>
-      <w:bookmarkStart w:id="29" w:name="_Toc227167358"/>
+      <w:bookmarkStart w:id="28" w:name="_Toc233629892"/>
       <w:r>
         <w:rPr>
           <w:rFonts w:asciiTheme="minorHAnsi" w:hAnsiTheme="minorHAnsi"/>
@@ -21636,7 +24406,7 @@
         </w:rPr>
         <w:t>4. Worst-Case Time to Hazard (0 ACH)</w:t>
       </w:r>
-      <w:bookmarkEnd w:id="29"/>
+      <w:bookmarkEnd w:id="28"/>
     </w:p>
     <w:p>
       <w:pPr>
@@ -21978,7 +24748,7 @@
                           <w:sz w:val="22"/>
                           <w:szCs w:val="22"/>
                         </w:rPr>
-                        <m:t>20.9</m:t>
+                        <m:t>20.95</m:t>
                       </m:r>
                       <m:ctrlPr>
                         <w:rPr>
@@ -22279,7 +25049,7 @@
                           <w:sz w:val="22"/>
                           <w:szCs w:val="22"/>
                         </w:rPr>
-                        <m:t>20.9</m:t>
+                        <m:t>20.95</m:t>
                       </m:r>
                       <m:ctrlPr>
                         <w:rPr>
@@ -22711,17 +25481,7 @@
           <w:sz w:val="22"/>
           <w:szCs w:val="22"/>
         </w:rPr>
-        <w:t>Immediately Dangerous to Life or Health</w:t>
-      </w:r>
-      <w:r>
-        <w:rPr>
-          <w:b/>
-          <w:bCs/>
-          <w:color w:val="002060"/>
-          <w:sz w:val="22"/>
-          <w:szCs w:val="22"/>
-        </w:rPr>
-        <w:t xml:space="preserve"> </w:t>
+        <w:t xml:space="preserve">Immediately Dangerous to Life or Health </w:t>
       </w:r>
       <w:r>
         <w:rPr>
@@ -23286,7 +26046,7 @@
                           <w:sz w:val="22"/>
                           <w:szCs w:val="22"/>
                         </w:rPr>
-                        <m:t>100-20.9</m:t>
+                        <m:t>100-20.95</m:t>
                       </m:r>
                       <m:ctrlPr>
                         <w:rPr>
@@ -23774,7 +26534,7 @@
           <w:rFonts w:asciiTheme="minorHAnsi" w:hAnsiTheme="minorHAnsi"/>
         </w:rPr>
       </w:pPr>
-      <w:bookmarkStart w:id="30" w:name="_Toc227167359"/>
+      <w:bookmarkStart w:id="29" w:name="_Toc233629893"/>
       <w:r>
         <w:rPr>
           <w:rFonts w:asciiTheme="minorHAnsi" w:hAnsiTheme="minorHAnsi"/>
@@ -23788,7 +26548,7 @@
         </w:rPr>
         <w:t>Dry Ice Conversion</w:t>
       </w:r>
-      <w:bookmarkEnd w:id="30"/>
+      <w:bookmarkEnd w:id="29"/>
     </w:p>
     <w:p>
       <w:pPr>
@@ -23967,6 +26727,7 @@
           <w:szCs w:val="22"/>
         </w:rPr>
       </w:pPr>
+      <w:proofErr w:type="spellStart"/>
       <w:r>
         <w:rPr>
           <w:color w:val="002060"/>
@@ -23984,6 +26745,7 @@
         </w:rPr>
         <w:t>dry</w:t>
       </w:r>
+      <w:proofErr w:type="spellEnd"/>
       <w:r>
         <w:rPr>
           <w:color w:val="002060"/>
@@ -24016,7 +26778,7 @@
           <w:rFonts w:asciiTheme="minorHAnsi" w:hAnsiTheme="minorHAnsi"/>
         </w:rPr>
       </w:pPr>
-      <w:bookmarkStart w:id="31" w:name="_Toc227167360"/>
+      <w:bookmarkStart w:id="30" w:name="_Toc233629894"/>
       <w:r>
         <w:rPr>
           <w:rFonts w:asciiTheme="minorHAnsi" w:hAnsiTheme="minorHAnsi"/>
@@ -24029,7 +26791,7 @@
         </w:rPr>
         <w:t xml:space="preserve"> Advanced Leak-Rate Estimator</w:t>
       </w:r>
-      <w:bookmarkEnd w:id="31"/>
+      <w:bookmarkEnd w:id="30"/>
     </w:p>
     <w:p>
       <w:pPr>
@@ -24293,6 +27055,7 @@
           <w:szCs w:val="22"/>
         </w:rPr>
       </w:pPr>
+      <w:proofErr w:type="spellStart"/>
       <w:r>
         <w:rPr>
           <w:color w:val="002060"/>
@@ -24310,6 +27073,7 @@
         </w:rPr>
         <w:t>gauge</w:t>
       </w:r>
+      <w:proofErr w:type="spellEnd"/>
       <w:r>
         <w:rPr>
           <w:color w:val="002060"/>
@@ -24344,6 +27108,7 @@
           <w:szCs w:val="22"/>
         </w:rPr>
       </w:pPr>
+      <w:proofErr w:type="spellStart"/>
       <w:r>
         <w:rPr>
           <w:color w:val="002060"/>
@@ -24361,6 +27126,7 @@
         </w:rPr>
         <w:t>g</w:t>
       </w:r>
+      <w:proofErr w:type="spellEnd"/>
       <w:r>
         <w:rPr>
           <w:color w:val="002060"/>
@@ -24550,7 +27316,6 @@
           <w:szCs w:val="22"/>
         </w:rPr>
       </w:pPr>
-      <w:commentRangeStart w:id="32"/>
       <w:r>
         <w:rPr>
           <w:b/>
@@ -24569,19 +27334,17 @@
           <w:sz w:val="22"/>
           <w:szCs w:val="22"/>
         </w:rPr>
-        <w:t xml:space="preserve"> Liquid Nitrogen Line</w:t>
-      </w:r>
-      <w:commentRangeEnd w:id="32"/>
-      <w:r>
-        <w:rPr>
-          <w:rStyle w:val="CommentReference"/>
+        <w:t>a</w:t>
+      </w:r>
+      <w:r>
+        <w:rPr>
           <w:b/>
           <w:bCs/>
           <w:color w:val="002060"/>
           <w:sz w:val="22"/>
           <w:szCs w:val="22"/>
         </w:rPr>
-        <w:commentReference w:id="32"/>
+        <w:t xml:space="preserve"> Liquid Nitrogen Line</w:t>
       </w:r>
       <w:r>
         <w:rPr>
@@ -24721,7 +27484,16 @@
                   <w:sz w:val="22"/>
                   <w:szCs w:val="22"/>
                 </w:rPr>
-                <m:t>, gas</m:t>
+                <m:t xml:space="preserve">, </m:t>
+              </m:r>
+              <m:r>
+                <w:rPr>
+                  <w:rFonts w:ascii="Cambria Math" w:hAnsi="Cambria Math"/>
+                  <w:color w:val="002060"/>
+                  <w:sz w:val="22"/>
+                  <w:szCs w:val="22"/>
+                </w:rPr>
+                <m:t>gas</m:t>
               </m:r>
             </m:sub>
           </m:sSub>
@@ -24841,6 +27613,7 @@
           <w:szCs w:val="22"/>
         </w:rPr>
       </w:pPr>
+      <w:proofErr w:type="spellStart"/>
       <w:r>
         <w:rPr>
           <w:color w:val="002060"/>
@@ -24858,6 +27631,7 @@
         </w:rPr>
         <w:t>gauge</w:t>
       </w:r>
+      <w:proofErr w:type="spellEnd"/>
       <w:r>
         <w:rPr>
           <w:color w:val="002060"/>
@@ -24883,15 +27657,6 @@
         </w:rPr>
         <w:t>D = Equivalent hole diameter (mm)</w:t>
       </w:r>
-    </w:p>
-    <w:p>
-      <w:pPr>
-        <w:rPr>
-          <w:color w:val="002060"/>
-          <w:sz w:val="22"/>
-          <w:szCs w:val="22"/>
-        </w:rPr>
-      </w:pPr>
     </w:p>
     <w:p>
       <w:pPr>
@@ -24911,7 +27676,8 @@
           <w:sz w:val="22"/>
           <w:szCs w:val="22"/>
         </w:rPr>
-        <w:t>6.3</w:t>
+        <w:lastRenderedPageBreak/>
+        <w:t>6.</w:t>
       </w:r>
       <w:r>
         <w:rPr>
@@ -24921,73 +27687,8 @@
           <w:sz w:val="22"/>
           <w:szCs w:val="22"/>
         </w:rPr>
-        <w:t xml:space="preserve"> Regulator Maximum Flow Cap</w:t>
-      </w:r>
-    </w:p>
-    <w:p>
-      <w:pPr>
-        <w:rPr>
-          <w:color w:val="002060"/>
-          <w:sz w:val="22"/>
-          <w:szCs w:val="22"/>
-        </w:rPr>
-      </w:pPr>
-      <w:r>
-        <w:rPr>
-          <w:color w:val="002060"/>
-          <w:sz w:val="22"/>
-          <w:szCs w:val="22"/>
-        </w:rPr>
-        <w:t>If an upstream regulator maximum flow is entered, the calculator applies a logic cap so that the leak rate used in the Slow Leak model cannot exceed the maximum flow the regulator can physically supply.</w:t>
-      </w:r>
-    </w:p>
-    <w:p>
-      <w:pPr>
-        <w:pStyle w:val="Heading2"/>
-        <w:rPr>
-          <w:rFonts w:asciiTheme="minorHAnsi" w:hAnsiTheme="minorHAnsi"/>
-        </w:rPr>
-      </w:pPr>
-      <w:bookmarkStart w:id="33" w:name="_Toc227167361"/>
-      <w:r>
-        <w:rPr>
-          <w:rFonts w:asciiTheme="minorHAnsi" w:hAnsiTheme="minorHAnsi"/>
-        </w:rPr>
-        <w:t>7.</w:t>
-      </w:r>
-      <w:r>
-        <w:rPr>
-          <w:rFonts w:asciiTheme="minorHAnsi" w:hAnsiTheme="minorHAnsi"/>
-        </w:rPr>
-        <w:t xml:space="preserve"> Recommendation and Threshold Logic</w:t>
-      </w:r>
-      <w:bookmarkEnd w:id="33"/>
-    </w:p>
-    <w:p>
-      <w:pPr>
-        <w:rPr>
-          <w:color w:val="002060"/>
-          <w:sz w:val="22"/>
-          <w:szCs w:val="22"/>
-        </w:rPr>
-      </w:pPr>
-      <w:r>
-        <w:rPr>
-          <w:color w:val="002060"/>
-          <w:sz w:val="22"/>
-          <w:szCs w:val="22"/>
-        </w:rPr>
-        <w:t>The calculator does not use a single generic risk rule for every gas. It applies different screening thresholds depending on the selected hazard type.</w:t>
-      </w:r>
-    </w:p>
-    <w:p>
-      <w:pPr>
-        <w:rPr>
-          <w:color w:val="002060"/>
-          <w:sz w:val="22"/>
-          <w:szCs w:val="22"/>
-        </w:rPr>
-      </w:pPr>
+        <w:t>2b</w:t>
+      </w:r>
       <w:r>
         <w:rPr>
           <w:b/>
@@ -24996,25 +27697,8 @@
           <w:sz w:val="22"/>
           <w:szCs w:val="22"/>
         </w:rPr>
-        <w:t>Asphyxiants</w:t>
-      </w:r>
-      <w:r>
-        <w:rPr>
-          <w:color w:val="002060"/>
-          <w:sz w:val="22"/>
-          <w:szCs w:val="22"/>
-        </w:rPr>
-        <w:t>: room oxygen below 19.5% prompts further assessment, and below 18% indicates a severe oxygen-deficiency risk.</w:t>
-      </w:r>
-    </w:p>
-    <w:p>
-      <w:pPr>
-        <w:rPr>
-          <w:color w:val="002060"/>
-          <w:sz w:val="22"/>
-          <w:szCs w:val="22"/>
-        </w:rPr>
-      </w:pPr>
+        <w:t xml:space="preserve"> Liquid </w:t>
+      </w:r>
       <w:r>
         <w:rPr>
           <w:b/>
@@ -25023,25 +27707,8 @@
           <w:sz w:val="22"/>
           <w:szCs w:val="22"/>
         </w:rPr>
-        <w:t>Oxygen enrichment:</w:t>
-      </w:r>
-      <w:r>
-        <w:rPr>
-          <w:color w:val="002060"/>
-          <w:sz w:val="22"/>
-          <w:szCs w:val="22"/>
-        </w:rPr>
-        <w:t xml:space="preserve"> oxygen above 23.5% indicates an enrichment risk requiring control.</w:t>
-      </w:r>
-    </w:p>
-    <w:p>
-      <w:pPr>
-        <w:rPr>
-          <w:color w:val="002060"/>
-          <w:sz w:val="22"/>
-          <w:szCs w:val="22"/>
-        </w:rPr>
-      </w:pPr>
+        <w:t>CO</w:t>
+      </w:r>
       <w:r>
         <w:rPr>
           <w:b/>
@@ -25049,8 +27716,9 @@
           <w:color w:val="002060"/>
           <w:sz w:val="22"/>
           <w:szCs w:val="22"/>
-        </w:rPr>
-        <w:t>CO</w:t>
+          <w:vertAlign w:val="subscript"/>
+        </w:rPr>
+        <w:t>2</w:t>
       </w:r>
       <w:r>
         <w:rPr>
@@ -25059,9 +27727,8 @@
           <w:color w:val="002060"/>
           <w:sz w:val="22"/>
           <w:szCs w:val="22"/>
-          <w:vertAlign w:val="subscript"/>
-        </w:rPr>
-        <w:t>2</w:t>
+        </w:rPr>
+        <w:t xml:space="preserve"> Line</w:t>
       </w:r>
       <w:r>
         <w:rPr>
@@ -25071,15 +27738,32 @@
           <w:sz w:val="22"/>
           <w:szCs w:val="22"/>
         </w:rPr>
-        <w:t>:</w:t>
-      </w:r>
-      <w:r>
-        <w:rPr>
-          <w:color w:val="002060"/>
-          <w:sz w:val="22"/>
-          <w:szCs w:val="22"/>
-        </w:rPr>
-        <w:t xml:space="preserve"> room concentration above 0.5% triggers the calculator CO</w:t>
+        <w:t xml:space="preserve"> </w:t>
+      </w:r>
+    </w:p>
+    <w:p>
+      <w:pPr>
+        <w:rPr>
+          <w:color w:val="002060"/>
+          <w:sz w:val="22"/>
+          <w:szCs w:val="22"/>
+        </w:rPr>
+      </w:pPr>
+      <w:r>
+        <w:rPr>
+          <w:color w:val="002060"/>
+          <w:sz w:val="22"/>
+          <w:szCs w:val="22"/>
+        </w:rPr>
+        <w:t>For L</w:t>
+      </w:r>
+      <w:r>
+        <w:rPr>
+          <w:color w:val="002060"/>
+          <w:sz w:val="22"/>
+          <w:szCs w:val="22"/>
+        </w:rPr>
+        <w:t>CO</w:t>
       </w:r>
       <w:r>
         <w:rPr>
@@ -25096,18 +27780,363 @@
           <w:sz w:val="22"/>
           <w:szCs w:val="22"/>
         </w:rPr>
-        <w:t xml:space="preserve"> warning threshold, with higher local concentrations indicating more serious proximity risk.</w:t>
-      </w:r>
-    </w:p>
-    <w:p>
-      <w:pPr>
-        <w:rPr>
-          <w:color w:val="002060"/>
-          <w:sz w:val="22"/>
-          <w:szCs w:val="22"/>
-        </w:rPr>
-      </w:pPr>
-      <w:r>
+        <w:t xml:space="preserve"> line leaks, the calculator estimates the equivalent gaseous </w:t>
+      </w:r>
+      <w:r>
+        <w:rPr>
+          <w:color w:val="002060"/>
+          <w:sz w:val="22"/>
+          <w:szCs w:val="22"/>
+        </w:rPr>
+        <w:t>carbon dioxide</w:t>
+      </w:r>
+      <w:r>
+        <w:rPr>
+          <w:color w:val="002060"/>
+          <w:sz w:val="22"/>
+          <w:szCs w:val="22"/>
+        </w:rPr>
+        <w:t xml:space="preserve"> hazard rate for </w:t>
+      </w:r>
+      <w:r>
+        <w:rPr>
+          <w:color w:val="002060"/>
+          <w:sz w:val="22"/>
+          <w:szCs w:val="22"/>
+        </w:rPr>
+        <w:t>CO</w:t>
+      </w:r>
+      <w:r>
+        <w:rPr>
+          <w:color w:val="002060"/>
+          <w:sz w:val="22"/>
+          <w:szCs w:val="22"/>
+          <w:vertAlign w:val="subscript"/>
+        </w:rPr>
+        <w:t>2</w:t>
+      </w:r>
+      <w:r>
+        <w:rPr>
+          <w:color w:val="002060"/>
+          <w:sz w:val="22"/>
+          <w:szCs w:val="22"/>
+        </w:rPr>
+        <w:t xml:space="preserve"> enrichment</w:t>
+      </w:r>
+      <w:r>
+        <w:rPr>
+          <w:color w:val="002060"/>
+          <w:sz w:val="22"/>
+          <w:szCs w:val="22"/>
+        </w:rPr>
+        <w:t xml:space="preserve"> screening rather than the liquid flow rate itself.</w:t>
+      </w:r>
+    </w:p>
+    <w:p>
+      <w:pPr>
+        <w:rPr>
+          <w:color w:val="002060"/>
+          <w:sz w:val="22"/>
+          <w:szCs w:val="22"/>
+        </w:rPr>
+      </w:pPr>
+      <w:r>
+        <w:rPr>
+          <w:color w:val="002060"/>
+          <w:sz w:val="22"/>
+          <w:szCs w:val="22"/>
+        </w:rPr>
+        <w:t>Where:</w:t>
+      </w:r>
+    </w:p>
+    <w:p>
+      <w:pPr>
+        <w:rPr>
+          <w:color w:val="002060"/>
+          <w:sz w:val="22"/>
+          <w:szCs w:val="22"/>
+        </w:rPr>
+      </w:pPr>
+      <m:oMathPara>
+        <m:oMath>
+          <m:sSub>
+            <m:sSubPr>
+              <m:ctrlPr>
+                <w:rPr>
+                  <w:rFonts w:ascii="Cambria Math" w:hAnsi="Cambria Math"/>
+                  <w:i/>
+                  <w:color w:val="002060"/>
+                  <w:sz w:val="22"/>
+                  <w:szCs w:val="22"/>
+                </w:rPr>
+              </m:ctrlPr>
+            </m:sSubPr>
+            <m:e>
+              <m:r>
+                <w:rPr>
+                  <w:rFonts w:ascii="Cambria Math" w:hAnsi="Cambria Math"/>
+                  <w:color w:val="002060"/>
+                  <w:sz w:val="22"/>
+                  <w:szCs w:val="22"/>
+                </w:rPr>
+                <m:t>Q</m:t>
+              </m:r>
+            </m:e>
+            <m:sub>
+              <m:sSub>
+                <m:sSubPr>
+                  <m:ctrlPr>
+                    <w:rPr>
+                      <w:rFonts w:ascii="Cambria Math" w:hAnsi="Cambria Math"/>
+                      <w:i/>
+                      <w:color w:val="002060"/>
+                      <w:sz w:val="22"/>
+                      <w:szCs w:val="22"/>
+                    </w:rPr>
+                  </m:ctrlPr>
+                </m:sSubPr>
+                <m:e>
+                  <m:r>
+                    <w:rPr>
+                      <w:rFonts w:ascii="Cambria Math" w:hAnsi="Cambria Math"/>
+                      <w:color w:val="002060"/>
+                      <w:sz w:val="22"/>
+                      <w:szCs w:val="22"/>
+                    </w:rPr>
+                    <m:t>L</m:t>
+                  </m:r>
+                  <m:r>
+                    <w:rPr>
+                      <w:rFonts w:ascii="Cambria Math" w:hAnsi="Cambria Math"/>
+                      <w:color w:val="002060"/>
+                      <w:sz w:val="22"/>
+                      <w:szCs w:val="22"/>
+                    </w:rPr>
+                    <m:t>CO</m:t>
+                  </m:r>
+                </m:e>
+                <m:sub>
+                  <m:r>
+                    <w:rPr>
+                      <w:rFonts w:ascii="Cambria Math" w:hAnsi="Cambria Math"/>
+                      <w:color w:val="002060"/>
+                      <w:sz w:val="22"/>
+                      <w:szCs w:val="22"/>
+                    </w:rPr>
+                    <m:t>2</m:t>
+                  </m:r>
+                </m:sub>
+              </m:sSub>
+              <m:r>
+                <w:rPr>
+                  <w:rFonts w:ascii="Cambria Math" w:hAnsi="Cambria Math"/>
+                  <w:color w:val="002060"/>
+                  <w:sz w:val="22"/>
+                  <w:szCs w:val="22"/>
+                </w:rPr>
+                <m:t>, gas</m:t>
+              </m:r>
+            </m:sub>
+          </m:sSub>
+          <m:r>
+            <w:rPr>
+              <w:rFonts w:ascii="Cambria Math" w:hAnsi="Cambria Math"/>
+              <w:color w:val="002060"/>
+              <w:sz w:val="22"/>
+              <w:szCs w:val="22"/>
+            </w:rPr>
+            <m:t>=1</m:t>
+          </m:r>
+          <m:r>
+            <w:rPr>
+              <w:rFonts w:ascii="Cambria Math" w:hAnsi="Cambria Math"/>
+              <w:color w:val="002060"/>
+              <w:sz w:val="22"/>
+              <w:szCs w:val="22"/>
+            </w:rPr>
+            <m:t>4</m:t>
+          </m:r>
+          <m:r>
+            <w:rPr>
+              <w:rFonts w:ascii="Cambria Math" w:hAnsi="Cambria Math"/>
+              <w:color w:val="002060"/>
+              <w:sz w:val="22"/>
+              <w:szCs w:val="22"/>
+            </w:rPr>
+            <m:t>.</m:t>
+          </m:r>
+          <m:r>
+            <w:rPr>
+              <w:rFonts w:ascii="Cambria Math" w:hAnsi="Cambria Math"/>
+              <w:color w:val="002060"/>
+              <w:sz w:val="22"/>
+              <w:szCs w:val="22"/>
+            </w:rPr>
+            <m:t>1</m:t>
+          </m:r>
+          <m:r>
+            <w:rPr>
+              <w:rFonts w:ascii="Cambria Math" w:hAnsi="Cambria Math"/>
+              <w:color w:val="002060"/>
+              <w:sz w:val="22"/>
+              <w:szCs w:val="22"/>
+            </w:rPr>
+            <m:t>×</m:t>
+          </m:r>
+          <m:sSup>
+            <m:sSupPr>
+              <m:ctrlPr>
+                <w:rPr>
+                  <w:rFonts w:ascii="Cambria Math" w:hAnsi="Cambria Math"/>
+                  <w:i/>
+                  <w:color w:val="002060"/>
+                  <w:sz w:val="22"/>
+                  <w:szCs w:val="22"/>
+                </w:rPr>
+              </m:ctrlPr>
+            </m:sSupPr>
+            <m:e>
+              <m:r>
+                <w:rPr>
+                  <w:rFonts w:ascii="Cambria Math" w:hAnsi="Cambria Math"/>
+                  <w:color w:val="002060"/>
+                  <w:sz w:val="22"/>
+                  <w:szCs w:val="22"/>
+                </w:rPr>
+                <m:t>D</m:t>
+              </m:r>
+            </m:e>
+            <m:sup>
+              <m:r>
+                <w:rPr>
+                  <w:rFonts w:ascii="Cambria Math" w:hAnsi="Cambria Math"/>
+                  <w:color w:val="002060"/>
+                  <w:sz w:val="22"/>
+                  <w:szCs w:val="22"/>
+                </w:rPr>
+                <m:t>2</m:t>
+              </m:r>
+            </m:sup>
+          </m:sSup>
+          <m:r>
+            <w:rPr>
+              <w:rFonts w:ascii="Cambria Math" w:hAnsi="Cambria Math"/>
+              <w:color w:val="002060"/>
+              <w:sz w:val="22"/>
+              <w:szCs w:val="22"/>
+            </w:rPr>
+            <m:t xml:space="preserve">× </m:t>
+          </m:r>
+          <m:rad>
+            <m:radPr>
+              <m:degHide m:val="1"/>
+              <m:ctrlPr>
+                <w:rPr>
+                  <w:rFonts w:ascii="Cambria Math" w:hAnsi="Cambria Math"/>
+                  <w:i/>
+                  <w:color w:val="002060"/>
+                  <w:sz w:val="22"/>
+                  <w:szCs w:val="22"/>
+                </w:rPr>
+              </m:ctrlPr>
+            </m:radPr>
+            <m:deg/>
+            <m:e>
+              <m:sSub>
+                <m:sSubPr>
+                  <m:ctrlPr>
+                    <w:rPr>
+                      <w:rFonts w:ascii="Cambria Math" w:hAnsi="Cambria Math"/>
+                      <w:i/>
+                      <w:color w:val="002060"/>
+                      <w:sz w:val="22"/>
+                      <w:szCs w:val="22"/>
+                    </w:rPr>
+                  </m:ctrlPr>
+                </m:sSubPr>
+                <m:e>
+                  <m:r>
+                    <w:rPr>
+                      <w:rFonts w:ascii="Cambria Math" w:hAnsi="Cambria Math"/>
+                      <w:color w:val="002060"/>
+                      <w:sz w:val="22"/>
+                      <w:szCs w:val="22"/>
+                    </w:rPr>
+                    <m:t>P</m:t>
+                  </m:r>
+                </m:e>
+                <m:sub>
+                  <m:r>
+                    <w:rPr>
+                      <w:rFonts w:ascii="Cambria Math" w:hAnsi="Cambria Math"/>
+                      <w:color w:val="002060"/>
+                      <w:sz w:val="22"/>
+                      <w:szCs w:val="22"/>
+                    </w:rPr>
+                    <m:t>gauge</m:t>
+                  </m:r>
+                </m:sub>
+              </m:sSub>
+            </m:e>
+          </m:rad>
+        </m:oMath>
+      </m:oMathPara>
+    </w:p>
+    <w:p>
+      <w:pPr>
+        <w:rPr>
+          <w:color w:val="002060"/>
+          <w:sz w:val="22"/>
+          <w:szCs w:val="22"/>
+        </w:rPr>
+      </w:pPr>
+      <w:proofErr w:type="spellStart"/>
+      <w:r>
+        <w:rPr>
+          <w:color w:val="002060"/>
+          <w:sz w:val="22"/>
+          <w:szCs w:val="22"/>
+        </w:rPr>
+        <w:t>P</w:t>
+      </w:r>
+      <w:r>
+        <w:rPr>
+          <w:color w:val="002060"/>
+          <w:sz w:val="22"/>
+          <w:szCs w:val="22"/>
+          <w:vertAlign w:val="subscript"/>
+        </w:rPr>
+        <w:t>gauge</w:t>
+      </w:r>
+      <w:proofErr w:type="spellEnd"/>
+      <w:r>
+        <w:rPr>
+          <w:color w:val="002060"/>
+          <w:sz w:val="22"/>
+          <w:szCs w:val="22"/>
+        </w:rPr>
+        <w:t xml:space="preserve"> = Gauge pressure in bar</w:t>
+      </w:r>
+    </w:p>
+    <w:p>
+      <w:pPr>
+        <w:rPr>
+          <w:color w:val="002060"/>
+          <w:sz w:val="22"/>
+          <w:szCs w:val="22"/>
+        </w:rPr>
+      </w:pPr>
+      <w:r>
+        <w:rPr>
+          <w:color w:val="002060"/>
+          <w:sz w:val="22"/>
+          <w:szCs w:val="22"/>
+        </w:rPr>
+        <w:t>D = Equivalent hole diameter (mm)</w:t>
+      </w:r>
+    </w:p>
+    <w:p>
+      <w:pPr>
         <w:rPr>
           <w:b/>
           <w:bCs/>
@@ -25115,40 +28144,6 @@
           <w:sz w:val="22"/>
           <w:szCs w:val="22"/>
         </w:rPr>
-        <w:t>Flammables:</w:t>
-      </w:r>
-      <w:r>
-        <w:rPr>
-          <w:color w:val="002060"/>
-          <w:sz w:val="22"/>
-          <w:szCs w:val="22"/>
-        </w:rPr>
-        <w:t xml:space="preserve"> the calculator reports concentration and asks the user to compare it with the gas-specific LEL, including 25% of the LEL as </w:t>
-      </w:r>
-      <w:r>
-        <w:rPr>
-          <w:color w:val="002060"/>
-          <w:sz w:val="22"/>
-          <w:szCs w:val="22"/>
-        </w:rPr>
-        <w:t>the</w:t>
-      </w:r>
-      <w:r>
-        <w:rPr>
-          <w:color w:val="002060"/>
-          <w:sz w:val="22"/>
-          <w:szCs w:val="22"/>
-        </w:rPr>
-        <w:t xml:space="preserve"> key screening threshold used in the current interface.</w:t>
-      </w:r>
-    </w:p>
-    <w:p>
-      <w:pPr>
-        <w:rPr>
-          <w:color w:val="002060"/>
-          <w:sz w:val="22"/>
-          <w:szCs w:val="22"/>
-        </w:rPr>
       </w:pPr>
       <w:r>
         <w:rPr>
@@ -25158,6 +28153,253 @@
           <w:sz w:val="22"/>
           <w:szCs w:val="22"/>
         </w:rPr>
+        <w:t>6.3</w:t>
+      </w:r>
+      <w:r>
+        <w:rPr>
+          <w:b/>
+          <w:bCs/>
+          <w:color w:val="002060"/>
+          <w:sz w:val="22"/>
+          <w:szCs w:val="22"/>
+        </w:rPr>
+        <w:t xml:space="preserve"> Regulator Maximum Flow Cap</w:t>
+      </w:r>
+    </w:p>
+    <w:p>
+      <w:pPr>
+        <w:rPr>
+          <w:color w:val="002060"/>
+          <w:sz w:val="22"/>
+          <w:szCs w:val="22"/>
+        </w:rPr>
+      </w:pPr>
+      <w:r>
+        <w:rPr>
+          <w:color w:val="002060"/>
+          <w:sz w:val="22"/>
+          <w:szCs w:val="22"/>
+        </w:rPr>
+        <w:t>If an upstream regulator maximum flow is entered, the calculator applies a logic cap so that the leak rate used in the Slow Leak model cannot exceed the maximum flow the regulator can physically supply.</w:t>
+      </w:r>
+    </w:p>
+    <w:p>
+      <w:pPr>
+        <w:pStyle w:val="Heading2"/>
+        <w:rPr>
+          <w:rFonts w:asciiTheme="minorHAnsi" w:hAnsiTheme="minorHAnsi"/>
+        </w:rPr>
+      </w:pPr>
+      <w:bookmarkStart w:id="31" w:name="_Toc233629895"/>
+      <w:r>
+        <w:rPr>
+          <w:rFonts w:asciiTheme="minorHAnsi" w:hAnsiTheme="minorHAnsi"/>
+        </w:rPr>
+        <w:t>7.</w:t>
+      </w:r>
+      <w:r>
+        <w:rPr>
+          <w:rFonts w:asciiTheme="minorHAnsi" w:hAnsiTheme="minorHAnsi"/>
+        </w:rPr>
+        <w:t xml:space="preserve"> Recommendation and Threshold Logic</w:t>
+      </w:r>
+      <w:bookmarkEnd w:id="31"/>
+    </w:p>
+    <w:p>
+      <w:pPr>
+        <w:rPr>
+          <w:color w:val="002060"/>
+          <w:sz w:val="22"/>
+          <w:szCs w:val="22"/>
+        </w:rPr>
+      </w:pPr>
+      <w:r>
+        <w:rPr>
+          <w:color w:val="002060"/>
+          <w:sz w:val="22"/>
+          <w:szCs w:val="22"/>
+        </w:rPr>
+        <w:t>The calculator does not use a single generic risk rule for every gas. It applies different screening thresholds depending on the selected hazard type.</w:t>
+      </w:r>
+    </w:p>
+    <w:p>
+      <w:pPr>
+        <w:rPr>
+          <w:color w:val="002060"/>
+          <w:sz w:val="22"/>
+          <w:szCs w:val="22"/>
+        </w:rPr>
+      </w:pPr>
+      <w:r>
+        <w:rPr>
+          <w:b/>
+          <w:bCs/>
+          <w:color w:val="002060"/>
+          <w:sz w:val="22"/>
+          <w:szCs w:val="22"/>
+        </w:rPr>
+        <w:t>Asphyxiants</w:t>
+      </w:r>
+      <w:r>
+        <w:rPr>
+          <w:color w:val="002060"/>
+          <w:sz w:val="22"/>
+          <w:szCs w:val="22"/>
+        </w:rPr>
+        <w:t>: room oxygen below 19.5% prompts further assessment, and below 18% indicates a severe oxygen-deficiency risk.</w:t>
+      </w:r>
+    </w:p>
+    <w:p>
+      <w:pPr>
+        <w:rPr>
+          <w:color w:val="002060"/>
+          <w:sz w:val="22"/>
+          <w:szCs w:val="22"/>
+        </w:rPr>
+      </w:pPr>
+      <w:r>
+        <w:rPr>
+          <w:b/>
+          <w:bCs/>
+          <w:color w:val="002060"/>
+          <w:sz w:val="22"/>
+          <w:szCs w:val="22"/>
+        </w:rPr>
+        <w:t>Oxygen enrichment:</w:t>
+      </w:r>
+      <w:r>
+        <w:rPr>
+          <w:color w:val="002060"/>
+          <w:sz w:val="22"/>
+          <w:szCs w:val="22"/>
+        </w:rPr>
+        <w:t xml:space="preserve"> oxygen above 23.5% indicates an enrichment risk requiring control.</w:t>
+      </w:r>
+    </w:p>
+    <w:p>
+      <w:pPr>
+        <w:rPr>
+          <w:color w:val="002060"/>
+          <w:sz w:val="22"/>
+          <w:szCs w:val="22"/>
+        </w:rPr>
+      </w:pPr>
+      <w:r>
+        <w:rPr>
+          <w:b/>
+          <w:bCs/>
+          <w:color w:val="002060"/>
+          <w:sz w:val="22"/>
+          <w:szCs w:val="22"/>
+        </w:rPr>
+        <w:t>CO</w:t>
+      </w:r>
+      <w:r>
+        <w:rPr>
+          <w:b/>
+          <w:bCs/>
+          <w:color w:val="002060"/>
+          <w:sz w:val="22"/>
+          <w:szCs w:val="22"/>
+          <w:vertAlign w:val="subscript"/>
+        </w:rPr>
+        <w:t>2</w:t>
+      </w:r>
+      <w:r>
+        <w:rPr>
+          <w:b/>
+          <w:bCs/>
+          <w:color w:val="002060"/>
+          <w:sz w:val="22"/>
+          <w:szCs w:val="22"/>
+        </w:rPr>
+        <w:t>:</w:t>
+      </w:r>
+      <w:r>
+        <w:rPr>
+          <w:color w:val="002060"/>
+          <w:sz w:val="22"/>
+          <w:szCs w:val="22"/>
+        </w:rPr>
+        <w:t xml:space="preserve"> room concentration above 0.5% triggers the calculator CO</w:t>
+      </w:r>
+      <w:r>
+        <w:rPr>
+          <w:color w:val="002060"/>
+          <w:sz w:val="22"/>
+          <w:szCs w:val="22"/>
+          <w:vertAlign w:val="subscript"/>
+        </w:rPr>
+        <w:t>2</w:t>
+      </w:r>
+      <w:r>
+        <w:rPr>
+          <w:color w:val="002060"/>
+          <w:sz w:val="22"/>
+          <w:szCs w:val="22"/>
+        </w:rPr>
+        <w:t xml:space="preserve"> warning threshold, with higher local concentrations indicating more serious proximity risk.</w:t>
+      </w:r>
+    </w:p>
+    <w:p>
+      <w:pPr>
+        <w:rPr>
+          <w:color w:val="002060"/>
+          <w:sz w:val="22"/>
+          <w:szCs w:val="22"/>
+        </w:rPr>
+      </w:pPr>
+      <w:r>
+        <w:rPr>
+          <w:b/>
+          <w:bCs/>
+          <w:color w:val="002060"/>
+          <w:sz w:val="22"/>
+          <w:szCs w:val="22"/>
+        </w:rPr>
+        <w:t>Flammables:</w:t>
+      </w:r>
+      <w:r>
+        <w:rPr>
+          <w:color w:val="002060"/>
+          <w:sz w:val="22"/>
+          <w:szCs w:val="22"/>
+        </w:rPr>
+        <w:t xml:space="preserve"> the calculator reports concentration and asks the user to compare it with the gas-specific LEL, including 25% of the LEL as </w:t>
+      </w:r>
+      <w:r>
+        <w:rPr>
+          <w:color w:val="002060"/>
+          <w:sz w:val="22"/>
+          <w:szCs w:val="22"/>
+        </w:rPr>
+        <w:t>the</w:t>
+      </w:r>
+      <w:r>
+        <w:rPr>
+          <w:color w:val="002060"/>
+          <w:sz w:val="22"/>
+          <w:szCs w:val="22"/>
+        </w:rPr>
+        <w:t xml:space="preserve"> key screening threshold used in the current interface.</w:t>
+      </w:r>
+    </w:p>
+    <w:p>
+      <w:pPr>
+        <w:rPr>
+          <w:color w:val="002060"/>
+          <w:sz w:val="22"/>
+          <w:szCs w:val="22"/>
+        </w:rPr>
+      </w:pPr>
+      <w:r>
+        <w:rPr>
+          <w:b/>
+          <w:bCs/>
+          <w:color w:val="002060"/>
+          <w:sz w:val="22"/>
+          <w:szCs w:val="22"/>
+        </w:rPr>
         <w:t>Toxics:</w:t>
       </w:r>
       <w:r>
@@ -25176,7 +28418,7 @@
           <w:rFonts w:asciiTheme="minorHAnsi" w:hAnsiTheme="minorHAnsi"/>
         </w:rPr>
       </w:pPr>
-      <w:bookmarkStart w:id="34" w:name="_Toc227167362"/>
+      <w:bookmarkStart w:id="32" w:name="_Toc233629896"/>
       <w:r>
         <w:rPr>
           <w:rFonts w:asciiTheme="minorHAnsi" w:hAnsiTheme="minorHAnsi"/>
@@ -25189,7 +28431,7 @@
         </w:rPr>
         <w:t xml:space="preserve"> Personal Bubble Assessment</w:t>
       </w:r>
-      <w:bookmarkEnd w:id="34"/>
+      <w:bookmarkEnd w:id="32"/>
     </w:p>
     <w:p>
       <w:pPr>
@@ -25302,7 +28544,7 @@
       </w:r>
     </w:p>
     <w:sectPr>
-      <w:footerReference w:type="default" r:id="rId48"/>
+      <w:footerReference w:type="default" r:id="rId47"/>
       <w:pgSz w:w="11906" w:h="16838"/>
       <w:pgMar w:top="1440" w:right="1440" w:bottom="1440" w:left="1440" w:header="708" w:footer="708" w:gutter="0"/>
       <w:cols w:space="708"/>
@@ -25310,102 +28552,6 @@
     </w:sectPr>
   </w:body>
 </w:document>
-</file>
-
-<file path=word/comments.xml><?xml version="1.0" encoding="utf-8"?>
-<w:comments xmlns:wpc="http://schemas.microsoft.com/office/word/2010/wordprocessingCanvas" xmlns:cx="http://schemas.microsoft.com/office/drawing/2014/chartex" xmlns:cx1="http://schemas.microsoft.com/office/drawing/2015/9/8/chartex" xmlns:cx2="http://schemas.microsoft.com/office/drawing/2015/10/21/chartex" xmlns:cx3="http://schemas.microsoft.com/office/drawing/2016/5/9/chartex" xmlns:cx4="http://schemas.microsoft.com/office/drawing/2016/5/10/chartex" xmlns:cx5="http://schemas.microsoft.com/office/drawing/2016/5/11/chartex" xmlns:cx6="http://schemas.microsoft.com/office/drawing/2016/5/12/chartex" xmlns:cx7="http://schemas.microsoft.com/office/drawing/2016/5/13/chartex" xmlns:cx8="http://schemas.microsoft.com/office/drawing/2016/5/14/chartex" xmlns:mc="http://schemas.openxmlformats.org/markup-compatibility/2006" xmlns:aink="http://schemas.microsoft.com/office/drawing/2016/ink" xmlns:am3d="http://schemas.microsoft.com/office/drawing/2017/model3d" xmlns:o="urn:schemas-microsoft-com:office:office" xmlns:oel="http://schemas.microsoft.com/office/2019/extlst" xmlns:r="http://schemas.openxmlformats.org/officeDocument/2006/relationships" xmlns:m="http://schemas.openxmlformats.org/officeDocument/2006/math" xmlns:v="urn:schemas-microsoft-com:vml" xmlns:wp14="http://schemas.microsoft.com/office/word/2010/wordprocessingDrawing" xmlns:wp="http://schemas.openxmlformats.org/drawingml/2006/wordprocessingDrawing" xmlns:w10="urn:schemas-microsoft-com:office:word" xmlns:w="http://schemas.openxmlformats.org/wordprocessingml/2006/main" xmlns:w14="http://schemas.microsoft.com/office/word/2010/wordml" xmlns:w15="http://schemas.microsoft.com/office/word/2012/wordml" xmlns:w16cex="http://schemas.microsoft.com/office/word/2018/wordml/cex" xmlns:w16cid="http://schemas.microsoft.com/office/word/2016/wordml/cid" xmlns:w16="http://schemas.microsoft.com/office/word/2018/wordml" xmlns:w16du="http://schemas.microsoft.com/office/word/2023/wordml/word16du" xmlns:w16sdtdh="http://schemas.microsoft.com/office/word/2020/wordml/sdtdatahash" xmlns:w16sdtfl="http://schemas.microsoft.com/office/word/2024/wordml/sdtformatlock" xmlns:w16se="http://schemas.microsoft.com/office/word/2015/wordml/symex" xmlns:wpg="http://schemas.microsoft.com/office/word/2010/wordprocessingGroup" xmlns:wpi="http://schemas.microsoft.com/office/word/2010/wordprocessingInk" xmlns:wne="http://schemas.microsoft.com/office/word/2006/wordml" xmlns:wps="http://schemas.microsoft.com/office/word/2010/wordprocessingShape" mc:Ignorable="w14 w15 w16se w16cid w16 w16cex w16sdtdh w16sdtfl w16du wp14">
-  <w:comment w:id="1" w:author="David Kemp (staff)" w:date="2026-06-09T08:58:00Z" w:initials="DK">
-    <w:p>
-      <w:pPr>
-        <w:pStyle w:val="CommentText"/>
-      </w:pPr>
-      <w:r>
-        <w:rPr>
-          <w:rStyle w:val="CommentReference"/>
-        </w:rPr>
-        <w:annotationRef/>
-      </w:r>
-      <w:r>
-        <w:t>Change to SharePoint.</w:t>
-      </w:r>
-    </w:p>
-  </w:comment>
-  <w:comment w:id="25" w:author="David Kemp (staff)" w:date="2026-06-08T12:49:00Z" w:initials="DK">
-    <w:p>
-      <w:pPr>
-        <w:pStyle w:val="CommentText"/>
-      </w:pPr>
-      <w:r>
-        <w:rPr>
-          <w:rStyle w:val="CommentReference"/>
-        </w:rPr>
-        <w:annotationRef/>
-      </w:r>
-      <w:r>
-        <w:t>Include CO2.</w:t>
-      </w:r>
-    </w:p>
-  </w:comment>
-  <w:comment w:id="28" w:author="David Kemp (staff)" w:date="2026-06-08T12:44:00Z" w:initials="DK">
-    <w:p>
-      <w:pPr>
-        <w:pStyle w:val="CommentText"/>
-      </w:pPr>
-      <w:r>
-        <w:rPr>
-          <w:rStyle w:val="CommentReference"/>
-        </w:rPr>
-        <w:annotationRef/>
-      </w:r>
-      <w:r>
-        <w:t>Check consistency with other O2 enrichment calc.</w:t>
-      </w:r>
-    </w:p>
-  </w:comment>
-  <w:comment w:id="32" w:author="David Kemp (staff)" w:date="2026-06-08T12:48:00Z" w:initials="DK">
-    <w:p>
-      <w:pPr>
-        <w:pStyle w:val="CommentText"/>
-      </w:pPr>
-      <w:r>
-        <w:rPr>
-          <w:rStyle w:val="CommentReference"/>
-        </w:rPr>
-        <w:annotationRef/>
-      </w:r>
-      <w:r>
-        <w:t>Add CO2</w:t>
-      </w:r>
-    </w:p>
-  </w:comment>
-</w:comments>
-</file>
-
-<file path=word/commentsExtended.xml><?xml version="1.0" encoding="utf-8"?>
-<w15:commentsEx xmlns:wpc="http://schemas.microsoft.com/office/word/2010/wordprocessingCanvas" xmlns:cx="http://schemas.microsoft.com/office/drawing/2014/chartex" xmlns:cx1="http://schemas.microsoft.com/office/drawing/2015/9/8/chartex" xmlns:cx2="http://schemas.microsoft.com/office/drawing/2015/10/21/chartex" xmlns:cx3="http://schemas.microsoft.com/office/drawing/2016/5/9/chartex" xmlns:cx4="http://schemas.microsoft.com/office/drawing/2016/5/10/chartex" xmlns:cx5="http://schemas.microsoft.com/office/drawing/2016/5/11/chartex" xmlns:cx6="http://schemas.microsoft.com/office/drawing/2016/5/12/chartex" xmlns:cx7="http://schemas.microsoft.com/office/drawing/2016/5/13/chartex" xmlns:cx8="http://schemas.microsoft.com/office/drawing/2016/5/14/chartex" xmlns:mc="http://schemas.openxmlformats.org/markup-compatibility/2006" xmlns:aink="http://schemas.microsoft.com/office/drawing/2016/ink" xmlns:am3d="http://schemas.microsoft.com/office/drawing/2017/model3d" xmlns:o="urn:schemas-microsoft-com:office:office" xmlns:oel="http://schemas.microsoft.com/office/2019/extlst" xmlns:r="http://schemas.openxmlformats.org/officeDocument/2006/relationships" xmlns:m="http://schemas.openxmlformats.org/officeDocument/2006/math" xmlns:v="urn:schemas-microsoft-com:vml" xmlns:wp14="http://schemas.microsoft.com/office/word/2010/wordprocessingDrawing" xmlns:wp="http://schemas.openxmlformats.org/drawingml/2006/wordprocessingDrawing" xmlns:w10="urn:schemas-microsoft-com:office:word" xmlns:w="http://schemas.openxmlformats.org/wordprocessingml/2006/main" xmlns:w14="http://schemas.microsoft.com/office/word/2010/wordml" xmlns:w15="http://schemas.microsoft.com/office/word/2012/wordml" xmlns:w16cex="http://schemas.microsoft.com/office/word/2018/wordml/cex" xmlns:w16cid="http://schemas.microsoft.com/office/word/2016/wordml/cid" xmlns:w16="http://schemas.microsoft.com/office/word/2018/wordml" xmlns:w16du="http://schemas.microsoft.com/office/word/2023/wordml/word16du" xmlns:w16sdtdh="http://schemas.microsoft.com/office/word/2020/wordml/sdtdatahash" xmlns:w16sdtfl="http://schemas.microsoft.com/office/word/2024/wordml/sdtformatlock" xmlns:w16se="http://schemas.microsoft.com/office/word/2015/wordml/symex" xmlns:wpg="http://schemas.microsoft.com/office/word/2010/wordprocessingGroup" xmlns:wpi="http://schemas.microsoft.com/office/word/2010/wordprocessingInk" xmlns:wne="http://schemas.microsoft.com/office/word/2006/wordml" xmlns:wps="http://schemas.microsoft.com/office/word/2010/wordprocessingShape" mc:Ignorable="w14 w15 w16se w16cid w16 w16cex w16sdtdh w16sdtfl w16du wp14">
-  <w15:commentEx w15:paraId="116416C0" w15:done="0"/>
-  <w15:commentEx w15:paraId="7047A509" w15:done="0"/>
-  <w15:commentEx w15:paraId="24EC38A9" w15:done="0"/>
-  <w15:commentEx w15:paraId="56374B03" w15:done="0"/>
-</w15:commentsEx>
-</file>
-
-<file path=word/commentsExtensible.xml><?xml version="1.0" encoding="utf-8"?>
-<w16cex:commentsExtensible xmlns:wpc="http://schemas.microsoft.com/office/word/2010/wordprocessingCanvas" xmlns:cx="http://schemas.microsoft.com/office/drawing/2014/chartex" xmlns:cx1="http://schemas.microsoft.com/office/drawing/2015/9/8/chartex" xmlns:cx2="http://schemas.microsoft.com/office/drawing/2015/10/21/chartex" xmlns:cx3="http://schemas.microsoft.com/office/drawing/2016/5/9/chartex" xmlns:cx4="http://schemas.microsoft.com/office/drawing/2016/5/10/chartex" xmlns:cx5="http://schemas.microsoft.com/office/drawing/2016/5/11/chartex" xmlns:cx6="http://schemas.microsoft.com/office/drawing/2016/5/12/chartex" xmlns:cx7="http://schemas.microsoft.com/office/drawing/2016/5/13/chartex" xmlns:cx8="http://schemas.microsoft.com/office/drawing/2016/5/14/chartex" xmlns:cr="http://schemas.microsoft.com/office/comments/2020/reactions" xmlns:mc="http://schemas.openxmlformats.org/markup-compatibility/2006" xmlns:aink="http://schemas.microsoft.com/office/drawing/2016/ink" xmlns:am3d="http://schemas.microsoft.com/office/drawing/2017/model3d" xmlns:o="urn:schemas-microsoft-com:office:office" xmlns:oel="http://schemas.microsoft.com/office/2019/extlst" xmlns:r="http://schemas.openxmlformats.org/officeDocument/2006/relationships" xmlns:m="http://schemas.openxmlformats.org/officeDocument/2006/math" xmlns:v="urn:schemas-microsoft-com:vml" xmlns:wp14="http://schemas.microsoft.com/office/word/2010/wordprocessingDrawing" xmlns:wp="http://schemas.openxmlformats.org/drawingml/2006/wordprocessingDrawing" xmlns:w10="urn:schemas-microsoft-com:office:word" xmlns:w="http://schemas.openxmlformats.org/wordprocessingml/2006/main" xmlns:w14="http://schemas.microsoft.com/office/word/2010/wordml" xmlns:w15="http://schemas.microsoft.com/office/word/2012/wordml" xmlns:w16cex="http://schemas.microsoft.com/office/word/2018/wordml/cex" xmlns:w16cid="http://schemas.microsoft.com/office/word/2016/wordml/cid" xmlns:w16="http://schemas.microsoft.com/office/word/2018/wordml" xmlns:w16du="http://schemas.microsoft.com/office/word/2023/wordml/word16du" xmlns:w16sdtdh="http://schemas.microsoft.com/office/word/2020/wordml/sdtdatahash" xmlns:w16sdtfl="http://schemas.microsoft.com/office/word/2024/wordml/sdtformatlock" xmlns:w16se="http://schemas.microsoft.com/office/word/2015/wordml/symex" xmlns:wpg="http://schemas.microsoft.com/office/word/2010/wordprocessingGroup" xmlns:wpi="http://schemas.microsoft.com/office/word/2010/wordprocessingInk" xmlns:wne="http://schemas.microsoft.com/office/word/2006/wordml" xmlns:wps="http://schemas.microsoft.com/office/word/2010/wordprocessingShape" mc:Ignorable="w14 w15 w16se w16cid w16 w16cex w16sdtdh w16sdtfl cr w16du wp14">
-  <w16cex:commentExtensible w16cex:durableId="685D8564" w16cex:dateUtc="2026-06-09T07:58:00Z"/>
-  <w16cex:commentExtensible w16cex:durableId="5C9A2FF9" w16cex:dateUtc="2026-06-08T11:49:00Z"/>
-  <w16cex:commentExtensible w16cex:durableId="15899904" w16cex:dateUtc="2026-06-08T11:44:00Z"/>
-  <w16cex:commentExtensible w16cex:durableId="1F98D3C0" w16cex:dateUtc="2026-06-08T11:48:00Z"/>
-</w16cex:commentsExtensible>
-</file>
-
-<file path=word/commentsIds.xml><?xml version="1.0" encoding="utf-8"?>
-<w16cid:commentsIds xmlns:wpc="http://schemas.microsoft.com/office/word/2010/wordprocessingCanvas" xmlns:cx="http://schemas.microsoft.com/office/drawing/2014/chartex" xmlns:cx1="http://schemas.microsoft.com/office/drawing/2015/9/8/chartex" xmlns:cx2="http://schemas.microsoft.com/office/drawing/2015/10/21/chartex" xmlns:cx3="http://schemas.microsoft.com/office/drawing/2016/5/9/chartex" xmlns:cx4="http://schemas.microsoft.com/office/drawing/2016/5/10/chartex" xmlns:cx5="http://schemas.microsoft.com/office/drawing/2016/5/11/chartex" xmlns:cx6="http://schemas.microsoft.com/office/drawing/2016/5/12/chartex" xmlns:cx7="http://schemas.microsoft.com/office/drawing/2016/5/13/chartex" xmlns:cx8="http://schemas.microsoft.com/office/drawing/2016/5/14/chartex" xmlns:mc="http://schemas.openxmlformats.org/markup-compatibility/2006" xmlns:aink="http://schemas.microsoft.com/office/drawing/2016/ink" xmlns:am3d="http://schemas.microsoft.com/office/drawing/2017/model3d" xmlns:o="urn:schemas-microsoft-com:office:office" xmlns:oel="http://schemas.microsoft.com/office/2019/extlst" xmlns:r="http://schemas.openxmlformats.org/officeDocument/2006/relationships" xmlns:m="http://schemas.openxmlformats.org/officeDocument/2006/math" xmlns:v="urn:schemas-microsoft-com:vml" xmlns:wp14="http://schemas.microsoft.com/office/word/2010/wordprocessingDrawing" xmlns:wp="http://schemas.openxmlformats.org/drawingml/2006/wordprocessingDrawing" xmlns:w10="urn:schemas-microsoft-com:office:word" xmlns:w="http://schemas.openxmlformats.org/wordprocessingml/2006/main" xmlns:w14="http://schemas.microsoft.com/office/word/2010/wordml" xmlns:w15="http://schemas.microsoft.com/office/word/2012/wordml" xmlns:w16cex="http://schemas.microsoft.com/office/word/2018/wordml/cex" xmlns:w16cid="http://schemas.microsoft.com/office/word/2016/wordml/cid" xmlns:w16="http://schemas.microsoft.com/office/word/2018/wordml" xmlns:w16du="http://schemas.microsoft.com/office/word/2023/wordml/word16du" xmlns:w16sdtdh="http://schemas.microsoft.com/office/word/2020/wordml/sdtdatahash" xmlns:w16sdtfl="http://schemas.microsoft.com/office/word/2024/wordml/sdtformatlock" xmlns:w16se="http://schemas.microsoft.com/office/word/2015/wordml/symex" xmlns:wpg="http://schemas.microsoft.com/office/word/2010/wordprocessingGroup" xmlns:wpi="http://schemas.microsoft.com/office/word/2010/wordprocessingInk" xmlns:wne="http://schemas.microsoft.com/office/word/2006/wordml" xmlns:wps="http://schemas.microsoft.com/office/word/2010/wordprocessingShape" mc:Ignorable="w14 w15 w16se w16cid w16 w16cex w16sdtdh w16sdtfl w16du wp14">
-  <w16cid:commentId w16cid:paraId="116416C0" w16cid:durableId="685D8564"/>
-  <w16cid:commentId w16cid:paraId="7047A509" w16cid:durableId="5C9A2FF9"/>
-  <w16cid:commentId w16cid:paraId="24EC38A9" w16cid:durableId="15899904"/>
-  <w16cid:commentId w16cid:paraId="56374B03" w16cid:durableId="1F98D3C0"/>
-</w16cid:commentsIds>
 </file>
 
 <file path=word/endnotes.xml><?xml version="1.0" encoding="utf-8"?>
@@ -25553,7 +28699,10 @@
       <w:t>se of University of Nottingham Gas Safety Calculator</w:t>
     </w:r>
     <w:r>
-      <w:t>– H&amp;S – April 2025</w:t>
+      <w:t xml:space="preserve"> – April 202</w:t>
+    </w:r>
+    <w:r>
+      <w:t>6</w:t>
     </w:r>
   </w:p>
 </w:ftr>
@@ -26772,6 +29921,95 @@
     </w:lvl>
   </w:abstractNum>
   <w:abstractNum w:abstractNumId="9" w15:restartNumberingAfterBreak="0">
+    <w:nsid w:val="155B7BFA"/>
+    <w:multiLevelType w:val="hybridMultilevel"/>
+    <w:tmpl w:val="0BD41538"/>
+    <w:lvl w:ilvl="0" w:tplc="0809000F">
+      <w:start w:val="1"/>
+      <w:numFmt w:val="decimal"/>
+      <w:lvlText w:val="%1."/>
+      <w:lvlJc w:val="left"/>
+      <w:pPr>
+        <w:ind w:left="720" w:hanging="360"/>
+      </w:pPr>
+      <w:rPr>
+        <w:rFonts w:hint="default"/>
+      </w:rPr>
+    </w:lvl>
+    <w:lvl w:ilvl="1" w:tplc="08090019">
+      <w:start w:val="1"/>
+      <w:numFmt w:val="lowerLetter"/>
+      <w:lvlText w:val="%2."/>
+      <w:lvlJc w:val="left"/>
+      <w:pPr>
+        <w:ind w:left="1440" w:hanging="360"/>
+      </w:pPr>
+    </w:lvl>
+    <w:lvl w:ilvl="2" w:tplc="0809001B" w:tentative="1">
+      <w:start w:val="1"/>
+      <w:numFmt w:val="lowerRoman"/>
+      <w:lvlText w:val="%3."/>
+      <w:lvlJc w:val="right"/>
+      <w:pPr>
+        <w:ind w:left="2160" w:hanging="180"/>
+      </w:pPr>
+    </w:lvl>
+    <w:lvl w:ilvl="3" w:tplc="0809000F" w:tentative="1">
+      <w:start w:val="1"/>
+      <w:numFmt w:val="decimal"/>
+      <w:lvlText w:val="%4."/>
+      <w:lvlJc w:val="left"/>
+      <w:pPr>
+        <w:ind w:left="2880" w:hanging="360"/>
+      </w:pPr>
+    </w:lvl>
+    <w:lvl w:ilvl="4" w:tplc="08090019" w:tentative="1">
+      <w:start w:val="1"/>
+      <w:numFmt w:val="lowerLetter"/>
+      <w:lvlText w:val="%5."/>
+      <w:lvlJc w:val="left"/>
+      <w:pPr>
+        <w:ind w:left="3600" w:hanging="360"/>
+      </w:pPr>
+    </w:lvl>
+    <w:lvl w:ilvl="5" w:tplc="0809001B" w:tentative="1">
+      <w:start w:val="1"/>
+      <w:numFmt w:val="lowerRoman"/>
+      <w:lvlText w:val="%6."/>
+      <w:lvlJc w:val="right"/>
+      <w:pPr>
+        <w:ind w:left="4320" w:hanging="180"/>
+      </w:pPr>
+    </w:lvl>
+    <w:lvl w:ilvl="6" w:tplc="0809000F" w:tentative="1">
+      <w:start w:val="1"/>
+      <w:numFmt w:val="decimal"/>
+      <w:lvlText w:val="%7."/>
+      <w:lvlJc w:val="left"/>
+      <w:pPr>
+        <w:ind w:left="5040" w:hanging="360"/>
+      </w:pPr>
+    </w:lvl>
+    <w:lvl w:ilvl="7" w:tplc="08090019" w:tentative="1">
+      <w:start w:val="1"/>
+      <w:numFmt w:val="lowerLetter"/>
+      <w:lvlText w:val="%8."/>
+      <w:lvlJc w:val="left"/>
+      <w:pPr>
+        <w:ind w:left="5760" w:hanging="360"/>
+      </w:pPr>
+    </w:lvl>
+    <w:lvl w:ilvl="8" w:tplc="0809001B" w:tentative="1">
+      <w:start w:val="1"/>
+      <w:numFmt w:val="lowerRoman"/>
+      <w:lvlText w:val="%9."/>
+      <w:lvlJc w:val="right"/>
+      <w:pPr>
+        <w:ind w:left="6480" w:hanging="180"/>
+      </w:pPr>
+    </w:lvl>
+  </w:abstractNum>
+  <w:abstractNum w:abstractNumId="10" w15:restartNumberingAfterBreak="0">
     <w:nsid w:val="171D5799"/>
     <w:multiLevelType w:val="multilevel"/>
     <w:tmpl w:val="7AB62016"/>
@@ -26920,7 +30158,7 @@
       </w:rPr>
     </w:lvl>
   </w:abstractNum>
-  <w:abstractNum w:abstractNumId="10" w15:restartNumberingAfterBreak="0">
+  <w:abstractNum w:abstractNumId="11" w15:restartNumberingAfterBreak="0">
     <w:nsid w:val="1C9C4DB9"/>
     <w:multiLevelType w:val="multilevel"/>
     <w:tmpl w:val="EB56F9C6"/>
@@ -27069,7 +30307,7 @@
       </w:rPr>
     </w:lvl>
   </w:abstractNum>
-  <w:abstractNum w:abstractNumId="11" w15:restartNumberingAfterBreak="0">
+  <w:abstractNum w:abstractNumId="12" w15:restartNumberingAfterBreak="0">
     <w:nsid w:val="1E915C9C"/>
     <w:multiLevelType w:val="multilevel"/>
     <w:tmpl w:val="0CD6D7DE"/>
@@ -27218,7 +30456,7 @@
       </w:rPr>
     </w:lvl>
   </w:abstractNum>
-  <w:abstractNum w:abstractNumId="12" w15:restartNumberingAfterBreak="0">
+  <w:abstractNum w:abstractNumId="13" w15:restartNumberingAfterBreak="0">
     <w:nsid w:val="200D3FC3"/>
     <w:multiLevelType w:val="hybridMultilevel"/>
     <w:tmpl w:val="B22CC0E2"/>
@@ -27331,7 +30569,7 @@
       </w:rPr>
     </w:lvl>
   </w:abstractNum>
-  <w:abstractNum w:abstractNumId="13" w15:restartNumberingAfterBreak="0">
+  <w:abstractNum w:abstractNumId="14" w15:restartNumberingAfterBreak="0">
     <w:nsid w:val="208B30E9"/>
     <w:multiLevelType w:val="hybridMultilevel"/>
     <w:tmpl w:val="FBBAD774"/>
@@ -27420,7 +30658,96 @@
       </w:pPr>
     </w:lvl>
   </w:abstractNum>
-  <w:abstractNum w:abstractNumId="14" w15:restartNumberingAfterBreak="0">
+  <w:abstractNum w:abstractNumId="15" w15:restartNumberingAfterBreak="0">
+    <w:nsid w:val="20AC1D6F"/>
+    <w:multiLevelType w:val="hybridMultilevel"/>
+    <w:tmpl w:val="6D863D46"/>
+    <w:lvl w:ilvl="0" w:tplc="0809000F">
+      <w:start w:val="1"/>
+      <w:numFmt w:val="decimal"/>
+      <w:lvlText w:val="%1."/>
+      <w:lvlJc w:val="left"/>
+      <w:pPr>
+        <w:ind w:left="720" w:hanging="360"/>
+      </w:pPr>
+      <w:rPr>
+        <w:rFonts w:hint="default"/>
+      </w:rPr>
+    </w:lvl>
+    <w:lvl w:ilvl="1" w:tplc="08090019" w:tentative="1">
+      <w:start w:val="1"/>
+      <w:numFmt w:val="lowerLetter"/>
+      <w:lvlText w:val="%2."/>
+      <w:lvlJc w:val="left"/>
+      <w:pPr>
+        <w:ind w:left="1440" w:hanging="360"/>
+      </w:pPr>
+    </w:lvl>
+    <w:lvl w:ilvl="2" w:tplc="0809001B" w:tentative="1">
+      <w:start w:val="1"/>
+      <w:numFmt w:val="lowerRoman"/>
+      <w:lvlText w:val="%3."/>
+      <w:lvlJc w:val="right"/>
+      <w:pPr>
+        <w:ind w:left="2160" w:hanging="180"/>
+      </w:pPr>
+    </w:lvl>
+    <w:lvl w:ilvl="3" w:tplc="0809000F" w:tentative="1">
+      <w:start w:val="1"/>
+      <w:numFmt w:val="decimal"/>
+      <w:lvlText w:val="%4."/>
+      <w:lvlJc w:val="left"/>
+      <w:pPr>
+        <w:ind w:left="2880" w:hanging="360"/>
+      </w:pPr>
+    </w:lvl>
+    <w:lvl w:ilvl="4" w:tplc="08090019" w:tentative="1">
+      <w:start w:val="1"/>
+      <w:numFmt w:val="lowerLetter"/>
+      <w:lvlText w:val="%5."/>
+      <w:lvlJc w:val="left"/>
+      <w:pPr>
+        <w:ind w:left="3600" w:hanging="360"/>
+      </w:pPr>
+    </w:lvl>
+    <w:lvl w:ilvl="5" w:tplc="0809001B" w:tentative="1">
+      <w:start w:val="1"/>
+      <w:numFmt w:val="lowerRoman"/>
+      <w:lvlText w:val="%6."/>
+      <w:lvlJc w:val="right"/>
+      <w:pPr>
+        <w:ind w:left="4320" w:hanging="180"/>
+      </w:pPr>
+    </w:lvl>
+    <w:lvl w:ilvl="6" w:tplc="0809000F" w:tentative="1">
+      <w:start w:val="1"/>
+      <w:numFmt w:val="decimal"/>
+      <w:lvlText w:val="%7."/>
+      <w:lvlJc w:val="left"/>
+      <w:pPr>
+        <w:ind w:left="5040" w:hanging="360"/>
+      </w:pPr>
+    </w:lvl>
+    <w:lvl w:ilvl="7" w:tplc="08090019" w:tentative="1">
+      <w:start w:val="1"/>
+      <w:numFmt w:val="lowerLetter"/>
+      <w:lvlText w:val="%8."/>
+      <w:lvlJc w:val="left"/>
+      <w:pPr>
+        <w:ind w:left="5760" w:hanging="360"/>
+      </w:pPr>
+    </w:lvl>
+    <w:lvl w:ilvl="8" w:tplc="0809001B" w:tentative="1">
+      <w:start w:val="1"/>
+      <w:numFmt w:val="lowerRoman"/>
+      <w:lvlText w:val="%9."/>
+      <w:lvlJc w:val="right"/>
+      <w:pPr>
+        <w:ind w:left="6480" w:hanging="180"/>
+      </w:pPr>
+    </w:lvl>
+  </w:abstractNum>
+  <w:abstractNum w:abstractNumId="16" w15:restartNumberingAfterBreak="0">
     <w:nsid w:val="22490491"/>
     <w:multiLevelType w:val="multilevel"/>
     <w:tmpl w:val="AE64BD80"/>
@@ -27569,7 +30896,7 @@
       </w:rPr>
     </w:lvl>
   </w:abstractNum>
-  <w:abstractNum w:abstractNumId="15" w15:restartNumberingAfterBreak="0">
+  <w:abstractNum w:abstractNumId="17" w15:restartNumberingAfterBreak="0">
     <w:nsid w:val="25EB55BF"/>
     <w:multiLevelType w:val="hybridMultilevel"/>
     <w:tmpl w:val="7D9E8FCE"/>
@@ -27682,7 +31009,7 @@
       </w:rPr>
     </w:lvl>
   </w:abstractNum>
-  <w:abstractNum w:abstractNumId="16" w15:restartNumberingAfterBreak="0">
+  <w:abstractNum w:abstractNumId="18" w15:restartNumberingAfterBreak="0">
     <w:nsid w:val="2DE022B9"/>
     <w:multiLevelType w:val="hybridMultilevel"/>
     <w:tmpl w:val="4FFE41E0"/>
@@ -27768,7 +31095,7 @@
       </w:pPr>
     </w:lvl>
   </w:abstractNum>
-  <w:abstractNum w:abstractNumId="17" w15:restartNumberingAfterBreak="0">
+  <w:abstractNum w:abstractNumId="19" w15:restartNumberingAfterBreak="0">
     <w:nsid w:val="316A7323"/>
     <w:multiLevelType w:val="multilevel"/>
     <w:tmpl w:val="7AB62016"/>
@@ -27917,7 +31244,7 @@
       </w:rPr>
     </w:lvl>
   </w:abstractNum>
-  <w:abstractNum w:abstractNumId="18" w15:restartNumberingAfterBreak="0">
+  <w:abstractNum w:abstractNumId="20" w15:restartNumberingAfterBreak="0">
     <w:nsid w:val="347D68C3"/>
     <w:multiLevelType w:val="multilevel"/>
     <w:tmpl w:val="86027DF8"/>
@@ -28066,7 +31393,7 @@
       </w:rPr>
     </w:lvl>
   </w:abstractNum>
-  <w:abstractNum w:abstractNumId="19" w15:restartNumberingAfterBreak="0">
+  <w:abstractNum w:abstractNumId="21" w15:restartNumberingAfterBreak="0">
     <w:nsid w:val="352506F5"/>
     <w:multiLevelType w:val="hybridMultilevel"/>
     <w:tmpl w:val="3A787280"/>
@@ -28179,7 +31506,7 @@
       </w:rPr>
     </w:lvl>
   </w:abstractNum>
-  <w:abstractNum w:abstractNumId="20" w15:restartNumberingAfterBreak="0">
+  <w:abstractNum w:abstractNumId="22" w15:restartNumberingAfterBreak="0">
     <w:nsid w:val="36E06BB1"/>
     <w:multiLevelType w:val="hybridMultilevel"/>
     <w:tmpl w:val="589833F4"/>
@@ -28268,7 +31595,7 @@
       </w:pPr>
     </w:lvl>
   </w:abstractNum>
-  <w:abstractNum w:abstractNumId="21" w15:restartNumberingAfterBreak="0">
+  <w:abstractNum w:abstractNumId="23" w15:restartNumberingAfterBreak="0">
     <w:nsid w:val="38F66902"/>
     <w:multiLevelType w:val="multilevel"/>
     <w:tmpl w:val="8F52CECC"/>
@@ -28417,7 +31744,7 @@
       </w:rPr>
     </w:lvl>
   </w:abstractNum>
-  <w:abstractNum w:abstractNumId="22" w15:restartNumberingAfterBreak="0">
+  <w:abstractNum w:abstractNumId="24" w15:restartNumberingAfterBreak="0">
     <w:nsid w:val="3A1C776E"/>
     <w:multiLevelType w:val="multilevel"/>
     <w:tmpl w:val="7AB62016"/>
@@ -28566,7 +31893,7 @@
       </w:rPr>
     </w:lvl>
   </w:abstractNum>
-  <w:abstractNum w:abstractNumId="23" w15:restartNumberingAfterBreak="0">
+  <w:abstractNum w:abstractNumId="25" w15:restartNumberingAfterBreak="0">
     <w:nsid w:val="41E77971"/>
     <w:multiLevelType w:val="multilevel"/>
     <w:tmpl w:val="491283E6"/>
@@ -28715,7 +32042,7 @@
       </w:rPr>
     </w:lvl>
   </w:abstractNum>
-  <w:abstractNum w:abstractNumId="24" w15:restartNumberingAfterBreak="0">
+  <w:abstractNum w:abstractNumId="26" w15:restartNumberingAfterBreak="0">
     <w:nsid w:val="42AF6F51"/>
     <w:multiLevelType w:val="multilevel"/>
     <w:tmpl w:val="7AB62016"/>
@@ -28864,7 +32191,7 @@
       </w:rPr>
     </w:lvl>
   </w:abstractNum>
-  <w:abstractNum w:abstractNumId="25" w15:restartNumberingAfterBreak="0">
+  <w:abstractNum w:abstractNumId="27" w15:restartNumberingAfterBreak="0">
     <w:nsid w:val="43DF7C58"/>
     <w:multiLevelType w:val="multilevel"/>
     <w:tmpl w:val="0696F978"/>
@@ -29013,7 +32340,7 @@
       </w:rPr>
     </w:lvl>
   </w:abstractNum>
-  <w:abstractNum w:abstractNumId="26" w15:restartNumberingAfterBreak="0">
+  <w:abstractNum w:abstractNumId="28" w15:restartNumberingAfterBreak="0">
     <w:nsid w:val="45B20E28"/>
     <w:multiLevelType w:val="multilevel"/>
     <w:tmpl w:val="95DEF524"/>
@@ -29162,7 +32489,7 @@
       </w:rPr>
     </w:lvl>
   </w:abstractNum>
-  <w:abstractNum w:abstractNumId="27" w15:restartNumberingAfterBreak="0">
+  <w:abstractNum w:abstractNumId="29" w15:restartNumberingAfterBreak="0">
     <w:nsid w:val="464C1A5F"/>
     <w:multiLevelType w:val="hybridMultilevel"/>
     <w:tmpl w:val="FBBAD774"/>
@@ -29251,7 +32578,7 @@
       </w:pPr>
     </w:lvl>
   </w:abstractNum>
-  <w:abstractNum w:abstractNumId="28" w15:restartNumberingAfterBreak="0">
+  <w:abstractNum w:abstractNumId="30" w15:restartNumberingAfterBreak="0">
     <w:nsid w:val="48D01C2C"/>
     <w:multiLevelType w:val="multilevel"/>
     <w:tmpl w:val="EF5AD044"/>
@@ -29400,7 +32727,7 @@
       </w:rPr>
     </w:lvl>
   </w:abstractNum>
-  <w:abstractNum w:abstractNumId="29" w15:restartNumberingAfterBreak="0">
+  <w:abstractNum w:abstractNumId="31" w15:restartNumberingAfterBreak="0">
     <w:nsid w:val="494057A7"/>
     <w:multiLevelType w:val="multilevel"/>
     <w:tmpl w:val="B0CC1BE2"/>
@@ -29549,7 +32876,7 @@
       </w:rPr>
     </w:lvl>
   </w:abstractNum>
-  <w:abstractNum w:abstractNumId="30" w15:restartNumberingAfterBreak="0">
+  <w:abstractNum w:abstractNumId="32" w15:restartNumberingAfterBreak="0">
     <w:nsid w:val="512075B4"/>
     <w:multiLevelType w:val="multilevel"/>
     <w:tmpl w:val="75246C82"/>
@@ -29698,7 +33025,7 @@
       </w:rPr>
     </w:lvl>
   </w:abstractNum>
-  <w:abstractNum w:abstractNumId="31" w15:restartNumberingAfterBreak="0">
+  <w:abstractNum w:abstractNumId="33" w15:restartNumberingAfterBreak="0">
     <w:nsid w:val="551553DE"/>
     <w:multiLevelType w:val="multilevel"/>
     <w:tmpl w:val="7AB62016"/>
@@ -29847,7 +33174,7 @@
       </w:rPr>
     </w:lvl>
   </w:abstractNum>
-  <w:abstractNum w:abstractNumId="32" w15:restartNumberingAfterBreak="0">
+  <w:abstractNum w:abstractNumId="34" w15:restartNumberingAfterBreak="0">
     <w:nsid w:val="57854AA6"/>
     <w:multiLevelType w:val="multilevel"/>
     <w:tmpl w:val="141E007C"/>
@@ -29996,7 +33323,185 @@
       </w:rPr>
     </w:lvl>
   </w:abstractNum>
-  <w:abstractNum w:abstractNumId="33" w15:restartNumberingAfterBreak="0">
+  <w:abstractNum w:abstractNumId="35" w15:restartNumberingAfterBreak="0">
+    <w:nsid w:val="600C66B2"/>
+    <w:multiLevelType w:val="hybridMultilevel"/>
+    <w:tmpl w:val="9D425EFA"/>
+    <w:lvl w:ilvl="0" w:tplc="0809000F">
+      <w:start w:val="1"/>
+      <w:numFmt w:val="decimal"/>
+      <w:lvlText w:val="%1."/>
+      <w:lvlJc w:val="left"/>
+      <w:pPr>
+        <w:ind w:left="720" w:hanging="360"/>
+      </w:pPr>
+      <w:rPr>
+        <w:rFonts w:hint="default"/>
+      </w:rPr>
+    </w:lvl>
+    <w:lvl w:ilvl="1" w:tplc="08090019" w:tentative="1">
+      <w:start w:val="1"/>
+      <w:numFmt w:val="lowerLetter"/>
+      <w:lvlText w:val="%2."/>
+      <w:lvlJc w:val="left"/>
+      <w:pPr>
+        <w:ind w:left="1440" w:hanging="360"/>
+      </w:pPr>
+    </w:lvl>
+    <w:lvl w:ilvl="2" w:tplc="0809001B" w:tentative="1">
+      <w:start w:val="1"/>
+      <w:numFmt w:val="lowerRoman"/>
+      <w:lvlText w:val="%3."/>
+      <w:lvlJc w:val="right"/>
+      <w:pPr>
+        <w:ind w:left="2160" w:hanging="180"/>
+      </w:pPr>
+    </w:lvl>
+    <w:lvl w:ilvl="3" w:tplc="0809000F" w:tentative="1">
+      <w:start w:val="1"/>
+      <w:numFmt w:val="decimal"/>
+      <w:lvlText w:val="%4."/>
+      <w:lvlJc w:val="left"/>
+      <w:pPr>
+        <w:ind w:left="2880" w:hanging="360"/>
+      </w:pPr>
+    </w:lvl>
+    <w:lvl w:ilvl="4" w:tplc="08090019" w:tentative="1">
+      <w:start w:val="1"/>
+      <w:numFmt w:val="lowerLetter"/>
+      <w:lvlText w:val="%5."/>
+      <w:lvlJc w:val="left"/>
+      <w:pPr>
+        <w:ind w:left="3600" w:hanging="360"/>
+      </w:pPr>
+    </w:lvl>
+    <w:lvl w:ilvl="5" w:tplc="0809001B" w:tentative="1">
+      <w:start w:val="1"/>
+      <w:numFmt w:val="lowerRoman"/>
+      <w:lvlText w:val="%6."/>
+      <w:lvlJc w:val="right"/>
+      <w:pPr>
+        <w:ind w:left="4320" w:hanging="180"/>
+      </w:pPr>
+    </w:lvl>
+    <w:lvl w:ilvl="6" w:tplc="0809000F" w:tentative="1">
+      <w:start w:val="1"/>
+      <w:numFmt w:val="decimal"/>
+      <w:lvlText w:val="%7."/>
+      <w:lvlJc w:val="left"/>
+      <w:pPr>
+        <w:ind w:left="5040" w:hanging="360"/>
+      </w:pPr>
+    </w:lvl>
+    <w:lvl w:ilvl="7" w:tplc="08090019" w:tentative="1">
+      <w:start w:val="1"/>
+      <w:numFmt w:val="lowerLetter"/>
+      <w:lvlText w:val="%8."/>
+      <w:lvlJc w:val="left"/>
+      <w:pPr>
+        <w:ind w:left="5760" w:hanging="360"/>
+      </w:pPr>
+    </w:lvl>
+    <w:lvl w:ilvl="8" w:tplc="0809001B" w:tentative="1">
+      <w:start w:val="1"/>
+      <w:numFmt w:val="lowerRoman"/>
+      <w:lvlText w:val="%9."/>
+      <w:lvlJc w:val="right"/>
+      <w:pPr>
+        <w:ind w:left="6480" w:hanging="180"/>
+      </w:pPr>
+    </w:lvl>
+  </w:abstractNum>
+  <w:abstractNum w:abstractNumId="36" w15:restartNumberingAfterBreak="0">
+    <w:nsid w:val="60B12348"/>
+    <w:multiLevelType w:val="hybridMultilevel"/>
+    <w:tmpl w:val="B136D182"/>
+    <w:lvl w:ilvl="0" w:tplc="0809000F">
+      <w:start w:val="1"/>
+      <w:numFmt w:val="decimal"/>
+      <w:lvlText w:val="%1."/>
+      <w:lvlJc w:val="left"/>
+      <w:pPr>
+        <w:ind w:left="720" w:hanging="360"/>
+      </w:pPr>
+      <w:rPr>
+        <w:rFonts w:hint="default"/>
+      </w:rPr>
+    </w:lvl>
+    <w:lvl w:ilvl="1" w:tplc="08090019">
+      <w:start w:val="1"/>
+      <w:numFmt w:val="lowerLetter"/>
+      <w:lvlText w:val="%2."/>
+      <w:lvlJc w:val="left"/>
+      <w:pPr>
+        <w:ind w:left="1440" w:hanging="360"/>
+      </w:pPr>
+    </w:lvl>
+    <w:lvl w:ilvl="2" w:tplc="0809001B" w:tentative="1">
+      <w:start w:val="1"/>
+      <w:numFmt w:val="lowerRoman"/>
+      <w:lvlText w:val="%3."/>
+      <w:lvlJc w:val="right"/>
+      <w:pPr>
+        <w:ind w:left="2160" w:hanging="180"/>
+      </w:pPr>
+    </w:lvl>
+    <w:lvl w:ilvl="3" w:tplc="0809000F" w:tentative="1">
+      <w:start w:val="1"/>
+      <w:numFmt w:val="decimal"/>
+      <w:lvlText w:val="%4."/>
+      <w:lvlJc w:val="left"/>
+      <w:pPr>
+        <w:ind w:left="2880" w:hanging="360"/>
+      </w:pPr>
+    </w:lvl>
+    <w:lvl w:ilvl="4" w:tplc="08090019" w:tentative="1">
+      <w:start w:val="1"/>
+      <w:numFmt w:val="lowerLetter"/>
+      <w:lvlText w:val="%5."/>
+      <w:lvlJc w:val="left"/>
+      <w:pPr>
+        <w:ind w:left="3600" w:hanging="360"/>
+      </w:pPr>
+    </w:lvl>
+    <w:lvl w:ilvl="5" w:tplc="0809001B" w:tentative="1">
+      <w:start w:val="1"/>
+      <w:numFmt w:val="lowerRoman"/>
+      <w:lvlText w:val="%6."/>
+      <w:lvlJc w:val="right"/>
+      <w:pPr>
+        <w:ind w:left="4320" w:hanging="180"/>
+      </w:pPr>
+    </w:lvl>
+    <w:lvl w:ilvl="6" w:tplc="0809000F" w:tentative="1">
+      <w:start w:val="1"/>
+      <w:numFmt w:val="decimal"/>
+      <w:lvlText w:val="%7."/>
+      <w:lvlJc w:val="left"/>
+      <w:pPr>
+        <w:ind w:left="5040" w:hanging="360"/>
+      </w:pPr>
+    </w:lvl>
+    <w:lvl w:ilvl="7" w:tplc="08090019" w:tentative="1">
+      <w:start w:val="1"/>
+      <w:numFmt w:val="lowerLetter"/>
+      <w:lvlText w:val="%8."/>
+      <w:lvlJc w:val="left"/>
+      <w:pPr>
+        <w:ind w:left="5760" w:hanging="360"/>
+      </w:pPr>
+    </w:lvl>
+    <w:lvl w:ilvl="8" w:tplc="0809001B" w:tentative="1">
+      <w:start w:val="1"/>
+      <w:numFmt w:val="lowerRoman"/>
+      <w:lvlText w:val="%9."/>
+      <w:lvlJc w:val="right"/>
+      <w:pPr>
+        <w:ind w:left="6480" w:hanging="180"/>
+      </w:pPr>
+    </w:lvl>
+  </w:abstractNum>
+  <w:abstractNum w:abstractNumId="37" w15:restartNumberingAfterBreak="0">
     <w:nsid w:val="66691BA8"/>
     <w:multiLevelType w:val="multilevel"/>
     <w:tmpl w:val="729EAD1A"/>
@@ -30145,7 +33650,7 @@
       </w:rPr>
     </w:lvl>
   </w:abstractNum>
-  <w:abstractNum w:abstractNumId="34" w15:restartNumberingAfterBreak="0">
+  <w:abstractNum w:abstractNumId="38" w15:restartNumberingAfterBreak="0">
     <w:nsid w:val="678119E4"/>
     <w:multiLevelType w:val="multilevel"/>
     <w:tmpl w:val="FBFEC4E0"/>
@@ -30294,7 +33799,7 @@
       </w:rPr>
     </w:lvl>
   </w:abstractNum>
-  <w:abstractNum w:abstractNumId="35" w15:restartNumberingAfterBreak="0">
+  <w:abstractNum w:abstractNumId="39" w15:restartNumberingAfterBreak="0">
     <w:nsid w:val="69B213A3"/>
     <w:multiLevelType w:val="multilevel"/>
     <w:tmpl w:val="F33E40CC"/>
@@ -30443,7 +33948,7 @@
       </w:rPr>
     </w:lvl>
   </w:abstractNum>
-  <w:abstractNum w:abstractNumId="36" w15:restartNumberingAfterBreak="0">
+  <w:abstractNum w:abstractNumId="40" w15:restartNumberingAfterBreak="0">
     <w:nsid w:val="6A702782"/>
     <w:multiLevelType w:val="multilevel"/>
     <w:tmpl w:val="9F6A4F1A"/>
@@ -30592,7 +34097,96 @@
       </w:rPr>
     </w:lvl>
   </w:abstractNum>
-  <w:abstractNum w:abstractNumId="37" w15:restartNumberingAfterBreak="0">
+  <w:abstractNum w:abstractNumId="41" w15:restartNumberingAfterBreak="0">
+    <w:nsid w:val="6BE73DB0"/>
+    <w:multiLevelType w:val="hybridMultilevel"/>
+    <w:tmpl w:val="B136D182"/>
+    <w:lvl w:ilvl="0" w:tplc="FFFFFFFF">
+      <w:start w:val="1"/>
+      <w:numFmt w:val="decimal"/>
+      <w:lvlText w:val="%1."/>
+      <w:lvlJc w:val="left"/>
+      <w:pPr>
+        <w:ind w:left="720" w:hanging="360"/>
+      </w:pPr>
+      <w:rPr>
+        <w:rFonts w:hint="default"/>
+      </w:rPr>
+    </w:lvl>
+    <w:lvl w:ilvl="1" w:tplc="FFFFFFFF">
+      <w:start w:val="1"/>
+      <w:numFmt w:val="lowerLetter"/>
+      <w:lvlText w:val="%2."/>
+      <w:lvlJc w:val="left"/>
+      <w:pPr>
+        <w:ind w:left="1440" w:hanging="360"/>
+      </w:pPr>
+    </w:lvl>
+    <w:lvl w:ilvl="2" w:tplc="FFFFFFFF" w:tentative="1">
+      <w:start w:val="1"/>
+      <w:numFmt w:val="lowerRoman"/>
+      <w:lvlText w:val="%3."/>
+      <w:lvlJc w:val="right"/>
+      <w:pPr>
+        <w:ind w:left="2160" w:hanging="180"/>
+      </w:pPr>
+    </w:lvl>
+    <w:lvl w:ilvl="3" w:tplc="FFFFFFFF" w:tentative="1">
+      <w:start w:val="1"/>
+      <w:numFmt w:val="decimal"/>
+      <w:lvlText w:val="%4."/>
+      <w:lvlJc w:val="left"/>
+      <w:pPr>
+        <w:ind w:left="2880" w:hanging="360"/>
+      </w:pPr>
+    </w:lvl>
+    <w:lvl w:ilvl="4" w:tplc="FFFFFFFF" w:tentative="1">
+      <w:start w:val="1"/>
+      <w:numFmt w:val="lowerLetter"/>
+      <w:lvlText w:val="%5."/>
+      <w:lvlJc w:val="left"/>
+      <w:pPr>
+        <w:ind w:left="3600" w:hanging="360"/>
+      </w:pPr>
+    </w:lvl>
+    <w:lvl w:ilvl="5" w:tplc="FFFFFFFF" w:tentative="1">
+      <w:start w:val="1"/>
+      <w:numFmt w:val="lowerRoman"/>
+      <w:lvlText w:val="%6."/>
+      <w:lvlJc w:val="right"/>
+      <w:pPr>
+        <w:ind w:left="4320" w:hanging="180"/>
+      </w:pPr>
+    </w:lvl>
+    <w:lvl w:ilvl="6" w:tplc="FFFFFFFF" w:tentative="1">
+      <w:start w:val="1"/>
+      <w:numFmt w:val="decimal"/>
+      <w:lvlText w:val="%7."/>
+      <w:lvlJc w:val="left"/>
+      <w:pPr>
+        <w:ind w:left="5040" w:hanging="360"/>
+      </w:pPr>
+    </w:lvl>
+    <w:lvl w:ilvl="7" w:tplc="FFFFFFFF" w:tentative="1">
+      <w:start w:val="1"/>
+      <w:numFmt w:val="lowerLetter"/>
+      <w:lvlText w:val="%8."/>
+      <w:lvlJc w:val="left"/>
+      <w:pPr>
+        <w:ind w:left="5760" w:hanging="360"/>
+      </w:pPr>
+    </w:lvl>
+    <w:lvl w:ilvl="8" w:tplc="FFFFFFFF" w:tentative="1">
+      <w:start w:val="1"/>
+      <w:numFmt w:val="lowerRoman"/>
+      <w:lvlText w:val="%9."/>
+      <w:lvlJc w:val="right"/>
+      <w:pPr>
+        <w:ind w:left="6480" w:hanging="180"/>
+      </w:pPr>
+    </w:lvl>
+  </w:abstractNum>
+  <w:abstractNum w:abstractNumId="42" w15:restartNumberingAfterBreak="0">
     <w:nsid w:val="6EA27D29"/>
     <w:multiLevelType w:val="hybridMultilevel"/>
     <w:tmpl w:val="BFA48ABE"/>
@@ -30705,7 +34299,96 @@
       </w:rPr>
     </w:lvl>
   </w:abstractNum>
-  <w:abstractNum w:abstractNumId="38" w15:restartNumberingAfterBreak="0">
+  <w:abstractNum w:abstractNumId="43" w15:restartNumberingAfterBreak="0">
+    <w:nsid w:val="6FBA721F"/>
+    <w:multiLevelType w:val="hybridMultilevel"/>
+    <w:tmpl w:val="7E18C7B6"/>
+    <w:lvl w:ilvl="0" w:tplc="0809000F">
+      <w:start w:val="1"/>
+      <w:numFmt w:val="decimal"/>
+      <w:lvlText w:val="%1."/>
+      <w:lvlJc w:val="left"/>
+      <w:pPr>
+        <w:ind w:left="720" w:hanging="360"/>
+      </w:pPr>
+      <w:rPr>
+        <w:rFonts w:hint="default"/>
+      </w:rPr>
+    </w:lvl>
+    <w:lvl w:ilvl="1" w:tplc="08090019" w:tentative="1">
+      <w:start w:val="1"/>
+      <w:numFmt w:val="lowerLetter"/>
+      <w:lvlText w:val="%2."/>
+      <w:lvlJc w:val="left"/>
+      <w:pPr>
+        <w:ind w:left="1440" w:hanging="360"/>
+      </w:pPr>
+    </w:lvl>
+    <w:lvl w:ilvl="2" w:tplc="0809001B" w:tentative="1">
+      <w:start w:val="1"/>
+      <w:numFmt w:val="lowerRoman"/>
+      <w:lvlText w:val="%3."/>
+      <w:lvlJc w:val="right"/>
+      <w:pPr>
+        <w:ind w:left="2160" w:hanging="180"/>
+      </w:pPr>
+    </w:lvl>
+    <w:lvl w:ilvl="3" w:tplc="0809000F" w:tentative="1">
+      <w:start w:val="1"/>
+      <w:numFmt w:val="decimal"/>
+      <w:lvlText w:val="%4."/>
+      <w:lvlJc w:val="left"/>
+      <w:pPr>
+        <w:ind w:left="2880" w:hanging="360"/>
+      </w:pPr>
+    </w:lvl>
+    <w:lvl w:ilvl="4" w:tplc="08090019" w:tentative="1">
+      <w:start w:val="1"/>
+      <w:numFmt w:val="lowerLetter"/>
+      <w:lvlText w:val="%5."/>
+      <w:lvlJc w:val="left"/>
+      <w:pPr>
+        <w:ind w:left="3600" w:hanging="360"/>
+      </w:pPr>
+    </w:lvl>
+    <w:lvl w:ilvl="5" w:tplc="0809001B" w:tentative="1">
+      <w:start w:val="1"/>
+      <w:numFmt w:val="lowerRoman"/>
+      <w:lvlText w:val="%6."/>
+      <w:lvlJc w:val="right"/>
+      <w:pPr>
+        <w:ind w:left="4320" w:hanging="180"/>
+      </w:pPr>
+    </w:lvl>
+    <w:lvl w:ilvl="6" w:tplc="0809000F" w:tentative="1">
+      <w:start w:val="1"/>
+      <w:numFmt w:val="decimal"/>
+      <w:lvlText w:val="%7."/>
+      <w:lvlJc w:val="left"/>
+      <w:pPr>
+        <w:ind w:left="5040" w:hanging="360"/>
+      </w:pPr>
+    </w:lvl>
+    <w:lvl w:ilvl="7" w:tplc="08090019" w:tentative="1">
+      <w:start w:val="1"/>
+      <w:numFmt w:val="lowerLetter"/>
+      <w:lvlText w:val="%8."/>
+      <w:lvlJc w:val="left"/>
+      <w:pPr>
+        <w:ind w:left="5760" w:hanging="360"/>
+      </w:pPr>
+    </w:lvl>
+    <w:lvl w:ilvl="8" w:tplc="0809001B" w:tentative="1">
+      <w:start w:val="1"/>
+      <w:numFmt w:val="lowerRoman"/>
+      <w:lvlText w:val="%9."/>
+      <w:lvlJc w:val="right"/>
+      <w:pPr>
+        <w:ind w:left="6480" w:hanging="180"/>
+      </w:pPr>
+    </w:lvl>
+  </w:abstractNum>
+  <w:abstractNum w:abstractNumId="44" w15:restartNumberingAfterBreak="0">
     <w:nsid w:val="73234DB0"/>
     <w:multiLevelType w:val="hybridMultilevel"/>
     <w:tmpl w:val="238034C2"/>
@@ -30818,7 +34501,7 @@
       </w:rPr>
     </w:lvl>
   </w:abstractNum>
-  <w:abstractNum w:abstractNumId="39" w15:restartNumberingAfterBreak="0">
+  <w:abstractNum w:abstractNumId="45" w15:restartNumberingAfterBreak="0">
     <w:nsid w:val="73DD24D9"/>
     <w:multiLevelType w:val="multilevel"/>
     <w:tmpl w:val="A38A8F74"/>
@@ -30967,7 +34650,7 @@
       </w:rPr>
     </w:lvl>
   </w:abstractNum>
-  <w:abstractNum w:abstractNumId="40" w15:restartNumberingAfterBreak="0">
+  <w:abstractNum w:abstractNumId="46" w15:restartNumberingAfterBreak="0">
     <w:nsid w:val="77A67B4F"/>
     <w:multiLevelType w:val="multilevel"/>
     <w:tmpl w:val="B8066B5C"/>
@@ -31116,7 +34799,7 @@
       </w:rPr>
     </w:lvl>
   </w:abstractNum>
-  <w:abstractNum w:abstractNumId="41" w15:restartNumberingAfterBreak="0">
+  <w:abstractNum w:abstractNumId="47" w15:restartNumberingAfterBreak="0">
     <w:nsid w:val="7B734CF3"/>
     <w:multiLevelType w:val="multilevel"/>
     <w:tmpl w:val="73F8651C"/>
@@ -31269,103 +34952,103 @@
     <w:abstractNumId w:val="8"/>
   </w:num>
   <w:num w:numId="2" w16cid:durableId="1657414705">
-    <w:abstractNumId w:val="22"/>
+    <w:abstractNumId w:val="24"/>
   </w:num>
   <w:num w:numId="3" w16cid:durableId="222571633">
-    <w:abstractNumId w:val="17"/>
+    <w:abstractNumId w:val="19"/>
   </w:num>
   <w:num w:numId="4" w16cid:durableId="730158599">
-    <w:abstractNumId w:val="9"/>
+    <w:abstractNumId w:val="10"/>
   </w:num>
   <w:num w:numId="5" w16cid:durableId="1783962884">
     <w:abstractNumId w:val="6"/>
   </w:num>
   <w:num w:numId="6" w16cid:durableId="2000036016">
-    <w:abstractNumId w:val="31"/>
+    <w:abstractNumId w:val="33"/>
   </w:num>
   <w:num w:numId="7" w16cid:durableId="2028553954">
-    <w:abstractNumId w:val="24"/>
+    <w:abstractNumId w:val="26"/>
   </w:num>
   <w:num w:numId="8" w16cid:durableId="1058287827">
-    <w:abstractNumId w:val="14"/>
+    <w:abstractNumId w:val="16"/>
   </w:num>
   <w:num w:numId="9" w16cid:durableId="1315525702">
-    <w:abstractNumId w:val="23"/>
+    <w:abstractNumId w:val="25"/>
   </w:num>
   <w:num w:numId="10" w16cid:durableId="548229054">
-    <w:abstractNumId w:val="30"/>
+    <w:abstractNumId w:val="32"/>
   </w:num>
   <w:num w:numId="11" w16cid:durableId="686710489">
-    <w:abstractNumId w:val="41"/>
+    <w:abstractNumId w:val="47"/>
   </w:num>
   <w:num w:numId="12" w16cid:durableId="1591622950">
-    <w:abstractNumId w:val="39"/>
+    <w:abstractNumId w:val="45"/>
   </w:num>
   <w:num w:numId="13" w16cid:durableId="1875339935">
-    <w:abstractNumId w:val="10"/>
+    <w:abstractNumId w:val="11"/>
   </w:num>
   <w:num w:numId="14" w16cid:durableId="119954581">
-    <w:abstractNumId w:val="11"/>
+    <w:abstractNumId w:val="12"/>
   </w:num>
   <w:num w:numId="15" w16cid:durableId="596254566">
     <w:abstractNumId w:val="2"/>
   </w:num>
   <w:num w:numId="16" w16cid:durableId="175076548">
-    <w:abstractNumId w:val="18"/>
+    <w:abstractNumId w:val="20"/>
   </w:num>
   <w:num w:numId="17" w16cid:durableId="767431289">
-    <w:abstractNumId w:val="34"/>
+    <w:abstractNumId w:val="38"/>
   </w:num>
   <w:num w:numId="18" w16cid:durableId="2014527353">
-    <w:abstractNumId w:val="36"/>
+    <w:abstractNumId w:val="40"/>
   </w:num>
   <w:num w:numId="19" w16cid:durableId="985209559">
-    <w:abstractNumId w:val="38"/>
+    <w:abstractNumId w:val="44"/>
   </w:num>
   <w:num w:numId="20" w16cid:durableId="1575505820">
-    <w:abstractNumId w:val="12"/>
+    <w:abstractNumId w:val="13"/>
   </w:num>
   <w:num w:numId="21" w16cid:durableId="84688689">
-    <w:abstractNumId w:val="26"/>
+    <w:abstractNumId w:val="28"/>
   </w:num>
   <w:num w:numId="22" w16cid:durableId="1989899900">
     <w:abstractNumId w:val="5"/>
   </w:num>
   <w:num w:numId="23" w16cid:durableId="346753220">
-    <w:abstractNumId w:val="25"/>
+    <w:abstractNumId w:val="27"/>
   </w:num>
   <w:num w:numId="24" w16cid:durableId="742601999">
     <w:abstractNumId w:val="0"/>
   </w:num>
   <w:num w:numId="25" w16cid:durableId="1038819127">
-    <w:abstractNumId w:val="28"/>
+    <w:abstractNumId w:val="30"/>
   </w:num>
   <w:num w:numId="26" w16cid:durableId="75445009">
-    <w:abstractNumId w:val="21"/>
+    <w:abstractNumId w:val="23"/>
   </w:num>
   <w:num w:numId="27" w16cid:durableId="220407289">
-    <w:abstractNumId w:val="29"/>
+    <w:abstractNumId w:val="31"/>
   </w:num>
   <w:num w:numId="28" w16cid:durableId="272253651">
-    <w:abstractNumId w:val="40"/>
+    <w:abstractNumId w:val="46"/>
   </w:num>
   <w:num w:numId="29" w16cid:durableId="493570745">
-    <w:abstractNumId w:val="33"/>
+    <w:abstractNumId w:val="37"/>
   </w:num>
   <w:num w:numId="30" w16cid:durableId="1722823070">
-    <w:abstractNumId w:val="32"/>
+    <w:abstractNumId w:val="34"/>
   </w:num>
   <w:num w:numId="31" w16cid:durableId="189145094">
     <w:abstractNumId w:val="4"/>
   </w:num>
   <w:num w:numId="32" w16cid:durableId="1670983974">
-    <w:abstractNumId w:val="20"/>
+    <w:abstractNumId w:val="22"/>
   </w:num>
   <w:num w:numId="33" w16cid:durableId="336467998">
-    <w:abstractNumId w:val="27"/>
+    <w:abstractNumId w:val="29"/>
   </w:num>
   <w:num w:numId="34" w16cid:durableId="560290115">
-    <w:abstractNumId w:val="13"/>
+    <w:abstractNumId w:val="14"/>
   </w:num>
   <w:num w:numId="35" w16cid:durableId="1840849981">
     <w:abstractNumId w:val="7"/>
@@ -31374,32 +35057,42 @@
     <w:abstractNumId w:val="3"/>
   </w:num>
   <w:num w:numId="37" w16cid:durableId="807934620">
-    <w:abstractNumId w:val="35"/>
+    <w:abstractNumId w:val="39"/>
   </w:num>
   <w:num w:numId="38" w16cid:durableId="328944835">
-    <w:abstractNumId w:val="15"/>
+    <w:abstractNumId w:val="17"/>
   </w:num>
   <w:num w:numId="39" w16cid:durableId="1948999505">
-    <w:abstractNumId w:val="37"/>
+    <w:abstractNumId w:val="42"/>
   </w:num>
   <w:num w:numId="40" w16cid:durableId="14502743">
     <w:abstractNumId w:val="1"/>
   </w:num>
   <w:num w:numId="41" w16cid:durableId="57677462">
-    <w:abstractNumId w:val="19"/>
+    <w:abstractNumId w:val="21"/>
   </w:num>
   <w:num w:numId="42" w16cid:durableId="824904481">
-    <w:abstractNumId w:val="16"/>
+    <w:abstractNumId w:val="18"/>
+  </w:num>
+  <w:num w:numId="43" w16cid:durableId="456604911">
+    <w:abstractNumId w:val="36"/>
+  </w:num>
+  <w:num w:numId="44" w16cid:durableId="1503423769">
+    <w:abstractNumId w:val="41"/>
+  </w:num>
+  <w:num w:numId="45" w16cid:durableId="659769126">
+    <w:abstractNumId w:val="35"/>
+  </w:num>
+  <w:num w:numId="46" w16cid:durableId="1027608017">
+    <w:abstractNumId w:val="43"/>
+  </w:num>
+  <w:num w:numId="47" w16cid:durableId="2045402117">
+    <w:abstractNumId w:val="9"/>
+  </w:num>
+  <w:num w:numId="48" w16cid:durableId="63139321">
+    <w:abstractNumId w:val="15"/>
   </w:num>
 </w:numbering>
-</file>
-
-<file path=word/people.xml><?xml version="1.0" encoding="utf-8"?>
-<w15:people xmlns:wpc="http://schemas.microsoft.com/office/word/2010/wordprocessingCanvas" xmlns:cx="http://schemas.microsoft.com/office/drawing/2014/chartex" xmlns:cx1="http://schemas.microsoft.com/office/drawing/2015/9/8/chartex" xmlns:cx2="http://schemas.microsoft.com/office/drawing/2015/10/21/chartex" xmlns:cx3="http://schemas.microsoft.com/office/drawing/2016/5/9/chartex" xmlns:cx4="http://schemas.microsoft.com/office/drawing/2016/5/10/chartex" xmlns:cx5="http://schemas.microsoft.com/office/drawing/2016/5/11/chartex" xmlns:cx6="http://schemas.microsoft.com/office/drawing/2016/5/12/chartex" xmlns:cx7="http://schemas.microsoft.com/office/drawing/2016/5/13/chartex" xmlns:cx8="http://schemas.microsoft.com/office/drawing/2016/5/14/chartex" xmlns:mc="http://schemas.openxmlformats.org/markup-compatibility/2006" xmlns:aink="http://schemas.microsoft.com/office/drawing/2016/ink" xmlns:am3d="http://schemas.microsoft.com/office/drawing/2017/model3d" xmlns:o="urn:schemas-microsoft-com:office:office" xmlns:oel="http://schemas.microsoft.com/office/2019/extlst" xmlns:r="http://schemas.openxmlformats.org/officeDocument/2006/relationships" xmlns:m="http://schemas.openxmlformats.org/officeDocument/2006/math" xmlns:v="urn:schemas-microsoft-com:vml" xmlns:wp14="http://schemas.microsoft.com/office/word/2010/wordprocessingDrawing" xmlns:wp="http://schemas.openxmlformats.org/drawingml/2006/wordprocessingDrawing" xmlns:w10="urn:schemas-microsoft-com:office:word" xmlns:w="http://schemas.openxmlformats.org/wordprocessingml/2006/main" xmlns:w14="http://schemas.microsoft.com/office/word/2010/wordml" xmlns:w15="http://schemas.microsoft.com/office/word/2012/wordml" xmlns:w16cex="http://schemas.microsoft.com/office/word/2018/wordml/cex" xmlns:w16cid="http://schemas.microsoft.com/office/word/2016/wordml/cid" xmlns:w16="http://schemas.microsoft.com/office/word/2018/wordml" xmlns:w16du="http://schemas.microsoft.com/office/word/2023/wordml/word16du" xmlns:w16sdtdh="http://schemas.microsoft.com/office/word/2020/wordml/sdtdatahash" xmlns:w16sdtfl="http://schemas.microsoft.com/office/word/2024/wordml/sdtformatlock" xmlns:w16se="http://schemas.microsoft.com/office/word/2015/wordml/symex" xmlns:wpg="http://schemas.microsoft.com/office/word/2010/wordprocessingGroup" xmlns:wpi="http://schemas.microsoft.com/office/word/2010/wordprocessingInk" xmlns:wne="http://schemas.microsoft.com/office/word/2006/wordml" xmlns:wps="http://schemas.microsoft.com/office/word/2010/wordprocessingShape" mc:Ignorable="w14 w15 w16se w16cid w16 w16cex w16sdtdh w16sdtfl w16du wp14">
-  <w15:person w15:author="David Kemp (staff)">
-    <w15:presenceInfo w15:providerId="AD" w15:userId="S::David.Kemp1@nottingham.ac.uk::f64b62c4-8fda-4d51-8c81-65a12f42a6bc"/>
-  </w15:person>
-</w15:people>
 </file>
 
 <file path=word/styles.xml><?xml version="1.0" encoding="utf-8"?>
@@ -32841,6 +36534,18 @@
       <w:szCs w:val="20"/>
     </w:rPr>
   </w:style>
+  <w:style w:type="character" w:styleId="FollowedHyperlink">
+    <w:name w:val="FollowedHyperlink"/>
+    <w:basedOn w:val="DefaultParagraphFont"/>
+    <w:uiPriority w:val="99"/>
+    <w:semiHidden/>
+    <w:unhideWhenUsed/>
+    <w:rsid w:val="00755E64"/>
+    <w:rPr>
+      <w:color w:val="96607D" w:themeColor="followedHyperlink"/>
+      <w:u w:val="single"/>
+    </w:rPr>
+  </w:style>
 </w:styles>
 </file>
 
